--- a/Sander2022164_Thiago2022161_Report.docx
+++ b/Sander2022164_Thiago2022161_Report.docx
@@ -359,6 +359,7 @@
           <w:sz w:val="36"/>
           <w:szCs w:val="36"/>
         </w:rPr>
+        <w:lastRenderedPageBreak/>
         <w:t>Abstract</w:t>
       </w:r>
     </w:p>
@@ -1038,7 +1039,7 @@
         <w:pStyle w:val="Heading1"/>
         <w:numPr>
           <w:ilvl w:val="0"/>
-          <w:numId w:val="1"/>
+          <w:numId w:val="2"/>
         </w:numPr>
         <w:ind w:left="630"/>
         <w:jc w:val="both"/>
@@ -1056,6 +1057,7 @@
           <w:bCs/>
           <w:color w:val="auto"/>
         </w:rPr>
+        <w:lastRenderedPageBreak/>
         <w:t>Introduction</w:t>
       </w:r>
     </w:p>
@@ -1065,7 +1067,7 @@
         <w:pStyle w:val="Heading2"/>
         <w:numPr>
           <w:ilvl w:val="1"/>
-          <w:numId w:val="1"/>
+          <w:numId w:val="2"/>
         </w:numPr>
       </w:pPr>
       <w:r>
@@ -1088,6 +1090,7 @@
           <w:id w:val="-667025716"/>
           <w:citation/>
         </w:sdtPr>
+        <w:sdtEndPr/>
         <w:sdtContent>
           <w:r>
             <w:fldChar w:fldCharType="begin"/>
@@ -1168,6 +1171,7 @@
           <w:id w:val="-1831198940"/>
           <w:citation/>
         </w:sdtPr>
+        <w:sdtEndPr/>
         <w:sdtContent>
           <w:r>
             <w:fldChar w:fldCharType="begin"/>
@@ -1211,7 +1215,7 @@
         <w:pStyle w:val="Heading2"/>
         <w:numPr>
           <w:ilvl w:val="1"/>
-          <w:numId w:val="1"/>
+          <w:numId w:val="2"/>
         </w:numPr>
       </w:pPr>
       <w:r>
@@ -1241,7 +1245,7 @@
         <w:pStyle w:val="Heading2"/>
         <w:numPr>
           <w:ilvl w:val="1"/>
-          <w:numId w:val="1"/>
+          <w:numId w:val="2"/>
         </w:numPr>
       </w:pPr>
       <w:r>
@@ -1262,7 +1266,7 @@
         <w:pStyle w:val="Heading2"/>
         <w:numPr>
           <w:ilvl w:val="1"/>
-          <w:numId w:val="1"/>
+          <w:numId w:val="2"/>
         </w:numPr>
       </w:pPr>
       <w:r>
@@ -1276,6 +1280,118 @@
       </w:pPr>
       <w:r>
         <w:t>The project has the following main objectives:</w:t>
+      </w:r>
+    </w:p>
+    <w:p>
+      <w:pPr>
+        <w:pStyle w:val="ListParagraph"/>
+        <w:numPr>
+          <w:ilvl w:val="0"/>
+          <w:numId w:val="34"/>
+        </w:numPr>
+        <w:jc w:val="both"/>
+      </w:pPr>
+      <w:r>
+        <w:t xml:space="preserve">Analyse and preprocess the CICIDS2017 dataset </w:t>
+      </w:r>
+    </w:p>
+    <w:p>
+      <w:pPr>
+        <w:pStyle w:val="ListParagraph"/>
+        <w:numPr>
+          <w:ilvl w:val="0"/>
+          <w:numId w:val="34"/>
+        </w:numPr>
+        <w:jc w:val="both"/>
+      </w:pPr>
+      <w:r>
+        <w:t xml:space="preserve">Detect benign and malicious network traffic patterns </w:t>
+      </w:r>
+    </w:p>
+    <w:p>
+      <w:pPr>
+        <w:pStyle w:val="ListParagraph"/>
+        <w:numPr>
+          <w:ilvl w:val="0"/>
+          <w:numId w:val="34"/>
+        </w:numPr>
+        <w:jc w:val="both"/>
+      </w:pPr>
+      <w:r>
+        <w:t xml:space="preserve">Compare multiple machine learning classification models </w:t>
+      </w:r>
+    </w:p>
+    <w:p>
+      <w:pPr>
+        <w:pStyle w:val="ListParagraph"/>
+        <w:numPr>
+          <w:ilvl w:val="0"/>
+          <w:numId w:val="34"/>
+        </w:numPr>
+        <w:jc w:val="both"/>
+      </w:pPr>
+      <w:r>
+        <w:lastRenderedPageBreak/>
+        <w:t xml:space="preserve">Address class imbalance and rare attack categories </w:t>
+      </w:r>
+    </w:p>
+    <w:p>
+      <w:pPr>
+        <w:pStyle w:val="ListParagraph"/>
+        <w:numPr>
+          <w:ilvl w:val="0"/>
+          <w:numId w:val="34"/>
+        </w:numPr>
+        <w:jc w:val="both"/>
+      </w:pPr>
+      <w:r>
+        <w:t xml:space="preserve">Evaluate models using different performance metrics </w:t>
+      </w:r>
+    </w:p>
+    <w:p>
+      <w:pPr>
+        <w:pStyle w:val="ListParagraph"/>
+        <w:numPr>
+          <w:ilvl w:val="0"/>
+          <w:numId w:val="34"/>
+        </w:numPr>
+        <w:jc w:val="both"/>
+      </w:pPr>
+      <w:r>
+        <w:t xml:space="preserve">Select a lightweight and interpretable IDS solution </w:t>
+      </w:r>
+    </w:p>
+    <w:p>
+      <w:pPr>
+        <w:pStyle w:val="ListParagraph"/>
+        <w:numPr>
+          <w:ilvl w:val="0"/>
+          <w:numId w:val="34"/>
+        </w:numPr>
+        <w:jc w:val="both"/>
+      </w:pPr>
+      <w:r>
+        <w:t>Explore deployment possibilities for smaller organisations</w:t>
+      </w:r>
+    </w:p>
+    <w:p>
+      <w:pPr>
+        <w:pStyle w:val="Heading2"/>
+        <w:numPr>
+          <w:ilvl w:val="1"/>
+          <w:numId w:val="2"/>
+        </w:numPr>
+      </w:pPr>
+      <w:r>
+        <w:t>Research Questions</w:t>
+      </w:r>
+    </w:p>
+    <w:p>
+      <w:pPr>
+        <w:ind w:left="1080"/>
+      </w:pPr>
+      <w:r>
+        <w:t>The research has the objective to answer the following questions:</w:t>
       </w:r>
     </w:p>
     <w:p>
@@ -1288,7 +1404,7 @@
         <w:jc w:val="both"/>
       </w:pPr>
       <w:r>
-        <w:t xml:space="preserve">Analyse and preprocess the CICIDS2017 dataset </w:t>
+        <w:t xml:space="preserve">Which machine learning model performs best for multiclass intrusion detection? </w:t>
       </w:r>
     </w:p>
     <w:p>
@@ -1301,7 +1417,7 @@
         <w:jc w:val="both"/>
       </w:pPr>
       <w:r>
-        <w:t xml:space="preserve">Detect benign and malicious network traffic patterns </w:t>
+        <w:t xml:space="preserve">How does class imbalance affect attack classification performance? </w:t>
       </w:r>
     </w:p>
     <w:p>
@@ -1314,7 +1430,7 @@
         <w:jc w:val="both"/>
       </w:pPr>
       <w:r>
-        <w:t xml:space="preserve">Compare multiple machine learning classification models </w:t>
+        <w:t xml:space="preserve">Can a lightweight and interpretable model achieve strong IDS performance? </w:t>
       </w:r>
     </w:p>
     <w:p>
@@ -1327,46 +1443,7 @@
         <w:jc w:val="both"/>
       </w:pPr>
       <w:r>
-        <w:t xml:space="preserve">Address class imbalance and rare attack categories </w:t>
-      </w:r>
-    </w:p>
-    <w:p>
-      <w:pPr>
-        <w:pStyle w:val="ListParagraph"/>
-        <w:numPr>
-          <w:ilvl w:val="0"/>
-          <w:numId w:val="33"/>
-        </w:numPr>
-        <w:jc w:val="both"/>
-      </w:pPr>
-      <w:r>
-        <w:t xml:space="preserve">Evaluate models using different performance metrics </w:t>
-      </w:r>
-    </w:p>
-    <w:p>
-      <w:pPr>
-        <w:pStyle w:val="ListParagraph"/>
-        <w:numPr>
-          <w:ilvl w:val="0"/>
-          <w:numId w:val="33"/>
-        </w:numPr>
-        <w:jc w:val="both"/>
-      </w:pPr>
-      <w:r>
-        <w:t xml:space="preserve">Select a lightweight and interpretable IDS solution </w:t>
-      </w:r>
-    </w:p>
-    <w:p>
-      <w:pPr>
-        <w:pStyle w:val="ListParagraph"/>
-        <w:numPr>
-          <w:ilvl w:val="0"/>
-          <w:numId w:val="33"/>
-        </w:numPr>
-        <w:jc w:val="both"/>
-      </w:pPr>
-      <w:r>
-        <w:t>Explore deployment possibilities for smaller organisations</w:t>
+        <w:t>What limitations remain in the selected model?</w:t>
       </w:r>
     </w:p>
     <w:p>
@@ -1374,79 +1451,7 @@
         <w:pStyle w:val="Heading2"/>
         <w:numPr>
           <w:ilvl w:val="1"/>
-          <w:numId w:val="1"/>
-        </w:numPr>
-      </w:pPr>
-      <w:r>
-        <w:t>Research Questions</w:t>
-      </w:r>
-    </w:p>
-    <w:p>
-      <w:pPr>
-        <w:ind w:left="1080"/>
-      </w:pPr>
-      <w:r>
-        <w:t>The research has the objective to answer the following questions:</w:t>
-      </w:r>
-    </w:p>
-    <w:p>
-      <w:pPr>
-        <w:pStyle w:val="ListParagraph"/>
-        <w:numPr>
-          <w:ilvl w:val="0"/>
-          <w:numId w:val="32"/>
-        </w:numPr>
-        <w:jc w:val="both"/>
-      </w:pPr>
-      <w:r>
-        <w:t xml:space="preserve">Which machine learning model performs best for multiclass intrusion detection? </w:t>
-      </w:r>
-    </w:p>
-    <w:p>
-      <w:pPr>
-        <w:pStyle w:val="ListParagraph"/>
-        <w:numPr>
-          <w:ilvl w:val="0"/>
-          <w:numId w:val="32"/>
-        </w:numPr>
-        <w:jc w:val="both"/>
-      </w:pPr>
-      <w:r>
-        <w:t xml:space="preserve">How does class imbalance affect attack classification performance? </w:t>
-      </w:r>
-    </w:p>
-    <w:p>
-      <w:pPr>
-        <w:pStyle w:val="ListParagraph"/>
-        <w:numPr>
-          <w:ilvl w:val="0"/>
-          <w:numId w:val="32"/>
-        </w:numPr>
-        <w:jc w:val="both"/>
-      </w:pPr>
-      <w:r>
-        <w:t xml:space="preserve">Can a lightweight and interpretable model achieve strong IDS performance? </w:t>
-      </w:r>
-    </w:p>
-    <w:p>
-      <w:pPr>
-        <w:pStyle w:val="ListParagraph"/>
-        <w:numPr>
-          <w:ilvl w:val="0"/>
-          <w:numId w:val="32"/>
-        </w:numPr>
-        <w:jc w:val="both"/>
-      </w:pPr>
-      <w:r>
-        <w:t>What limitations remain in the selected model?</w:t>
-      </w:r>
-    </w:p>
-    <w:p>
-      <w:pPr>
-        <w:pStyle w:val="Heading2"/>
-        <w:numPr>
-          <w:ilvl w:val="1"/>
-          <w:numId w:val="1"/>
+          <w:numId w:val="2"/>
         </w:numPr>
         <w:rPr>
           <w:color w:val="EE0000"/>
@@ -1487,7 +1492,7 @@
         <w:pStyle w:val="Heading1"/>
         <w:numPr>
           <w:ilvl w:val="0"/>
-          <w:numId w:val="1"/>
+          <w:numId w:val="2"/>
         </w:numPr>
         <w:ind w:left="630"/>
         <w:jc w:val="both"/>
@@ -1513,11 +1518,17 @@
         <w:pStyle w:val="Heading2"/>
         <w:numPr>
           <w:ilvl w:val="1"/>
-          <w:numId w:val="1"/>
+          <w:numId w:val="2"/>
         </w:numPr>
       </w:pPr>
       <w:r>
-        <w:t>Applications of CRIP-DM</w:t>
+        <w:t>Applications of CRI</w:t>
+      </w:r>
+      <w:r>
+        <w:t>S</w:t>
+      </w:r>
+      <w:r>
+        <w:t>P-DM</w:t>
       </w:r>
     </w:p>
     <w:p>
@@ -1560,6 +1571,7 @@
           <w:id w:val="-113062448"/>
           <w:citation/>
         </w:sdtPr>
+        <w:sdtEndPr/>
         <w:sdtContent>
           <w:r>
             <w:fldChar w:fldCharType="begin"/>
@@ -1680,7 +1692,27 @@
           <w:sz w:val="26"/>
           <w:szCs w:val="26"/>
         </w:rPr>
-        <w:t xml:space="preserve"> of CRIP-DM</w:t>
+        <w:t xml:space="preserve"> of CRI</w:t>
+      </w:r>
+      <w:r>
+        <w:rPr>
+          <w:rFonts w:ascii="Times New Roman" w:hAnsi="Times New Roman" w:cs="Times New Roman"/>
+          <w:b/>
+          <w:bCs/>
+          <w:sz w:val="26"/>
+          <w:szCs w:val="26"/>
+        </w:rPr>
+        <w:t>S</w:t>
+      </w:r>
+      <w:r>
+        <w:rPr>
+          <w:rFonts w:ascii="Times New Roman" w:hAnsi="Times New Roman" w:cs="Times New Roman"/>
+          <w:b/>
+          <w:bCs/>
+          <w:sz w:val="26"/>
+          <w:szCs w:val="26"/>
+        </w:rPr>
+        <w:t>P-DM</w:t>
       </w:r>
     </w:p>
     <w:p>
@@ -1706,7 +1738,7 @@
         <w:pStyle w:val="ListParagraph"/>
         <w:numPr>
           <w:ilvl w:val="1"/>
-          <w:numId w:val="34"/>
+          <w:numId w:val="35"/>
         </w:numPr>
         <w:jc w:val="both"/>
       </w:pPr>
@@ -1729,7 +1761,7 @@
         <w:pStyle w:val="ListParagraph"/>
         <w:numPr>
           <w:ilvl w:val="1"/>
-          <w:numId w:val="34"/>
+          <w:numId w:val="35"/>
         </w:numPr>
         <w:jc w:val="both"/>
       </w:pPr>
@@ -1756,7 +1788,7 @@
         <w:pStyle w:val="ListParagraph"/>
         <w:numPr>
           <w:ilvl w:val="1"/>
-          <w:numId w:val="34"/>
+          <w:numId w:val="35"/>
         </w:numPr>
         <w:jc w:val="both"/>
       </w:pPr>
@@ -1779,7 +1811,7 @@
         <w:pStyle w:val="ListParagraph"/>
         <w:numPr>
           <w:ilvl w:val="1"/>
-          <w:numId w:val="34"/>
+          <w:numId w:val="35"/>
         </w:numPr>
         <w:jc w:val="both"/>
       </w:pPr>
@@ -1788,6 +1820,7 @@
           <w:b/>
           <w:bCs/>
         </w:rPr>
+        <w:lastRenderedPageBreak/>
         <w:t>Modelling</w:t>
       </w:r>
       <w:r>
@@ -1802,7 +1835,7 @@
         <w:pStyle w:val="ListParagraph"/>
         <w:numPr>
           <w:ilvl w:val="1"/>
-          <w:numId w:val="34"/>
+          <w:numId w:val="35"/>
         </w:numPr>
         <w:jc w:val="both"/>
       </w:pPr>
@@ -1839,7 +1872,7 @@
         <w:pStyle w:val="ListParagraph"/>
         <w:numPr>
           <w:ilvl w:val="1"/>
-          <w:numId w:val="34"/>
+          <w:numId w:val="35"/>
         </w:numPr>
         <w:jc w:val="both"/>
       </w:pPr>
@@ -1874,7 +1907,7 @@
         <w:pStyle w:val="Heading2"/>
         <w:numPr>
           <w:ilvl w:val="1"/>
-          <w:numId w:val="1"/>
+          <w:numId w:val="2"/>
         </w:numPr>
       </w:pPr>
       <w:r>
@@ -1931,7 +1964,7 @@
         <w:pStyle w:val="Heading2"/>
         <w:numPr>
           <w:ilvl w:val="1"/>
-          <w:numId w:val="1"/>
+          <w:numId w:val="2"/>
         </w:numPr>
       </w:pPr>
       <w:r>
@@ -1957,86 +1990,6 @@
       </w:r>
       <w:r>
         <w:t xml:space="preserve">during the development of the project. </w:t>
-      </w:r>
-    </w:p>
-    <w:p>
-      <w:pPr>
-        <w:pStyle w:val="ListParagraph"/>
-        <w:numPr>
-          <w:ilvl w:val="0"/>
-          <w:numId w:val="36"/>
-        </w:numPr>
-      </w:pPr>
-      <w:r>
-        <w:rPr>
-          <w:b/>
-          <w:bCs/>
-        </w:rPr>
-        <w:t>Python:</w:t>
-      </w:r>
-      <w:r>
-        <w:t xml:space="preserve"> our main programming language, due its extensive machine learning and data analysis libraries.</w:t>
-      </w:r>
-    </w:p>
-    <w:p>
-      <w:pPr>
-        <w:pStyle w:val="ListParagraph"/>
-        <w:numPr>
-          <w:ilvl w:val="0"/>
-          <w:numId w:val="36"/>
-        </w:numPr>
-      </w:pPr>
-      <w:r>
-        <w:rPr>
-          <w:b/>
-          <w:bCs/>
-        </w:rPr>
-        <w:t>Jupyter Notebook:</w:t>
-      </w:r>
-      <w:r>
-        <w:t xml:space="preserve"> used for </w:t>
-      </w:r>
-      <w:r>
-        <w:t xml:space="preserve">documenting our live </w:t>
-      </w:r>
-      <w:r>
-        <w:t xml:space="preserve">code, </w:t>
-      </w:r>
-      <w:r>
-        <w:t>including markdowns</w:t>
-      </w:r>
-      <w:r>
-        <w:t xml:space="preserve"> with findings and comments</w:t>
-      </w:r>
-      <w:r>
-        <w:t>, graphs representations</w:t>
-      </w:r>
-      <w:r>
-        <w:t xml:space="preserve"> and analysis.</w:t>
-      </w:r>
-    </w:p>
-    <w:p>
-      <w:pPr>
-        <w:tabs>
-          <w:tab w:val="left" w:pos="720"/>
-        </w:tabs>
-        <w:ind w:left="630"/>
-        <w:jc w:val="both"/>
-      </w:pPr>
-      <w:r>
-        <w:tab/>
-      </w:r>
-      <w:r>
-        <w:tab/>
-      </w:r>
-      <w:r>
-        <w:t xml:space="preserve">Also, </w:t>
-      </w:r>
-      <w:r>
-        <w:t>the main libraries</w:t>
-      </w:r>
-      <w:r>
-        <w:t xml:space="preserve"> used during the project includes:</w:t>
       </w:r>
     </w:p>
     <w:p>
@@ -2048,7 +2001,14 @@
         </w:numPr>
       </w:pPr>
       <w:r>
-        <w:t xml:space="preserve">Pandas and NumPy for data manipulation </w:t>
+        <w:rPr>
+          <w:b/>
+          <w:bCs/>
+        </w:rPr>
+        <w:t>Python:</w:t>
+      </w:r>
+      <w:r>
+        <w:t xml:space="preserve"> our main programming language, due its extensive machine learning and data analysis libraries.</w:t>
       </w:r>
     </w:p>
     <w:p>
@@ -2059,267 +2019,51 @@
           <w:numId w:val="37"/>
         </w:numPr>
       </w:pPr>
-      <w:r>
-        <w:t xml:space="preserve">Scikit-learn for preprocessing and machine learning models </w:t>
-      </w:r>
-    </w:p>
-    <w:p>
-      <w:pPr>
-        <w:pStyle w:val="ListParagraph"/>
-        <w:numPr>
-          <w:ilvl w:val="0"/>
-          <w:numId w:val="37"/>
-        </w:numPr>
-      </w:pPr>
-      <w:r>
-        <w:t xml:space="preserve">Matplotlib and Seaborn for data visualisation </w:t>
-      </w:r>
-    </w:p>
-    <w:p>
-      <w:pPr>
-        <w:pStyle w:val="ListParagraph"/>
-        <w:numPr>
-          <w:ilvl w:val="0"/>
-          <w:numId w:val="37"/>
-        </w:numPr>
-      </w:pPr>
-      <w:r>
-        <w:t xml:space="preserve">Joblib for model saving and loading </w:t>
-      </w:r>
-    </w:p>
-    <w:p>
-      <w:pPr>
-        <w:pStyle w:val="ListParagraph"/>
-        <w:numPr>
-          <w:ilvl w:val="0"/>
-          <w:numId w:val="37"/>
-        </w:numPr>
-      </w:pPr>
-      <w:r>
-        <w:t>Streamlit for deployment prototype planning</w:t>
-      </w:r>
-    </w:p>
-    <w:p/>
-    <w:p>
-      <w:pPr>
-        <w:ind w:left="1080"/>
-        <w:jc w:val="both"/>
-      </w:pPr>
-    </w:p>
-    <w:p>
-      <w:pPr>
-        <w:ind w:left="720"/>
-      </w:pPr>
-    </w:p>
-    <w:p>
-      <w:pPr>
-        <w:ind w:firstLine="720"/>
-        <w:jc w:val="both"/>
-      </w:pPr>
-    </w:p>
-    <w:p/>
-    <w:p/>
-    <w:p/>
-    <w:p/>
-    <w:p>
-      <w:pPr>
-        <w:pStyle w:val="Heading1"/>
-        <w:numPr>
-          <w:ilvl w:val="0"/>
-          <w:numId w:val="1"/>
-        </w:numPr>
+      <w:proofErr w:type="spellStart"/>
+      <w:r>
+        <w:rPr>
+          <w:b/>
+          <w:bCs/>
+        </w:rPr>
+        <w:t>Jupyter</w:t>
+      </w:r>
+      <w:proofErr w:type="spellEnd"/>
+      <w:r>
+        <w:rPr>
+          <w:b/>
+          <w:bCs/>
+        </w:rPr>
+        <w:t xml:space="preserve"> Notebook:</w:t>
+      </w:r>
+      <w:r>
+        <w:t xml:space="preserve"> used for </w:t>
+      </w:r>
+      <w:r>
+        <w:t xml:space="preserve">documenting our live </w:t>
+      </w:r>
+      <w:r>
+        <w:t xml:space="preserve">code, </w:t>
+      </w:r>
+      <w:r>
+        <w:t>including markdowns</w:t>
+      </w:r>
+      <w:r>
+        <w:t xml:space="preserve"> with findings and comments</w:t>
+      </w:r>
+      <w:r>
+        <w:t>, graphs representations</w:t>
+      </w:r>
+      <w:r>
+        <w:t xml:space="preserve"> and analysis.</w:t>
+      </w:r>
+    </w:p>
+    <w:p>
+      <w:pPr>
+        <w:tabs>
+          <w:tab w:val="left" w:pos="720"/>
+        </w:tabs>
         <w:ind w:left="630"/>
         <w:jc w:val="both"/>
-        <w:rPr>
-          <w:rFonts w:ascii="Times New Roman" w:hAnsi="Times New Roman" w:cs="Times New Roman"/>
-          <w:b/>
-          <w:bCs/>
-          <w:color w:val="auto"/>
-        </w:rPr>
-      </w:pPr>
-      <w:r>
-        <w:rPr>
-          <w:rFonts w:ascii="Times New Roman" w:hAnsi="Times New Roman" w:cs="Times New Roman"/>
-          <w:b/>
-          <w:bCs/>
-          <w:color w:val="auto"/>
-        </w:rPr>
-        <w:t>Business Understanding</w:t>
-      </w:r>
-      <w:r>
-        <w:rPr>
-          <w:rFonts w:ascii="Times New Roman" w:hAnsi="Times New Roman" w:cs="Times New Roman"/>
-          <w:b/>
-          <w:bCs/>
-          <w:color w:val="auto"/>
-        </w:rPr>
-        <w:t xml:space="preserve"> </w:t>
-      </w:r>
-      <w:r>
-        <w:rPr>
-          <w:rFonts w:ascii="Times New Roman" w:hAnsi="Times New Roman" w:cs="Times New Roman"/>
-          <w:b/>
-          <w:bCs/>
-          <w:color w:val="auto"/>
-        </w:rPr>
-        <w:t xml:space="preserve">(CRISP-DM Phase </w:t>
-      </w:r>
-      <w:r>
-        <w:rPr>
-          <w:rFonts w:ascii="Times New Roman" w:hAnsi="Times New Roman" w:cs="Times New Roman"/>
-          <w:b/>
-          <w:bCs/>
-          <w:color w:val="auto"/>
-        </w:rPr>
-        <w:t>1</w:t>
-      </w:r>
-      <w:r>
-        <w:rPr>
-          <w:rFonts w:ascii="Times New Roman" w:hAnsi="Times New Roman" w:cs="Times New Roman"/>
-          <w:b/>
-          <w:bCs/>
-          <w:color w:val="auto"/>
-        </w:rPr>
-        <w:t>)</w:t>
-      </w:r>
-    </w:p>
-    <w:p/>
-    <w:p/>
-    <w:p/>
-    <w:p>
-      <w:pPr>
-        <w:pStyle w:val="Heading1"/>
-        <w:numPr>
-          <w:ilvl w:val="0"/>
-          <w:numId w:val="1"/>
-        </w:numPr>
-        <w:ind w:left="630"/>
-        <w:jc w:val="both"/>
-        <w:rPr>
-          <w:rFonts w:ascii="Times New Roman" w:hAnsi="Times New Roman" w:cs="Times New Roman"/>
-          <w:b/>
-          <w:bCs/>
-          <w:color w:val="auto"/>
-        </w:rPr>
-      </w:pPr>
-      <w:r>
-        <w:rPr>
-          <w:rFonts w:ascii="Times New Roman" w:hAnsi="Times New Roman" w:cs="Times New Roman"/>
-          <w:b/>
-          <w:bCs/>
-          <w:color w:val="auto"/>
-        </w:rPr>
-        <w:t>Data Understanding</w:t>
-      </w:r>
-      <w:r>
-        <w:rPr>
-          <w:rFonts w:ascii="Times New Roman" w:hAnsi="Times New Roman" w:cs="Times New Roman"/>
-          <w:b/>
-          <w:bCs/>
-          <w:color w:val="auto"/>
-        </w:rPr>
-        <w:t xml:space="preserve"> </w:t>
-      </w:r>
-      <w:r>
-        <w:rPr>
-          <w:rFonts w:ascii="Times New Roman" w:hAnsi="Times New Roman" w:cs="Times New Roman"/>
-          <w:b/>
-          <w:bCs/>
-          <w:color w:val="auto"/>
-        </w:rPr>
-        <w:t xml:space="preserve">(CRISP-DM Phase </w:t>
-      </w:r>
-      <w:r>
-        <w:rPr>
-          <w:rFonts w:ascii="Times New Roman" w:hAnsi="Times New Roman" w:cs="Times New Roman"/>
-          <w:b/>
-          <w:bCs/>
-          <w:color w:val="auto"/>
-        </w:rPr>
-        <w:t>2</w:t>
-      </w:r>
-      <w:r>
-        <w:rPr>
-          <w:rFonts w:ascii="Times New Roman" w:hAnsi="Times New Roman" w:cs="Times New Roman"/>
-          <w:b/>
-          <w:bCs/>
-          <w:color w:val="auto"/>
-        </w:rPr>
-        <w:t>)</w:t>
-      </w:r>
-    </w:p>
-    <w:p/>
-    <w:p/>
-    <w:p>
-      <w:pPr>
-        <w:pStyle w:val="Heading1"/>
-        <w:numPr>
-          <w:ilvl w:val="0"/>
-          <w:numId w:val="1"/>
-        </w:numPr>
-        <w:ind w:left="630"/>
-        <w:jc w:val="both"/>
-        <w:rPr>
-          <w:rFonts w:ascii="Times New Roman" w:hAnsi="Times New Roman" w:cs="Times New Roman"/>
-          <w:b/>
-          <w:bCs/>
-          <w:color w:val="auto"/>
-        </w:rPr>
-      </w:pPr>
-      <w:r>
-        <w:rPr>
-          <w:rFonts w:ascii="Times New Roman" w:hAnsi="Times New Roman" w:cs="Times New Roman"/>
-          <w:b/>
-          <w:bCs/>
-          <w:color w:val="auto"/>
-        </w:rPr>
-        <w:t>Data Preparation</w:t>
-      </w:r>
-      <w:r>
-        <w:rPr>
-          <w:rFonts w:ascii="Times New Roman" w:hAnsi="Times New Roman" w:cs="Times New Roman"/>
-          <w:b/>
-          <w:bCs/>
-          <w:color w:val="auto"/>
-        </w:rPr>
-        <w:t xml:space="preserve"> </w:t>
-      </w:r>
-      <w:r>
-        <w:rPr>
-          <w:rFonts w:ascii="Times New Roman" w:hAnsi="Times New Roman" w:cs="Times New Roman"/>
-          <w:b/>
-          <w:bCs/>
-          <w:color w:val="auto"/>
-        </w:rPr>
-        <w:t xml:space="preserve">(CRISP-DM Phase </w:t>
-      </w:r>
-      <w:r>
-        <w:rPr>
-          <w:rFonts w:ascii="Times New Roman" w:hAnsi="Times New Roman" w:cs="Times New Roman"/>
-          <w:b/>
-          <w:bCs/>
-          <w:color w:val="auto"/>
-        </w:rPr>
-        <w:t>3</w:t>
-      </w:r>
-      <w:r>
-        <w:rPr>
-          <w:rFonts w:ascii="Times New Roman" w:hAnsi="Times New Roman" w:cs="Times New Roman"/>
-          <w:b/>
-          <w:bCs/>
-          <w:color w:val="auto"/>
-        </w:rPr>
-        <w:t>)</w:t>
-      </w:r>
-    </w:p>
-    <w:p>
-      <w:pPr>
-        <w:tabs>
-          <w:tab w:val="left" w:pos="270"/>
-          <w:tab w:val="left" w:pos="720"/>
-        </w:tabs>
-        <w:ind w:left="180"/>
-        <w:jc w:val="both"/>
       </w:pPr>
       <w:r>
         <w:tab/>
@@ -2328,154 +2072,13 @@
         <w:tab/>
       </w:r>
       <w:r>
-        <w:t>After cleaning the dataset, the next step was to prepare it for machine learning. Data preparation is necessary because most machine learning algorithms require the data to be organised into a structured format before training can begin.</w:t>
-      </w:r>
-    </w:p>
-    <w:p>
-      <w:pPr>
-        <w:pStyle w:val="Heading2"/>
-        <w:numPr>
-          <w:ilvl w:val="1"/>
-          <w:numId w:val="1"/>
-        </w:numPr>
-      </w:pPr>
-      <w:r>
-        <w:t>Target Definition</w:t>
-      </w:r>
-    </w:p>
-    <w:p>
-      <w:pPr>
-        <w:tabs>
-          <w:tab w:val="left" w:pos="720"/>
-        </w:tabs>
-        <w:ind w:left="630"/>
-        <w:jc w:val="both"/>
-      </w:pPr>
-      <w:r>
-        <w:tab/>
-      </w:r>
-      <w:r>
-        <w:tab/>
-      </w:r>
-      <w:r>
-        <w:t xml:space="preserve">Our IDS is a multiclass intrusion detection problem. The “Label” column </w:t>
-      </w:r>
-      <w:r>
-        <w:t xml:space="preserve">was </w:t>
-      </w:r>
-      <w:r>
-        <w:t>selected</w:t>
-      </w:r>
-      <w:r>
-        <w:t xml:space="preserve"> as the target variable because each unique value represents either benign traffic or a specific attack category.</w:t>
-      </w:r>
-    </w:p>
-    <w:p>
-      <w:pPr>
-        <w:tabs>
-          <w:tab w:val="left" w:pos="720"/>
-        </w:tabs>
-        <w:ind w:left="630"/>
-        <w:jc w:val="both"/>
-      </w:pPr>
-      <w:r>
-        <w:tab/>
-      </w:r>
-      <w:r>
-        <w:tab/>
-      </w:r>
-      <w:r>
-        <w:t xml:space="preserve">The objective of this model was not to simplify the problem into binary </w:t>
-      </w:r>
-      <w:r>
-        <w:t>classification but</w:t>
-      </w:r>
-      <w:r>
-        <w:t xml:space="preserve"> instead </w:t>
-      </w:r>
-      <w:r>
-        <w:t xml:space="preserve">preserve the multiclass structure of the dataset which represents a more realistic </w:t>
-      </w:r>
-      <w:r>
-        <w:t>intrusion detection experiment.</w:t>
-      </w:r>
-    </w:p>
-    <w:p>
-      <w:pPr>
-        <w:tabs>
-          <w:tab w:val="left" w:pos="720"/>
-        </w:tabs>
-        <w:ind w:left="630"/>
-        <w:jc w:val="both"/>
-      </w:pPr>
-      <w:r>
-        <w:tab/>
-      </w:r>
-      <w:r>
-        <w:tab/>
-      </w:r>
-      <w:r>
-        <w:t>The cleaned dataset contained 15 unique traffic classes before the controlled dataset preparation phase.</w:t>
-      </w:r>
-    </w:p>
-    <w:p>
-      <w:pPr>
-        <w:pStyle w:val="Heading2"/>
-        <w:numPr>
-          <w:ilvl w:val="1"/>
-          <w:numId w:val="1"/>
-        </w:numPr>
-      </w:pPr>
-      <w:r>
-        <w:t>Feature and Target Separation</w:t>
-      </w:r>
-    </w:p>
-    <w:p>
-      <w:pPr>
-        <w:tabs>
-          <w:tab w:val="left" w:pos="720"/>
-        </w:tabs>
-        <w:ind w:left="630"/>
-        <w:jc w:val="both"/>
-      </w:pPr>
-      <w:r>
-        <w:tab/>
-      </w:r>
-      <w:r>
-        <w:tab/>
-      </w:r>
-      <w:r>
-        <w:t xml:space="preserve">To prepare the dataset for </w:t>
-      </w:r>
-      <w:r>
-        <w:t>machine learning, it was split into predictor variable (X) and target variable (y)</w:t>
-      </w:r>
-      <w:r>
-        <w:t>. X comprehends all features except our target feature which is y.</w:t>
-      </w:r>
-      <w:r>
-        <w:t xml:space="preserve"> This separation is necessary because ML models must clearly distinguish between predictor variables and the output class during training</w:t>
-      </w:r>
-      <w:r>
-        <w:t>.</w:t>
-      </w:r>
-    </w:p>
-    <w:p>
-      <w:pPr>
-        <w:tabs>
-          <w:tab w:val="left" w:pos="720"/>
-        </w:tabs>
-        <w:ind w:left="630"/>
-        <w:jc w:val="both"/>
-      </w:pPr>
-      <w:r>
-        <w:tab/>
-      </w:r>
-      <w:r>
-        <w:tab/>
-      </w:r>
-      <w:r>
-        <w:t>After separation we have:</w:t>
+        <w:t xml:space="preserve">Also, </w:t>
+      </w:r>
+      <w:r>
+        <w:t>the main libraries</w:t>
+      </w:r>
+      <w:r>
+        <w:t xml:space="preserve"> used during the project includes:</w:t>
       </w:r>
     </w:p>
     <w:p>
@@ -2485,13 +2088,9 @@
           <w:ilvl w:val="0"/>
           <w:numId w:val="38"/>
         </w:numPr>
-        <w:ind w:left="1710"/>
-      </w:pPr>
-      <w:r>
-        <w:t xml:space="preserve">X = </w:t>
-      </w:r>
-      <w:r>
-        <w:t xml:space="preserve">Feature matrix shape: (2520798, 70) </w:t>
+      </w:pPr>
+      <w:r>
+        <w:t xml:space="preserve">Pandas and NumPy for data manipulation </w:t>
       </w:r>
     </w:p>
     <w:p>
@@ -2501,22 +2100,870 @@
           <w:ilvl w:val="0"/>
           <w:numId w:val="38"/>
         </w:numPr>
-        <w:ind w:left="1710"/>
-      </w:pPr>
-      <w:r>
-        <w:t xml:space="preserve">y = </w:t>
-      </w:r>
-      <w:r>
-        <w:t>Target vector shape: (2520798,)</w:t>
-      </w:r>
-    </w:p>
-    <w:p>
-      <w:pPr>
-        <w:tabs>
-          <w:tab w:val="left" w:pos="720"/>
-        </w:tabs>
+      </w:pPr>
+      <w:r>
+        <w:t xml:space="preserve">Scikit-learn for preprocessing and machine learning models </w:t>
+      </w:r>
+    </w:p>
+    <w:p>
+      <w:pPr>
+        <w:pStyle w:val="ListParagraph"/>
+        <w:numPr>
+          <w:ilvl w:val="0"/>
+          <w:numId w:val="38"/>
+        </w:numPr>
+      </w:pPr>
+      <w:r>
+        <w:t xml:space="preserve">Matplotlib and Seaborn for data visualisation </w:t>
+      </w:r>
+    </w:p>
+    <w:p>
+      <w:pPr>
+        <w:pStyle w:val="ListParagraph"/>
+        <w:numPr>
+          <w:ilvl w:val="0"/>
+          <w:numId w:val="38"/>
+        </w:numPr>
+      </w:pPr>
+      <w:proofErr w:type="spellStart"/>
+      <w:r>
+        <w:t>Joblib</w:t>
+      </w:r>
+      <w:proofErr w:type="spellEnd"/>
+      <w:r>
+        <w:t xml:space="preserve"> for model saving and loading </w:t>
+      </w:r>
+    </w:p>
+    <w:p>
+      <w:pPr>
+        <w:pStyle w:val="ListParagraph"/>
+        <w:numPr>
+          <w:ilvl w:val="0"/>
+          <w:numId w:val="38"/>
+        </w:numPr>
+      </w:pPr>
+      <w:r>
+        <w:t>Streamlit for deployment prototype planning</w:t>
+      </w:r>
+    </w:p>
+    <w:p>
+      <w:pPr>
+        <w:pStyle w:val="Heading1"/>
+        <w:numPr>
+          <w:ilvl w:val="0"/>
+          <w:numId w:val="2"/>
+        </w:numPr>
         <w:ind w:left="630"/>
         <w:jc w:val="both"/>
+        <w:rPr>
+          <w:rFonts w:ascii="Times New Roman" w:hAnsi="Times New Roman" w:cs="Times New Roman"/>
+          <w:b/>
+          <w:bCs/>
+          <w:color w:val="auto"/>
+        </w:rPr>
+      </w:pPr>
+      <w:r>
+        <w:rPr>
+          <w:rFonts w:ascii="Times New Roman" w:hAnsi="Times New Roman" w:cs="Times New Roman"/>
+          <w:b/>
+          <w:bCs/>
+          <w:color w:val="auto"/>
+        </w:rPr>
+        <w:t>Business Understanding (CRISP-DM Phase 1)</w:t>
+      </w:r>
+    </w:p>
+    <w:p>
+      <w:r>
+        <w:t>Here, we identify the real problem before starting the technical process.</w:t>
+      </w:r>
+    </w:p>
+    <w:p>
+      <w:pPr>
+        <w:pStyle w:val="Heading2"/>
+      </w:pPr>
+      <w:r>
+        <w:t>3.1 Problem Definition</w:t>
+      </w:r>
+    </w:p>
+    <w:p>
+      <w:r>
+        <w:t>Cybersecurity is an important challenge for modern organisations. Businesses depend on networks, cloud systems, remote access, and online services. As a result, network attacks can cause downtime, data exposure, financial loss and loss of trust (O'Donovan, 2025).</w:t>
+      </w:r>
+    </w:p>
+    <w:p>
+      <w:r>
+        <w:lastRenderedPageBreak/>
+        <w:t>Large organisations may have dedicated cybersecurity teams and robust monitoring systems. However, many SMEs, small offices and local organisations don’t have the same resources (Zamani, 2022).</w:t>
+      </w:r>
+    </w:p>
+    <w:p>
+      <w:r>
+        <w:t>These organisations may not detect suspicious network traffic in time, as network logs can be large and complex to analyse manually. These organisations might be vulnerable to attacks such as DDoS, brute force, web attacks, and port scanning if suspicious activity goes undetected or is detected too late.</w:t>
+      </w:r>
+    </w:p>
+    <w:p>
+      <w:r>
+        <w:t>So, this project focuses on using machine learning for intrusion detection to classify network traffic as benign or attack categories (</w:t>
+      </w:r>
+      <w:proofErr w:type="spellStart"/>
+      <w:r>
+        <w:t>Sharafaldin</w:t>
+      </w:r>
+      <w:proofErr w:type="spellEnd"/>
+      <w:r>
+        <w:t xml:space="preserve"> et al., 2018). It’s not intended to be a full enterprise security solution. It’s a lightweight decision-support prototype for IT administrators and MSP technicians.</w:t>
+      </w:r>
+    </w:p>
+    <w:p>
+      <w:pPr>
+        <w:pStyle w:val="Heading2"/>
+      </w:pPr>
+      <w:r>
+        <w:t>3.2 Business Context and Market Need</w:t>
+      </w:r>
+    </w:p>
+    <w:p>
+      <w:r>
+        <w:t>The business need is driven by the lack of affordable and simple cybersecurity tools for smaller companies. They still need protection, but may not have the budget, staff or infrastructure necessary for complex enterprise systems (Zamani, 2022).</w:t>
+      </w:r>
+    </w:p>
+    <w:p>
+      <w:r>
+        <w:t>A lightweight IDS can help analyse network flow data and display traffic classifications in a simpler way. This can reduce manual log analysis and enhance visibility of suspicious traffic.</w:t>
+      </w:r>
+    </w:p>
+    <w:p>
+      <w:r>
+        <w:t>The focus of this project is SMEs, small offices, and MSP environments as these are the types of organisations where a low-cost and understandable tool might be useful.</w:t>
+      </w:r>
+    </w:p>
+    <w:p>
+      <w:pPr>
+        <w:pStyle w:val="Heading2"/>
+      </w:pPr>
+      <w:r>
+        <w:t>3.3 Stakeholders</w:t>
+      </w:r>
+    </w:p>
+    <w:p>
+      <w:r>
+        <w:t>Key stakeholders include SME owners and managers, IT administrators, MSP technicians, network/security analysts and end users.</w:t>
+      </w:r>
+    </w:p>
+    <w:p>
+      <w:r>
+        <w:t>Business continuity, customer trust and operational risk are the responsibility of SME owners and managers. IT administrators and MSP technicians are direct users as they might use the system to investigate suspicious traffic and prioritize alerts. End users are indirect stakeholders as they may be impacted by downtime, account compromise or data exposure.</w:t>
+      </w:r>
+    </w:p>
+    <w:p>
+      <w:pPr>
+        <w:pStyle w:val="Heading2"/>
+      </w:pPr>
+      <w:r>
+        <w:t>3.4 Business Objectives</w:t>
+      </w:r>
+    </w:p>
+    <w:p>
+      <w:r>
+        <w:t>The primary business goal is to create a lightweight prototype IDS for earlier detection of suspicious network traffic.</w:t>
+      </w:r>
+    </w:p>
+    <w:p>
+      <w:r>
+        <w:t>To achieve that, the system aims to reduce manual network log analysis by using machine learning to classify traffic into benign or attack categories. This can improve visibility of suspicious traffic and provide simple alert reports to support IT decision-making.</w:t>
+      </w:r>
+    </w:p>
+    <w:p>
+      <w:r>
+        <w:t>From a machine learning perspective, the aim is to train and compare classification models with the CICIDS2017 dataset (</w:t>
+      </w:r>
+      <w:proofErr w:type="spellStart"/>
+      <w:r>
+        <w:t>Sharafaldin</w:t>
+      </w:r>
+      <w:proofErr w:type="spellEnd"/>
+      <w:r>
+        <w:t xml:space="preserve"> et al., 2018). The models need to be tested using appropriate metrics as accuracy is not a reliable result in an imbalanced IDS dataset </w:t>
+      </w:r>
+      <w:r>
+        <w:rPr>
+          <w:rFonts w:eastAsia="Times New Roman" w:cs="Times New Roman"/>
+          <w:szCs w:val="24"/>
+        </w:rPr>
+        <w:t>(Engelen et al., 2021)</w:t>
+      </w:r>
+      <w:r>
+        <w:t>.</w:t>
+      </w:r>
+    </w:p>
+    <w:p>
+      <w:pPr>
+        <w:pStyle w:val="Heading2"/>
+      </w:pPr>
+      <w:r>
+        <w:lastRenderedPageBreak/>
+        <w:t>3.5 Business Success Criteria</w:t>
+      </w:r>
+    </w:p>
+    <w:p>
+      <w:r>
+        <w:t>The success of the project can be determined by the development of a machine learning model that’s able to classify the traffic types from the prepared dataset in a transparent and reliable manner.</w:t>
+      </w:r>
+    </w:p>
+    <w:p>
+      <w:r>
+        <w:t xml:space="preserve">The chosen model should perform well, but also be simple, fast, and interpretable. </w:t>
+      </w:r>
+    </w:p>
+    <w:p>
+      <w:r>
+        <w:t>The project should also include a simple deployment concept, such as a Streamlit dashboard, where an IT administrator or MSP tech could upload the traffic data and check predictions and alert reports (Streamlit, 2024).</w:t>
+      </w:r>
+    </w:p>
+    <w:p>
+      <w:pPr>
+        <w:pStyle w:val="Heading2"/>
+      </w:pPr>
+      <w:r>
+        <w:t>3.6 SWOT analysis</w:t>
+      </w:r>
+    </w:p>
+    <w:p>
+      <w:r>
+        <w:t>A SWOT analysis is used to evaluate the Strengths, Weaknesses, Opportunities, and Threats of our prototype in the market (Kenton, 2025).</w:t>
+      </w:r>
+    </w:p>
+    <w:p>
+      <w:r>
+        <w:t>Strengths: The system is lightweight, useful and less complex than other enterprise solutions. The chosen technologies are open-source and low-cost (Scikit-learn, 2025; Streamlit, 2024).</w:t>
+      </w:r>
+    </w:p>
+    <w:p>
+      <w:r>
+        <w:t xml:space="preserve">Weaknesses: The model is trained on historical data, and it doesn’t update automatically. The dataset is simulated and may not fully reflect every real organization. Some attack types have very low support (Engelen et al., 2021; </w:t>
+      </w:r>
+      <w:proofErr w:type="spellStart"/>
+      <w:r>
+        <w:t>Sharafaldin</w:t>
+      </w:r>
+      <w:proofErr w:type="spellEnd"/>
+      <w:r>
+        <w:t>, et al., 2018).</w:t>
+      </w:r>
+    </w:p>
+    <w:p>
+      <w:r>
+        <w:t>Opportunities: Many SMEs require affordable cybersecurity support. MSPs could also use this tool to support clients with limited resources.</w:t>
+      </w:r>
+    </w:p>
+    <w:p>
+      <w:r>
+        <w:t>Threats: Large cybersecurity vendors provide more robust platforms. Integrated systems may be preferred by some organisations. There are also quick changes in cyberattack techniques, which can make the model less effective if it’s not updated.</w:t>
+      </w:r>
+    </w:p>
+    <w:p>
+      <w:r>
+        <w:t>Overall, the project has practical value, but it should be seen as a decision-support tool, not as a replacement for a full cybersecurity platform.</w:t>
+      </w:r>
+    </w:p>
+    <w:p>
+      <w:pPr>
+        <w:pStyle w:val="Heading2"/>
+      </w:pPr>
+      <w:r>
+        <w:t>3.7 Legal and Ethical Issues</w:t>
+      </w:r>
+    </w:p>
+    <w:p>
+      <w:r>
+        <w:t>There are legal and ethical issues when developing an IDS. A real implementation could process network flow records, IP addresses, ports, timestamps, and device-related information.</w:t>
+      </w:r>
+    </w:p>
+    <w:p>
+      <w:r>
+        <w:t>Therefore, privacy and data protection must be addressed. The system should follow GDPR principles, such as lawful processing, data minimisation, secure storage, and controlled access. Only the information necessary for security monitoring should be collected and not the entire content of user communication (GDPR, 2018; ICO, 2024).</w:t>
+      </w:r>
+    </w:p>
+    <w:p>
+      <w:r>
+        <w:t>There are also ethical issues with machine learning predictions. A false positive occurs when normal traffic is identified as suspicious traffic, increasing the workload. A false negative occurs when malicious traffic is incorrectly classified as benign, which is risky as an attack may be undetected (NIST, 2024).</w:t>
+      </w:r>
+    </w:p>
+    <w:p>
+      <w:r>
+        <w:t>Therefore, it must be used as a decision-support tool and shouldn’t block traffic itself without human review.</w:t>
+      </w:r>
+    </w:p>
+    <w:p>
+      <w:pPr>
+        <w:pStyle w:val="Heading2"/>
+      </w:pPr>
+      <w:r>
+        <w:lastRenderedPageBreak/>
+        <w:t>3.8 Technology Selection</w:t>
+      </w:r>
+    </w:p>
+    <w:p>
+      <w:r>
+        <w:t xml:space="preserve">The key technologies used in this project are Python, Scikit-learn, </w:t>
+      </w:r>
+      <w:proofErr w:type="spellStart"/>
+      <w:r>
+        <w:t>Jupyter</w:t>
+      </w:r>
+      <w:proofErr w:type="spellEnd"/>
+      <w:r>
+        <w:t xml:space="preserve"> Notebook, and Streamlit.</w:t>
+      </w:r>
+    </w:p>
+    <w:p>
+      <w:r>
+        <w:t>We chose Python and Scikit-learn because they provide the necessary tools and libraries for data analysis, preprocessing, training, and evaluation (Scikit-learn, 2025).</w:t>
+      </w:r>
+    </w:p>
+    <w:p>
+      <w:r>
+        <w:t xml:space="preserve">Code, output, graphs and explanations are all kept within </w:t>
+      </w:r>
+      <w:proofErr w:type="spellStart"/>
+      <w:r>
+        <w:t>Jupyter</w:t>
+      </w:r>
+      <w:proofErr w:type="spellEnd"/>
+      <w:r>
+        <w:t xml:space="preserve"> Notebook. Streamlit was chosen for the dashboard prototype as it can be used with Python to build a simple interface without complex web development (Streamlit, 2024).</w:t>
+      </w:r>
+    </w:p>
+    <w:p>
+      <w:r>
+        <w:t>We chose these technologies because they are practical, open-source, and easy to implement on a lightweight prototype.</w:t>
+      </w:r>
+    </w:p>
+    <w:p>
+      <w:pPr>
+        <w:pStyle w:val="Heading2"/>
+      </w:pPr>
+      <w:r>
+        <w:t>3.9 Business Risks &amp; Limitations</w:t>
+      </w:r>
+    </w:p>
+    <w:p>
+      <w:r>
+        <w:t>The main limitation is that the model is trained on a historical dataset. The model would require retraining as the cyber threats evolve over time (Engelen et al., 2021; O'Donovan, 2025). False positives can lead to false alarms, and false negatives can be more severe because real attacks might be missed. Therefore, the final IDS still needs human supervision and further testing before real-world deployment.</w:t>
+      </w:r>
+    </w:p>
+    <w:p>
+      <w:pPr>
+        <w:pStyle w:val="Heading1"/>
+        <w:numPr>
+          <w:ilvl w:val="0"/>
+          <w:numId w:val="2"/>
+        </w:numPr>
+        <w:ind w:left="630"/>
+        <w:jc w:val="both"/>
+        <w:rPr>
+          <w:rFonts w:ascii="Times New Roman" w:hAnsi="Times New Roman" w:cs="Times New Roman"/>
+          <w:b/>
+          <w:bCs/>
+          <w:color w:val="auto"/>
+        </w:rPr>
+      </w:pPr>
+      <w:r>
+        <w:rPr>
+          <w:rFonts w:ascii="Times New Roman" w:hAnsi="Times New Roman" w:cs="Times New Roman"/>
+          <w:b/>
+          <w:bCs/>
+          <w:color w:val="auto"/>
+        </w:rPr>
+        <w:t>Data Understanding</w:t>
+      </w:r>
+      <w:r>
+        <w:rPr>
+          <w:rFonts w:ascii="Times New Roman" w:hAnsi="Times New Roman" w:cs="Times New Roman"/>
+          <w:b/>
+          <w:bCs/>
+          <w:color w:val="auto"/>
+        </w:rPr>
+        <w:t xml:space="preserve"> </w:t>
+      </w:r>
+      <w:r>
+        <w:rPr>
+          <w:rFonts w:ascii="Times New Roman" w:hAnsi="Times New Roman" w:cs="Times New Roman"/>
+          <w:b/>
+          <w:bCs/>
+          <w:color w:val="auto"/>
+        </w:rPr>
+        <w:t xml:space="preserve">(CRISP-DM Phase </w:t>
+      </w:r>
+      <w:r>
+        <w:rPr>
+          <w:rFonts w:ascii="Times New Roman" w:hAnsi="Times New Roman" w:cs="Times New Roman"/>
+          <w:b/>
+          <w:bCs/>
+          <w:color w:val="auto"/>
+        </w:rPr>
+        <w:t>2</w:t>
+      </w:r>
+      <w:r>
+        <w:rPr>
+          <w:rFonts w:ascii="Times New Roman" w:hAnsi="Times New Roman" w:cs="Times New Roman"/>
+          <w:b/>
+          <w:bCs/>
+          <w:color w:val="auto"/>
+        </w:rPr>
+        <w:t>)</w:t>
+      </w:r>
+    </w:p>
+    <w:p>
+      <w:r>
+        <w:t>The goal of this phase was to understand the CICIDS2017 dataset before cleaning, preparation and modelling. This was crucial as the quality and structure of the data directly impact the reliability of the machine learning outcomes.</w:t>
+      </w:r>
+    </w:p>
+    <w:p>
+      <w:r>
+        <w:t>The aim was to check the structure of the data, understand the target variable, look at the class distribution, and look for initial data quality problems including missing and infinite values, duplicated rows, outliers, imbalance and redundant features.</w:t>
+      </w:r>
+    </w:p>
+    <w:p>
+      <w:pPr>
+        <w:pStyle w:val="Heading2"/>
+      </w:pPr>
+      <w:r>
+        <w:t>4.1 Dataset Description</w:t>
+      </w:r>
+    </w:p>
+    <w:p>
+      <w:r>
+        <w:t>The dataset adopted for this project is CICIDS2017, which is a public cybersecurity dataset for intrusion detection research. It includes labelled network flow information such as benign traffic and various types of attacks.</w:t>
+      </w:r>
+    </w:p>
+    <w:p>
+      <w:r>
+        <w:t xml:space="preserve">This dataset was chosen because it contains various types of attacks: DDoS, DoS, </w:t>
+      </w:r>
+      <w:proofErr w:type="spellStart"/>
+      <w:r>
+        <w:t>PortScan</w:t>
+      </w:r>
+      <w:proofErr w:type="spellEnd"/>
+      <w:r>
+        <w:t>, Bot, FTP-</w:t>
+      </w:r>
+      <w:proofErr w:type="spellStart"/>
+      <w:r>
+        <w:t>Patator</w:t>
+      </w:r>
+      <w:proofErr w:type="spellEnd"/>
+      <w:r>
+        <w:t>, SSH-</w:t>
+      </w:r>
+      <w:proofErr w:type="spellStart"/>
+      <w:r>
+        <w:t>Patator</w:t>
+      </w:r>
+      <w:proofErr w:type="spellEnd"/>
+      <w:r>
+        <w:t>, Web Attacks, Infiltration and Heartbleed. This makes it appropriate for a multiclass IDS project.</w:t>
+      </w:r>
+    </w:p>
+    <w:p>
+      <w:r>
+        <w:t>The target variable is the Label column that indicates whether each network flow is benign or an attack type.</w:t>
+      </w:r>
+    </w:p>
+    <w:p>
+      <w:pPr>
+        <w:pStyle w:val="Heading2"/>
+      </w:pPr>
+      <w:r>
+        <w:t>4.2 Dataset Loading and Structure</w:t>
+      </w:r>
+    </w:p>
+    <w:p>
+      <w:r>
+        <w:t xml:space="preserve">The CICIDS2017 dataset is divided into several CSV files. Each file represents a different traffic period or attack scenario. For this project, eight CSV files were loaded using Python and Pandas, and merged into a single </w:t>
+      </w:r>
+      <w:proofErr w:type="spellStart"/>
+      <w:r>
+        <w:t>dataframe</w:t>
+      </w:r>
+      <w:proofErr w:type="spellEnd"/>
+      <w:r>
+        <w:t>.</w:t>
+      </w:r>
+    </w:p>
+    <w:p>
+      <w:r>
+        <w:t>The dataset after merging included:</w:t>
+      </w:r>
+    </w:p>
+    <w:p>
+      <w:pPr>
+        <w:pStyle w:val="ListParagraph"/>
+        <w:numPr>
+          <w:ilvl w:val="0"/>
+          <w:numId w:val="1"/>
+        </w:numPr>
+        <w:rPr>
+          <w:szCs w:val="24"/>
+        </w:rPr>
+      </w:pPr>
+      <w:r>
+        <w:rPr>
+          <w:szCs w:val="24"/>
+        </w:rPr>
+        <w:lastRenderedPageBreak/>
+        <w:t>8 source files</w:t>
+      </w:r>
+    </w:p>
+    <w:p>
+      <w:pPr>
+        <w:pStyle w:val="ListParagraph"/>
+        <w:numPr>
+          <w:ilvl w:val="0"/>
+          <w:numId w:val="1"/>
+        </w:numPr>
+        <w:rPr>
+          <w:szCs w:val="24"/>
+        </w:rPr>
+      </w:pPr>
+      <w:r>
+        <w:rPr>
+          <w:szCs w:val="24"/>
+        </w:rPr>
+        <w:t>2,830,743 rows</w:t>
+      </w:r>
+    </w:p>
+    <w:p>
+      <w:pPr>
+        <w:pStyle w:val="ListParagraph"/>
+        <w:numPr>
+          <w:ilvl w:val="0"/>
+          <w:numId w:val="1"/>
+        </w:numPr>
+        <w:rPr>
+          <w:szCs w:val="24"/>
+        </w:rPr>
+      </w:pPr>
+      <w:r>
+        <w:rPr>
+          <w:szCs w:val="24"/>
+        </w:rPr>
+        <w:t>79 columns</w:t>
+      </w:r>
+    </w:p>
+    <w:p>
+      <w:r>
+        <w:rPr>
+          <w:szCs w:val="24"/>
+        </w:rPr>
+        <w:t xml:space="preserve">The general structure of the source files was the same, with varying class distributions. For example, Monday had only benign traffic and other files had attacks like DDoS, </w:t>
+      </w:r>
+      <w:proofErr w:type="spellStart"/>
+      <w:r>
+        <w:rPr>
+          <w:szCs w:val="24"/>
+        </w:rPr>
+        <w:t>PortScan</w:t>
+      </w:r>
+      <w:proofErr w:type="spellEnd"/>
+      <w:r>
+        <w:rPr>
+          <w:szCs w:val="24"/>
+        </w:rPr>
+        <w:t>, DoS, Bot and Web Attacks.</w:t>
+      </w:r>
+    </w:p>
+    <w:p>
+      <w:r>
+        <w:rPr>
+          <w:szCs w:val="24"/>
+        </w:rPr>
+        <w:t xml:space="preserve">The first exploratory analysis revealed that the data is predominantly numerical. There were 79 columns, with 78 of them being numerical and only one (Label) being textual. This is convenient for machine learning, as Scikit-learn models are primarily designed to operate on numerical input data. </w:t>
+      </w:r>
+    </w:p>
+    <w:p>
+      <w:r>
+        <w:rPr>
+          <w:szCs w:val="24"/>
+        </w:rPr>
+        <w:t>This dataset also required approximately 1.7GB of memory, indicating that efficient preprocessing and feature reduction would be crucial for the lightweight IDS goal.</w:t>
+      </w:r>
+    </w:p>
+    <w:p>
+      <w:pPr>
+        <w:pStyle w:val="Heading2"/>
+      </w:pPr>
+      <w:r>
+        <w:t>4.3 Target Variable and Class Distribution</w:t>
+      </w:r>
+    </w:p>
+    <w:p>
+      <w:r>
+        <w:rPr>
+          <w:szCs w:val="24"/>
+        </w:rPr>
+        <w:t>The result of the target analysis revealed that the dataset is extremely imbalanced. The majority class (BENIGN) has 2,273,097 records which corresponds to approximately 80.30% of the entire dataset.</w:t>
+      </w:r>
+    </w:p>
+    <w:p>
+      <w:r>
+        <w:rPr>
+          <w:szCs w:val="24"/>
+        </w:rPr>
+        <w:t xml:space="preserve">The most frequent attack classes were DoS Hulk, </w:t>
+      </w:r>
+      <w:proofErr w:type="spellStart"/>
+      <w:r>
+        <w:rPr>
+          <w:szCs w:val="24"/>
+        </w:rPr>
+        <w:t>PortScan</w:t>
+      </w:r>
+      <w:proofErr w:type="spellEnd"/>
+      <w:r>
+        <w:rPr>
+          <w:szCs w:val="24"/>
+        </w:rPr>
+        <w:t xml:space="preserve"> and DDoS. But there were some classes of attacks with very few records: Infiltration (36 records), Web Attack SQL Injection (21 records) and Heartbleed (11 records).</w:t>
+      </w:r>
+    </w:p>
+    <w:p>
+      <w:r>
+        <w:rPr>
+          <w:szCs w:val="24"/>
+        </w:rPr>
+        <w:t>This imbalance matters because a model can reach high accuracy by predicting the majority classes but still perform poorly on rare attacks. For this reason, accuracy alone would not be enough to evaluate the IDS models.</w:t>
+      </w:r>
+    </w:p>
+    <w:p>
+      <w:pPr>
+        <w:pStyle w:val="Heading2"/>
+      </w:pPr>
+      <w:r>
+        <w:t>4.4 Missing, Infinite Values and Data Quality</w:t>
+      </w:r>
+    </w:p>
+    <w:p>
+      <w:r>
+        <w:rPr>
+          <w:szCs w:val="24"/>
+        </w:rPr>
+        <w:t>In the initial missing value check, the missing values were minimal and were mostly in the Flow Bytes/s column with a total of 1,358 missing values.</w:t>
+      </w:r>
+    </w:p>
+    <w:p>
+      <w:r>
+        <w:rPr>
+          <w:szCs w:val="24"/>
+        </w:rPr>
+        <w:t>There was also a need to check the dataset for infinite values as flow-rate features can produce infinity values due to division-based operations. Later, infinite values were found primarily in Flow Bytes/s and Flow Packets/s.</w:t>
+      </w:r>
+    </w:p>
+    <w:p>
+      <w:r>
+        <w:rPr>
+          <w:szCs w:val="24"/>
+        </w:rPr>
+        <w:t>These values are important because machine learning models and scaling methods cannot work correctly with missing or infinite values. These problems were identified and documented at this point. The actual cleaning was done later in the Data Preparation phase.</w:t>
+      </w:r>
+    </w:p>
+    <w:p>
+      <w:r>
+        <w:rPr>
+          <w:szCs w:val="24"/>
+        </w:rPr>
+        <w:t>Constant features, highly correlated features and duplicated rows were also considered as issues to be checked before modelling. These matter because they could impact the reliability of the model, the time required for processing, or the complexity of the model.</w:t>
+      </w:r>
+    </w:p>
+    <w:p>
+      <w:pPr>
+        <w:pStyle w:val="Heading2"/>
+      </w:pPr>
+      <w:r>
+        <w:t>4.5 Statistical Summary and Outliers</w:t>
+      </w:r>
+    </w:p>
+    <w:p>
+      <w:r>
+        <w:rPr>
+          <w:szCs w:val="24"/>
+        </w:rPr>
+        <w:t>In the statistical summary, large differences were observed between the minimum and maximum values in many numerical features. Some features had medians close to zero but very large maximum values, showing skewness and long-tailed distributions.</w:t>
+      </w:r>
+    </w:p>
+    <w:p>
+      <w:r>
+        <w:rPr>
+          <w:szCs w:val="24"/>
+        </w:rPr>
+        <w:lastRenderedPageBreak/>
+        <w:t>These extreme values are not necessarily errors in the network traffic data. They can be real activity like attacks, traffic bursts, or high-volume traffic. For this reason, outliers were not removed in this phase. They were documented as part of the dataset behaviour, and the large-scale differences justified the application of feature scaling later, primarily for Logistic Regression.</w:t>
+      </w:r>
+    </w:p>
+    <w:p>
+      <w:pPr>
+        <w:pStyle w:val="Heading2"/>
+      </w:pPr>
+      <w:r>
+        <w:t>4.6 Exploratory Data Analysis</w:t>
+      </w:r>
+    </w:p>
+    <w:p>
+      <w:r>
+        <w:rPr>
+          <w:szCs w:val="24"/>
+        </w:rPr>
+        <w:t>EDA was performed to gain insight into the dataset before cleaning and modelling.</w:t>
+      </w:r>
+    </w:p>
+    <w:p>
+      <w:r>
+        <w:rPr>
+          <w:szCs w:val="24"/>
+        </w:rPr>
+        <w:t>Since the BENIGN class is significantly larger than the other smaller attack classes, a class distribution chart with logarithmic scale was created. This made it easier to visualise rare classes like Heartbleed, Infiltration and SQL Injection.</w:t>
+      </w:r>
+    </w:p>
+    <w:p>
+      <w:r>
+        <w:rPr>
+          <w:szCs w:val="24"/>
+        </w:rPr>
+        <w:t xml:space="preserve">The correlation heatmap revealed strong correlation between certain numerical features, particularly the packet length, inter-arrival time and idle time features. This suggested that there was some redundancy in the features and that feature reduction was necessary. </w:t>
+      </w:r>
+    </w:p>
+    <w:p>
+      <w:r>
+        <w:rPr>
+          <w:szCs w:val="24"/>
+        </w:rPr>
+        <w:t xml:space="preserve">Selected features like Flow Duration, Total </w:t>
+      </w:r>
+      <w:proofErr w:type="spellStart"/>
+      <w:r>
+        <w:rPr>
+          <w:szCs w:val="24"/>
+        </w:rPr>
+        <w:t>Fwd</w:t>
+      </w:r>
+      <w:proofErr w:type="spellEnd"/>
+      <w:r>
+        <w:rPr>
+          <w:szCs w:val="24"/>
+        </w:rPr>
+        <w:t xml:space="preserve"> Packets, Total Backward Packets and Flow Bytes/s were also displayed using boxplots. These plots confirmed the presence of extreme values and skewness in the distributions.</w:t>
+      </w:r>
+    </w:p>
+    <w:p>
+      <w:pPr>
+        <w:pStyle w:val="Heading2"/>
+      </w:pPr>
+      <w:r>
+        <w:t>4.7 Data Understanding Summary</w:t>
+      </w:r>
+    </w:p>
+    <w:p>
+      <w:r>
+        <w:rPr>
+          <w:szCs w:val="24"/>
+        </w:rPr>
+        <w:t>Overall, the Data Understanding phase confirmed that CICIDS2017 is appropriate for this IDS project as it has a significant number of labelled benign and malicious network flow records.</w:t>
+      </w:r>
+    </w:p>
+    <w:p>
+      <w:r>
+        <w:rPr>
+          <w:szCs w:val="24"/>
+        </w:rPr>
+        <w:t>The analysis also revealed significant issues such as class imbalance, rare attack classes, missing and infinite values, duplicates, constant and highly correlated features and large-scale differences.</w:t>
+      </w:r>
+    </w:p>
+    <w:p>
+      <w:r>
+        <w:rPr>
+          <w:szCs w:val="24"/>
+        </w:rPr>
+        <w:t>This helped guide the Data Preparation phase where the data was cleaned, labels were prepared, redundant features were reduced, train and test sets were created, and a controlled multiclass dataset was prepared for more reliable modelling.</w:t>
+      </w:r>
+    </w:p>
+    <w:p>
+      <w:pPr>
+        <w:rPr>
+          <w:szCs w:val="24"/>
+        </w:rPr>
+      </w:pPr>
+    </w:p>
+    <w:p>
+      <w:pPr>
+        <w:pStyle w:val="Heading1"/>
+        <w:numPr>
+          <w:ilvl w:val="0"/>
+          <w:numId w:val="2"/>
+        </w:numPr>
+        <w:ind w:left="630"/>
+        <w:jc w:val="both"/>
+        <w:rPr>
+          <w:rFonts w:ascii="Times New Roman" w:hAnsi="Times New Roman" w:cs="Times New Roman"/>
+          <w:b/>
+          <w:bCs/>
+          <w:color w:val="auto"/>
+        </w:rPr>
+      </w:pPr>
+      <w:r>
+        <w:rPr>
+          <w:rFonts w:ascii="Times New Roman" w:hAnsi="Times New Roman" w:cs="Times New Roman"/>
+          <w:b/>
+          <w:bCs/>
+          <w:color w:val="auto"/>
+        </w:rPr>
+        <w:t>Data Preparation</w:t>
+      </w:r>
+      <w:r>
+        <w:rPr>
+          <w:rFonts w:ascii="Times New Roman" w:hAnsi="Times New Roman" w:cs="Times New Roman"/>
+          <w:b/>
+          <w:bCs/>
+          <w:color w:val="auto"/>
+        </w:rPr>
+        <w:t xml:space="preserve"> </w:t>
+      </w:r>
+      <w:r>
+        <w:rPr>
+          <w:rFonts w:ascii="Times New Roman" w:hAnsi="Times New Roman" w:cs="Times New Roman"/>
+          <w:b/>
+          <w:bCs/>
+          <w:color w:val="auto"/>
+        </w:rPr>
+        <w:t xml:space="preserve">(CRISP-DM Phase </w:t>
+      </w:r>
+      <w:r>
+        <w:rPr>
+          <w:rFonts w:ascii="Times New Roman" w:hAnsi="Times New Roman" w:cs="Times New Roman"/>
+          <w:b/>
+          <w:bCs/>
+          <w:color w:val="auto"/>
+        </w:rPr>
+        <w:t>3</w:t>
+      </w:r>
+      <w:r>
+        <w:rPr>
+          <w:rFonts w:ascii="Times New Roman" w:hAnsi="Times New Roman" w:cs="Times New Roman"/>
+          <w:b/>
+          <w:bCs/>
+          <w:color w:val="auto"/>
+        </w:rPr>
+        <w:t>)</w:t>
+      </w:r>
+    </w:p>
+    <w:p>
+      <w:pPr>
+        <w:tabs>
+          <w:tab w:val="left" w:pos="270"/>
+          <w:tab w:val="left" w:pos="720"/>
+        </w:tabs>
+        <w:ind w:left="180"/>
+        <w:jc w:val="both"/>
       </w:pPr>
       <w:r>
         <w:tab/>
@@ -2525,30 +2972,19 @@
         <w:tab/>
       </w:r>
       <w:r>
-        <w:t>The above means that X has 2520798 rows and 70 columns</w:t>
-      </w:r>
-      <w:r>
-        <w:t xml:space="preserve"> (features), while our target y has same number of rows for one unique </w:t>
-      </w:r>
-      <w:r>
-        <w:t>feature, the target.</w:t>
-      </w:r>
-    </w:p>
-    <w:p>
-      <w:pPr>
-        <w:ind w:left="360"/>
-      </w:pPr>
+        <w:t>After cleaning the dataset, the next step was to prepare it for machine learning. Data preparation is necessary because most machine learning algorithms require the data to be organised into a structured format before training can begin.</w:t>
+      </w:r>
     </w:p>
     <w:p>
       <w:pPr>
         <w:pStyle w:val="Heading2"/>
         <w:numPr>
           <w:ilvl w:val="1"/>
-          <w:numId w:val="1"/>
+          <w:numId w:val="2"/>
         </w:numPr>
       </w:pPr>
       <w:r>
-        <w:t>Label Encoding</w:t>
+        <w:t>Target Definition</w:t>
       </w:r>
     </w:p>
     <w:p>
@@ -2566,28 +3002,7 @@
         <w:tab/>
       </w:r>
       <w:r>
-        <w:t>Since most ML algorithm work only with numeric data</w:t>
-      </w:r>
-      <w:r>
-        <w:t xml:space="preserve">, </w:t>
-      </w:r>
-      <w:r>
-        <w:t>the “Label” column contain</w:t>
-      </w:r>
-      <w:r>
-        <w:t xml:space="preserve">ing </w:t>
-      </w:r>
-      <w:r>
-        <w:t>string values representing attack categories</w:t>
-      </w:r>
-      <w:r>
-        <w:t xml:space="preserve"> was encoded </w:t>
-      </w:r>
-      <w:r>
-        <w:t>using Scikit-learn’s “LabelEncoder”.</w:t>
-      </w:r>
-      <w:r>
-        <w:t xml:space="preserve"> </w:t>
+        <w:t>Our IDS is a multiclass intrusion detection problem. The “Label” column was selected as the target variable because each unique value represents either benign traffic or a specific attack category.</w:t>
       </w:r>
     </w:p>
     <w:p>
@@ -2599,28 +3014,211 @@
         <w:jc w:val="both"/>
       </w:pPr>
       <w:r>
+        <w:lastRenderedPageBreak/>
         <w:tab/>
       </w:r>
       <w:r>
         <w:tab/>
       </w:r>
       <w:r>
-        <w:t>Label Encodin</w:t>
-      </w:r>
-      <w:r>
-        <w:t>g is a data preprocessing technique in ML used to convert categorical values into numerical labels, transforming each unique category</w:t>
-      </w:r>
-      <w:r>
-        <w:t xml:space="preserve"> into an assigned integer between 0 and the number of classes</w:t>
-      </w:r>
-      <w:r>
-        <w:t xml:space="preserve"> </w:t>
+        <w:t>The objective of this model was not to simplify the problem into binary classification but instead preserve the multiclass structure of the dataset which represents a more realistic intrusion detection experiment.</w:t>
+      </w:r>
+    </w:p>
+    <w:p>
+      <w:pPr>
+        <w:tabs>
+          <w:tab w:val="left" w:pos="720"/>
+        </w:tabs>
+        <w:ind w:left="630"/>
+        <w:jc w:val="both"/>
+      </w:pPr>
+      <w:r>
+        <w:tab/>
+      </w:r>
+      <w:r>
+        <w:tab/>
+      </w:r>
+      <w:r>
+        <w:t>The cleaned dataset contained 15 unique traffic classes before the controlled dataset preparation phase.</w:t>
+      </w:r>
+    </w:p>
+    <w:p>
+      <w:pPr>
+        <w:pStyle w:val="Heading2"/>
+        <w:numPr>
+          <w:ilvl w:val="1"/>
+          <w:numId w:val="2"/>
+        </w:numPr>
+      </w:pPr>
+      <w:r>
+        <w:t>Feature and Target Separation</w:t>
+      </w:r>
+    </w:p>
+    <w:p>
+      <w:pPr>
+        <w:tabs>
+          <w:tab w:val="left" w:pos="720"/>
+        </w:tabs>
+        <w:ind w:left="630"/>
+        <w:jc w:val="both"/>
+      </w:pPr>
+      <w:r>
+        <w:tab/>
+      </w:r>
+      <w:r>
+        <w:tab/>
+      </w:r>
+      <w:r>
+        <w:t>To prepare the dataset for machine learning, it was split into predictor variable (X) and target variable (y). X comprehends all features except our target feature which is y. This separation is necessary because ML models must clearly distinguish between predictor variables and the output class during training.</w:t>
+      </w:r>
+    </w:p>
+    <w:p>
+      <w:pPr>
+        <w:tabs>
+          <w:tab w:val="left" w:pos="720"/>
+        </w:tabs>
+        <w:ind w:left="630"/>
+        <w:jc w:val="both"/>
+      </w:pPr>
+      <w:r>
+        <w:tab/>
+      </w:r>
+      <w:r>
+        <w:tab/>
+      </w:r>
+      <w:r>
+        <w:t>After separation we have:</w:t>
+      </w:r>
+    </w:p>
+    <w:p>
+      <w:pPr>
+        <w:pStyle w:val="ListParagraph"/>
+        <w:numPr>
+          <w:ilvl w:val="0"/>
+          <w:numId w:val="39"/>
+        </w:numPr>
+        <w:ind w:left="1710"/>
+      </w:pPr>
+      <w:r>
+        <w:t xml:space="preserve">X = </w:t>
+      </w:r>
+      <w:r>
+        <w:t xml:space="preserve">Feature matrix shape: (2520798, 70) </w:t>
+      </w:r>
+    </w:p>
+    <w:p>
+      <w:pPr>
+        <w:pStyle w:val="ListParagraph"/>
+        <w:numPr>
+          <w:ilvl w:val="0"/>
+          <w:numId w:val="39"/>
+        </w:numPr>
+        <w:ind w:left="1710"/>
+      </w:pPr>
+      <w:r>
+        <w:t xml:space="preserve">y = </w:t>
+      </w:r>
+      <w:r>
+        <w:t>Target vector shape: (2520798,)</w:t>
+      </w:r>
+    </w:p>
+    <w:p>
+      <w:pPr>
+        <w:tabs>
+          <w:tab w:val="left" w:pos="720"/>
+        </w:tabs>
+        <w:ind w:left="630"/>
+        <w:jc w:val="both"/>
+      </w:pPr>
+      <w:r>
+        <w:tab/>
+      </w:r>
+      <w:r>
+        <w:tab/>
+      </w:r>
+      <w:r>
+        <w:t>The above means that X has 2520798 rows and 70 columns</w:t>
+      </w:r>
+      <w:r>
+        <w:t xml:space="preserve"> (features), while our target y has same number of rows for one unique </w:t>
+      </w:r>
+      <w:r>
+        <w:t>feature, the target.</w:t>
+      </w:r>
+    </w:p>
+    <w:p>
+      <w:pPr>
+        <w:ind w:left="360"/>
+      </w:pPr>
+    </w:p>
+    <w:p>
+      <w:pPr>
+        <w:pStyle w:val="Heading2"/>
+        <w:numPr>
+          <w:ilvl w:val="1"/>
+          <w:numId w:val="2"/>
+        </w:numPr>
+      </w:pPr>
+      <w:r>
+        <w:t>Label Encoding</w:t>
+      </w:r>
+    </w:p>
+    <w:p>
+      <w:pPr>
+        <w:tabs>
+          <w:tab w:val="left" w:pos="720"/>
+        </w:tabs>
+        <w:ind w:left="630"/>
+        <w:jc w:val="both"/>
+      </w:pPr>
+      <w:r>
+        <w:tab/>
+      </w:r>
+      <w:r>
+        <w:tab/>
+      </w:r>
+      <w:r>
+        <w:t>Since most ML algorithm work only with numeric data, the “Label” column containing string values representing attack categories was encoded using Scikit-</w:t>
+      </w:r>
+      <w:proofErr w:type="spellStart"/>
+      <w:r>
+        <w:t>learn’s</w:t>
+      </w:r>
+      <w:proofErr w:type="spellEnd"/>
+      <w:r>
+        <w:t xml:space="preserve"> “</w:t>
+      </w:r>
+      <w:proofErr w:type="spellStart"/>
+      <w:r>
+        <w:t>LabelEncoder</w:t>
+      </w:r>
+      <w:proofErr w:type="spellEnd"/>
+      <w:r>
+        <w:t xml:space="preserve">”. </w:t>
+      </w:r>
+    </w:p>
+    <w:p>
+      <w:pPr>
+        <w:tabs>
+          <w:tab w:val="left" w:pos="720"/>
+        </w:tabs>
+        <w:ind w:left="630"/>
+        <w:jc w:val="both"/>
+      </w:pPr>
+      <w:r>
+        <w:tab/>
+      </w:r>
+      <w:r>
+        <w:tab/>
+      </w:r>
+      <w:r>
+        <w:t xml:space="preserve">Label Encoding is a data preprocessing technique in ML used to convert categorical values into numerical labels, transforming each unique category into an assigned integer between 0 and the number of classes </w:t>
       </w:r>
       <w:sdt>
         <w:sdtPr>
           <w:id w:val="1142149005"/>
-          <w:citation/>
         </w:sdtPr>
+        <w:sdtEndPr/>
         <w:sdtContent>
           <w:r>
             <w:fldChar w:fldCharType="begin"/>
@@ -2985,8 +3583,13 @@
               <w:jc w:val="center"/>
             </w:pPr>
             <w:r>
-              <w:t>DoS GoldenEye</w:t>
-            </w:r>
+              <w:t xml:space="preserve">DoS </w:t>
+            </w:r>
+            <w:proofErr w:type="spellStart"/>
+            <w:r>
+              <w:t>GoldenEye</w:t>
+            </w:r>
+            <w:proofErr w:type="spellEnd"/>
           </w:p>
         </w:tc>
         <w:tc>
@@ -3087,8 +3690,13 @@
               <w:jc w:val="center"/>
             </w:pPr>
             <w:r>
-              <w:t>DoS Slowhttptest</w:t>
-            </w:r>
+              <w:t xml:space="preserve">DoS </w:t>
+            </w:r>
+            <w:proofErr w:type="spellStart"/>
+            <w:r>
+              <w:t>Slowhttptest</w:t>
+            </w:r>
+            <w:proofErr w:type="spellEnd"/>
           </w:p>
         </w:tc>
         <w:tc>
@@ -3138,8 +3746,13 @@
               <w:jc w:val="center"/>
             </w:pPr>
             <w:r>
-              <w:t>DoS slowloris</w:t>
-            </w:r>
+              <w:t xml:space="preserve">DoS </w:t>
+            </w:r>
+            <w:proofErr w:type="spellStart"/>
+            <w:r>
+              <w:t>slowloris</w:t>
+            </w:r>
+            <w:proofErr w:type="spellEnd"/>
           </w:p>
         </w:tc>
         <w:tc>
@@ -3189,8 +3802,13 @@
               <w:jc w:val="center"/>
             </w:pPr>
             <w:r>
-              <w:t>FTP-Patator</w:t>
-            </w:r>
+              <w:t>FTP-</w:t>
+            </w:r>
+            <w:proofErr w:type="spellStart"/>
+            <w:r>
+              <w:t>Patator</w:t>
+            </w:r>
+            <w:proofErr w:type="spellEnd"/>
           </w:p>
         </w:tc>
         <w:tc>
@@ -3239,9 +3857,11 @@
             <w:pPr>
               <w:jc w:val="center"/>
             </w:pPr>
+            <w:proofErr w:type="spellStart"/>
             <w:r>
               <w:t>Heatbleed</w:t>
             </w:r>
+            <w:proofErr w:type="spellEnd"/>
           </w:p>
         </w:tc>
         <w:tc>
@@ -3341,9 +3961,11 @@
             <w:pPr>
               <w:jc w:val="center"/>
             </w:pPr>
+            <w:proofErr w:type="spellStart"/>
             <w:r>
               <w:t>PortScan</w:t>
             </w:r>
+            <w:proofErr w:type="spellEnd"/>
           </w:p>
         </w:tc>
         <w:tc>
@@ -3393,8 +4015,13 @@
               <w:jc w:val="center"/>
             </w:pPr>
             <w:r>
-              <w:t>SSH-Patator</w:t>
-            </w:r>
+              <w:t>SSH-</w:t>
+            </w:r>
+            <w:proofErr w:type="spellStart"/>
+            <w:r>
+              <w:t>Patator</w:t>
+            </w:r>
+            <w:proofErr w:type="spellEnd"/>
           </w:p>
         </w:tc>
         <w:tc>
@@ -3495,7 +4122,15 @@
               <w:jc w:val="center"/>
             </w:pPr>
             <w:r>
-              <w:t>Web Attack Sql Injection</w:t>
+              <w:t xml:space="preserve">Web Attack </w:t>
+            </w:r>
+            <w:proofErr w:type="spellStart"/>
+            <w:r>
+              <w:t>Sql</w:t>
+            </w:r>
+            <w:proofErr w:type="spellEnd"/>
+            <w:r>
+              <w:t xml:space="preserve"> Injection</w:t>
             </w:r>
           </w:p>
         </w:tc>
@@ -3575,7 +4210,7 @@
         <w:pStyle w:val="Heading2"/>
         <w:numPr>
           <w:ilvl w:val="1"/>
-          <w:numId w:val="1"/>
+          <w:numId w:val="2"/>
         </w:numPr>
       </w:pPr>
       <w:r>
@@ -3624,25 +4259,7 @@
         <w:tab/>
       </w:r>
       <w:r>
-        <w:t xml:space="preserve">To support the lightweight objective of the IDS project, </w:t>
-      </w:r>
-      <w:r>
-        <w:t>we applied the correlation-</w:t>
-      </w:r>
-      <w:r>
-        <w:t>based</w:t>
-      </w:r>
-      <w:r>
-        <w:t xml:space="preserve"> feature</w:t>
-      </w:r>
-      <w:r>
-        <w:t xml:space="preserve"> selection</w:t>
-      </w:r>
-      <w:r>
-        <w:t xml:space="preserve"> using a threshold value of 0.90. It means that features with correlation values above this threshold were identified as candidates for remov</w:t>
-      </w:r>
-      <w:r>
-        <w:t>al once they may provide overlapping information without significantly improving model performance.</w:t>
+        <w:t>To support the lightweight objective of the IDS project, we applied the correlation-based feature selection using a threshold value of 0.90. It means that features with correlation values above this threshold were identified as candidates for removal once they may provide overlapping information without significantly improving model performance.</w:t>
       </w:r>
     </w:p>
     <w:p>
@@ -3670,6 +4287,7 @@
           <w:id w:val="1909498252"/>
           <w:citation/>
         </w:sdtPr>
+        <w:sdtEndPr/>
         <w:sdtContent>
           <w:r>
             <w:fldChar w:fldCharType="begin"/>
@@ -3699,6 +4317,7 @@
           <w:id w:val="-596181105"/>
           <w:citation/>
         </w:sdtPr>
+        <w:sdtEndPr/>
         <w:sdtContent>
           <w:r>
             <w:fldChar w:fldCharType="begin"/>
@@ -3734,7 +4353,7 @@
         <w:pStyle w:val="ListParagraph"/>
         <w:numPr>
           <w:ilvl w:val="0"/>
-          <w:numId w:val="38"/>
+          <w:numId w:val="39"/>
         </w:numPr>
         <w:ind w:left="1710"/>
       </w:pPr>
@@ -3747,7 +4366,7 @@
         <w:pStyle w:val="ListParagraph"/>
         <w:numPr>
           <w:ilvl w:val="0"/>
-          <w:numId w:val="38"/>
+          <w:numId w:val="39"/>
         </w:numPr>
         <w:ind w:left="1710"/>
       </w:pPr>
@@ -3760,7 +4379,7 @@
         <w:pStyle w:val="ListParagraph"/>
         <w:numPr>
           <w:ilvl w:val="0"/>
-          <w:numId w:val="38"/>
+          <w:numId w:val="39"/>
         </w:numPr>
         <w:ind w:left="1710"/>
       </w:pPr>
@@ -3778,7 +4397,7 @@
         <w:pStyle w:val="Heading2"/>
         <w:numPr>
           <w:ilvl w:val="1"/>
-          <w:numId w:val="1"/>
+          <w:numId w:val="2"/>
         </w:numPr>
       </w:pPr>
       <w:r>
@@ -3864,6 +4483,7 @@
           <w:id w:val="-1947452564"/>
           <w:citation/>
         </w:sdtPr>
+        <w:sdtEndPr/>
         <w:sdtContent>
           <w:r>
             <w:fldChar w:fldCharType="begin"/>
@@ -3930,12 +4550,17 @@
         <w:pStyle w:val="ListParagraph"/>
         <w:numPr>
           <w:ilvl w:val="0"/>
-          <w:numId w:val="38"/>
+          <w:numId w:val="39"/>
         </w:numPr>
         <w:ind w:left="1710"/>
       </w:pPr>
-      <w:r>
-        <w:t xml:space="preserve">X_train: (2016638, 39) </w:t>
+      <w:proofErr w:type="spellStart"/>
+      <w:r>
+        <w:t>X_train</w:t>
+      </w:r>
+      <w:proofErr w:type="spellEnd"/>
+      <w:r>
+        <w:t xml:space="preserve">: (2016638, 39) </w:t>
       </w:r>
     </w:p>
     <w:p>
@@ -3943,12 +4568,17 @@
         <w:pStyle w:val="ListParagraph"/>
         <w:numPr>
           <w:ilvl w:val="0"/>
-          <w:numId w:val="38"/>
+          <w:numId w:val="39"/>
         </w:numPr>
         <w:ind w:left="1710"/>
       </w:pPr>
-      <w:r>
-        <w:t xml:space="preserve">X_test: (504160, 39) </w:t>
+      <w:proofErr w:type="spellStart"/>
+      <w:r>
+        <w:t>X_test</w:t>
+      </w:r>
+      <w:proofErr w:type="spellEnd"/>
+      <w:r>
+        <w:t xml:space="preserve">: (504160, 39) </w:t>
       </w:r>
     </w:p>
     <w:p>
@@ -3956,12 +4586,17 @@
         <w:pStyle w:val="ListParagraph"/>
         <w:numPr>
           <w:ilvl w:val="0"/>
-          <w:numId w:val="38"/>
+          <w:numId w:val="39"/>
         </w:numPr>
         <w:ind w:left="1710"/>
       </w:pPr>
-      <w:r>
-        <w:t xml:space="preserve">y_train: (2016638,) </w:t>
+      <w:proofErr w:type="spellStart"/>
+      <w:r>
+        <w:t>y_train</w:t>
+      </w:r>
+      <w:proofErr w:type="spellEnd"/>
+      <w:r>
+        <w:t xml:space="preserve">: (2016638,) </w:t>
       </w:r>
     </w:p>
     <w:p>
@@ -3969,12 +4604,17 @@
         <w:pStyle w:val="ListParagraph"/>
         <w:numPr>
           <w:ilvl w:val="0"/>
-          <w:numId w:val="38"/>
+          <w:numId w:val="39"/>
         </w:numPr>
         <w:ind w:left="1710"/>
       </w:pPr>
-      <w:r>
-        <w:t>y_test: (504160,)</w:t>
+      <w:proofErr w:type="spellStart"/>
+      <w:r>
+        <w:t>y_test</w:t>
+      </w:r>
+      <w:proofErr w:type="spellEnd"/>
+      <w:r>
+        <w:t>: (504160,)</w:t>
       </w:r>
     </w:p>
     <w:p>
@@ -3992,52 +4632,33 @@
         <w:tab/>
       </w:r>
       <w:r>
-        <w:t xml:space="preserve">We have also </w:t>
-      </w:r>
-      <w:r>
-        <w:t>used a fixed</w:t>
-      </w:r>
-      <w:r>
-        <w:t xml:space="preserve"> “random_state” value of 42</w:t>
-      </w:r>
-      <w:r>
-        <w:t xml:space="preserve"> to ensure </w:t>
-      </w:r>
-      <w:r>
-        <w:t>reproducibility</w:t>
-      </w:r>
-      <w:r>
-        <w:t xml:space="preserve"> of the experiments.</w:t>
-      </w:r>
-      <w:r>
-        <w:t xml:space="preserve"> </w:t>
-      </w:r>
-      <w:r>
-        <w:t>Assigning a number to a “random_state”</w:t>
-      </w:r>
-      <w:r>
-        <w:t xml:space="preserve"> assures </w:t>
-      </w:r>
-      <w:r>
-        <w:t xml:space="preserve">that </w:t>
-      </w:r>
-      <w:r>
-        <w:t>every time</w:t>
-      </w:r>
-      <w:r>
-        <w:t xml:space="preserve"> we run this same program/code it will provide the same results, even if used in different machines. </w:t>
-      </w:r>
-      <w:r>
-        <w:t>It also ensures that we will not produce different datasets every time when using split, which is not good to train model</w:t>
-      </w:r>
-      <w:r>
-        <w:t xml:space="preserve"> with different data every time</w:t>
+        <w:t>We have also used a fixed “</w:t>
+      </w:r>
+      <w:proofErr w:type="spellStart"/>
+      <w:r>
+        <w:t>random_state</w:t>
+      </w:r>
+      <w:proofErr w:type="spellEnd"/>
+      <w:r>
+        <w:t>” value of 42 to ensure reproducibility of the experiments. Assigning a number to a “</w:t>
+      </w:r>
+      <w:proofErr w:type="spellStart"/>
+      <w:r>
+        <w:t>random_state</w:t>
+      </w:r>
+      <w:proofErr w:type="spellEnd"/>
+      <w:r>
+        <w:t xml:space="preserve">” assures that every time we run this same program/code it will provide the same results, even if used in different </w:t>
+      </w:r>
+      <w:r>
+        <w:lastRenderedPageBreak/>
+        <w:t>machines. It also ensures that we will not produce different datasets every time when using split, which is not good to train model with different data every time</w:t>
       </w:r>
       <w:sdt>
         <w:sdtPr>
           <w:id w:val="119428260"/>
-          <w:citation/>
         </w:sdtPr>
+        <w:sdtEndPr/>
         <w:sdtContent>
           <w:r>
             <w:fldChar w:fldCharType="begin"/>
@@ -4056,14 +4677,7 @@
               <w:noProof/>
               <w:lang w:val="en-US"/>
             </w:rPr>
-            <w:t xml:space="preserve"> </w:t>
-          </w:r>
-          <w:r>
-            <w:rPr>
-              <w:noProof/>
-              <w:lang w:val="en-US"/>
-            </w:rPr>
-            <w:t>(GeekForGeeks, 2025)</w:t>
+            <w:t xml:space="preserve"> (GeekForGeeks, 2025)</w:t>
           </w:r>
           <w:r>
             <w:fldChar w:fldCharType="end"/>
@@ -4079,7 +4693,7 @@
         <w:pStyle w:val="Heading2"/>
         <w:numPr>
           <w:ilvl w:val="1"/>
-          <w:numId w:val="1"/>
+          <w:numId w:val="2"/>
         </w:numPr>
       </w:pPr>
       <w:r>
@@ -4101,31 +4715,15 @@
         <w:tab/>
       </w:r>
       <w:r>
-        <w:t>In the dataset</w:t>
-      </w:r>
-      <w:r>
-        <w:t xml:space="preserve">, many numerical features operated on significantly </w:t>
-      </w:r>
-      <w:r>
-        <w:t xml:space="preserve">different </w:t>
-      </w:r>
-      <w:r>
-        <w:t>scales</w:t>
-      </w:r>
-      <w:r>
-        <w:t xml:space="preserve">, with some variables </w:t>
-      </w:r>
-      <w:r>
-        <w:t>containing relatively small values, while other with extremely large magnitudes.</w:t>
-      </w:r>
-      <w:r>
-        <w:t xml:space="preserve"> To improve </w:t>
-      </w:r>
-      <w:r>
-        <w:t>compatibility with ML algorithms</w:t>
-      </w:r>
-      <w:r>
-        <w:t>, standardisation was applied using “StandardScaler”.</w:t>
+        <w:t>In the dataset, many numerical features operated on significantly different scales, with some variables containing relatively small values, while other with extremely large magnitudes. To improve compatibility with ML algorithms, standardisation was applied using “</w:t>
+      </w:r>
+      <w:proofErr w:type="spellStart"/>
+      <w:r>
+        <w:t>StandardScaler</w:t>
+      </w:r>
+      <w:proofErr w:type="spellEnd"/>
+      <w:r>
+        <w:t>”.</w:t>
       </w:r>
     </w:p>
     <w:p>
@@ -4156,6 +4754,7 @@
           <w:id w:val="854692267"/>
           <w:citation/>
         </w:sdtPr>
+        <w:sdtEndPr/>
         <w:sdtContent>
           <w:r>
             <w:fldChar w:fldCharType="begin"/>
@@ -4198,8 +4797,8 @@
       <w:sdt>
         <w:sdtPr>
           <w:id w:val="657736855"/>
-          <w:citation/>
         </w:sdtPr>
+        <w:sdtEndPr/>
         <w:sdtContent>
           <w:r>
             <w:fldChar w:fldCharType="begin"/>
@@ -4219,16 +4818,13 @@
         </w:sdtContent>
       </w:sdt>
       <w:r>
-        <w:t>. Tree-based models such as Decision Tree and Random Forest were also tested using non=scaled data because these models are generally less affected by feature scaling</w:t>
-      </w:r>
-      <w:r>
-        <w:t xml:space="preserve"> </w:t>
+        <w:t xml:space="preserve">. Tree-based models such as Decision Tree and Random Forest were also tested using non=scaled data because these models are generally less affected by feature scaling </w:t>
       </w:r>
       <w:sdt>
         <w:sdtPr>
           <w:id w:val="787391154"/>
-          <w:citation/>
         </w:sdtPr>
+        <w:sdtEndPr/>
         <w:sdtContent>
           <w:r>
             <w:fldChar w:fldCharType="begin"/>
@@ -4256,7 +4852,7 @@
         <w:pStyle w:val="Heading2"/>
         <w:numPr>
           <w:ilvl w:val="1"/>
-          <w:numId w:val="1"/>
+          <w:numId w:val="2"/>
         </w:numPr>
       </w:pPr>
       <w:r>
@@ -4308,24 +4904,14 @@
       <w:r>
         <w:t xml:space="preserve">Table </w:t>
       </w:r>
-      <w:r>
-        <w:fldChar w:fldCharType="begin"/>
-      </w:r>
-      <w:r>
-        <w:instrText xml:space="preserve"> SEQ Table \* ARABIC </w:instrText>
-      </w:r>
-      <w:r>
-        <w:fldChar w:fldCharType="separate"/>
-      </w:r>
-      <w:r>
-        <w:rPr>
-          <w:noProof/>
-        </w:rPr>
-        <w:t>2</w:t>
-      </w:r>
-      <w:r>
-        <w:fldChar w:fldCharType="end"/>
-      </w:r>
+      <w:fldSimple w:instr=" SEQ Table \* ARABIC ">
+        <w:r>
+          <w:rPr>
+            <w:noProof/>
+          </w:rPr>
+          <w:t>2</w:t>
+        </w:r>
+      </w:fldSimple>
       <w:r>
         <w:t>: Classes with less than 1000 frequency</w:t>
       </w:r>
@@ -4450,7 +5036,15 @@
               <w:t>W</w:t>
             </w:r>
             <w:r>
-              <w:t>eb Attack Sql Injection</w:t>
+              <w:t xml:space="preserve">eb Attack </w:t>
+            </w:r>
+            <w:proofErr w:type="spellStart"/>
+            <w:r>
+              <w:t>Sql</w:t>
+            </w:r>
+            <w:proofErr w:type="spellEnd"/>
+            <w:r>
+              <w:t xml:space="preserve"> Injection</w:t>
             </w:r>
           </w:p>
         </w:tc>
@@ -4560,7 +5154,7 @@
         <w:pStyle w:val="ListParagraph"/>
         <w:numPr>
           <w:ilvl w:val="0"/>
-          <w:numId w:val="38"/>
+          <w:numId w:val="39"/>
         </w:numPr>
         <w:ind w:left="1710"/>
       </w:pPr>
@@ -4573,7 +5167,7 @@
         <w:pStyle w:val="ListParagraph"/>
         <w:numPr>
           <w:ilvl w:val="0"/>
-          <w:numId w:val="38"/>
+          <w:numId w:val="39"/>
         </w:numPr>
         <w:ind w:left="1710"/>
       </w:pPr>
@@ -4586,7 +5180,7 @@
         <w:pStyle w:val="ListParagraph"/>
         <w:numPr>
           <w:ilvl w:val="0"/>
-          <w:numId w:val="38"/>
+          <w:numId w:val="39"/>
         </w:numPr>
         <w:ind w:left="1710"/>
       </w:pPr>
@@ -4599,7 +5193,7 @@
         <w:pStyle w:val="ListParagraph"/>
         <w:numPr>
           <w:ilvl w:val="0"/>
-          <w:numId w:val="38"/>
+          <w:numId w:val="39"/>
         </w:numPr>
         <w:ind w:left="1710"/>
       </w:pPr>
@@ -4616,6 +5210,7 @@
         <w:jc w:val="both"/>
       </w:pPr>
       <w:r>
+        <w:lastRenderedPageBreak/>
         <w:tab/>
       </w:r>
       <w:r>
@@ -4634,24 +5229,14 @@
       <w:r>
         <w:t xml:space="preserve">Table </w:t>
       </w:r>
-      <w:r>
-        <w:fldChar w:fldCharType="begin"/>
-      </w:r>
-      <w:r>
-        <w:instrText xml:space="preserve"> SEQ Table \* ARABIC </w:instrText>
-      </w:r>
-      <w:r>
-        <w:fldChar w:fldCharType="separate"/>
-      </w:r>
-      <w:r>
-        <w:rPr>
-          <w:noProof/>
-        </w:rPr>
-        <w:t>3</w:t>
-      </w:r>
-      <w:r>
-        <w:fldChar w:fldCharType="end"/>
-      </w:r>
+      <w:fldSimple w:instr=" SEQ Table \* ARABIC ">
+        <w:r>
+          <w:rPr>
+            <w:noProof/>
+          </w:rPr>
+          <w:t>3</w:t>
+        </w:r>
+      </w:fldSimple>
       <w:r>
         <w:t>: Controlled dataset's classes</w:t>
       </w:r>
@@ -4806,9 +5391,11 @@
             <w:pPr>
               <w:jc w:val="center"/>
             </w:pPr>
+            <w:proofErr w:type="spellStart"/>
             <w:r>
               <w:t>PortScan</w:t>
             </w:r>
+            <w:proofErr w:type="spellEnd"/>
           </w:p>
         </w:tc>
         <w:tc>
@@ -4838,8 +5425,13 @@
               <w:jc w:val="center"/>
             </w:pPr>
             <w:r>
-              <w:t>DoS GoldenEye</w:t>
-            </w:r>
+              <w:t xml:space="preserve">DoS </w:t>
+            </w:r>
+            <w:proofErr w:type="spellStart"/>
+            <w:r>
+              <w:t>GoldenEye</w:t>
+            </w:r>
+            <w:proofErr w:type="spellEnd"/>
           </w:p>
         </w:tc>
         <w:tc>
@@ -4869,8 +5461,13 @@
               <w:jc w:val="center"/>
             </w:pPr>
             <w:r>
-              <w:t>FTP-Patator</w:t>
-            </w:r>
+              <w:t>FTP-</w:t>
+            </w:r>
+            <w:proofErr w:type="spellStart"/>
+            <w:r>
+              <w:t>Patator</w:t>
+            </w:r>
+            <w:proofErr w:type="spellEnd"/>
           </w:p>
         </w:tc>
         <w:tc>
@@ -4900,8 +5497,13 @@
               <w:jc w:val="center"/>
             </w:pPr>
             <w:r>
-              <w:t>DoS slowloris</w:t>
-            </w:r>
+              <w:t xml:space="preserve">DoS </w:t>
+            </w:r>
+            <w:proofErr w:type="spellStart"/>
+            <w:r>
+              <w:t>slowloris</w:t>
+            </w:r>
+            <w:proofErr w:type="spellEnd"/>
           </w:p>
         </w:tc>
         <w:tc>
@@ -4931,8 +5533,13 @@
               <w:jc w:val="center"/>
             </w:pPr>
             <w:r>
-              <w:t>DoS Slowhttptes</w:t>
-            </w:r>
+              <w:t xml:space="preserve">DoS </w:t>
+            </w:r>
+            <w:proofErr w:type="spellStart"/>
+            <w:r>
+              <w:t>Slowhttptes</w:t>
+            </w:r>
+            <w:proofErr w:type="spellEnd"/>
           </w:p>
         </w:tc>
         <w:tc>
@@ -4962,8 +5569,13 @@
               <w:jc w:val="center"/>
             </w:pPr>
             <w:r>
-              <w:t>SSH-Patator</w:t>
-            </w:r>
+              <w:t>SSH-</w:t>
+            </w:r>
+            <w:proofErr w:type="spellStart"/>
+            <w:r>
+              <w:t>Patator</w:t>
+            </w:r>
+            <w:proofErr w:type="spellEnd"/>
           </w:p>
         </w:tc>
         <w:tc>
@@ -5054,7 +5666,7 @@
         <w:pStyle w:val="Heading2"/>
         <w:numPr>
           <w:ilvl w:val="1"/>
-          <w:numId w:val="1"/>
+          <w:numId w:val="2"/>
         </w:numPr>
       </w:pPr>
       <w:r>
@@ -5115,24 +5727,14 @@
       <w:r>
         <w:t xml:space="preserve">Table </w:t>
       </w:r>
-      <w:r>
-        <w:fldChar w:fldCharType="begin"/>
-      </w:r>
-      <w:r>
-        <w:instrText xml:space="preserve"> SEQ Table \* ARABIC </w:instrText>
-      </w:r>
-      <w:r>
-        <w:fldChar w:fldCharType="separate"/>
-      </w:r>
-      <w:r>
-        <w:rPr>
-          <w:noProof/>
-        </w:rPr>
-        <w:t>4</w:t>
-      </w:r>
-      <w:r>
-        <w:fldChar w:fldCharType="end"/>
-      </w:r>
+      <w:fldSimple w:instr=" SEQ Table \* ARABIC ">
+        <w:r>
+          <w:rPr>
+            <w:noProof/>
+          </w:rPr>
+          <w:t>4</w:t>
+        </w:r>
+      </w:fldSimple>
       <w:r>
         <w:t>: Label encoded for Controlled Dataset</w:t>
       </w:r>
@@ -5350,9 +5952,11 @@
             <w:pPr>
               <w:jc w:val="center"/>
             </w:pPr>
+            <w:proofErr w:type="spellStart"/>
             <w:r>
               <w:t>PortScan</w:t>
             </w:r>
+            <w:proofErr w:type="spellEnd"/>
           </w:p>
         </w:tc>
         <w:tc>
@@ -5395,8 +5999,13 @@
               <w:jc w:val="center"/>
             </w:pPr>
             <w:r>
-              <w:t>DoS GoldenEye</w:t>
-            </w:r>
+              <w:t xml:space="preserve">DoS </w:t>
+            </w:r>
+            <w:proofErr w:type="spellStart"/>
+            <w:r>
+              <w:t>GoldenEye</w:t>
+            </w:r>
+            <w:proofErr w:type="spellEnd"/>
           </w:p>
         </w:tc>
         <w:tc>
@@ -5439,8 +6048,13 @@
               <w:jc w:val="center"/>
             </w:pPr>
             <w:r>
-              <w:t>FTP-Patator</w:t>
-            </w:r>
+              <w:t>FTP-</w:t>
+            </w:r>
+            <w:proofErr w:type="spellStart"/>
+            <w:r>
+              <w:t>Patator</w:t>
+            </w:r>
+            <w:proofErr w:type="spellEnd"/>
           </w:p>
         </w:tc>
         <w:tc>
@@ -5483,8 +6097,13 @@
               <w:jc w:val="center"/>
             </w:pPr>
             <w:r>
-              <w:t>DoS slowloris</w:t>
-            </w:r>
+              <w:t xml:space="preserve">DoS </w:t>
+            </w:r>
+            <w:proofErr w:type="spellStart"/>
+            <w:r>
+              <w:t>slowloris</w:t>
+            </w:r>
+            <w:proofErr w:type="spellEnd"/>
           </w:p>
         </w:tc>
         <w:tc>
@@ -5527,8 +6146,13 @@
               <w:jc w:val="center"/>
             </w:pPr>
             <w:r>
-              <w:t>DoS Slowhttptes</w:t>
-            </w:r>
+              <w:t xml:space="preserve">DoS </w:t>
+            </w:r>
+            <w:proofErr w:type="spellStart"/>
+            <w:r>
+              <w:t>Slowhttptes</w:t>
+            </w:r>
+            <w:proofErr w:type="spellEnd"/>
           </w:p>
         </w:tc>
         <w:tc>
@@ -5571,8 +6195,13 @@
               <w:jc w:val="center"/>
             </w:pPr>
             <w:r>
-              <w:t>SSH-Patator</w:t>
-            </w:r>
+              <w:t>SSH-</w:t>
+            </w:r>
+            <w:proofErr w:type="spellStart"/>
+            <w:r>
+              <w:t>Patator</w:t>
+            </w:r>
+            <w:proofErr w:type="spellEnd"/>
           </w:p>
         </w:tc>
         <w:tc>
@@ -5711,7 +6340,7 @@
         <w:pStyle w:val="ListParagraph"/>
         <w:numPr>
           <w:ilvl w:val="0"/>
-          <w:numId w:val="38"/>
+          <w:numId w:val="39"/>
         </w:numPr>
         <w:ind w:left="1710"/>
       </w:pPr>
@@ -5724,7 +6353,7 @@
         <w:pStyle w:val="ListParagraph"/>
         <w:numPr>
           <w:ilvl w:val="0"/>
-          <w:numId w:val="38"/>
+          <w:numId w:val="39"/>
         </w:numPr>
         <w:ind w:left="1710"/>
       </w:pPr>
@@ -5761,12 +6390,17 @@
         <w:pStyle w:val="ListParagraph"/>
         <w:numPr>
           <w:ilvl w:val="0"/>
-          <w:numId w:val="38"/>
+          <w:numId w:val="39"/>
         </w:numPr>
         <w:ind w:left="1710"/>
       </w:pPr>
-      <w:r>
-        <w:t>X_train_ctrl shape: (2016062, 39)</w:t>
+      <w:proofErr w:type="spellStart"/>
+      <w:r>
+        <w:t>X_train_ctrl</w:t>
+      </w:r>
+      <w:proofErr w:type="spellEnd"/>
+      <w:r>
+        <w:t xml:space="preserve"> shape: (2016062, 39)</w:t>
       </w:r>
     </w:p>
     <w:p>
@@ -5774,12 +6408,18 @@
         <w:pStyle w:val="ListParagraph"/>
         <w:numPr>
           <w:ilvl w:val="0"/>
-          <w:numId w:val="38"/>
+          <w:numId w:val="39"/>
         </w:numPr>
         <w:ind w:left="1710"/>
       </w:pPr>
-      <w:r>
-        <w:t>X_test_ctrl shape: (504016, 39)</w:t>
+      <w:proofErr w:type="spellStart"/>
+      <w:r>
+        <w:lastRenderedPageBreak/>
+        <w:t>X_test_ctrl</w:t>
+      </w:r>
+      <w:proofErr w:type="spellEnd"/>
+      <w:r>
+        <w:t xml:space="preserve"> shape: (504016, 39)</w:t>
       </w:r>
     </w:p>
     <w:p>
@@ -5787,12 +6427,17 @@
         <w:pStyle w:val="ListParagraph"/>
         <w:numPr>
           <w:ilvl w:val="0"/>
-          <w:numId w:val="38"/>
+          <w:numId w:val="39"/>
         </w:numPr>
         <w:ind w:left="1710"/>
       </w:pPr>
-      <w:r>
-        <w:t>y_train_ctrl shape: (2016062,)</w:t>
+      <w:proofErr w:type="spellStart"/>
+      <w:r>
+        <w:t>y_train_ctrl</w:t>
+      </w:r>
+      <w:proofErr w:type="spellEnd"/>
+      <w:r>
+        <w:t xml:space="preserve"> shape: (2016062,)</w:t>
       </w:r>
     </w:p>
     <w:p>
@@ -5800,12 +6445,17 @@
         <w:pStyle w:val="ListParagraph"/>
         <w:numPr>
           <w:ilvl w:val="0"/>
-          <w:numId w:val="38"/>
+          <w:numId w:val="39"/>
         </w:numPr>
         <w:ind w:left="1710"/>
       </w:pPr>
-      <w:r>
-        <w:t>y_test_ctrl shape: (504016,)</w:t>
+      <w:proofErr w:type="spellStart"/>
+      <w:r>
+        <w:t>y_test_ctrl</w:t>
+      </w:r>
+      <w:proofErr w:type="spellEnd"/>
+      <w:r>
+        <w:t xml:space="preserve"> shape: (504016,)</w:t>
       </w:r>
     </w:p>
     <w:p>
@@ -5842,6 +6492,7 @@
           <w:id w:val="-1967189922"/>
           <w:citation/>
         </w:sdtPr>
+        <w:sdtEndPr/>
         <w:sdtContent>
           <w:r>
             <w:fldChar w:fldCharType="begin"/>
@@ -5869,7 +6520,7 @@
         <w:pStyle w:val="Heading1"/>
         <w:numPr>
           <w:ilvl w:val="0"/>
-          <w:numId w:val="1"/>
+          <w:numId w:val="2"/>
         </w:numPr>
         <w:ind w:left="630"/>
         <w:jc w:val="both"/>
@@ -5927,13 +6578,138 @@
       </w:r>
     </w:p>
     <w:p/>
+    <w:p>
+      <w:pPr>
+        <w:tabs>
+          <w:tab w:val="left" w:pos="720"/>
+        </w:tabs>
+        <w:ind w:left="630"/>
+        <w:jc w:val="both"/>
+      </w:pPr>
+      <w:r>
+        <w:tab/>
+      </w:r>
+      <w:r>
+        <w:tab/>
+      </w:r>
+      <w:r>
+        <w:t xml:space="preserve">This phase focuses on training </w:t>
+      </w:r>
+      <w:r>
+        <w:t xml:space="preserve">different ML models using the prepared CICIDS2017 dataset. </w:t>
+      </w:r>
+      <w:r>
+        <w:t>Its main objective is not only to achieve strong classification performance, but also to analyse how preprocessing decisions and balancing approaches affect the reliability, efficiency, and practicality</w:t>
+      </w:r>
+      <w:r>
+        <w:t xml:space="preserve"> of the proposed IDS solution.</w:t>
+      </w:r>
+    </w:p>
+    <w:p>
+      <w:pPr>
+        <w:tabs>
+          <w:tab w:val="left" w:pos="720"/>
+        </w:tabs>
+        <w:ind w:left="630"/>
+        <w:jc w:val="both"/>
+      </w:pPr>
+      <w:r>
+        <w:tab/>
+      </w:r>
+      <w:r>
+        <w:tab/>
+      </w:r>
+      <w:r>
+        <w:t>To ensure consistency during experimentation; all machine learning models follow a similar workflow</w:t>
+      </w:r>
+      <w:r>
+        <w:t xml:space="preserve"> of dataset usage</w:t>
+      </w:r>
+      <w:r>
+        <w:t>:</w:t>
+      </w:r>
+    </w:p>
+    <w:p>
+      <w:pPr>
+        <w:pStyle w:val="ListParagraph"/>
+        <w:numPr>
+          <w:ilvl w:val="0"/>
+          <w:numId w:val="44"/>
+        </w:numPr>
+        <w:jc w:val="both"/>
+      </w:pPr>
+      <w:r>
+        <w:rPr>
+          <w:b/>
+          <w:bCs/>
+        </w:rPr>
+        <w:t>Baseline Model:</w:t>
+      </w:r>
+      <w:r>
+        <w:t xml:space="preserve"> </w:t>
+      </w:r>
+      <w:r>
+        <w:t xml:space="preserve">trained using the original prepared dataset without additional balancing techniques </w:t>
+      </w:r>
+    </w:p>
+    <w:p>
+      <w:pPr>
+        <w:pStyle w:val="ListParagraph"/>
+        <w:numPr>
+          <w:ilvl w:val="0"/>
+          <w:numId w:val="44"/>
+        </w:numPr>
+        <w:jc w:val="both"/>
+      </w:pPr>
+      <w:r>
+        <w:rPr>
+          <w:b/>
+          <w:bCs/>
+        </w:rPr>
+        <w:t>Tuned Model:</w:t>
+      </w:r>
+      <w:r>
+        <w:t xml:space="preserve"> </w:t>
+      </w:r>
+      <w:r>
+        <w:t xml:space="preserve">A model improvement stage using optimisation approaches specific to each algorithm, such as class weighting or hyperparameter tuning </w:t>
+      </w:r>
+    </w:p>
+    <w:p>
+      <w:pPr>
+        <w:pStyle w:val="ListParagraph"/>
+        <w:numPr>
+          <w:ilvl w:val="0"/>
+          <w:numId w:val="44"/>
+        </w:numPr>
+        <w:jc w:val="both"/>
+      </w:pPr>
+      <w:r>
+        <w:rPr>
+          <w:b/>
+          <w:bCs/>
+        </w:rPr>
+        <w:t>Controlled Dataset:</w:t>
+      </w:r>
+      <w:r>
+        <w:t xml:space="preserve"> </w:t>
+      </w:r>
+      <w:r>
+        <w:t>A final evaluation using the controlled multiclass dataset, where classes containing fewer than 1,000 records were removed to improve modelling stability and evaluation reliability</w:t>
+      </w:r>
+      <w:r>
+        <w:t>.</w:t>
+      </w:r>
+    </w:p>
+    <w:p/>
+    <w:p/>
     <w:p/>
     <w:p>
       <w:pPr>
         <w:pStyle w:val="Heading1"/>
         <w:numPr>
           <w:ilvl w:val="0"/>
-          <w:numId w:val="1"/>
+          <w:numId w:val="2"/>
         </w:numPr>
         <w:ind w:left="630"/>
         <w:jc w:val="both"/>
@@ -5961,7 +6737,7 @@
         <w:pStyle w:val="Heading1"/>
         <w:numPr>
           <w:ilvl w:val="0"/>
-          <w:numId w:val="1"/>
+          <w:numId w:val="2"/>
         </w:numPr>
         <w:ind w:left="630"/>
         <w:jc w:val="both"/>
@@ -5989,7 +6765,7 @@
         <w:pStyle w:val="Heading1"/>
         <w:numPr>
           <w:ilvl w:val="0"/>
-          <w:numId w:val="1"/>
+          <w:numId w:val="2"/>
         </w:numPr>
         <w:ind w:left="630"/>
         <w:jc w:val="both"/>
@@ -6017,7 +6793,7 @@
         <w:pStyle w:val="Heading1"/>
         <w:numPr>
           <w:ilvl w:val="0"/>
-          <w:numId w:val="1"/>
+          <w:numId w:val="2"/>
         </w:numPr>
         <w:ind w:left="630"/>
         <w:jc w:val="both"/>
@@ -6035,6 +6811,7 @@
           <w:bCs/>
           <w:color w:val="auto"/>
         </w:rPr>
+        <w:lastRenderedPageBreak/>
         <w:t>Conclusion</w:t>
       </w:r>
     </w:p>
@@ -6147,7 +6924,7 @@
             <w:pStyle w:val="Heading1"/>
             <w:numPr>
               <w:ilvl w:val="0"/>
-              <w:numId w:val="1"/>
+              <w:numId w:val="2"/>
             </w:numPr>
             <w:jc w:val="both"/>
             <w:rPr>
@@ -7340,6 +8117,119 @@
     </w:lvl>
   </w:abstractNum>
   <w:abstractNum w:abstractNumId="8" w15:restartNumberingAfterBreak="0">
+    <w:nsid w:val="13423682"/>
+    <w:multiLevelType w:val="hybridMultilevel"/>
+    <w:tmpl w:val="4956F218"/>
+    <w:lvl w:ilvl="0" w:tplc="27148D74">
+      <w:start w:val="1"/>
+      <w:numFmt w:val="bullet"/>
+      <w:lvlText w:val="-"/>
+      <w:lvlJc w:val="left"/>
+      <w:pPr>
+        <w:ind w:left="720" w:hanging="360"/>
+      </w:pPr>
+      <w:rPr>
+        <w:rFonts w:ascii="Aptos" w:hAnsi="Aptos" w:hint="default"/>
+      </w:rPr>
+    </w:lvl>
+    <w:lvl w:ilvl="1" w:tplc="148698C6">
+      <w:start w:val="1"/>
+      <w:numFmt w:val="bullet"/>
+      <w:lvlText w:val="o"/>
+      <w:lvlJc w:val="left"/>
+      <w:pPr>
+        <w:ind w:left="1440" w:hanging="360"/>
+      </w:pPr>
+      <w:rPr>
+        <w:rFonts w:ascii="Courier New" w:hAnsi="Courier New" w:hint="default"/>
+      </w:rPr>
+    </w:lvl>
+    <w:lvl w:ilvl="2" w:tplc="8C7026D4">
+      <w:start w:val="1"/>
+      <w:numFmt w:val="bullet"/>
+      <w:lvlText w:val=""/>
+      <w:lvlJc w:val="left"/>
+      <w:pPr>
+        <w:ind w:left="2160" w:hanging="360"/>
+      </w:pPr>
+      <w:rPr>
+        <w:rFonts w:ascii="Wingdings" w:hAnsi="Wingdings" w:hint="default"/>
+      </w:rPr>
+    </w:lvl>
+    <w:lvl w:ilvl="3" w:tplc="F3721C76">
+      <w:start w:val="1"/>
+      <w:numFmt w:val="bullet"/>
+      <w:lvlText w:val=""/>
+      <w:lvlJc w:val="left"/>
+      <w:pPr>
+        <w:ind w:left="2880" w:hanging="360"/>
+      </w:pPr>
+      <w:rPr>
+        <w:rFonts w:ascii="Symbol" w:hAnsi="Symbol" w:hint="default"/>
+      </w:rPr>
+    </w:lvl>
+    <w:lvl w:ilvl="4" w:tplc="593CDC5E">
+      <w:start w:val="1"/>
+      <w:numFmt w:val="bullet"/>
+      <w:lvlText w:val="o"/>
+      <w:lvlJc w:val="left"/>
+      <w:pPr>
+        <w:ind w:left="3600" w:hanging="360"/>
+      </w:pPr>
+      <w:rPr>
+        <w:rFonts w:ascii="Courier New" w:hAnsi="Courier New" w:hint="default"/>
+      </w:rPr>
+    </w:lvl>
+    <w:lvl w:ilvl="5" w:tplc="C0AE605E">
+      <w:start w:val="1"/>
+      <w:numFmt w:val="bullet"/>
+      <w:lvlText w:val=""/>
+      <w:lvlJc w:val="left"/>
+      <w:pPr>
+        <w:ind w:left="4320" w:hanging="360"/>
+      </w:pPr>
+      <w:rPr>
+        <w:rFonts w:ascii="Wingdings" w:hAnsi="Wingdings" w:hint="default"/>
+      </w:rPr>
+    </w:lvl>
+    <w:lvl w:ilvl="6" w:tplc="6D5855F6">
+      <w:start w:val="1"/>
+      <w:numFmt w:val="bullet"/>
+      <w:lvlText w:val=""/>
+      <w:lvlJc w:val="left"/>
+      <w:pPr>
+        <w:ind w:left="5040" w:hanging="360"/>
+      </w:pPr>
+      <w:rPr>
+        <w:rFonts w:ascii="Symbol" w:hAnsi="Symbol" w:hint="default"/>
+      </w:rPr>
+    </w:lvl>
+    <w:lvl w:ilvl="7" w:tplc="44445802">
+      <w:start w:val="1"/>
+      <w:numFmt w:val="bullet"/>
+      <w:lvlText w:val="o"/>
+      <w:lvlJc w:val="left"/>
+      <w:pPr>
+        <w:ind w:left="5760" w:hanging="360"/>
+      </w:pPr>
+      <w:rPr>
+        <w:rFonts w:ascii="Courier New" w:hAnsi="Courier New" w:hint="default"/>
+      </w:rPr>
+    </w:lvl>
+    <w:lvl w:ilvl="8" w:tplc="CAFA8AA0">
+      <w:start w:val="1"/>
+      <w:numFmt w:val="bullet"/>
+      <w:lvlText w:val=""/>
+      <w:lvlJc w:val="left"/>
+      <w:pPr>
+        <w:ind w:left="6480" w:hanging="360"/>
+      </w:pPr>
+      <w:rPr>
+        <w:rFonts w:ascii="Wingdings" w:hAnsi="Wingdings" w:hint="default"/>
+      </w:rPr>
+    </w:lvl>
+  </w:abstractNum>
+  <w:abstractNum w:abstractNumId="9" w15:restartNumberingAfterBreak="0">
     <w:nsid w:val="14360F28"/>
     <w:multiLevelType w:val="hybridMultilevel"/>
     <w:tmpl w:val="50B81072"/>
@@ -7452,7 +8342,7 @@
       </w:rPr>
     </w:lvl>
   </w:abstractNum>
-  <w:abstractNum w:abstractNumId="9" w15:restartNumberingAfterBreak="0">
+  <w:abstractNum w:abstractNumId="10" w15:restartNumberingAfterBreak="0">
     <w:nsid w:val="168B117D"/>
     <w:multiLevelType w:val="multilevel"/>
     <w:tmpl w:val="483216B0"/>
@@ -7601,7 +8491,7 @@
       </w:rPr>
     </w:lvl>
   </w:abstractNum>
-  <w:abstractNum w:abstractNumId="10" w15:restartNumberingAfterBreak="0">
+  <w:abstractNum w:abstractNumId="11" w15:restartNumberingAfterBreak="0">
     <w:nsid w:val="1B3F6ED2"/>
     <w:multiLevelType w:val="hybridMultilevel"/>
     <w:tmpl w:val="872E5014"/>
@@ -7714,7 +8604,7 @@
       </w:rPr>
     </w:lvl>
   </w:abstractNum>
-  <w:abstractNum w:abstractNumId="11" w15:restartNumberingAfterBreak="0">
+  <w:abstractNum w:abstractNumId="12" w15:restartNumberingAfterBreak="0">
     <w:nsid w:val="1C4716E4"/>
     <w:multiLevelType w:val="hybridMultilevel"/>
     <w:tmpl w:val="962C90DE"/>
@@ -7827,7 +8717,7 @@
       </w:rPr>
     </w:lvl>
   </w:abstractNum>
-  <w:abstractNum w:abstractNumId="12" w15:restartNumberingAfterBreak="0">
+  <w:abstractNum w:abstractNumId="13" w15:restartNumberingAfterBreak="0">
     <w:nsid w:val="1D4C2445"/>
     <w:multiLevelType w:val="multilevel"/>
     <w:tmpl w:val="64743DD6"/>
@@ -7976,7 +8866,7 @@
       </w:rPr>
     </w:lvl>
   </w:abstractNum>
-  <w:abstractNum w:abstractNumId="13" w15:restartNumberingAfterBreak="0">
+  <w:abstractNum w:abstractNumId="14" w15:restartNumberingAfterBreak="0">
     <w:nsid w:val="1E0020B7"/>
     <w:multiLevelType w:val="hybridMultilevel"/>
     <w:tmpl w:val="5E6A8170"/>
@@ -8065,7 +8955,7 @@
       </w:pPr>
     </w:lvl>
   </w:abstractNum>
-  <w:abstractNum w:abstractNumId="14" w15:restartNumberingAfterBreak="0">
+  <w:abstractNum w:abstractNumId="15" w15:restartNumberingAfterBreak="0">
     <w:nsid w:val="25DD555C"/>
     <w:multiLevelType w:val="hybridMultilevel"/>
     <w:tmpl w:val="062654B8"/>
@@ -8178,7 +9068,7 @@
       </w:rPr>
     </w:lvl>
   </w:abstractNum>
-  <w:abstractNum w:abstractNumId="15" w15:restartNumberingAfterBreak="0">
+  <w:abstractNum w:abstractNumId="16" w15:restartNumberingAfterBreak="0">
     <w:nsid w:val="308C197B"/>
     <w:multiLevelType w:val="multilevel"/>
     <w:tmpl w:val="49802A58"/>
@@ -8321,7 +9211,7 @@
       </w:rPr>
     </w:lvl>
   </w:abstractNum>
-  <w:abstractNum w:abstractNumId="16" w15:restartNumberingAfterBreak="0">
+  <w:abstractNum w:abstractNumId="17" w15:restartNumberingAfterBreak="0">
     <w:nsid w:val="31E13455"/>
     <w:multiLevelType w:val="hybridMultilevel"/>
     <w:tmpl w:val="FF7E3DC4"/>
@@ -8436,7 +9326,7 @@
       </w:rPr>
     </w:lvl>
   </w:abstractNum>
-  <w:abstractNum w:abstractNumId="17" w15:restartNumberingAfterBreak="0">
+  <w:abstractNum w:abstractNumId="18" w15:restartNumberingAfterBreak="0">
     <w:nsid w:val="323960BF"/>
     <w:multiLevelType w:val="hybridMultilevel"/>
     <w:tmpl w:val="AC329CCE"/>
@@ -8549,7 +9439,7 @@
       </w:rPr>
     </w:lvl>
   </w:abstractNum>
-  <w:abstractNum w:abstractNumId="18" w15:restartNumberingAfterBreak="0">
+  <w:abstractNum w:abstractNumId="19" w15:restartNumberingAfterBreak="0">
     <w:nsid w:val="33CD0DA1"/>
     <w:multiLevelType w:val="hybridMultilevel"/>
     <w:tmpl w:val="F880FE90"/>
@@ -8635,7 +9525,93 @@
       </w:pPr>
     </w:lvl>
   </w:abstractNum>
-  <w:abstractNum w:abstractNumId="19" w15:restartNumberingAfterBreak="0">
+  <w:abstractNum w:abstractNumId="20" w15:restartNumberingAfterBreak="0">
+    <w:nsid w:val="37DB00A2"/>
+    <w:multiLevelType w:val="hybridMultilevel"/>
+    <w:tmpl w:val="DCC4CA34"/>
+    <w:lvl w:ilvl="0" w:tplc="1809000F">
+      <w:start w:val="1"/>
+      <w:numFmt w:val="decimal"/>
+      <w:lvlText w:val="%1."/>
+      <w:lvlJc w:val="left"/>
+      <w:pPr>
+        <w:ind w:left="1800" w:hanging="360"/>
+      </w:pPr>
+    </w:lvl>
+    <w:lvl w:ilvl="1" w:tplc="18090019" w:tentative="1">
+      <w:start w:val="1"/>
+      <w:numFmt w:val="lowerLetter"/>
+      <w:lvlText w:val="%2."/>
+      <w:lvlJc w:val="left"/>
+      <w:pPr>
+        <w:ind w:left="2520" w:hanging="360"/>
+      </w:pPr>
+    </w:lvl>
+    <w:lvl w:ilvl="2" w:tplc="1809001B" w:tentative="1">
+      <w:start w:val="1"/>
+      <w:numFmt w:val="lowerRoman"/>
+      <w:lvlText w:val="%3."/>
+      <w:lvlJc w:val="right"/>
+      <w:pPr>
+        <w:ind w:left="3240" w:hanging="180"/>
+      </w:pPr>
+    </w:lvl>
+    <w:lvl w:ilvl="3" w:tplc="1809000F" w:tentative="1">
+      <w:start w:val="1"/>
+      <w:numFmt w:val="decimal"/>
+      <w:lvlText w:val="%4."/>
+      <w:lvlJc w:val="left"/>
+      <w:pPr>
+        <w:ind w:left="3960" w:hanging="360"/>
+      </w:pPr>
+    </w:lvl>
+    <w:lvl w:ilvl="4" w:tplc="18090019" w:tentative="1">
+      <w:start w:val="1"/>
+      <w:numFmt w:val="lowerLetter"/>
+      <w:lvlText w:val="%5."/>
+      <w:lvlJc w:val="left"/>
+      <w:pPr>
+        <w:ind w:left="4680" w:hanging="360"/>
+      </w:pPr>
+    </w:lvl>
+    <w:lvl w:ilvl="5" w:tplc="1809001B" w:tentative="1">
+      <w:start w:val="1"/>
+      <w:numFmt w:val="lowerRoman"/>
+      <w:lvlText w:val="%6."/>
+      <w:lvlJc w:val="right"/>
+      <w:pPr>
+        <w:ind w:left="5400" w:hanging="180"/>
+      </w:pPr>
+    </w:lvl>
+    <w:lvl w:ilvl="6" w:tplc="1809000F" w:tentative="1">
+      <w:start w:val="1"/>
+      <w:numFmt w:val="decimal"/>
+      <w:lvlText w:val="%7."/>
+      <w:lvlJc w:val="left"/>
+      <w:pPr>
+        <w:ind w:left="6120" w:hanging="360"/>
+      </w:pPr>
+    </w:lvl>
+    <w:lvl w:ilvl="7" w:tplc="18090019" w:tentative="1">
+      <w:start w:val="1"/>
+      <w:numFmt w:val="lowerLetter"/>
+      <w:lvlText w:val="%8."/>
+      <w:lvlJc w:val="left"/>
+      <w:pPr>
+        <w:ind w:left="6840" w:hanging="360"/>
+      </w:pPr>
+    </w:lvl>
+    <w:lvl w:ilvl="8" w:tplc="1809001B" w:tentative="1">
+      <w:start w:val="1"/>
+      <w:numFmt w:val="lowerRoman"/>
+      <w:lvlText w:val="%9."/>
+      <w:lvlJc w:val="right"/>
+      <w:pPr>
+        <w:ind w:left="7560" w:hanging="180"/>
+      </w:pPr>
+    </w:lvl>
+  </w:abstractNum>
+  <w:abstractNum w:abstractNumId="21" w15:restartNumberingAfterBreak="0">
     <w:nsid w:val="3DBA3FFA"/>
     <w:multiLevelType w:val="multilevel"/>
     <w:tmpl w:val="192E8008"/>
@@ -8784,7 +9760,7 @@
       </w:rPr>
     </w:lvl>
   </w:abstractNum>
-  <w:abstractNum w:abstractNumId="20" w15:restartNumberingAfterBreak="0">
+  <w:abstractNum w:abstractNumId="22" w15:restartNumberingAfterBreak="0">
     <w:nsid w:val="3F461D86"/>
     <w:multiLevelType w:val="hybridMultilevel"/>
     <w:tmpl w:val="B5D4F79E"/>
@@ -8897,7 +9873,7 @@
       </w:rPr>
     </w:lvl>
   </w:abstractNum>
-  <w:abstractNum w:abstractNumId="21" w15:restartNumberingAfterBreak="0">
+  <w:abstractNum w:abstractNumId="23" w15:restartNumberingAfterBreak="0">
     <w:nsid w:val="446D5ED4"/>
     <w:multiLevelType w:val="multilevel"/>
     <w:tmpl w:val="DFFC6046"/>
@@ -9044,7 +10020,93 @@
       </w:rPr>
     </w:lvl>
   </w:abstractNum>
-  <w:abstractNum w:abstractNumId="22" w15:restartNumberingAfterBreak="0">
+  <w:abstractNum w:abstractNumId="24" w15:restartNumberingAfterBreak="0">
+    <w:nsid w:val="474A1FDC"/>
+    <w:multiLevelType w:val="hybridMultilevel"/>
+    <w:tmpl w:val="DAF6967A"/>
+    <w:lvl w:ilvl="0" w:tplc="1809000F">
+      <w:start w:val="1"/>
+      <w:numFmt w:val="decimal"/>
+      <w:lvlText w:val="%1."/>
+      <w:lvlJc w:val="left"/>
+      <w:pPr>
+        <w:ind w:left="720" w:hanging="360"/>
+      </w:pPr>
+    </w:lvl>
+    <w:lvl w:ilvl="1" w:tplc="18090019" w:tentative="1">
+      <w:start w:val="1"/>
+      <w:numFmt w:val="lowerLetter"/>
+      <w:lvlText w:val="%2."/>
+      <w:lvlJc w:val="left"/>
+      <w:pPr>
+        <w:ind w:left="1440" w:hanging="360"/>
+      </w:pPr>
+    </w:lvl>
+    <w:lvl w:ilvl="2" w:tplc="1809001B" w:tentative="1">
+      <w:start w:val="1"/>
+      <w:numFmt w:val="lowerRoman"/>
+      <w:lvlText w:val="%3."/>
+      <w:lvlJc w:val="right"/>
+      <w:pPr>
+        <w:ind w:left="2160" w:hanging="180"/>
+      </w:pPr>
+    </w:lvl>
+    <w:lvl w:ilvl="3" w:tplc="1809000F" w:tentative="1">
+      <w:start w:val="1"/>
+      <w:numFmt w:val="decimal"/>
+      <w:lvlText w:val="%4."/>
+      <w:lvlJc w:val="left"/>
+      <w:pPr>
+        <w:ind w:left="2880" w:hanging="360"/>
+      </w:pPr>
+    </w:lvl>
+    <w:lvl w:ilvl="4" w:tplc="18090019" w:tentative="1">
+      <w:start w:val="1"/>
+      <w:numFmt w:val="lowerLetter"/>
+      <w:lvlText w:val="%5."/>
+      <w:lvlJc w:val="left"/>
+      <w:pPr>
+        <w:ind w:left="3600" w:hanging="360"/>
+      </w:pPr>
+    </w:lvl>
+    <w:lvl w:ilvl="5" w:tplc="1809001B" w:tentative="1">
+      <w:start w:val="1"/>
+      <w:numFmt w:val="lowerRoman"/>
+      <w:lvlText w:val="%6."/>
+      <w:lvlJc w:val="right"/>
+      <w:pPr>
+        <w:ind w:left="4320" w:hanging="180"/>
+      </w:pPr>
+    </w:lvl>
+    <w:lvl w:ilvl="6" w:tplc="1809000F" w:tentative="1">
+      <w:start w:val="1"/>
+      <w:numFmt w:val="decimal"/>
+      <w:lvlText w:val="%7."/>
+      <w:lvlJc w:val="left"/>
+      <w:pPr>
+        <w:ind w:left="5040" w:hanging="360"/>
+      </w:pPr>
+    </w:lvl>
+    <w:lvl w:ilvl="7" w:tplc="18090019" w:tentative="1">
+      <w:start w:val="1"/>
+      <w:numFmt w:val="lowerLetter"/>
+      <w:lvlText w:val="%8."/>
+      <w:lvlJc w:val="left"/>
+      <w:pPr>
+        <w:ind w:left="5760" w:hanging="360"/>
+      </w:pPr>
+    </w:lvl>
+    <w:lvl w:ilvl="8" w:tplc="1809001B" w:tentative="1">
+      <w:start w:val="1"/>
+      <w:numFmt w:val="lowerRoman"/>
+      <w:lvlText w:val="%9."/>
+      <w:lvlJc w:val="right"/>
+      <w:pPr>
+        <w:ind w:left="6480" w:hanging="180"/>
+      </w:pPr>
+    </w:lvl>
+  </w:abstractNum>
+  <w:abstractNum w:abstractNumId="25" w15:restartNumberingAfterBreak="0">
     <w:nsid w:val="48D2558A"/>
     <w:multiLevelType w:val="hybridMultilevel"/>
     <w:tmpl w:val="90E89720"/>
@@ -9157,7 +10219,7 @@
       </w:rPr>
     </w:lvl>
   </w:abstractNum>
-  <w:abstractNum w:abstractNumId="23" w15:restartNumberingAfterBreak="0">
+  <w:abstractNum w:abstractNumId="26" w15:restartNumberingAfterBreak="0">
     <w:nsid w:val="4A02684C"/>
     <w:multiLevelType w:val="multilevel"/>
     <w:tmpl w:val="CC4E6B80"/>
@@ -9306,7 +10368,7 @@
       </w:rPr>
     </w:lvl>
   </w:abstractNum>
-  <w:abstractNum w:abstractNumId="24" w15:restartNumberingAfterBreak="0">
+  <w:abstractNum w:abstractNumId="27" w15:restartNumberingAfterBreak="0">
     <w:nsid w:val="4D033872"/>
     <w:multiLevelType w:val="hybridMultilevel"/>
     <w:tmpl w:val="71DEF4A0"/>
@@ -9392,7 +10454,7 @@
       </w:pPr>
     </w:lvl>
   </w:abstractNum>
-  <w:abstractNum w:abstractNumId="25" w15:restartNumberingAfterBreak="0">
+  <w:abstractNum w:abstractNumId="28" w15:restartNumberingAfterBreak="0">
     <w:nsid w:val="4FE8322E"/>
     <w:multiLevelType w:val="multilevel"/>
     <w:tmpl w:val="BB005E46"/>
@@ -9541,7 +10603,7 @@
       </w:rPr>
     </w:lvl>
   </w:abstractNum>
-  <w:abstractNum w:abstractNumId="26" w15:restartNumberingAfterBreak="0">
+  <w:abstractNum w:abstractNumId="29" w15:restartNumberingAfterBreak="0">
     <w:nsid w:val="50366BAB"/>
     <w:multiLevelType w:val="hybridMultilevel"/>
     <w:tmpl w:val="8F4E38A8"/>
@@ -9654,7 +10716,7 @@
       </w:rPr>
     </w:lvl>
   </w:abstractNum>
-  <w:abstractNum w:abstractNumId="27" w15:restartNumberingAfterBreak="0">
+  <w:abstractNum w:abstractNumId="30" w15:restartNumberingAfterBreak="0">
     <w:nsid w:val="5091002F"/>
     <w:multiLevelType w:val="multilevel"/>
     <w:tmpl w:val="657A5616"/>
@@ -9803,7 +10865,7 @@
       </w:rPr>
     </w:lvl>
   </w:abstractNum>
-  <w:abstractNum w:abstractNumId="28" w15:restartNumberingAfterBreak="0">
+  <w:abstractNum w:abstractNumId="31" w15:restartNumberingAfterBreak="0">
     <w:nsid w:val="54381E7E"/>
     <w:multiLevelType w:val="multilevel"/>
     <w:tmpl w:val="E9142DB4"/>
@@ -9952,7 +11014,7 @@
       </w:rPr>
     </w:lvl>
   </w:abstractNum>
-  <w:abstractNum w:abstractNumId="29" w15:restartNumberingAfterBreak="0">
+  <w:abstractNum w:abstractNumId="32" w15:restartNumberingAfterBreak="0">
     <w:nsid w:val="5EB51096"/>
     <w:multiLevelType w:val="multilevel"/>
     <w:tmpl w:val="DFDA58FA"/>
@@ -10101,7 +11163,7 @@
       </w:rPr>
     </w:lvl>
   </w:abstractNum>
-  <w:abstractNum w:abstractNumId="30" w15:restartNumberingAfterBreak="0">
+  <w:abstractNum w:abstractNumId="33" w15:restartNumberingAfterBreak="0">
     <w:nsid w:val="5F701260"/>
     <w:multiLevelType w:val="hybridMultilevel"/>
     <w:tmpl w:val="25069ED8"/>
@@ -10214,7 +11276,7 @@
       </w:rPr>
     </w:lvl>
   </w:abstractNum>
-  <w:abstractNum w:abstractNumId="31" w15:restartNumberingAfterBreak="0">
+  <w:abstractNum w:abstractNumId="34" w15:restartNumberingAfterBreak="0">
     <w:nsid w:val="5FB26F03"/>
     <w:multiLevelType w:val="hybridMultilevel"/>
     <w:tmpl w:val="4F4452CA"/>
@@ -10327,7 +11389,7 @@
       </w:rPr>
     </w:lvl>
   </w:abstractNum>
-  <w:abstractNum w:abstractNumId="32" w15:restartNumberingAfterBreak="0">
+  <w:abstractNum w:abstractNumId="35" w15:restartNumberingAfterBreak="0">
     <w:nsid w:val="6E9E7839"/>
     <w:multiLevelType w:val="multilevel"/>
     <w:tmpl w:val="4F7A86EC"/>
@@ -10470,7 +11532,7 @@
       </w:rPr>
     </w:lvl>
   </w:abstractNum>
-  <w:abstractNum w:abstractNumId="33" w15:restartNumberingAfterBreak="0">
+  <w:abstractNum w:abstractNumId="36" w15:restartNumberingAfterBreak="0">
     <w:nsid w:val="71D07D1E"/>
     <w:multiLevelType w:val="hybridMultilevel"/>
     <w:tmpl w:val="6B9472DA"/>
@@ -10583,7 +11645,7 @@
       </w:rPr>
     </w:lvl>
   </w:abstractNum>
-  <w:abstractNum w:abstractNumId="34" w15:restartNumberingAfterBreak="0">
+  <w:abstractNum w:abstractNumId="37" w15:restartNumberingAfterBreak="0">
     <w:nsid w:val="71D12832"/>
     <w:multiLevelType w:val="hybridMultilevel"/>
     <w:tmpl w:val="4DC605EE"/>
@@ -10673,7 +11735,7 @@
       </w:pPr>
     </w:lvl>
   </w:abstractNum>
-  <w:abstractNum w:abstractNumId="35" w15:restartNumberingAfterBreak="0">
+  <w:abstractNum w:abstractNumId="38" w15:restartNumberingAfterBreak="0">
     <w:nsid w:val="730E2CE4"/>
     <w:multiLevelType w:val="hybridMultilevel"/>
     <w:tmpl w:val="B19C2364"/>
@@ -10786,7 +11848,7 @@
       </w:rPr>
     </w:lvl>
   </w:abstractNum>
-  <w:abstractNum w:abstractNumId="36" w15:restartNumberingAfterBreak="0">
+  <w:abstractNum w:abstractNumId="39" w15:restartNumberingAfterBreak="0">
     <w:nsid w:val="735250AE"/>
     <w:multiLevelType w:val="hybridMultilevel"/>
     <w:tmpl w:val="0486C16C"/>
@@ -10876,7 +11938,7 @@
       </w:pPr>
     </w:lvl>
   </w:abstractNum>
-  <w:abstractNum w:abstractNumId="37" w15:restartNumberingAfterBreak="0">
+  <w:abstractNum w:abstractNumId="40" w15:restartNumberingAfterBreak="0">
     <w:nsid w:val="768807E1"/>
     <w:multiLevelType w:val="multilevel"/>
     <w:tmpl w:val="DF78BF4E"/>
@@ -11025,7 +12087,7 @@
       </w:rPr>
     </w:lvl>
   </w:abstractNum>
-  <w:abstractNum w:abstractNumId="38" w15:restartNumberingAfterBreak="0">
+  <w:abstractNum w:abstractNumId="41" w15:restartNumberingAfterBreak="0">
     <w:nsid w:val="77567B85"/>
     <w:multiLevelType w:val="multilevel"/>
     <w:tmpl w:val="0270F6FC"/>
@@ -11174,7 +12236,7 @@
       </w:rPr>
     </w:lvl>
   </w:abstractNum>
-  <w:abstractNum w:abstractNumId="39" w15:restartNumberingAfterBreak="0">
+  <w:abstractNum w:abstractNumId="42" w15:restartNumberingAfterBreak="0">
     <w:nsid w:val="7A014B14"/>
     <w:multiLevelType w:val="multilevel"/>
     <w:tmpl w:val="49802A58"/>
@@ -11317,7 +12379,7 @@
       </w:rPr>
     </w:lvl>
   </w:abstractNum>
-  <w:abstractNum w:abstractNumId="40" w15:restartNumberingAfterBreak="0">
+  <w:abstractNum w:abstractNumId="43" w15:restartNumberingAfterBreak="0">
     <w:nsid w:val="7F7E6B26"/>
     <w:multiLevelType w:val="hybridMultilevel"/>
     <w:tmpl w:val="BC86FF24"/>
@@ -11407,128 +12469,137 @@
       </w:pPr>
     </w:lvl>
   </w:abstractNum>
-  <w:num w:numId="1" w16cid:durableId="1435512104">
+  <w:num w:numId="1" w16cid:durableId="181826579">
+    <w:abstractNumId w:val="8"/>
+  </w:num>
+  <w:num w:numId="2" w16cid:durableId="1435512104">
+    <w:abstractNumId w:val="42"/>
+  </w:num>
+  <w:num w:numId="3" w16cid:durableId="1848860497">
+    <w:abstractNumId w:val="35"/>
+  </w:num>
+  <w:num w:numId="4" w16cid:durableId="203060006">
+    <w:abstractNumId w:val="25"/>
+  </w:num>
+  <w:num w:numId="5" w16cid:durableId="449935456">
+    <w:abstractNumId w:val="29"/>
+  </w:num>
+  <w:num w:numId="6" w16cid:durableId="1493909927">
     <w:abstractNumId w:val="39"/>
   </w:num>
-  <w:num w:numId="2" w16cid:durableId="1848860497">
+  <w:num w:numId="7" w16cid:durableId="139079592">
+    <w:abstractNumId w:val="37"/>
+  </w:num>
+  <w:num w:numId="8" w16cid:durableId="1467775644">
+    <w:abstractNumId w:val="17"/>
+  </w:num>
+  <w:num w:numId="9" w16cid:durableId="1789425418">
+    <w:abstractNumId w:val="2"/>
+  </w:num>
+  <w:num w:numId="10" w16cid:durableId="1948392299">
+    <w:abstractNumId w:val="11"/>
+  </w:num>
+  <w:num w:numId="11" w16cid:durableId="154885650">
+    <w:abstractNumId w:val="9"/>
+  </w:num>
+  <w:num w:numId="12" w16cid:durableId="1034499952">
+    <w:abstractNumId w:val="38"/>
+  </w:num>
+  <w:num w:numId="13" w16cid:durableId="800073175">
+    <w:abstractNumId w:val="34"/>
+  </w:num>
+  <w:num w:numId="14" w16cid:durableId="87697557">
+    <w:abstractNumId w:val="1"/>
+  </w:num>
+  <w:num w:numId="15" w16cid:durableId="72047217">
+    <w:abstractNumId w:val="36"/>
+  </w:num>
+  <w:num w:numId="16" w16cid:durableId="636422382">
+    <w:abstractNumId w:val="7"/>
+  </w:num>
+  <w:num w:numId="17" w16cid:durableId="91559878">
+    <w:abstractNumId w:val="28"/>
+  </w:num>
+  <w:num w:numId="18" w16cid:durableId="574360654">
+    <w:abstractNumId w:val="23"/>
+  </w:num>
+  <w:num w:numId="19" w16cid:durableId="271017689">
+    <w:abstractNumId w:val="30"/>
+  </w:num>
+  <w:num w:numId="20" w16cid:durableId="1958757724">
+    <w:abstractNumId w:val="41"/>
+  </w:num>
+  <w:num w:numId="21" w16cid:durableId="1713310693">
+    <w:abstractNumId w:val="10"/>
+  </w:num>
+  <w:num w:numId="22" w16cid:durableId="1325158038">
+    <w:abstractNumId w:val="13"/>
+  </w:num>
+  <w:num w:numId="23" w16cid:durableId="1434745602">
+    <w:abstractNumId w:val="40"/>
+  </w:num>
+  <w:num w:numId="24" w16cid:durableId="1450272972">
+    <w:abstractNumId w:val="31"/>
+  </w:num>
+  <w:num w:numId="25" w16cid:durableId="1026252662">
+    <w:abstractNumId w:val="5"/>
+  </w:num>
+  <w:num w:numId="26" w16cid:durableId="1658991784">
+    <w:abstractNumId w:val="22"/>
+  </w:num>
+  <w:num w:numId="27" w16cid:durableId="731972392">
+    <w:abstractNumId w:val="18"/>
+  </w:num>
+  <w:num w:numId="28" w16cid:durableId="1581132572">
+    <w:abstractNumId w:val="6"/>
+  </w:num>
+  <w:num w:numId="29" w16cid:durableId="1646927338">
+    <w:abstractNumId w:val="33"/>
+  </w:num>
+  <w:num w:numId="30" w16cid:durableId="1858812919">
+    <w:abstractNumId w:val="19"/>
+  </w:num>
+  <w:num w:numId="31" w16cid:durableId="1054815535">
+    <w:abstractNumId w:val="43"/>
+  </w:num>
+  <w:num w:numId="32" w16cid:durableId="1065881106">
+    <w:abstractNumId w:val="26"/>
+  </w:num>
+  <w:num w:numId="33" w16cid:durableId="1237668691">
+    <w:abstractNumId w:val="27"/>
+  </w:num>
+  <w:num w:numId="34" w16cid:durableId="1327055717">
+    <w:abstractNumId w:val="14"/>
+  </w:num>
+  <w:num w:numId="35" w16cid:durableId="1788893213">
+    <w:abstractNumId w:val="4"/>
+  </w:num>
+  <w:num w:numId="36" w16cid:durableId="924537586">
+    <w:abstractNumId w:val="16"/>
+  </w:num>
+  <w:num w:numId="37" w16cid:durableId="624165551">
+    <w:abstractNumId w:val="15"/>
+  </w:num>
+  <w:num w:numId="38" w16cid:durableId="1762140315">
+    <w:abstractNumId w:val="3"/>
+  </w:num>
+  <w:num w:numId="39" w16cid:durableId="1488060446">
+    <w:abstractNumId w:val="12"/>
+  </w:num>
+  <w:num w:numId="40" w16cid:durableId="397017899">
+    <w:abstractNumId w:val="0"/>
+  </w:num>
+  <w:num w:numId="41" w16cid:durableId="251008069">
+    <w:abstractNumId w:val="21"/>
+  </w:num>
+  <w:num w:numId="42" w16cid:durableId="1813015476">
     <w:abstractNumId w:val="32"/>
   </w:num>
-  <w:num w:numId="3" w16cid:durableId="203060006">
-    <w:abstractNumId w:val="22"/>
-  </w:num>
-  <w:num w:numId="4" w16cid:durableId="449935456">
-    <w:abstractNumId w:val="26"/>
-  </w:num>
-  <w:num w:numId="5" w16cid:durableId="1493909927">
-    <w:abstractNumId w:val="36"/>
-  </w:num>
-  <w:num w:numId="6" w16cid:durableId="139079592">
-    <w:abstractNumId w:val="34"/>
-  </w:num>
-  <w:num w:numId="7" w16cid:durableId="1467775644">
-    <w:abstractNumId w:val="16"/>
-  </w:num>
-  <w:num w:numId="8" w16cid:durableId="1789425418">
-    <w:abstractNumId w:val="2"/>
-  </w:num>
-  <w:num w:numId="9" w16cid:durableId="1948392299">
-    <w:abstractNumId w:val="10"/>
-  </w:num>
-  <w:num w:numId="10" w16cid:durableId="154885650">
-    <w:abstractNumId w:val="8"/>
-  </w:num>
-  <w:num w:numId="11" w16cid:durableId="1034499952">
-    <w:abstractNumId w:val="35"/>
-  </w:num>
-  <w:num w:numId="12" w16cid:durableId="800073175">
-    <w:abstractNumId w:val="31"/>
-  </w:num>
-  <w:num w:numId="13" w16cid:durableId="87697557">
-    <w:abstractNumId w:val="1"/>
-  </w:num>
-  <w:num w:numId="14" w16cid:durableId="72047217">
-    <w:abstractNumId w:val="33"/>
-  </w:num>
-  <w:num w:numId="15" w16cid:durableId="636422382">
-    <w:abstractNumId w:val="7"/>
-  </w:num>
-  <w:num w:numId="16" w16cid:durableId="91559878">
-    <w:abstractNumId w:val="25"/>
-  </w:num>
-  <w:num w:numId="17" w16cid:durableId="574360654">
-    <w:abstractNumId w:val="21"/>
-  </w:num>
-  <w:num w:numId="18" w16cid:durableId="271017689">
-    <w:abstractNumId w:val="27"/>
-  </w:num>
-  <w:num w:numId="19" w16cid:durableId="1958757724">
-    <w:abstractNumId w:val="38"/>
-  </w:num>
-  <w:num w:numId="20" w16cid:durableId="1713310693">
-    <w:abstractNumId w:val="9"/>
-  </w:num>
-  <w:num w:numId="21" w16cid:durableId="1325158038">
-    <w:abstractNumId w:val="12"/>
-  </w:num>
-  <w:num w:numId="22" w16cid:durableId="1434745602">
-    <w:abstractNumId w:val="37"/>
-  </w:num>
-  <w:num w:numId="23" w16cid:durableId="1450272972">
-    <w:abstractNumId w:val="28"/>
-  </w:num>
-  <w:num w:numId="24" w16cid:durableId="1026252662">
-    <w:abstractNumId w:val="5"/>
-  </w:num>
-  <w:num w:numId="25" w16cid:durableId="1658991784">
-    <w:abstractNumId w:val="20"/>
-  </w:num>
-  <w:num w:numId="26" w16cid:durableId="731972392">
-    <w:abstractNumId w:val="17"/>
-  </w:num>
-  <w:num w:numId="27" w16cid:durableId="1581132572">
-    <w:abstractNumId w:val="6"/>
-  </w:num>
-  <w:num w:numId="28" w16cid:durableId="1646927338">
-    <w:abstractNumId w:val="30"/>
-  </w:num>
-  <w:num w:numId="29" w16cid:durableId="1858812919">
-    <w:abstractNumId w:val="18"/>
-  </w:num>
-  <w:num w:numId="30" w16cid:durableId="1054815535">
-    <w:abstractNumId w:val="40"/>
-  </w:num>
-  <w:num w:numId="31" w16cid:durableId="1065881106">
-    <w:abstractNumId w:val="23"/>
-  </w:num>
-  <w:num w:numId="32" w16cid:durableId="1237668691">
+  <w:num w:numId="43" w16cid:durableId="1934820186">
     <w:abstractNumId w:val="24"/>
   </w:num>
-  <w:num w:numId="33" w16cid:durableId="1327055717">
-    <w:abstractNumId w:val="13"/>
-  </w:num>
-  <w:num w:numId="34" w16cid:durableId="1788893213">
-    <w:abstractNumId w:val="4"/>
-  </w:num>
-  <w:num w:numId="35" w16cid:durableId="924537586">
-    <w:abstractNumId w:val="15"/>
-  </w:num>
-  <w:num w:numId="36" w16cid:durableId="624165551">
-    <w:abstractNumId w:val="14"/>
-  </w:num>
-  <w:num w:numId="37" w16cid:durableId="1762140315">
-    <w:abstractNumId w:val="3"/>
-  </w:num>
-  <w:num w:numId="38" w16cid:durableId="1488060446">
-    <w:abstractNumId w:val="11"/>
-  </w:num>
-  <w:num w:numId="39" w16cid:durableId="397017899">
-    <w:abstractNumId w:val="0"/>
-  </w:num>
-  <w:num w:numId="40" w16cid:durableId="251008069">
-    <w:abstractNumId w:val="19"/>
-  </w:num>
-  <w:num w:numId="41" w16cid:durableId="1813015476">
-    <w:abstractNumId w:val="29"/>
+  <w:num w:numId="44" w16cid:durableId="1838572191">
+    <w:abstractNumId w:val="20"/>
   </w:num>
   <w:numIdMacAtCleanup w:val="12"/>
 </w:numbering>
@@ -12001,7 +13072,6 @@
   <w:style w:type="character" w:default="1" w:styleId="DefaultParagraphFont">
     <w:name w:val="Default Paragraph Font"/>
     <w:uiPriority w:val="1"/>
-    <w:semiHidden/>
     <w:unhideWhenUsed/>
   </w:style>
   <w:style w:type="table" w:default="1" w:styleId="TableNormal">

--- a/Sander2022164_Thiago2022161_Report.docx
+++ b/Sander2022164_Thiago2022161_Report.docx
@@ -1016,7 +1016,44 @@
           <w:sz w:val="28"/>
           <w:szCs w:val="28"/>
         </w:rPr>
-        <w:t xml:space="preserve">CFS - </w:t>
+        <w:t xml:space="preserve">CFS </w:t>
+      </w:r>
+      <w:r>
+        <w:rPr>
+          <w:rFonts w:cs="Times New Roman"/>
+          <w:color w:val="EE0000"/>
+          <w:sz w:val="28"/>
+          <w:szCs w:val="28"/>
+        </w:rPr>
+        <w:t>–</w:t>
+      </w:r>
+      <w:r>
+        <w:rPr>
+          <w:rFonts w:cs="Times New Roman"/>
+          <w:color w:val="EE0000"/>
+          <w:sz w:val="28"/>
+          <w:szCs w:val="28"/>
+        </w:rPr>
+        <w:t xml:space="preserve"> </w:t>
+      </w:r>
+    </w:p>
+    <w:p>
+      <w:pPr>
+        <w:rPr>
+          <w:rFonts w:cs="Times New Roman"/>
+          <w:color w:val="EE0000"/>
+          <w:sz w:val="28"/>
+          <w:szCs w:val="28"/>
+        </w:rPr>
+      </w:pPr>
+      <w:r>
+        <w:rPr>
+          <w:rFonts w:cs="Times New Roman"/>
+          <w:color w:val="EE0000"/>
+          <w:sz w:val="28"/>
+          <w:szCs w:val="28"/>
+        </w:rPr>
+        <w:t xml:space="preserve">RF - </w:t>
       </w:r>
     </w:p>
     <w:p>
@@ -1090,7 +1127,6 @@
           <w:id w:val="-667025716"/>
           <w:citation/>
         </w:sdtPr>
-        <w:sdtEndPr/>
         <w:sdtContent>
           <w:r>
             <w:fldChar w:fldCharType="begin"/>
@@ -1171,7 +1207,6 @@
           <w:id w:val="-1831198940"/>
           <w:citation/>
         </w:sdtPr>
-        <w:sdtEndPr/>
         <w:sdtContent>
           <w:r>
             <w:fldChar w:fldCharType="begin"/>
@@ -1217,8 +1252,14 @@
           <w:ilvl w:val="1"/>
           <w:numId w:val="2"/>
         </w:numPr>
-      </w:pPr>
-      <w:r>
+        <w:rPr>
+          <w:color w:val="EE0000"/>
+        </w:rPr>
+      </w:pPr>
+      <w:r>
+        <w:rPr>
+          <w:color w:val="EE0000"/>
+        </w:rPr>
         <w:t>Project Concept</w:t>
       </w:r>
     </w:p>
@@ -1247,8 +1288,14 @@
           <w:ilvl w:val="1"/>
           <w:numId w:val="2"/>
         </w:numPr>
-      </w:pPr>
-      <w:r>
+        <w:rPr>
+          <w:color w:val="EE0000"/>
+        </w:rPr>
+      </w:pPr>
+      <w:r>
+        <w:rPr>
+          <w:color w:val="EE0000"/>
+        </w:rPr>
         <w:t>Project Aim</w:t>
       </w:r>
     </w:p>
@@ -1571,7 +1618,6 @@
           <w:id w:val="-113062448"/>
           <w:citation/>
         </w:sdtPr>
-        <w:sdtEndPr/>
         <w:sdtContent>
           <w:r>
             <w:fldChar w:fldCharType="begin"/>
@@ -1852,16 +1898,11 @@
       <w:r>
         <w:t xml:space="preserve">focused on comparing the </w:t>
       </w:r>
-      <w:proofErr w:type="gramStart"/>
       <w:r>
         <w:t>model</w:t>
       </w:r>
       <w:r>
-        <w:t>s</w:t>
-      </w:r>
-      <w:proofErr w:type="gramEnd"/>
-      <w:r>
-        <w:t xml:space="preserve"> </w:t>
+        <w:t xml:space="preserve">s </w:t>
       </w:r>
       <w:r>
         <w:t xml:space="preserve">using accuracy, precision, recall, macro F1-score, confusion matrix analysis, and cross-validation procedures. </w:t>
@@ -2019,21 +2060,12 @@
           <w:numId w:val="37"/>
         </w:numPr>
       </w:pPr>
-      <w:proofErr w:type="spellStart"/>
       <w:r>
         <w:rPr>
           <w:b/>
           <w:bCs/>
         </w:rPr>
-        <w:t>Jupyter</w:t>
-      </w:r>
-      <w:proofErr w:type="spellEnd"/>
-      <w:r>
-        <w:rPr>
-          <w:b/>
-          <w:bCs/>
-        </w:rPr>
-        <w:t xml:space="preserve"> Notebook:</w:t>
+        <w:t>Jupyter Notebook:</w:t>
       </w:r>
       <w:r>
         <w:t xml:space="preserve"> used for </w:t>
@@ -2125,13 +2157,8 @@
           <w:numId w:val="38"/>
         </w:numPr>
       </w:pPr>
-      <w:proofErr w:type="spellStart"/>
-      <w:r>
-        <w:t>Joblib</w:t>
-      </w:r>
-      <w:proofErr w:type="spellEnd"/>
-      <w:r>
-        <w:t xml:space="preserve"> for model saving and loading </w:t>
+      <w:r>
+        <w:t xml:space="preserve">Joblib for model saving and loading </w:t>
       </w:r>
     </w:p>
     <w:p>
@@ -2203,15 +2230,7 @@
     </w:p>
     <w:p>
       <w:r>
-        <w:t>So, this project focuses on using machine learning for intrusion detection to classify network traffic as benign or attack categories (</w:t>
-      </w:r>
-      <w:proofErr w:type="spellStart"/>
-      <w:r>
-        <w:t>Sharafaldin</w:t>
-      </w:r>
-      <w:proofErr w:type="spellEnd"/>
-      <w:r>
-        <w:t xml:space="preserve"> et al., 2018). It’s not intended to be a full enterprise security solution. It’s a lightweight decision-support prototype for IT administrators and MSP technicians.</w:t>
+        <w:t>So, this project focuses on using machine learning for intrusion detection to classify network traffic as benign or attack categories (Sharafaldin et al., 2018). It’s not intended to be a full enterprise security solution. It’s a lightweight decision-support prototype for IT administrators and MSP technicians.</w:t>
       </w:r>
     </w:p>
     <w:p>
@@ -2275,15 +2294,7 @@
     </w:p>
     <w:p>
       <w:r>
-        <w:t>From a machine learning perspective, the aim is to train and compare classification models with the CICIDS2017 dataset (</w:t>
-      </w:r>
-      <w:proofErr w:type="spellStart"/>
-      <w:r>
-        <w:t>Sharafaldin</w:t>
-      </w:r>
-      <w:proofErr w:type="spellEnd"/>
-      <w:r>
-        <w:t xml:space="preserve"> et al., 2018). The models need to be tested using appropriate metrics as accuracy is not a reliable result in an imbalanced IDS dataset </w:t>
+        <w:t xml:space="preserve">From a machine learning perspective, the aim is to train and compare classification models with the CICIDS2017 dataset (Sharafaldin et al., 2018). The models need to be tested using appropriate metrics as accuracy is not a reliable result in an imbalanced IDS dataset </w:t>
       </w:r>
       <w:r>
         <w:rPr>
@@ -2340,15 +2351,7 @@
     </w:p>
     <w:p>
       <w:r>
-        <w:t xml:space="preserve">Weaknesses: The model is trained on historical data, and it doesn’t update automatically. The dataset is simulated and may not fully reflect every real organization. Some attack types have very low support (Engelen et al., 2021; </w:t>
-      </w:r>
-      <w:proofErr w:type="spellStart"/>
-      <w:r>
-        <w:t>Sharafaldin</w:t>
-      </w:r>
-      <w:proofErr w:type="spellEnd"/>
-      <w:r>
-        <w:t>, et al., 2018).</w:t>
+        <w:t>Weaknesses: The model is trained on historical data, and it doesn’t update automatically. The dataset is simulated and may not fully reflect every real organization. Some attack types have very low support (Engelen et al., 2021; Sharafaldin, et al., 2018).</w:t>
       </w:r>
     </w:p>
     <w:p>
@@ -2405,15 +2408,7 @@
     </w:p>
     <w:p>
       <w:r>
-        <w:t xml:space="preserve">The key technologies used in this project are Python, Scikit-learn, </w:t>
-      </w:r>
-      <w:proofErr w:type="spellStart"/>
-      <w:r>
-        <w:t>Jupyter</w:t>
-      </w:r>
-      <w:proofErr w:type="spellEnd"/>
-      <w:r>
-        <w:t xml:space="preserve"> Notebook, and Streamlit.</w:t>
+        <w:t>The key technologies used in this project are Python, Scikit-learn, Jupyter Notebook, and Streamlit.</w:t>
       </w:r>
     </w:p>
     <w:p>
@@ -2423,15 +2418,7 @@
     </w:p>
     <w:p>
       <w:r>
-        <w:t xml:space="preserve">Code, output, graphs and explanations are all kept within </w:t>
-      </w:r>
-      <w:proofErr w:type="spellStart"/>
-      <w:r>
-        <w:t>Jupyter</w:t>
-      </w:r>
-      <w:proofErr w:type="spellEnd"/>
-      <w:r>
-        <w:t xml:space="preserve"> Notebook. Streamlit was chosen for the dashboard prototype as it can be used with Python to build a simple interface without complex web development (Streamlit, 2024).</w:t>
+        <w:t>Code, output, graphs and explanations are all kept within Jupyter Notebook. Streamlit was chosen for the dashboard prototype as it can be used with Python to build a simple interface without complex web development (Streamlit, 2024).</w:t>
       </w:r>
     </w:p>
     <w:p>
@@ -2539,31 +2526,7 @@
     </w:p>
     <w:p>
       <w:r>
-        <w:t xml:space="preserve">This dataset was chosen because it contains various types of attacks: DDoS, DoS, </w:t>
-      </w:r>
-      <w:proofErr w:type="spellStart"/>
-      <w:r>
-        <w:t>PortScan</w:t>
-      </w:r>
-      <w:proofErr w:type="spellEnd"/>
-      <w:r>
-        <w:t>, Bot, FTP-</w:t>
-      </w:r>
-      <w:proofErr w:type="spellStart"/>
-      <w:r>
-        <w:t>Patator</w:t>
-      </w:r>
-      <w:proofErr w:type="spellEnd"/>
-      <w:r>
-        <w:t>, SSH-</w:t>
-      </w:r>
-      <w:proofErr w:type="spellStart"/>
-      <w:r>
-        <w:t>Patator</w:t>
-      </w:r>
-      <w:proofErr w:type="spellEnd"/>
-      <w:r>
-        <w:t>, Web Attacks, Infiltration and Heartbleed. This makes it appropriate for a multiclass IDS project.</w:t>
+        <w:t>This dataset was chosen because it contains various types of attacks: DDoS, DoS, PortScan, Bot, FTP-Patator, SSH-Patator, Web Attacks, Infiltration and Heartbleed. This makes it appropriate for a multiclass IDS project.</w:t>
       </w:r>
     </w:p>
     <w:p>
@@ -2581,15 +2544,7 @@
     </w:p>
     <w:p>
       <w:r>
-        <w:t xml:space="preserve">The CICIDS2017 dataset is divided into several CSV files. Each file represents a different traffic period or attack scenario. For this project, eight CSV files were loaded using Python and Pandas, and merged into a single </w:t>
-      </w:r>
-      <w:proofErr w:type="spellStart"/>
-      <w:r>
-        <w:t>dataframe</w:t>
-      </w:r>
-      <w:proofErr w:type="spellEnd"/>
-      <w:r>
-        <w:t>.</w:t>
+        <w:t>The CICIDS2017 dataset is divided into several CSV files. Each file represents a different traffic period or attack scenario. For this project, eight CSV files were loaded using Python and Pandas, and merged into a single dataframe.</w:t>
       </w:r>
     </w:p>
     <w:p>
@@ -2657,21 +2612,31 @@
         <w:rPr>
           <w:szCs w:val="24"/>
         </w:rPr>
-        <w:t xml:space="preserve">The general structure of the source files was the same, with varying class distributions. For example, Monday had only benign traffic and other files had attacks like DDoS, </w:t>
-      </w:r>
-      <w:proofErr w:type="spellStart"/>
+        <w:t>The general structure of the source files was the same, with varying class distributions. For example, Monday had only benign traffic and other files had attacks like DDoS, PortScan, DoS, Bot and Web Attacks.</w:t>
+      </w:r>
+    </w:p>
+    <w:p>
       <w:r>
         <w:rPr>
           <w:szCs w:val="24"/>
         </w:rPr>
-        <w:t>PortScan</w:t>
-      </w:r>
-      <w:proofErr w:type="spellEnd"/>
+        <w:t xml:space="preserve">The first exploratory analysis revealed that the data is predominantly numerical. There were 79 columns, with 78 of them being numerical and only one (Label) being textual. This is convenient for machine learning, as Scikit-learn models are primarily designed to operate on numerical input data. </w:t>
+      </w:r>
+    </w:p>
+    <w:p>
       <w:r>
         <w:rPr>
           <w:szCs w:val="24"/>
         </w:rPr>
-        <w:t>, DoS, Bot and Web Attacks.</w:t>
+        <w:t>This dataset also required approximately 1.7GB of memory, indicating that efficient preprocessing and feature reduction would be crucial for the lightweight IDS goal.</w:t>
+      </w:r>
+    </w:p>
+    <w:p>
+      <w:pPr>
+        <w:pStyle w:val="Heading2"/>
+      </w:pPr>
+      <w:r>
+        <w:t>4.3 Target Variable and Class Distribution</w:t>
       </w:r>
     </w:p>
     <w:p>
@@ -2679,7 +2644,7 @@
         <w:rPr>
           <w:szCs w:val="24"/>
         </w:rPr>
-        <w:t xml:space="preserve">The first exploratory analysis revealed that the data is predominantly numerical. There were 79 columns, with 78 of them being numerical and only one (Label) being textual. This is convenient for machine learning, as Scikit-learn models are primarily designed to operate on numerical input data. </w:t>
+        <w:t>The result of the target analysis revealed that the dataset is extremely imbalanced. The majority class (BENIGN) has 2,273,097 records which corresponds to approximately 80.30% of the entire dataset.</w:t>
       </w:r>
     </w:p>
     <w:p>
@@ -2687,45 +2652,7 @@
         <w:rPr>
           <w:szCs w:val="24"/>
         </w:rPr>
-        <w:t>This dataset also required approximately 1.7GB of memory, indicating that efficient preprocessing and feature reduction would be crucial for the lightweight IDS goal.</w:t>
-      </w:r>
-    </w:p>
-    <w:p>
-      <w:pPr>
-        <w:pStyle w:val="Heading2"/>
-      </w:pPr>
-      <w:r>
-        <w:t>4.3 Target Variable and Class Distribution</w:t>
-      </w:r>
-    </w:p>
-    <w:p>
-      <w:r>
-        <w:rPr>
-          <w:szCs w:val="24"/>
-        </w:rPr>
-        <w:t>The result of the target analysis revealed that the dataset is extremely imbalanced. The majority class (BENIGN) has 2,273,097 records which corresponds to approximately 80.30% of the entire dataset.</w:t>
-      </w:r>
-    </w:p>
-    <w:p>
-      <w:r>
-        <w:rPr>
-          <w:szCs w:val="24"/>
-        </w:rPr>
-        <w:t xml:space="preserve">The most frequent attack classes were DoS Hulk, </w:t>
-      </w:r>
-      <w:proofErr w:type="spellStart"/>
-      <w:r>
-        <w:rPr>
-          <w:szCs w:val="24"/>
-        </w:rPr>
-        <w:t>PortScan</w:t>
-      </w:r>
-      <w:proofErr w:type="spellEnd"/>
-      <w:r>
-        <w:rPr>
-          <w:szCs w:val="24"/>
-        </w:rPr>
-        <w:t xml:space="preserve"> and DDoS. But there were some classes of attacks with very few records: Infiltration (36 records), Web Attack SQL Injection (21 records) and Heartbleed (11 records).</w:t>
+        <w:t>The most frequent attack classes were DoS Hulk, PortScan and DDoS. But there were some classes of attacks with very few records: Infiltration (36 records), Web Attack SQL Injection (21 records) and Heartbleed (11 records).</w:t>
       </w:r>
     </w:p>
     <w:p>
@@ -2838,21 +2765,7 @@
         <w:rPr>
           <w:szCs w:val="24"/>
         </w:rPr>
-        <w:t xml:space="preserve">Selected features like Flow Duration, Total </w:t>
-      </w:r>
-      <w:proofErr w:type="spellStart"/>
-      <w:r>
-        <w:rPr>
-          <w:szCs w:val="24"/>
-        </w:rPr>
-        <w:t>Fwd</w:t>
-      </w:r>
-      <w:proofErr w:type="spellEnd"/>
-      <w:r>
-        <w:rPr>
-          <w:szCs w:val="24"/>
-        </w:rPr>
-        <w:t xml:space="preserve"> Packets, Total Backward Packets and Flow Bytes/s were also displayed using boxplots. These plots confirmed the presence of extreme values and skewness in the distributions.</w:t>
+        <w:t>Selected features like Flow Duration, Total Fwd Packets, Total Backward Packets and Flow Bytes/s were also displayed using boxplots. These plots confirmed the presence of extreme values and skewness in the distributions.</w:t>
       </w:r>
     </w:p>
     <w:p>
@@ -3178,23 +3091,7 @@
         <w:tab/>
       </w:r>
       <w:r>
-        <w:t>Since most ML algorithm work only with numeric data, the “Label” column containing string values representing attack categories was encoded using Scikit-</w:t>
-      </w:r>
-      <w:proofErr w:type="spellStart"/>
-      <w:r>
-        <w:t>learn’s</w:t>
-      </w:r>
-      <w:proofErr w:type="spellEnd"/>
-      <w:r>
-        <w:t xml:space="preserve"> “</w:t>
-      </w:r>
-      <w:proofErr w:type="spellStart"/>
-      <w:r>
-        <w:t>LabelEncoder</w:t>
-      </w:r>
-      <w:proofErr w:type="spellEnd"/>
-      <w:r>
-        <w:t xml:space="preserve">”. </w:t>
+        <w:t xml:space="preserve">Since most ML algorithm work only with numeric data, the “Label” column containing string values representing attack categories was encoded using Scikit-learn’s “LabelEncoder”. </w:t>
       </w:r>
     </w:p>
     <w:p>
@@ -3218,7 +3115,6 @@
         <w:sdtPr>
           <w:id w:val="1142149005"/>
         </w:sdtPr>
-        <w:sdtEndPr/>
         <w:sdtContent>
           <w:r>
             <w:fldChar w:fldCharType="begin"/>
@@ -3583,13 +3479,8 @@
               <w:jc w:val="center"/>
             </w:pPr>
             <w:r>
-              <w:t xml:space="preserve">DoS </w:t>
+              <w:t>DoS GoldenEye</w:t>
             </w:r>
-            <w:proofErr w:type="spellStart"/>
-            <w:r>
-              <w:t>GoldenEye</w:t>
-            </w:r>
-            <w:proofErr w:type="spellEnd"/>
           </w:p>
         </w:tc>
         <w:tc>
@@ -3690,13 +3581,8 @@
               <w:jc w:val="center"/>
             </w:pPr>
             <w:r>
-              <w:t xml:space="preserve">DoS </w:t>
+              <w:t>DoS Slowhttptest</w:t>
             </w:r>
-            <w:proofErr w:type="spellStart"/>
-            <w:r>
-              <w:t>Slowhttptest</w:t>
-            </w:r>
-            <w:proofErr w:type="spellEnd"/>
           </w:p>
         </w:tc>
         <w:tc>
@@ -3746,13 +3632,8 @@
               <w:jc w:val="center"/>
             </w:pPr>
             <w:r>
-              <w:t xml:space="preserve">DoS </w:t>
+              <w:t>DoS slowloris</w:t>
             </w:r>
-            <w:proofErr w:type="spellStart"/>
-            <w:r>
-              <w:t>slowloris</w:t>
-            </w:r>
-            <w:proofErr w:type="spellEnd"/>
           </w:p>
         </w:tc>
         <w:tc>
@@ -3802,13 +3683,8 @@
               <w:jc w:val="center"/>
             </w:pPr>
             <w:r>
-              <w:t>FTP-</w:t>
+              <w:t>FTP-Patator</w:t>
             </w:r>
-            <w:proofErr w:type="spellStart"/>
-            <w:r>
-              <w:t>Patator</w:t>
-            </w:r>
-            <w:proofErr w:type="spellEnd"/>
           </w:p>
         </w:tc>
         <w:tc>
@@ -3857,11 +3733,9 @@
             <w:pPr>
               <w:jc w:val="center"/>
             </w:pPr>
-            <w:proofErr w:type="spellStart"/>
             <w:r>
               <w:t>Heatbleed</w:t>
             </w:r>
-            <w:proofErr w:type="spellEnd"/>
           </w:p>
         </w:tc>
         <w:tc>
@@ -3961,11 +3835,9 @@
             <w:pPr>
               <w:jc w:val="center"/>
             </w:pPr>
-            <w:proofErr w:type="spellStart"/>
             <w:r>
               <w:t>PortScan</w:t>
             </w:r>
-            <w:proofErr w:type="spellEnd"/>
           </w:p>
         </w:tc>
         <w:tc>
@@ -4015,13 +3887,8 @@
               <w:jc w:val="center"/>
             </w:pPr>
             <w:r>
-              <w:t>SSH-</w:t>
+              <w:t>SSH-Patator</w:t>
             </w:r>
-            <w:proofErr w:type="spellStart"/>
-            <w:r>
-              <w:t>Patator</w:t>
-            </w:r>
-            <w:proofErr w:type="spellEnd"/>
           </w:p>
         </w:tc>
         <w:tc>
@@ -4122,15 +3989,7 @@
               <w:jc w:val="center"/>
             </w:pPr>
             <w:r>
-              <w:t xml:space="preserve">Web Attack </w:t>
-            </w:r>
-            <w:proofErr w:type="spellStart"/>
-            <w:r>
-              <w:t>Sql</w:t>
-            </w:r>
-            <w:proofErr w:type="spellEnd"/>
-            <w:r>
-              <w:t xml:space="preserve"> Injection</w:t>
+              <w:t>Web Attack Sql Injection</w:t>
             </w:r>
           </w:p>
         </w:tc>
@@ -4287,7 +4146,6 @@
           <w:id w:val="1909498252"/>
           <w:citation/>
         </w:sdtPr>
-        <w:sdtEndPr/>
         <w:sdtContent>
           <w:r>
             <w:fldChar w:fldCharType="begin"/>
@@ -4317,7 +4175,6 @@
           <w:id w:val="-596181105"/>
           <w:citation/>
         </w:sdtPr>
-        <w:sdtEndPr/>
         <w:sdtContent>
           <w:r>
             <w:fldChar w:fldCharType="begin"/>
@@ -4483,7 +4340,6 @@
           <w:id w:val="-1947452564"/>
           <w:citation/>
         </w:sdtPr>
-        <w:sdtEndPr/>
         <w:sdtContent>
           <w:r>
             <w:fldChar w:fldCharType="begin"/>
@@ -4554,13 +4410,8 @@
         </w:numPr>
         <w:ind w:left="1710"/>
       </w:pPr>
-      <w:proofErr w:type="spellStart"/>
-      <w:r>
-        <w:t>X_train</w:t>
-      </w:r>
-      <w:proofErr w:type="spellEnd"/>
-      <w:r>
-        <w:t xml:space="preserve">: (2016638, 39) </w:t>
+      <w:r>
+        <w:t xml:space="preserve">X_train: (2016638, 39) </w:t>
       </w:r>
     </w:p>
     <w:p>
@@ -4572,13 +4423,8 @@
         </w:numPr>
         <w:ind w:left="1710"/>
       </w:pPr>
-      <w:proofErr w:type="spellStart"/>
-      <w:r>
-        <w:t>X_test</w:t>
-      </w:r>
-      <w:proofErr w:type="spellEnd"/>
-      <w:r>
-        <w:t xml:space="preserve">: (504160, 39) </w:t>
+      <w:r>
+        <w:t xml:space="preserve">X_test: (504160, 39) </w:t>
       </w:r>
     </w:p>
     <w:p>
@@ -4590,13 +4436,8 @@
         </w:numPr>
         <w:ind w:left="1710"/>
       </w:pPr>
-      <w:proofErr w:type="spellStart"/>
-      <w:r>
-        <w:t>y_train</w:t>
-      </w:r>
-      <w:proofErr w:type="spellEnd"/>
-      <w:r>
-        <w:t xml:space="preserve">: (2016638,) </w:t>
+      <w:r>
+        <w:t xml:space="preserve">y_train: (2016638,) </w:t>
       </w:r>
     </w:p>
     <w:p>
@@ -4608,13 +4449,8 @@
         </w:numPr>
         <w:ind w:left="1710"/>
       </w:pPr>
-      <w:proofErr w:type="spellStart"/>
-      <w:r>
-        <w:t>y_test</w:t>
-      </w:r>
-      <w:proofErr w:type="spellEnd"/>
-      <w:r>
-        <w:t>: (504160,)</w:t>
+      <w:r>
+        <w:t>y_test: (504160,)</w:t>
       </w:r>
     </w:p>
     <w:p>
@@ -4632,23 +4468,7 @@
         <w:tab/>
       </w:r>
       <w:r>
-        <w:t>We have also used a fixed “</w:t>
-      </w:r>
-      <w:proofErr w:type="spellStart"/>
-      <w:r>
-        <w:t>random_state</w:t>
-      </w:r>
-      <w:proofErr w:type="spellEnd"/>
-      <w:r>
-        <w:t>” value of 42 to ensure reproducibility of the experiments. Assigning a number to a “</w:t>
-      </w:r>
-      <w:proofErr w:type="spellStart"/>
-      <w:r>
-        <w:t>random_state</w:t>
-      </w:r>
-      <w:proofErr w:type="spellEnd"/>
-      <w:r>
-        <w:t xml:space="preserve">” assures that every time we run this same program/code it will provide the same results, even if used in different </w:t>
+        <w:t xml:space="preserve">We have also used a fixed “random_state” value of 42 to ensure reproducibility of the experiments. Assigning a number to a “random_state” assures that every time we run this same program/code it will provide the same results, even if used in different </w:t>
       </w:r>
       <w:r>
         <w:lastRenderedPageBreak/>
@@ -4658,7 +4478,6 @@
         <w:sdtPr>
           <w:id w:val="119428260"/>
         </w:sdtPr>
-        <w:sdtEndPr/>
         <w:sdtContent>
           <w:r>
             <w:fldChar w:fldCharType="begin"/>
@@ -4715,15 +4534,7 @@
         <w:tab/>
       </w:r>
       <w:r>
-        <w:t>In the dataset, many numerical features operated on significantly different scales, with some variables containing relatively small values, while other with extremely large magnitudes. To improve compatibility with ML algorithms, standardisation was applied using “</w:t>
-      </w:r>
-      <w:proofErr w:type="spellStart"/>
-      <w:r>
-        <w:t>StandardScaler</w:t>
-      </w:r>
-      <w:proofErr w:type="spellEnd"/>
-      <w:r>
-        <w:t>”.</w:t>
+        <w:t>In the dataset, many numerical features operated on significantly different scales, with some variables containing relatively small values, while other with extremely large magnitudes. To improve compatibility with ML algorithms, standardisation was applied using “StandardScaler”.</w:t>
       </w:r>
     </w:p>
     <w:p>
@@ -4754,7 +4565,6 @@
           <w:id w:val="854692267"/>
           <w:citation/>
         </w:sdtPr>
-        <w:sdtEndPr/>
         <w:sdtContent>
           <w:r>
             <w:fldChar w:fldCharType="begin"/>
@@ -4798,7 +4608,6 @@
         <w:sdtPr>
           <w:id w:val="657736855"/>
         </w:sdtPr>
-        <w:sdtEndPr/>
         <w:sdtContent>
           <w:r>
             <w:fldChar w:fldCharType="begin"/>
@@ -4824,7 +4633,6 @@
         <w:sdtPr>
           <w:id w:val="787391154"/>
         </w:sdtPr>
-        <w:sdtEndPr/>
         <w:sdtContent>
           <w:r>
             <w:fldChar w:fldCharType="begin"/>
@@ -4904,14 +4712,24 @@
       <w:r>
         <w:t xml:space="preserve">Table </w:t>
       </w:r>
-      <w:fldSimple w:instr=" SEQ Table \* ARABIC ">
-        <w:r>
-          <w:rPr>
-            <w:noProof/>
-          </w:rPr>
-          <w:t>2</w:t>
-        </w:r>
-      </w:fldSimple>
+      <w:r>
+        <w:fldChar w:fldCharType="begin"/>
+      </w:r>
+      <w:r>
+        <w:instrText xml:space="preserve"> SEQ Table \* ARABIC </w:instrText>
+      </w:r>
+      <w:r>
+        <w:fldChar w:fldCharType="separate"/>
+      </w:r>
+      <w:r>
+        <w:rPr>
+          <w:noProof/>
+        </w:rPr>
+        <w:t>2</w:t>
+      </w:r>
+      <w:r>
+        <w:fldChar w:fldCharType="end"/>
+      </w:r>
       <w:r>
         <w:t>: Classes with less than 1000 frequency</w:t>
       </w:r>
@@ -5036,15 +4854,7 @@
               <w:t>W</w:t>
             </w:r>
             <w:r>
-              <w:t xml:space="preserve">eb Attack </w:t>
-            </w:r>
-            <w:proofErr w:type="spellStart"/>
-            <w:r>
-              <w:t>Sql</w:t>
-            </w:r>
-            <w:proofErr w:type="spellEnd"/>
-            <w:r>
-              <w:t xml:space="preserve"> Injection</w:t>
+              <w:t>eb Attack Sql Injection</w:t>
             </w:r>
           </w:p>
         </w:tc>
@@ -5229,14 +5039,24 @@
       <w:r>
         <w:t xml:space="preserve">Table </w:t>
       </w:r>
-      <w:fldSimple w:instr=" SEQ Table \* ARABIC ">
-        <w:r>
-          <w:rPr>
-            <w:noProof/>
-          </w:rPr>
-          <w:t>3</w:t>
-        </w:r>
-      </w:fldSimple>
+      <w:r>
+        <w:fldChar w:fldCharType="begin"/>
+      </w:r>
+      <w:r>
+        <w:instrText xml:space="preserve"> SEQ Table \* ARABIC </w:instrText>
+      </w:r>
+      <w:r>
+        <w:fldChar w:fldCharType="separate"/>
+      </w:r>
+      <w:r>
+        <w:rPr>
+          <w:noProof/>
+        </w:rPr>
+        <w:t>3</w:t>
+      </w:r>
+      <w:r>
+        <w:fldChar w:fldCharType="end"/>
+      </w:r>
       <w:r>
         <w:t>: Controlled dataset's classes</w:t>
       </w:r>
@@ -5391,11 +5211,9 @@
             <w:pPr>
               <w:jc w:val="center"/>
             </w:pPr>
-            <w:proofErr w:type="spellStart"/>
             <w:r>
               <w:t>PortScan</w:t>
             </w:r>
-            <w:proofErr w:type="spellEnd"/>
           </w:p>
         </w:tc>
         <w:tc>
@@ -5425,13 +5243,8 @@
               <w:jc w:val="center"/>
             </w:pPr>
             <w:r>
-              <w:t xml:space="preserve">DoS </w:t>
+              <w:t>DoS GoldenEye</w:t>
             </w:r>
-            <w:proofErr w:type="spellStart"/>
-            <w:r>
-              <w:t>GoldenEye</w:t>
-            </w:r>
-            <w:proofErr w:type="spellEnd"/>
           </w:p>
         </w:tc>
         <w:tc>
@@ -5461,13 +5274,8 @@
               <w:jc w:val="center"/>
             </w:pPr>
             <w:r>
-              <w:t>FTP-</w:t>
+              <w:t>FTP-Patator</w:t>
             </w:r>
-            <w:proofErr w:type="spellStart"/>
-            <w:r>
-              <w:t>Patator</w:t>
-            </w:r>
-            <w:proofErr w:type="spellEnd"/>
           </w:p>
         </w:tc>
         <w:tc>
@@ -5497,13 +5305,8 @@
               <w:jc w:val="center"/>
             </w:pPr>
             <w:r>
-              <w:t xml:space="preserve">DoS </w:t>
+              <w:t>DoS slowloris</w:t>
             </w:r>
-            <w:proofErr w:type="spellStart"/>
-            <w:r>
-              <w:t>slowloris</w:t>
-            </w:r>
-            <w:proofErr w:type="spellEnd"/>
           </w:p>
         </w:tc>
         <w:tc>
@@ -5533,13 +5336,8 @@
               <w:jc w:val="center"/>
             </w:pPr>
             <w:r>
-              <w:t xml:space="preserve">DoS </w:t>
+              <w:t>DoS Slowhttptes</w:t>
             </w:r>
-            <w:proofErr w:type="spellStart"/>
-            <w:r>
-              <w:t>Slowhttptes</w:t>
-            </w:r>
-            <w:proofErr w:type="spellEnd"/>
           </w:p>
         </w:tc>
         <w:tc>
@@ -5569,13 +5367,8 @@
               <w:jc w:val="center"/>
             </w:pPr>
             <w:r>
-              <w:t>SSH-</w:t>
+              <w:t>SSH-Patator</w:t>
             </w:r>
-            <w:proofErr w:type="spellStart"/>
-            <w:r>
-              <w:t>Patator</w:t>
-            </w:r>
-            <w:proofErr w:type="spellEnd"/>
           </w:p>
         </w:tc>
         <w:tc>
@@ -5727,14 +5520,24 @@
       <w:r>
         <w:t xml:space="preserve">Table </w:t>
       </w:r>
-      <w:fldSimple w:instr=" SEQ Table \* ARABIC ">
-        <w:r>
-          <w:rPr>
-            <w:noProof/>
-          </w:rPr>
-          <w:t>4</w:t>
-        </w:r>
-      </w:fldSimple>
+      <w:r>
+        <w:fldChar w:fldCharType="begin"/>
+      </w:r>
+      <w:r>
+        <w:instrText xml:space="preserve"> SEQ Table \* ARABIC </w:instrText>
+      </w:r>
+      <w:r>
+        <w:fldChar w:fldCharType="separate"/>
+      </w:r>
+      <w:r>
+        <w:rPr>
+          <w:noProof/>
+        </w:rPr>
+        <w:t>4</w:t>
+      </w:r>
+      <w:r>
+        <w:fldChar w:fldCharType="end"/>
+      </w:r>
       <w:r>
         <w:t>: Label encoded for Controlled Dataset</w:t>
       </w:r>
@@ -5952,11 +5755,9 @@
             <w:pPr>
               <w:jc w:val="center"/>
             </w:pPr>
-            <w:proofErr w:type="spellStart"/>
             <w:r>
               <w:t>PortScan</w:t>
             </w:r>
-            <w:proofErr w:type="spellEnd"/>
           </w:p>
         </w:tc>
         <w:tc>
@@ -5999,13 +5800,8 @@
               <w:jc w:val="center"/>
             </w:pPr>
             <w:r>
-              <w:t xml:space="preserve">DoS </w:t>
+              <w:t>DoS GoldenEye</w:t>
             </w:r>
-            <w:proofErr w:type="spellStart"/>
-            <w:r>
-              <w:t>GoldenEye</w:t>
-            </w:r>
-            <w:proofErr w:type="spellEnd"/>
           </w:p>
         </w:tc>
         <w:tc>
@@ -6048,13 +5844,8 @@
               <w:jc w:val="center"/>
             </w:pPr>
             <w:r>
-              <w:t>FTP-</w:t>
+              <w:t>FTP-Patator</w:t>
             </w:r>
-            <w:proofErr w:type="spellStart"/>
-            <w:r>
-              <w:t>Patator</w:t>
-            </w:r>
-            <w:proofErr w:type="spellEnd"/>
           </w:p>
         </w:tc>
         <w:tc>
@@ -6097,13 +5888,8 @@
               <w:jc w:val="center"/>
             </w:pPr>
             <w:r>
-              <w:t xml:space="preserve">DoS </w:t>
+              <w:t>DoS slowloris</w:t>
             </w:r>
-            <w:proofErr w:type="spellStart"/>
-            <w:r>
-              <w:t>slowloris</w:t>
-            </w:r>
-            <w:proofErr w:type="spellEnd"/>
           </w:p>
         </w:tc>
         <w:tc>
@@ -6146,13 +5932,8 @@
               <w:jc w:val="center"/>
             </w:pPr>
             <w:r>
-              <w:t xml:space="preserve">DoS </w:t>
+              <w:t>DoS Slowhttptes</w:t>
             </w:r>
-            <w:proofErr w:type="spellStart"/>
-            <w:r>
-              <w:t>Slowhttptes</w:t>
-            </w:r>
-            <w:proofErr w:type="spellEnd"/>
           </w:p>
         </w:tc>
         <w:tc>
@@ -6195,13 +5976,8 @@
               <w:jc w:val="center"/>
             </w:pPr>
             <w:r>
-              <w:t>SSH-</w:t>
+              <w:t>SSH-Patator</w:t>
             </w:r>
-            <w:proofErr w:type="spellStart"/>
-            <w:r>
-              <w:t>Patator</w:t>
-            </w:r>
-            <w:proofErr w:type="spellEnd"/>
           </w:p>
         </w:tc>
         <w:tc>
@@ -6394,13 +6170,8 @@
         </w:numPr>
         <w:ind w:left="1710"/>
       </w:pPr>
-      <w:proofErr w:type="spellStart"/>
-      <w:r>
-        <w:t>X_train_ctrl</w:t>
-      </w:r>
-      <w:proofErr w:type="spellEnd"/>
-      <w:r>
-        <w:t xml:space="preserve"> shape: (2016062, 39)</w:t>
+      <w:r>
+        <w:t>X_train_ctrl shape: (2016062, 39)</w:t>
       </w:r>
     </w:p>
     <w:p>
@@ -6412,14 +6183,9 @@
         </w:numPr>
         <w:ind w:left="1710"/>
       </w:pPr>
-      <w:proofErr w:type="spellStart"/>
       <w:r>
         <w:lastRenderedPageBreak/>
-        <w:t>X_test_ctrl</w:t>
-      </w:r>
-      <w:proofErr w:type="spellEnd"/>
-      <w:r>
-        <w:t xml:space="preserve"> shape: (504016, 39)</w:t>
+        <w:t>X_test_ctrl shape: (504016, 39)</w:t>
       </w:r>
     </w:p>
     <w:p>
@@ -6431,13 +6197,8 @@
         </w:numPr>
         <w:ind w:left="1710"/>
       </w:pPr>
-      <w:proofErr w:type="spellStart"/>
-      <w:r>
-        <w:t>y_train_ctrl</w:t>
-      </w:r>
-      <w:proofErr w:type="spellEnd"/>
-      <w:r>
-        <w:t xml:space="preserve"> shape: (2016062,)</w:t>
+      <w:r>
+        <w:t>y_train_ctrl shape: (2016062,)</w:t>
       </w:r>
     </w:p>
     <w:p>
@@ -6449,13 +6210,8 @@
         </w:numPr>
         <w:ind w:left="1710"/>
       </w:pPr>
-      <w:proofErr w:type="spellStart"/>
-      <w:r>
-        <w:t>y_test_ctrl</w:t>
-      </w:r>
-      <w:proofErr w:type="spellEnd"/>
-      <w:r>
-        <w:t xml:space="preserve"> shape: (504016,)</w:t>
+      <w:r>
+        <w:t>y_test_ctrl shape: (504016,)</w:t>
       </w:r>
     </w:p>
     <w:p>
@@ -6492,7 +6248,6 @@
           <w:id w:val="-1967189922"/>
           <w:citation/>
         </w:sdtPr>
-        <w:sdtEndPr/>
         <w:sdtContent>
           <w:r>
             <w:fldChar w:fldCharType="begin"/>
@@ -6577,7 +6332,6 @@
         <w:t>)</w:t>
       </w:r>
     </w:p>
-    <w:p/>
     <w:p>
       <w:pPr>
         <w:tabs>
@@ -6596,7 +6350,13 @@
         <w:t xml:space="preserve">This phase focuses on training </w:t>
       </w:r>
       <w:r>
-        <w:t xml:space="preserve">different ML models using the prepared CICIDS2017 dataset. </w:t>
+        <w:t xml:space="preserve">different ML models </w:t>
+      </w:r>
+      <w:r>
+        <w:t xml:space="preserve">(Random Forest, Logistic Regression, and Decision Tree) </w:t>
+      </w:r>
+      <w:r>
+        <w:t xml:space="preserve">using the prepared CICIDS2017 dataset. </w:t>
       </w:r>
       <w:r>
         <w:t>Its main objective is not only to achieve strong classification performance, but also to analyse how preprocessing decisions and balancing approaches affect the reliability, efficiency, and practicality</w:t>
@@ -6620,13 +6380,7 @@
         <w:tab/>
       </w:r>
       <w:r>
-        <w:t>To ensure consistency during experimentation; all machine learning models follow a similar workflow</w:t>
-      </w:r>
-      <w:r>
-        <w:t xml:space="preserve"> of dataset usage</w:t>
-      </w:r>
-      <w:r>
-        <w:t>:</w:t>
+        <w:t>To ensure consistency during experimentation, all machine learning models follow a similar workflow:</w:t>
       </w:r>
     </w:p>
     <w:p>
@@ -6701,9 +6455,418 @@
         <w:t>.</w:t>
       </w:r>
     </w:p>
-    <w:p/>
-    <w:p/>
-    <w:p/>
+    <w:p>
+      <w:pPr>
+        <w:pStyle w:val="Heading2"/>
+        <w:numPr>
+          <w:ilvl w:val="1"/>
+          <w:numId w:val="2"/>
+        </w:numPr>
+      </w:pPr>
+      <w:r>
+        <w:t>Random Forest</w:t>
+      </w:r>
+    </w:p>
+    <w:p>
+      <w:pPr>
+        <w:tabs>
+          <w:tab w:val="left" w:pos="720"/>
+        </w:tabs>
+        <w:ind w:left="630"/>
+        <w:jc w:val="both"/>
+      </w:pPr>
+      <w:r>
+        <w:tab/>
+      </w:r>
+      <w:r>
+        <w:tab/>
+      </w:r>
+      <w:r>
+        <w:t>Random Forest is an ensemble machine learning algorithm based on multiple Decision Trees</w:t>
+      </w:r>
+      <w:r>
+        <w:t xml:space="preserve"> (n_estimators)</w:t>
+      </w:r>
+      <w:r>
+        <w:t>. Instead of using a single tree for classification, the algorithm generates several trees using different bootstrap samples taken from the original dataset. Each tree independently analyses the input data and produces its own classification result. During prediction, the final class is selected based on the majority vote across all trees in the forest. This approach helps improve model stability, reduce overfitting, and increase classification reliability compared to using a single Decision Tree model</w:t>
+      </w:r>
+      <w:r>
+        <w:t xml:space="preserve"> </w:t>
+      </w:r>
+      <w:sdt>
+        <w:sdtPr>
+          <w:id w:val="999927034"/>
+          <w:citation/>
+        </w:sdtPr>
+        <w:sdtContent>
+          <w:r>
+            <w:fldChar w:fldCharType="begin"/>
+          </w:r>
+          <w:r>
+            <w:rPr>
+              <w:lang w:val="en-US"/>
+            </w:rPr>
+            <w:instrText xml:space="preserve"> CITATION MdA13 \l 1033 </w:instrText>
+          </w:r>
+          <w:r>
+            <w:fldChar w:fldCharType="separate"/>
+          </w:r>
+          <w:r>
+            <w:rPr>
+              <w:noProof/>
+              <w:lang w:val="en-US"/>
+            </w:rPr>
+            <w:t>(Hasan, et al., 2013)</w:t>
+          </w:r>
+          <w:r>
+            <w:fldChar w:fldCharType="end"/>
+          </w:r>
+        </w:sdtContent>
+      </w:sdt>
+      <w:r>
+        <w:t>.</w:t>
+      </w:r>
+    </w:p>
+    <w:p>
+      <w:pPr>
+        <w:pStyle w:val="Heading3"/>
+        <w:numPr>
+          <w:ilvl w:val="2"/>
+          <w:numId w:val="2"/>
+        </w:numPr>
+        <w:rPr>
+          <w:rFonts w:ascii="Times New Roman" w:hAnsi="Times New Roman" w:cs="Times New Roman"/>
+          <w:b/>
+          <w:bCs/>
+          <w:sz w:val="26"/>
+          <w:szCs w:val="26"/>
+        </w:rPr>
+      </w:pPr>
+      <w:r>
+        <w:rPr>
+          <w:rFonts w:ascii="Times New Roman" w:hAnsi="Times New Roman" w:cs="Times New Roman"/>
+          <w:b/>
+          <w:bCs/>
+          <w:sz w:val="26"/>
+          <w:szCs w:val="26"/>
+        </w:rPr>
+        <w:t>Random Forest – Baseline Model</w:t>
+      </w:r>
+    </w:p>
+    <w:p>
+      <w:pPr>
+        <w:ind w:left="1440" w:firstLine="720"/>
+      </w:pPr>
+      <w:r>
+        <w:t>The Baseline Random Forest configuration used was:</w:t>
+      </w:r>
+    </w:p>
+    <w:p>
+      <w:pPr>
+        <w:pStyle w:val="ListParagraph"/>
+        <w:numPr>
+          <w:ilvl w:val="0"/>
+          <w:numId w:val="45"/>
+        </w:numPr>
+        <w:ind w:left="2340" w:hanging="180"/>
+      </w:pPr>
+      <w:r>
+        <w:t>n_estimators</w:t>
+      </w:r>
+      <w:r>
+        <w:t xml:space="preserve"> = 100</w:t>
+      </w:r>
+      <w:r>
+        <w:t xml:space="preserve"> – Can range from 100-500, however as we are trying to </w:t>
+      </w:r>
+      <w:r>
+        <w:t>reduce computational cost and training time, 100 can provide a good balance between strong predictions</w:t>
+      </w:r>
+      <w:r>
+        <w:t xml:space="preserve">, reduced overfitting and computational cost </w:t>
+      </w:r>
+      <w:sdt>
+        <w:sdtPr>
+          <w:id w:val="-1104955639"/>
+          <w:citation/>
+        </w:sdtPr>
+        <w:sdtContent>
+          <w:r>
+            <w:fldChar w:fldCharType="begin"/>
+          </w:r>
+          <w:r>
+            <w:rPr>
+              <w:lang w:val="en-US"/>
+            </w:rPr>
+            <w:instrText xml:space="preserve"> CITATION SAN24 \l 1033 </w:instrText>
+          </w:r>
+          <w:r>
+            <w:fldChar w:fldCharType="separate"/>
+          </w:r>
+          <w:r>
+            <w:rPr>
+              <w:noProof/>
+              <w:lang w:val="en-US"/>
+            </w:rPr>
+            <w:t>(SANDHU, et al., 2024)</w:t>
+          </w:r>
+          <w:r>
+            <w:fldChar w:fldCharType="end"/>
+          </w:r>
+        </w:sdtContent>
+      </w:sdt>
+      <w:r>
+        <w:t>.</w:t>
+      </w:r>
+    </w:p>
+    <w:p>
+      <w:pPr>
+        <w:pStyle w:val="ListParagraph"/>
+        <w:numPr>
+          <w:ilvl w:val="0"/>
+          <w:numId w:val="45"/>
+        </w:numPr>
+        <w:ind w:left="2340" w:hanging="180"/>
+      </w:pPr>
+      <w:r>
+        <w:t>random_state = 42</w:t>
+      </w:r>
+      <w:r>
+        <w:t xml:space="preserve"> – Explained above where </w:t>
+      </w:r>
+      <w:r>
+        <w:t>it</w:t>
+      </w:r>
+      <w:r>
+        <w:t xml:space="preserve"> </w:t>
+      </w:r>
+      <w:r>
+        <w:t>works</w:t>
+      </w:r>
+      <w:r>
+        <w:t xml:space="preserve"> as a placeholder to save the outcome of </w:t>
+      </w:r>
+      <w:r>
+        <w:t>randomness,</w:t>
+      </w:r>
+      <w:r>
+        <w:t xml:space="preserve"> so we don’t get random </w:t>
+      </w:r>
+      <w:r>
+        <w:t>results anytime running the program.</w:t>
+      </w:r>
+    </w:p>
+    <w:p>
+      <w:pPr>
+        <w:pStyle w:val="ListParagraph"/>
+        <w:numPr>
+          <w:ilvl w:val="0"/>
+          <w:numId w:val="45"/>
+        </w:numPr>
+        <w:ind w:left="2340" w:hanging="180"/>
+      </w:pPr>
+      <w:r>
+        <w:t>n_jobs = -1.</w:t>
+      </w:r>
+      <w:r>
+        <w:t xml:space="preserve"> – Using all available CPUs.</w:t>
+      </w:r>
+    </w:p>
+    <w:p>
+      <w:pPr>
+        <w:ind w:left="1440" w:firstLine="720"/>
+      </w:pPr>
+      <w:r>
+        <w:lastRenderedPageBreak/>
+        <w:t>The model was trained using the scaled training dataset and predictions were generated using the testing dataset.</w:t>
+      </w:r>
+    </w:p>
+    <w:p>
+      <w:pPr>
+        <w:pStyle w:val="Heading3"/>
+        <w:numPr>
+          <w:ilvl w:val="2"/>
+          <w:numId w:val="2"/>
+        </w:numPr>
+        <w:rPr>
+          <w:rFonts w:ascii="Times New Roman" w:hAnsi="Times New Roman" w:cs="Times New Roman"/>
+          <w:b/>
+          <w:bCs/>
+          <w:sz w:val="26"/>
+          <w:szCs w:val="26"/>
+        </w:rPr>
+      </w:pPr>
+      <w:r>
+        <w:rPr>
+          <w:rFonts w:ascii="Times New Roman" w:hAnsi="Times New Roman" w:cs="Times New Roman"/>
+          <w:b/>
+          <w:bCs/>
+          <w:sz w:val="26"/>
+          <w:szCs w:val="26"/>
+        </w:rPr>
+        <w:t xml:space="preserve">Random Forest </w:t>
+      </w:r>
+      <w:r>
+        <w:rPr>
+          <w:rFonts w:ascii="Times New Roman" w:hAnsi="Times New Roman" w:cs="Times New Roman"/>
+          <w:b/>
+          <w:bCs/>
+          <w:sz w:val="26"/>
+          <w:szCs w:val="26"/>
+        </w:rPr>
+        <w:t>–</w:t>
+      </w:r>
+      <w:r>
+        <w:rPr>
+          <w:rFonts w:ascii="Times New Roman" w:hAnsi="Times New Roman" w:cs="Times New Roman"/>
+          <w:b/>
+          <w:bCs/>
+          <w:sz w:val="26"/>
+          <w:szCs w:val="26"/>
+        </w:rPr>
+        <w:t xml:space="preserve"> </w:t>
+      </w:r>
+      <w:r>
+        <w:rPr>
+          <w:rFonts w:ascii="Times New Roman" w:hAnsi="Times New Roman" w:cs="Times New Roman"/>
+          <w:b/>
+          <w:bCs/>
+          <w:sz w:val="26"/>
+          <w:szCs w:val="26"/>
+        </w:rPr>
+        <w:t>Class Weighting</w:t>
+      </w:r>
+    </w:p>
+    <w:p>
+      <w:pPr>
+        <w:ind w:left="1440" w:firstLine="720"/>
+      </w:pPr>
+      <w:r>
+        <w:t xml:space="preserve">Since </w:t>
+      </w:r>
+      <w:r>
+        <w:t xml:space="preserve">our dataset is very class imbalanced, class weighting was </w:t>
+      </w:r>
+      <w:r>
+        <w:t xml:space="preserve">applied. </w:t>
+      </w:r>
+      <w:r>
+        <w:t xml:space="preserve">While standard random forests may struggle with minority class prediction, </w:t>
+      </w:r>
+      <w:r>
+        <w:t xml:space="preserve">Balanced Random Forest </w:t>
+      </w:r>
+      <w:r>
+        <w:t>improves accuracy by equally</w:t>
+      </w:r>
+      <w:r>
+        <w:t xml:space="preserve"> sampling from both </w:t>
+      </w:r>
+      <w:r>
+        <w:t>minority and</w:t>
+      </w:r>
+      <w:r>
+        <w:t xml:space="preserve"> majority classes during tree construction</w:t>
+      </w:r>
+      <w:r>
+        <w:t xml:space="preserve"> </w:t>
+      </w:r>
+      <w:sdt>
+        <w:sdtPr>
+          <w:id w:val="-2080740079"/>
+          <w:citation/>
+        </w:sdtPr>
+        <w:sdtContent>
+          <w:r>
+            <w:fldChar w:fldCharType="begin"/>
+          </w:r>
+          <w:r>
+            <w:instrText xml:space="preserve"> CITATION Tah24 \l 1033 </w:instrText>
+          </w:r>
+          <w:r>
+            <w:fldChar w:fldCharType="separate"/>
+          </w:r>
+          <w:r>
+            <w:t>(Fulazzaky, et al., 2024)</w:t>
+          </w:r>
+          <w:r>
+            <w:fldChar w:fldCharType="end"/>
+          </w:r>
+        </w:sdtContent>
+      </w:sdt>
+      <w:r>
+        <w:t>.</w:t>
+      </w:r>
+    </w:p>
+    <w:p>
+      <w:pPr>
+        <w:ind w:left="1440" w:firstLine="720"/>
+      </w:pPr>
+      <w:r>
+        <w:t>Therefore, it was added the following parameter:</w:t>
+      </w:r>
+    </w:p>
+    <w:p>
+      <w:pPr>
+        <w:pStyle w:val="ListParagraph"/>
+        <w:numPr>
+          <w:ilvl w:val="0"/>
+          <w:numId w:val="45"/>
+        </w:numPr>
+        <w:ind w:left="2340" w:hanging="180"/>
+      </w:pPr>
+      <w:r>
+        <w:t>class_weight = ‘balanced’.</w:t>
+      </w:r>
+    </w:p>
+    <w:p>
+      <w:pPr>
+        <w:pStyle w:val="Heading3"/>
+        <w:numPr>
+          <w:ilvl w:val="2"/>
+          <w:numId w:val="2"/>
+        </w:numPr>
+        <w:rPr>
+          <w:rFonts w:ascii="Times New Roman" w:hAnsi="Times New Roman" w:cs="Times New Roman"/>
+          <w:b/>
+          <w:bCs/>
+          <w:sz w:val="26"/>
+          <w:szCs w:val="26"/>
+        </w:rPr>
+      </w:pPr>
+      <w:r>
+        <w:rPr>
+          <w:rFonts w:ascii="Times New Roman" w:hAnsi="Times New Roman" w:cs="Times New Roman"/>
+          <w:b/>
+          <w:bCs/>
+          <w:sz w:val="26"/>
+          <w:szCs w:val="26"/>
+        </w:rPr>
+        <w:t>Random Forest – Controlled Dataset</w:t>
+      </w:r>
+    </w:p>
+    <w:p>
+      <w:pPr>
+        <w:ind w:left="1440" w:firstLine="720"/>
+      </w:pPr>
+      <w:r>
+        <w:t>After the initial Random Forest experiments, the model was also trained using the controlled multiclass dataset created during the Data Preparation phase.</w:t>
+      </w:r>
+      <w:r>
+        <w:t xml:space="preserve"> </w:t>
+      </w:r>
+      <w:r>
+        <w:t>These classes were removed to improve modelling stability and reduce the impact of extremely rare categories during training.</w:t>
+      </w:r>
+    </w:p>
+    <w:p>
+      <w:pPr>
+        <w:ind w:left="1440" w:firstLine="720"/>
+      </w:pPr>
+      <w:r>
+        <w:t>The controlled RF configuration used was same as the Class weighting, only changing the dataset.</w:t>
+      </w:r>
+    </w:p>
     <w:p>
       <w:pPr>
         <w:pStyle w:val="Heading1"/>
@@ -6811,7 +6974,6 @@
           <w:bCs/>
           <w:color w:val="auto"/>
         </w:rPr>
-        <w:lastRenderedPageBreak/>
         <w:t>Conclusion</w:t>
       </w:r>
     </w:p>
@@ -9069,6 +9231,119 @@
     </w:lvl>
   </w:abstractNum>
   <w:abstractNum w:abstractNumId="16" w15:restartNumberingAfterBreak="0">
+    <w:nsid w:val="27187375"/>
+    <w:multiLevelType w:val="hybridMultilevel"/>
+    <w:tmpl w:val="60A87AF0"/>
+    <w:lvl w:ilvl="0" w:tplc="18090001">
+      <w:start w:val="1"/>
+      <w:numFmt w:val="bullet"/>
+      <w:lvlText w:val=""/>
+      <w:lvlJc w:val="left"/>
+      <w:pPr>
+        <w:ind w:left="1440" w:hanging="360"/>
+      </w:pPr>
+      <w:rPr>
+        <w:rFonts w:ascii="Symbol" w:hAnsi="Symbol" w:hint="default"/>
+      </w:rPr>
+    </w:lvl>
+    <w:lvl w:ilvl="1" w:tplc="18090003" w:tentative="1">
+      <w:start w:val="1"/>
+      <w:numFmt w:val="bullet"/>
+      <w:lvlText w:val="o"/>
+      <w:lvlJc w:val="left"/>
+      <w:pPr>
+        <w:ind w:left="2160" w:hanging="360"/>
+      </w:pPr>
+      <w:rPr>
+        <w:rFonts w:ascii="Courier New" w:hAnsi="Courier New" w:cs="Courier New" w:hint="default"/>
+      </w:rPr>
+    </w:lvl>
+    <w:lvl w:ilvl="2" w:tplc="18090005" w:tentative="1">
+      <w:start w:val="1"/>
+      <w:numFmt w:val="bullet"/>
+      <w:lvlText w:val=""/>
+      <w:lvlJc w:val="left"/>
+      <w:pPr>
+        <w:ind w:left="2880" w:hanging="360"/>
+      </w:pPr>
+      <w:rPr>
+        <w:rFonts w:ascii="Wingdings" w:hAnsi="Wingdings" w:hint="default"/>
+      </w:rPr>
+    </w:lvl>
+    <w:lvl w:ilvl="3" w:tplc="18090001" w:tentative="1">
+      <w:start w:val="1"/>
+      <w:numFmt w:val="bullet"/>
+      <w:lvlText w:val=""/>
+      <w:lvlJc w:val="left"/>
+      <w:pPr>
+        <w:ind w:left="3600" w:hanging="360"/>
+      </w:pPr>
+      <w:rPr>
+        <w:rFonts w:ascii="Symbol" w:hAnsi="Symbol" w:hint="default"/>
+      </w:rPr>
+    </w:lvl>
+    <w:lvl w:ilvl="4" w:tplc="18090003" w:tentative="1">
+      <w:start w:val="1"/>
+      <w:numFmt w:val="bullet"/>
+      <w:lvlText w:val="o"/>
+      <w:lvlJc w:val="left"/>
+      <w:pPr>
+        <w:ind w:left="4320" w:hanging="360"/>
+      </w:pPr>
+      <w:rPr>
+        <w:rFonts w:ascii="Courier New" w:hAnsi="Courier New" w:cs="Courier New" w:hint="default"/>
+      </w:rPr>
+    </w:lvl>
+    <w:lvl w:ilvl="5" w:tplc="18090005" w:tentative="1">
+      <w:start w:val="1"/>
+      <w:numFmt w:val="bullet"/>
+      <w:lvlText w:val=""/>
+      <w:lvlJc w:val="left"/>
+      <w:pPr>
+        <w:ind w:left="5040" w:hanging="360"/>
+      </w:pPr>
+      <w:rPr>
+        <w:rFonts w:ascii="Wingdings" w:hAnsi="Wingdings" w:hint="default"/>
+      </w:rPr>
+    </w:lvl>
+    <w:lvl w:ilvl="6" w:tplc="18090001" w:tentative="1">
+      <w:start w:val="1"/>
+      <w:numFmt w:val="bullet"/>
+      <w:lvlText w:val=""/>
+      <w:lvlJc w:val="left"/>
+      <w:pPr>
+        <w:ind w:left="5760" w:hanging="360"/>
+      </w:pPr>
+      <w:rPr>
+        <w:rFonts w:ascii="Symbol" w:hAnsi="Symbol" w:hint="default"/>
+      </w:rPr>
+    </w:lvl>
+    <w:lvl w:ilvl="7" w:tplc="18090003" w:tentative="1">
+      <w:start w:val="1"/>
+      <w:numFmt w:val="bullet"/>
+      <w:lvlText w:val="o"/>
+      <w:lvlJc w:val="left"/>
+      <w:pPr>
+        <w:ind w:left="6480" w:hanging="360"/>
+      </w:pPr>
+      <w:rPr>
+        <w:rFonts w:ascii="Courier New" w:hAnsi="Courier New" w:cs="Courier New" w:hint="default"/>
+      </w:rPr>
+    </w:lvl>
+    <w:lvl w:ilvl="8" w:tplc="18090005" w:tentative="1">
+      <w:start w:val="1"/>
+      <w:numFmt w:val="bullet"/>
+      <w:lvlText w:val=""/>
+      <w:lvlJc w:val="left"/>
+      <w:pPr>
+        <w:ind w:left="7200" w:hanging="360"/>
+      </w:pPr>
+      <w:rPr>
+        <w:rFonts w:ascii="Wingdings" w:hAnsi="Wingdings" w:hint="default"/>
+      </w:rPr>
+    </w:lvl>
+  </w:abstractNum>
+  <w:abstractNum w:abstractNumId="17" w15:restartNumberingAfterBreak="0">
     <w:nsid w:val="308C197B"/>
     <w:multiLevelType w:val="multilevel"/>
     <w:tmpl w:val="49802A58"/>
@@ -9211,7 +9486,7 @@
       </w:rPr>
     </w:lvl>
   </w:abstractNum>
-  <w:abstractNum w:abstractNumId="17" w15:restartNumberingAfterBreak="0">
+  <w:abstractNum w:abstractNumId="18" w15:restartNumberingAfterBreak="0">
     <w:nsid w:val="31E13455"/>
     <w:multiLevelType w:val="hybridMultilevel"/>
     <w:tmpl w:val="FF7E3DC4"/>
@@ -9326,7 +9601,7 @@
       </w:rPr>
     </w:lvl>
   </w:abstractNum>
-  <w:abstractNum w:abstractNumId="18" w15:restartNumberingAfterBreak="0">
+  <w:abstractNum w:abstractNumId="19" w15:restartNumberingAfterBreak="0">
     <w:nsid w:val="323960BF"/>
     <w:multiLevelType w:val="hybridMultilevel"/>
     <w:tmpl w:val="AC329CCE"/>
@@ -9439,7 +9714,7 @@
       </w:rPr>
     </w:lvl>
   </w:abstractNum>
-  <w:abstractNum w:abstractNumId="19" w15:restartNumberingAfterBreak="0">
+  <w:abstractNum w:abstractNumId="20" w15:restartNumberingAfterBreak="0">
     <w:nsid w:val="33CD0DA1"/>
     <w:multiLevelType w:val="hybridMultilevel"/>
     <w:tmpl w:val="F880FE90"/>
@@ -9525,7 +9800,7 @@
       </w:pPr>
     </w:lvl>
   </w:abstractNum>
-  <w:abstractNum w:abstractNumId="20" w15:restartNumberingAfterBreak="0">
+  <w:abstractNum w:abstractNumId="21" w15:restartNumberingAfterBreak="0">
     <w:nsid w:val="37DB00A2"/>
     <w:multiLevelType w:val="hybridMultilevel"/>
     <w:tmpl w:val="DCC4CA34"/>
@@ -9611,7 +9886,7 @@
       </w:pPr>
     </w:lvl>
   </w:abstractNum>
-  <w:abstractNum w:abstractNumId="21" w15:restartNumberingAfterBreak="0">
+  <w:abstractNum w:abstractNumId="22" w15:restartNumberingAfterBreak="0">
     <w:nsid w:val="3DBA3FFA"/>
     <w:multiLevelType w:val="multilevel"/>
     <w:tmpl w:val="192E8008"/>
@@ -9760,7 +10035,7 @@
       </w:rPr>
     </w:lvl>
   </w:abstractNum>
-  <w:abstractNum w:abstractNumId="22" w15:restartNumberingAfterBreak="0">
+  <w:abstractNum w:abstractNumId="23" w15:restartNumberingAfterBreak="0">
     <w:nsid w:val="3F461D86"/>
     <w:multiLevelType w:val="hybridMultilevel"/>
     <w:tmpl w:val="B5D4F79E"/>
@@ -9873,7 +10148,7 @@
       </w:rPr>
     </w:lvl>
   </w:abstractNum>
-  <w:abstractNum w:abstractNumId="23" w15:restartNumberingAfterBreak="0">
+  <w:abstractNum w:abstractNumId="24" w15:restartNumberingAfterBreak="0">
     <w:nsid w:val="446D5ED4"/>
     <w:multiLevelType w:val="multilevel"/>
     <w:tmpl w:val="DFFC6046"/>
@@ -10020,7 +10295,7 @@
       </w:rPr>
     </w:lvl>
   </w:abstractNum>
-  <w:abstractNum w:abstractNumId="24" w15:restartNumberingAfterBreak="0">
+  <w:abstractNum w:abstractNumId="25" w15:restartNumberingAfterBreak="0">
     <w:nsid w:val="474A1FDC"/>
     <w:multiLevelType w:val="hybridMultilevel"/>
     <w:tmpl w:val="DAF6967A"/>
@@ -10106,7 +10381,7 @@
       </w:pPr>
     </w:lvl>
   </w:abstractNum>
-  <w:abstractNum w:abstractNumId="25" w15:restartNumberingAfterBreak="0">
+  <w:abstractNum w:abstractNumId="26" w15:restartNumberingAfterBreak="0">
     <w:nsid w:val="48D2558A"/>
     <w:multiLevelType w:val="hybridMultilevel"/>
     <w:tmpl w:val="90E89720"/>
@@ -10219,7 +10494,7 @@
       </w:rPr>
     </w:lvl>
   </w:abstractNum>
-  <w:abstractNum w:abstractNumId="26" w15:restartNumberingAfterBreak="0">
+  <w:abstractNum w:abstractNumId="27" w15:restartNumberingAfterBreak="0">
     <w:nsid w:val="4A02684C"/>
     <w:multiLevelType w:val="multilevel"/>
     <w:tmpl w:val="CC4E6B80"/>
@@ -10368,7 +10643,7 @@
       </w:rPr>
     </w:lvl>
   </w:abstractNum>
-  <w:abstractNum w:abstractNumId="27" w15:restartNumberingAfterBreak="0">
+  <w:abstractNum w:abstractNumId="28" w15:restartNumberingAfterBreak="0">
     <w:nsid w:val="4D033872"/>
     <w:multiLevelType w:val="hybridMultilevel"/>
     <w:tmpl w:val="71DEF4A0"/>
@@ -10454,7 +10729,7 @@
       </w:pPr>
     </w:lvl>
   </w:abstractNum>
-  <w:abstractNum w:abstractNumId="28" w15:restartNumberingAfterBreak="0">
+  <w:abstractNum w:abstractNumId="29" w15:restartNumberingAfterBreak="0">
     <w:nsid w:val="4FE8322E"/>
     <w:multiLevelType w:val="multilevel"/>
     <w:tmpl w:val="BB005E46"/>
@@ -10603,7 +10878,7 @@
       </w:rPr>
     </w:lvl>
   </w:abstractNum>
-  <w:abstractNum w:abstractNumId="29" w15:restartNumberingAfterBreak="0">
+  <w:abstractNum w:abstractNumId="30" w15:restartNumberingAfterBreak="0">
     <w:nsid w:val="50366BAB"/>
     <w:multiLevelType w:val="hybridMultilevel"/>
     <w:tmpl w:val="8F4E38A8"/>
@@ -10716,7 +10991,7 @@
       </w:rPr>
     </w:lvl>
   </w:abstractNum>
-  <w:abstractNum w:abstractNumId="30" w15:restartNumberingAfterBreak="0">
+  <w:abstractNum w:abstractNumId="31" w15:restartNumberingAfterBreak="0">
     <w:nsid w:val="5091002F"/>
     <w:multiLevelType w:val="multilevel"/>
     <w:tmpl w:val="657A5616"/>
@@ -10865,7 +11140,7 @@
       </w:rPr>
     </w:lvl>
   </w:abstractNum>
-  <w:abstractNum w:abstractNumId="31" w15:restartNumberingAfterBreak="0">
+  <w:abstractNum w:abstractNumId="32" w15:restartNumberingAfterBreak="0">
     <w:nsid w:val="54381E7E"/>
     <w:multiLevelType w:val="multilevel"/>
     <w:tmpl w:val="E9142DB4"/>
@@ -11014,7 +11289,7 @@
       </w:rPr>
     </w:lvl>
   </w:abstractNum>
-  <w:abstractNum w:abstractNumId="32" w15:restartNumberingAfterBreak="0">
+  <w:abstractNum w:abstractNumId="33" w15:restartNumberingAfterBreak="0">
     <w:nsid w:val="5EB51096"/>
     <w:multiLevelType w:val="multilevel"/>
     <w:tmpl w:val="DFDA58FA"/>
@@ -11163,7 +11438,7 @@
       </w:rPr>
     </w:lvl>
   </w:abstractNum>
-  <w:abstractNum w:abstractNumId="33" w15:restartNumberingAfterBreak="0">
+  <w:abstractNum w:abstractNumId="34" w15:restartNumberingAfterBreak="0">
     <w:nsid w:val="5F701260"/>
     <w:multiLevelType w:val="hybridMultilevel"/>
     <w:tmpl w:val="25069ED8"/>
@@ -11276,7 +11551,7 @@
       </w:rPr>
     </w:lvl>
   </w:abstractNum>
-  <w:abstractNum w:abstractNumId="34" w15:restartNumberingAfterBreak="0">
+  <w:abstractNum w:abstractNumId="35" w15:restartNumberingAfterBreak="0">
     <w:nsid w:val="5FB26F03"/>
     <w:multiLevelType w:val="hybridMultilevel"/>
     <w:tmpl w:val="4F4452CA"/>
@@ -11389,7 +11664,7 @@
       </w:rPr>
     </w:lvl>
   </w:abstractNum>
-  <w:abstractNum w:abstractNumId="35" w15:restartNumberingAfterBreak="0">
+  <w:abstractNum w:abstractNumId="36" w15:restartNumberingAfterBreak="0">
     <w:nsid w:val="6E9E7839"/>
     <w:multiLevelType w:val="multilevel"/>
     <w:tmpl w:val="4F7A86EC"/>
@@ -11532,7 +11807,7 @@
       </w:rPr>
     </w:lvl>
   </w:abstractNum>
-  <w:abstractNum w:abstractNumId="36" w15:restartNumberingAfterBreak="0">
+  <w:abstractNum w:abstractNumId="37" w15:restartNumberingAfterBreak="0">
     <w:nsid w:val="71D07D1E"/>
     <w:multiLevelType w:val="hybridMultilevel"/>
     <w:tmpl w:val="6B9472DA"/>
@@ -11645,7 +11920,7 @@
       </w:rPr>
     </w:lvl>
   </w:abstractNum>
-  <w:abstractNum w:abstractNumId="37" w15:restartNumberingAfterBreak="0">
+  <w:abstractNum w:abstractNumId="38" w15:restartNumberingAfterBreak="0">
     <w:nsid w:val="71D12832"/>
     <w:multiLevelType w:val="hybridMultilevel"/>
     <w:tmpl w:val="4DC605EE"/>
@@ -11735,7 +12010,7 @@
       </w:pPr>
     </w:lvl>
   </w:abstractNum>
-  <w:abstractNum w:abstractNumId="38" w15:restartNumberingAfterBreak="0">
+  <w:abstractNum w:abstractNumId="39" w15:restartNumberingAfterBreak="0">
     <w:nsid w:val="730E2CE4"/>
     <w:multiLevelType w:val="hybridMultilevel"/>
     <w:tmpl w:val="B19C2364"/>
@@ -11848,7 +12123,7 @@
       </w:rPr>
     </w:lvl>
   </w:abstractNum>
-  <w:abstractNum w:abstractNumId="39" w15:restartNumberingAfterBreak="0">
+  <w:abstractNum w:abstractNumId="40" w15:restartNumberingAfterBreak="0">
     <w:nsid w:val="735250AE"/>
     <w:multiLevelType w:val="hybridMultilevel"/>
     <w:tmpl w:val="0486C16C"/>
@@ -11938,7 +12213,7 @@
       </w:pPr>
     </w:lvl>
   </w:abstractNum>
-  <w:abstractNum w:abstractNumId="40" w15:restartNumberingAfterBreak="0">
+  <w:abstractNum w:abstractNumId="41" w15:restartNumberingAfterBreak="0">
     <w:nsid w:val="768807E1"/>
     <w:multiLevelType w:val="multilevel"/>
     <w:tmpl w:val="DF78BF4E"/>
@@ -12087,7 +12362,7 @@
       </w:rPr>
     </w:lvl>
   </w:abstractNum>
-  <w:abstractNum w:abstractNumId="41" w15:restartNumberingAfterBreak="0">
+  <w:abstractNum w:abstractNumId="42" w15:restartNumberingAfterBreak="0">
     <w:nsid w:val="77567B85"/>
     <w:multiLevelType w:val="multilevel"/>
     <w:tmpl w:val="0270F6FC"/>
@@ -12236,10 +12511,10 @@
       </w:rPr>
     </w:lvl>
   </w:abstractNum>
-  <w:abstractNum w:abstractNumId="42" w15:restartNumberingAfterBreak="0">
+  <w:abstractNum w:abstractNumId="43" w15:restartNumberingAfterBreak="0">
     <w:nsid w:val="7A014B14"/>
     <w:multiLevelType w:val="multilevel"/>
-    <w:tmpl w:val="49802A58"/>
+    <w:tmpl w:val="F71697B6"/>
     <w:lvl w:ilvl="0">
       <w:start w:val="1"/>
       <w:numFmt w:val="decimal"/>
@@ -12283,19 +12558,36 @@
         <w:ind w:left="2520" w:hanging="720"/>
       </w:pPr>
       <w:rPr>
+        <w:rFonts w:ascii="Times New Roman" w:hAnsi="Times New Roman" w:cs="Times New Roman" w:hint="default"/>
+        <w:b/>
+        <w:bCs/>
+        <w:color w:val="auto"/>
+        <w:sz w:val="26"/>
+      </w:rPr>
+    </w:lvl>
+    <w:lvl w:ilvl="3">
+      <w:start w:val="1"/>
+      <w:numFmt w:val="decimal"/>
+      <w:isLgl/>
+      <w:lvlText w:val="%1.%2.%3.%4"/>
+      <w:lvlJc w:val="left"/>
+      <w:pPr>
+        <w:ind w:left="3240" w:hanging="720"/>
+      </w:pPr>
+      <w:rPr>
         <w:rFonts w:hint="default"/>
         <w:color w:val="B3186D" w:themeColor="accent1" w:themeShade="BF"/>
         <w:sz w:val="26"/>
       </w:rPr>
     </w:lvl>
-    <w:lvl w:ilvl="3">
+    <w:lvl w:ilvl="4">
       <w:start w:val="1"/>
       <w:numFmt w:val="decimal"/>
       <w:isLgl/>
-      <w:lvlText w:val="%1.%2.%3.%4"/>
-      <w:lvlJc w:val="left"/>
-      <w:pPr>
-        <w:ind w:left="3240" w:hanging="720"/>
+      <w:lvlText w:val="%1.%2.%3.%4.%5"/>
+      <w:lvlJc w:val="left"/>
+      <w:pPr>
+        <w:ind w:left="4320" w:hanging="1080"/>
       </w:pPr>
       <w:rPr>
         <w:rFonts w:hint="default"/>
@@ -12303,14 +12595,14 @@
         <w:sz w:val="26"/>
       </w:rPr>
     </w:lvl>
-    <w:lvl w:ilvl="4">
+    <w:lvl w:ilvl="5">
       <w:start w:val="1"/>
       <w:numFmt w:val="decimal"/>
       <w:isLgl/>
-      <w:lvlText w:val="%1.%2.%3.%4.%5"/>
-      <w:lvlJc w:val="left"/>
-      <w:pPr>
-        <w:ind w:left="4320" w:hanging="1080"/>
+      <w:lvlText w:val="%1.%2.%3.%4.%5.%6"/>
+      <w:lvlJc w:val="left"/>
+      <w:pPr>
+        <w:ind w:left="5040" w:hanging="1080"/>
       </w:pPr>
       <w:rPr>
         <w:rFonts w:hint="default"/>
@@ -12318,14 +12610,14 @@
         <w:sz w:val="26"/>
       </w:rPr>
     </w:lvl>
-    <w:lvl w:ilvl="5">
+    <w:lvl w:ilvl="6">
       <w:start w:val="1"/>
       <w:numFmt w:val="decimal"/>
       <w:isLgl/>
-      <w:lvlText w:val="%1.%2.%3.%4.%5.%6"/>
-      <w:lvlJc w:val="left"/>
-      <w:pPr>
-        <w:ind w:left="5040" w:hanging="1080"/>
+      <w:lvlText w:val="%1.%2.%3.%4.%5.%6.%7"/>
+      <w:lvlJc w:val="left"/>
+      <w:pPr>
+        <w:ind w:left="6120" w:hanging="1440"/>
       </w:pPr>
       <w:rPr>
         <w:rFonts w:hint="default"/>
@@ -12333,14 +12625,14 @@
         <w:sz w:val="26"/>
       </w:rPr>
     </w:lvl>
-    <w:lvl w:ilvl="6">
+    <w:lvl w:ilvl="7">
       <w:start w:val="1"/>
       <w:numFmt w:val="decimal"/>
       <w:isLgl/>
-      <w:lvlText w:val="%1.%2.%3.%4.%5.%6.%7"/>
-      <w:lvlJc w:val="left"/>
-      <w:pPr>
-        <w:ind w:left="6120" w:hanging="1440"/>
+      <w:lvlText w:val="%1.%2.%3.%4.%5.%6.%7.%8"/>
+      <w:lvlJc w:val="left"/>
+      <w:pPr>
+        <w:ind w:left="6840" w:hanging="1440"/>
       </w:pPr>
       <w:rPr>
         <w:rFonts w:hint="default"/>
@@ -12348,14 +12640,14 @@
         <w:sz w:val="26"/>
       </w:rPr>
     </w:lvl>
-    <w:lvl w:ilvl="7">
+    <w:lvl w:ilvl="8">
       <w:start w:val="1"/>
       <w:numFmt w:val="decimal"/>
       <w:isLgl/>
-      <w:lvlText w:val="%1.%2.%3.%4.%5.%6.%7.%8"/>
-      <w:lvlJc w:val="left"/>
-      <w:pPr>
-        <w:ind w:left="6840" w:hanging="1440"/>
+      <w:lvlText w:val="%1.%2.%3.%4.%5.%6.%7.%8.%9"/>
+      <w:lvlJc w:val="left"/>
+      <w:pPr>
+        <w:ind w:left="7920" w:hanging="1800"/>
       </w:pPr>
       <w:rPr>
         <w:rFonts w:hint="default"/>
@@ -12363,23 +12655,8 @@
         <w:sz w:val="26"/>
       </w:rPr>
     </w:lvl>
-    <w:lvl w:ilvl="8">
-      <w:start w:val="1"/>
-      <w:numFmt w:val="decimal"/>
-      <w:isLgl/>
-      <w:lvlText w:val="%1.%2.%3.%4.%5.%6.%7.%8.%9"/>
-      <w:lvlJc w:val="left"/>
-      <w:pPr>
-        <w:ind w:left="7920" w:hanging="1800"/>
-      </w:pPr>
-      <w:rPr>
-        <w:rFonts w:hint="default"/>
-        <w:color w:val="B3186D" w:themeColor="accent1" w:themeShade="BF"/>
-        <w:sz w:val="26"/>
-      </w:rPr>
-    </w:lvl>
   </w:abstractNum>
-  <w:abstractNum w:abstractNumId="43" w15:restartNumberingAfterBreak="0">
+  <w:abstractNum w:abstractNumId="44" w15:restartNumberingAfterBreak="0">
     <w:nsid w:val="7F7E6B26"/>
     <w:multiLevelType w:val="hybridMultilevel"/>
     <w:tmpl w:val="BC86FF24"/>
@@ -12473,25 +12750,25 @@
     <w:abstractNumId w:val="8"/>
   </w:num>
   <w:num w:numId="2" w16cid:durableId="1435512104">
-    <w:abstractNumId w:val="42"/>
+    <w:abstractNumId w:val="43"/>
   </w:num>
   <w:num w:numId="3" w16cid:durableId="1848860497">
-    <w:abstractNumId w:val="35"/>
+    <w:abstractNumId w:val="36"/>
   </w:num>
   <w:num w:numId="4" w16cid:durableId="203060006">
-    <w:abstractNumId w:val="25"/>
+    <w:abstractNumId w:val="26"/>
   </w:num>
   <w:num w:numId="5" w16cid:durableId="449935456">
-    <w:abstractNumId w:val="29"/>
+    <w:abstractNumId w:val="30"/>
   </w:num>
   <w:num w:numId="6" w16cid:durableId="1493909927">
-    <w:abstractNumId w:val="39"/>
+    <w:abstractNumId w:val="40"/>
   </w:num>
   <w:num w:numId="7" w16cid:durableId="139079592">
-    <w:abstractNumId w:val="37"/>
+    <w:abstractNumId w:val="38"/>
   </w:num>
   <w:num w:numId="8" w16cid:durableId="1467775644">
-    <w:abstractNumId w:val="17"/>
+    <w:abstractNumId w:val="18"/>
   </w:num>
   <w:num w:numId="9" w16cid:durableId="1789425418">
     <w:abstractNumId w:val="2"/>
@@ -12503,31 +12780,31 @@
     <w:abstractNumId w:val="9"/>
   </w:num>
   <w:num w:numId="12" w16cid:durableId="1034499952">
-    <w:abstractNumId w:val="38"/>
+    <w:abstractNumId w:val="39"/>
   </w:num>
   <w:num w:numId="13" w16cid:durableId="800073175">
-    <w:abstractNumId w:val="34"/>
+    <w:abstractNumId w:val="35"/>
   </w:num>
   <w:num w:numId="14" w16cid:durableId="87697557">
     <w:abstractNumId w:val="1"/>
   </w:num>
   <w:num w:numId="15" w16cid:durableId="72047217">
-    <w:abstractNumId w:val="36"/>
+    <w:abstractNumId w:val="37"/>
   </w:num>
   <w:num w:numId="16" w16cid:durableId="636422382">
     <w:abstractNumId w:val="7"/>
   </w:num>
   <w:num w:numId="17" w16cid:durableId="91559878">
-    <w:abstractNumId w:val="28"/>
+    <w:abstractNumId w:val="29"/>
   </w:num>
   <w:num w:numId="18" w16cid:durableId="574360654">
-    <w:abstractNumId w:val="23"/>
+    <w:abstractNumId w:val="24"/>
   </w:num>
   <w:num w:numId="19" w16cid:durableId="271017689">
-    <w:abstractNumId w:val="30"/>
+    <w:abstractNumId w:val="31"/>
   </w:num>
   <w:num w:numId="20" w16cid:durableId="1958757724">
-    <w:abstractNumId w:val="41"/>
+    <w:abstractNumId w:val="42"/>
   </w:num>
   <w:num w:numId="21" w16cid:durableId="1713310693">
     <w:abstractNumId w:val="10"/>
@@ -12536,37 +12813,37 @@
     <w:abstractNumId w:val="13"/>
   </w:num>
   <w:num w:numId="23" w16cid:durableId="1434745602">
-    <w:abstractNumId w:val="40"/>
+    <w:abstractNumId w:val="41"/>
   </w:num>
   <w:num w:numId="24" w16cid:durableId="1450272972">
-    <w:abstractNumId w:val="31"/>
+    <w:abstractNumId w:val="32"/>
   </w:num>
   <w:num w:numId="25" w16cid:durableId="1026252662">
     <w:abstractNumId w:val="5"/>
   </w:num>
   <w:num w:numId="26" w16cid:durableId="1658991784">
-    <w:abstractNumId w:val="22"/>
+    <w:abstractNumId w:val="23"/>
   </w:num>
   <w:num w:numId="27" w16cid:durableId="731972392">
-    <w:abstractNumId w:val="18"/>
+    <w:abstractNumId w:val="19"/>
   </w:num>
   <w:num w:numId="28" w16cid:durableId="1581132572">
     <w:abstractNumId w:val="6"/>
   </w:num>
   <w:num w:numId="29" w16cid:durableId="1646927338">
-    <w:abstractNumId w:val="33"/>
+    <w:abstractNumId w:val="34"/>
   </w:num>
   <w:num w:numId="30" w16cid:durableId="1858812919">
-    <w:abstractNumId w:val="19"/>
+    <w:abstractNumId w:val="20"/>
   </w:num>
   <w:num w:numId="31" w16cid:durableId="1054815535">
-    <w:abstractNumId w:val="43"/>
+    <w:abstractNumId w:val="44"/>
   </w:num>
   <w:num w:numId="32" w16cid:durableId="1065881106">
-    <w:abstractNumId w:val="26"/>
+    <w:abstractNumId w:val="27"/>
   </w:num>
   <w:num w:numId="33" w16cid:durableId="1237668691">
-    <w:abstractNumId w:val="27"/>
+    <w:abstractNumId w:val="28"/>
   </w:num>
   <w:num w:numId="34" w16cid:durableId="1327055717">
     <w:abstractNumId w:val="14"/>
@@ -12575,7 +12852,7 @@
     <w:abstractNumId w:val="4"/>
   </w:num>
   <w:num w:numId="36" w16cid:durableId="924537586">
-    <w:abstractNumId w:val="16"/>
+    <w:abstractNumId w:val="17"/>
   </w:num>
   <w:num w:numId="37" w16cid:durableId="624165551">
     <w:abstractNumId w:val="15"/>
@@ -12590,16 +12867,19 @@
     <w:abstractNumId w:val="0"/>
   </w:num>
   <w:num w:numId="41" w16cid:durableId="251008069">
+    <w:abstractNumId w:val="22"/>
+  </w:num>
+  <w:num w:numId="42" w16cid:durableId="1813015476">
+    <w:abstractNumId w:val="33"/>
+  </w:num>
+  <w:num w:numId="43" w16cid:durableId="1934820186">
+    <w:abstractNumId w:val="25"/>
+  </w:num>
+  <w:num w:numId="44" w16cid:durableId="1838572191">
     <w:abstractNumId w:val="21"/>
   </w:num>
-  <w:num w:numId="42" w16cid:durableId="1813015476">
-    <w:abstractNumId w:val="32"/>
-  </w:num>
-  <w:num w:numId="43" w16cid:durableId="1934820186">
-    <w:abstractNumId w:val="24"/>
-  </w:num>
-  <w:num w:numId="44" w16cid:durableId="1838572191">
-    <w:abstractNumId w:val="20"/>
+  <w:num w:numId="45" w16cid:durableId="1064764890">
+    <w:abstractNumId w:val="16"/>
   </w:num>
   <w:numIdMacAtCleanup w:val="12"/>
 </w:numbering>
@@ -14063,6 +14343,112 @@
     <b:URL>https://www.geeksforgeeks.org/machine-learning/what-is-scikit-learn-random-state-in-splitting-dataset/</b:URL>
     <b:RefOrder>8</b:RefOrder>
   </b:Source>
+  <b:Source>
+    <b:Tag>MdA13</b:Tag>
+    <b:SourceType>InternetSite</b:SourceType>
+    <b:Guid>{881D1FFD-44F9-4E3A-BE6C-B699ECCB674A}</b:Guid>
+    <b:Title>Support Vector Machine and Random Forest Modeling for</b:Title>
+    <b:Year>2013</b:Year>
+    <b:YearAccessed>2026</b:YearAccessed>
+    <b:MonthAccessed>05</b:MonthAccessed>
+    <b:DayAccessed>09</b:DayAccessed>
+    <b:URL>https://link.ms4sub.com/id/eprint/322/1/JILSA_2014021411471330.pdf</b:URL>
+    <b:Author>
+      <b:Author>
+        <b:NameList>
+          <b:Person>
+            <b:Last>Hasan</b:Last>
+            <b:First>Md.</b:First>
+            <b:Middle>Al Mehedi</b:Middle>
+          </b:Person>
+          <b:Person>
+            <b:Last>Nasser</b:Last>
+            <b:First>Mohammed</b:First>
+          </b:Person>
+          <b:Person>
+            <b:Last>Pal</b:Last>
+            <b:First>Biprodip</b:First>
+          </b:Person>
+          <b:Person>
+            <b:Last>Ahmad</b:Last>
+            <b:First>Shamim</b:First>
+          </b:Person>
+        </b:NameList>
+      </b:Author>
+    </b:Author>
+    <b:RefOrder>12</b:RefOrder>
+  </b:Source>
+  <b:Source>
+    <b:Tag>SAN24</b:Tag>
+    <b:SourceType>InternetSite</b:SourceType>
+    <b:Guid>{DBD1ED33-9119-4185-B1DC-5AABAA99B8B3}</b:Guid>
+    <b:Title>Improvement of Random Forest Ensembling Algorithm Efficiency Through Cardinal Tuning of n_estimators Parameter.</b:Title>
+    <b:Year>2024</b:Year>
+    <b:YearAccessed>2026</b:YearAccessed>
+    <b:MonthAccessed>May</b:MonthAccessed>
+    <b:DayAccessed>11</b:DayAccessed>
+    <b:URL>https://openurl.ebsco.com/EPDB%3Agcd%3A15%3A27554287/detailv2?sid=ebsco%3Aplink%3Ascholar&amp;id=ebsco%3Agcd%3A175399141&amp;crl=c&amp;link_origin=scholar.google.com</b:URL>
+    <b:Author>
+      <b:Author>
+        <b:NameList>
+          <b:Person>
+            <b:Last>SANDHU</b:Last>
+            <b:First>GAURAV</b:First>
+          </b:Person>
+          <b:Person>
+            <b:Last>SINGH</b:Last>
+            <b:First>AMANDEEP</b:First>
+          </b:Person>
+          <b:Person>
+            <b:Last>BEDI</b:Last>
+            <b:First>PARMIDERPAL</b:First>
+            <b:Middle>SINGH</b:Middle>
+          </b:Person>
+          <b:Person>
+            <b:Last>LAMBA</b:Last>
+            <b:First>PUNEET</b:First>
+            <b:Middle>SINGH</b:Middle>
+          </b:Person>
+          <b:Person>
+            <b:Last>CHAUDHARY</b:Last>
+            <b:First>GOPAL</b:First>
+          </b:Person>
+        </b:NameList>
+      </b:Author>
+    </b:Author>
+    <b:RefOrder>13</b:RefOrder>
+  </b:Source>
+  <b:Source>
+    <b:Tag>Tah24</b:Tag>
+    <b:SourceType>InternetSite</b:SourceType>
+    <b:Guid>{CAEFFDA9-3803-4FD0-B08C-2931D8EF9E07}</b:Guid>
+    <b:Author>
+      <b:Author>
+        <b:NameList>
+          <b:Person>
+            <b:Last>Fulazzaky</b:Last>
+            <b:First>Tahira</b:First>
+          </b:Person>
+          <b:Person>
+            <b:Last>Saefuddin</b:Last>
+            <b:First>Asep</b:First>
+          </b:Person>
+          <b:Person>
+            <b:Last>Soleh</b:Last>
+            <b:First>Agus</b:First>
+            <b:Middle>Mohamad</b:Middle>
+          </b:Person>
+        </b:NameList>
+      </b:Author>
+    </b:Author>
+    <b:Title>Evaluating Ensemble Learning Techniques for Class Imbalance in Machine Learning: A Comparative Analysis of Balanced Random Forest, SMOTE-RF, SMOTEBoost, and RUSBoost</b:Title>
+    <b:Year>2024</b:Year>
+    <b:YearAccessed>2026</b:YearAccessed>
+    <b:MonthAccessed>May</b:MonthAccessed>
+    <b:DayAccessed>11</b:DayAccessed>
+    <b:URL>https://journal.unnes.ac.id/journals/sji/article/view/15937/2440</b:URL>
+    <b:RefOrder>14</b:RefOrder>
+  </b:Source>
 </b:Sources>
 </file>
 
@@ -14075,7 +14461,7 @@
 </file>
 
 <file path=customXml/itemProps2.xml><?xml version="1.0" encoding="utf-8"?>
-<ds:datastoreItem xmlns:ds="http://schemas.openxmlformats.org/officeDocument/2006/customXml" ds:itemID="{D3242A00-0F96-4A08-8D6D-5A4BA217C2BB}">
+<ds:datastoreItem xmlns:ds="http://schemas.openxmlformats.org/officeDocument/2006/customXml" ds:itemID="{62FA53F9-8651-49A2-8E13-470DFD32196D}">
   <ds:schemaRefs>
     <ds:schemaRef ds:uri="http://schemas.openxmlformats.org/officeDocument/2006/bibliography"/>
   </ds:schemaRefs>

--- a/Sander2022164_Thiago2022161_Report.docx
+++ b/Sander2022164_Thiago2022161_Report.docx
@@ -359,7 +359,6 @@
           <w:sz w:val="36"/>
           <w:szCs w:val="36"/>
         </w:rPr>
-        <w:lastRenderedPageBreak/>
         <w:t>Abstract</w:t>
       </w:r>
     </w:p>
@@ -634,7 +633,7 @@
           <w:r>
             <w:fldChar w:fldCharType="separate"/>
           </w:r>
-          <w:hyperlink w:anchor="_Toc229210136" w:history="1">
+          <w:hyperlink w:anchor="_Toc229487362" w:history="1">
             <w:r>
               <w:rPr>
                 <w:rStyle w:val="Hyperlink"/>
@@ -664,6 +663,192 @@
                 <w:bCs/>
                 <w:noProof/>
               </w:rPr>
+              <w:t>Introduction</w:t>
+            </w:r>
+            <w:r>
+              <w:rPr>
+                <w:noProof/>
+                <w:webHidden/>
+              </w:rPr>
+              <w:tab/>
+            </w:r>
+            <w:r>
+              <w:rPr>
+                <w:noProof/>
+                <w:webHidden/>
+              </w:rPr>
+              <w:fldChar w:fldCharType="begin"/>
+            </w:r>
+            <w:r>
+              <w:rPr>
+                <w:noProof/>
+                <w:webHidden/>
+              </w:rPr>
+              <w:instrText xml:space="preserve"> PAGEREF _Toc229487362 \h </w:instrText>
+            </w:r>
+            <w:r>
+              <w:rPr>
+                <w:noProof/>
+                <w:webHidden/>
+              </w:rPr>
+            </w:r>
+            <w:r>
+              <w:rPr>
+                <w:noProof/>
+                <w:webHidden/>
+              </w:rPr>
+              <w:fldChar w:fldCharType="separate"/>
+            </w:r>
+            <w:r>
+              <w:rPr>
+                <w:noProof/>
+                <w:webHidden/>
+              </w:rPr>
+              <w:t>5</w:t>
+            </w:r>
+            <w:r>
+              <w:rPr>
+                <w:noProof/>
+                <w:webHidden/>
+              </w:rPr>
+              <w:fldChar w:fldCharType="end"/>
+            </w:r>
+          </w:hyperlink>
+        </w:p>
+        <w:p>
+          <w:pPr>
+            <w:pStyle w:val="TOC2"/>
+            <w:tabs>
+              <w:tab w:val="left" w:pos="960"/>
+              <w:tab w:val="right" w:leader="dot" w:pos="9016"/>
+            </w:tabs>
+            <w:rPr>
+              <w:rFonts w:asciiTheme="minorHAnsi" w:eastAsiaTheme="minorEastAsia" w:hAnsiTheme="minorHAnsi"/>
+              <w:noProof/>
+              <w:kern w:val="2"/>
+              <w:szCs w:val="24"/>
+              <w:lang w:eastAsia="en-IE"/>
+              <w14:ligatures w14:val="standardContextual"/>
+            </w:rPr>
+          </w:pPr>
+          <w:hyperlink w:anchor="_Toc229487363" w:history="1">
+            <w:r>
+              <w:rPr>
+                <w:rStyle w:val="Hyperlink"/>
+                <w:bCs/>
+                <w:noProof/>
+              </w:rPr>
+              <w:t>1.1</w:t>
+            </w:r>
+            <w:r>
+              <w:rPr>
+                <w:rFonts w:asciiTheme="minorHAnsi" w:eastAsiaTheme="minorEastAsia" w:hAnsiTheme="minorHAnsi"/>
+                <w:noProof/>
+                <w:kern w:val="2"/>
+                <w:szCs w:val="24"/>
+                <w:lang w:eastAsia="en-IE"/>
+                <w14:ligatures w14:val="standardContextual"/>
+              </w:rPr>
+              <w:tab/>
+            </w:r>
+            <w:r>
+              <w:rPr>
+                <w:rStyle w:val="Hyperlink"/>
+                <w:noProof/>
+              </w:rPr>
+              <w:t>Background</w:t>
+            </w:r>
+            <w:r>
+              <w:rPr>
+                <w:noProof/>
+                <w:webHidden/>
+              </w:rPr>
+              <w:tab/>
+            </w:r>
+            <w:r>
+              <w:rPr>
+                <w:noProof/>
+                <w:webHidden/>
+              </w:rPr>
+              <w:fldChar w:fldCharType="begin"/>
+            </w:r>
+            <w:r>
+              <w:rPr>
+                <w:noProof/>
+                <w:webHidden/>
+              </w:rPr>
+              <w:instrText xml:space="preserve"> PAGEREF _Toc229487363 \h </w:instrText>
+            </w:r>
+            <w:r>
+              <w:rPr>
+                <w:noProof/>
+                <w:webHidden/>
+              </w:rPr>
+            </w:r>
+            <w:r>
+              <w:rPr>
+                <w:noProof/>
+                <w:webHidden/>
+              </w:rPr>
+              <w:fldChar w:fldCharType="separate"/>
+            </w:r>
+            <w:r>
+              <w:rPr>
+                <w:noProof/>
+                <w:webHidden/>
+              </w:rPr>
+              <w:t>5</w:t>
+            </w:r>
+            <w:r>
+              <w:rPr>
+                <w:noProof/>
+                <w:webHidden/>
+              </w:rPr>
+              <w:fldChar w:fldCharType="end"/>
+            </w:r>
+          </w:hyperlink>
+        </w:p>
+        <w:p>
+          <w:pPr>
+            <w:pStyle w:val="TOC2"/>
+            <w:tabs>
+              <w:tab w:val="left" w:pos="960"/>
+              <w:tab w:val="right" w:leader="dot" w:pos="9016"/>
+            </w:tabs>
+            <w:rPr>
+              <w:rFonts w:asciiTheme="minorHAnsi" w:eastAsiaTheme="minorEastAsia" w:hAnsiTheme="minorHAnsi"/>
+              <w:noProof/>
+              <w:kern w:val="2"/>
+              <w:szCs w:val="24"/>
+              <w:lang w:eastAsia="en-IE"/>
+              <w14:ligatures w14:val="standardContextual"/>
+            </w:rPr>
+          </w:pPr>
+          <w:hyperlink w:anchor="_Toc229487364" w:history="1">
+            <w:r>
+              <w:rPr>
+                <w:rStyle w:val="Hyperlink"/>
+                <w:bCs/>
+                <w:noProof/>
+              </w:rPr>
+              <w:t>1.2</w:t>
+            </w:r>
+            <w:r>
+              <w:rPr>
+                <w:rFonts w:asciiTheme="minorHAnsi" w:eastAsiaTheme="minorEastAsia" w:hAnsiTheme="minorHAnsi"/>
+                <w:noProof/>
+                <w:kern w:val="2"/>
+                <w:szCs w:val="24"/>
+                <w:lang w:eastAsia="en-IE"/>
+                <w14:ligatures w14:val="standardContextual"/>
+              </w:rPr>
+              <w:tab/>
+            </w:r>
+            <w:r>
+              <w:rPr>
+                <w:rStyle w:val="Hyperlink"/>
+                <w:noProof/>
+              </w:rPr>
               <w:t>Project Concept</w:t>
             </w:r>
             <w:r>
@@ -685,7 +870,7 @@
                 <w:noProof/>
                 <w:webHidden/>
               </w:rPr>
-              <w:instrText xml:space="preserve"> PAGEREF _Toc229210136 \h </w:instrText>
+              <w:instrText xml:space="preserve"> PAGEREF _Toc229487364 \h </w:instrText>
             </w:r>
             <w:r>
               <w:rPr>
@@ -705,7 +890,379 @@
                 <w:noProof/>
                 <w:webHidden/>
               </w:rPr>
-              <w:t>3</w:t>
+              <w:t>5</w:t>
+            </w:r>
+            <w:r>
+              <w:rPr>
+                <w:noProof/>
+                <w:webHidden/>
+              </w:rPr>
+              <w:fldChar w:fldCharType="end"/>
+            </w:r>
+          </w:hyperlink>
+        </w:p>
+        <w:p>
+          <w:pPr>
+            <w:pStyle w:val="TOC2"/>
+            <w:tabs>
+              <w:tab w:val="left" w:pos="960"/>
+              <w:tab w:val="right" w:leader="dot" w:pos="9016"/>
+            </w:tabs>
+            <w:rPr>
+              <w:rFonts w:asciiTheme="minorHAnsi" w:eastAsiaTheme="minorEastAsia" w:hAnsiTheme="minorHAnsi"/>
+              <w:noProof/>
+              <w:kern w:val="2"/>
+              <w:szCs w:val="24"/>
+              <w:lang w:eastAsia="en-IE"/>
+              <w14:ligatures w14:val="standardContextual"/>
+            </w:rPr>
+          </w:pPr>
+          <w:hyperlink w:anchor="_Toc229487365" w:history="1">
+            <w:r>
+              <w:rPr>
+                <w:rStyle w:val="Hyperlink"/>
+                <w:bCs/>
+                <w:noProof/>
+              </w:rPr>
+              <w:t>1.3</w:t>
+            </w:r>
+            <w:r>
+              <w:rPr>
+                <w:rFonts w:asciiTheme="minorHAnsi" w:eastAsiaTheme="minorEastAsia" w:hAnsiTheme="minorHAnsi"/>
+                <w:noProof/>
+                <w:kern w:val="2"/>
+                <w:szCs w:val="24"/>
+                <w:lang w:eastAsia="en-IE"/>
+                <w14:ligatures w14:val="standardContextual"/>
+              </w:rPr>
+              <w:tab/>
+            </w:r>
+            <w:r>
+              <w:rPr>
+                <w:rStyle w:val="Hyperlink"/>
+                <w:noProof/>
+              </w:rPr>
+              <w:t>Project Aim</w:t>
+            </w:r>
+            <w:r>
+              <w:rPr>
+                <w:noProof/>
+                <w:webHidden/>
+              </w:rPr>
+              <w:tab/>
+            </w:r>
+            <w:r>
+              <w:rPr>
+                <w:noProof/>
+                <w:webHidden/>
+              </w:rPr>
+              <w:fldChar w:fldCharType="begin"/>
+            </w:r>
+            <w:r>
+              <w:rPr>
+                <w:noProof/>
+                <w:webHidden/>
+              </w:rPr>
+              <w:instrText xml:space="preserve"> PAGEREF _Toc229487365 \h </w:instrText>
+            </w:r>
+            <w:r>
+              <w:rPr>
+                <w:noProof/>
+                <w:webHidden/>
+              </w:rPr>
+            </w:r>
+            <w:r>
+              <w:rPr>
+                <w:noProof/>
+                <w:webHidden/>
+              </w:rPr>
+              <w:fldChar w:fldCharType="separate"/>
+            </w:r>
+            <w:r>
+              <w:rPr>
+                <w:noProof/>
+                <w:webHidden/>
+              </w:rPr>
+              <w:t>5</w:t>
+            </w:r>
+            <w:r>
+              <w:rPr>
+                <w:noProof/>
+                <w:webHidden/>
+              </w:rPr>
+              <w:fldChar w:fldCharType="end"/>
+            </w:r>
+          </w:hyperlink>
+        </w:p>
+        <w:p>
+          <w:pPr>
+            <w:pStyle w:val="TOC2"/>
+            <w:tabs>
+              <w:tab w:val="left" w:pos="960"/>
+              <w:tab w:val="right" w:leader="dot" w:pos="9016"/>
+            </w:tabs>
+            <w:rPr>
+              <w:rFonts w:asciiTheme="minorHAnsi" w:eastAsiaTheme="minorEastAsia" w:hAnsiTheme="minorHAnsi"/>
+              <w:noProof/>
+              <w:kern w:val="2"/>
+              <w:szCs w:val="24"/>
+              <w:lang w:eastAsia="en-IE"/>
+              <w14:ligatures w14:val="standardContextual"/>
+            </w:rPr>
+          </w:pPr>
+          <w:hyperlink w:anchor="_Toc229487366" w:history="1">
+            <w:r>
+              <w:rPr>
+                <w:rStyle w:val="Hyperlink"/>
+                <w:bCs/>
+                <w:noProof/>
+              </w:rPr>
+              <w:t>1.4</w:t>
+            </w:r>
+            <w:r>
+              <w:rPr>
+                <w:rFonts w:asciiTheme="minorHAnsi" w:eastAsiaTheme="minorEastAsia" w:hAnsiTheme="minorHAnsi"/>
+                <w:noProof/>
+                <w:kern w:val="2"/>
+                <w:szCs w:val="24"/>
+                <w:lang w:eastAsia="en-IE"/>
+                <w14:ligatures w14:val="standardContextual"/>
+              </w:rPr>
+              <w:tab/>
+            </w:r>
+            <w:r>
+              <w:rPr>
+                <w:rStyle w:val="Hyperlink"/>
+                <w:noProof/>
+              </w:rPr>
+              <w:t>Objectives</w:t>
+            </w:r>
+            <w:r>
+              <w:rPr>
+                <w:noProof/>
+                <w:webHidden/>
+              </w:rPr>
+              <w:tab/>
+            </w:r>
+            <w:r>
+              <w:rPr>
+                <w:noProof/>
+                <w:webHidden/>
+              </w:rPr>
+              <w:fldChar w:fldCharType="begin"/>
+            </w:r>
+            <w:r>
+              <w:rPr>
+                <w:noProof/>
+                <w:webHidden/>
+              </w:rPr>
+              <w:instrText xml:space="preserve"> PAGEREF _Toc229487366 \h </w:instrText>
+            </w:r>
+            <w:r>
+              <w:rPr>
+                <w:noProof/>
+                <w:webHidden/>
+              </w:rPr>
+            </w:r>
+            <w:r>
+              <w:rPr>
+                <w:noProof/>
+                <w:webHidden/>
+              </w:rPr>
+              <w:fldChar w:fldCharType="separate"/>
+            </w:r>
+            <w:r>
+              <w:rPr>
+                <w:noProof/>
+                <w:webHidden/>
+              </w:rPr>
+              <w:t>5</w:t>
+            </w:r>
+            <w:r>
+              <w:rPr>
+                <w:noProof/>
+                <w:webHidden/>
+              </w:rPr>
+              <w:fldChar w:fldCharType="end"/>
+            </w:r>
+          </w:hyperlink>
+        </w:p>
+        <w:p>
+          <w:pPr>
+            <w:pStyle w:val="TOC2"/>
+            <w:tabs>
+              <w:tab w:val="left" w:pos="960"/>
+              <w:tab w:val="right" w:leader="dot" w:pos="9016"/>
+            </w:tabs>
+            <w:rPr>
+              <w:rFonts w:asciiTheme="minorHAnsi" w:eastAsiaTheme="minorEastAsia" w:hAnsiTheme="minorHAnsi"/>
+              <w:noProof/>
+              <w:kern w:val="2"/>
+              <w:szCs w:val="24"/>
+              <w:lang w:eastAsia="en-IE"/>
+              <w14:ligatures w14:val="standardContextual"/>
+            </w:rPr>
+          </w:pPr>
+          <w:hyperlink w:anchor="_Toc229487367" w:history="1">
+            <w:r>
+              <w:rPr>
+                <w:rStyle w:val="Hyperlink"/>
+                <w:bCs/>
+                <w:noProof/>
+              </w:rPr>
+              <w:t>1.5</w:t>
+            </w:r>
+            <w:r>
+              <w:rPr>
+                <w:rFonts w:asciiTheme="minorHAnsi" w:eastAsiaTheme="minorEastAsia" w:hAnsiTheme="minorHAnsi"/>
+                <w:noProof/>
+                <w:kern w:val="2"/>
+                <w:szCs w:val="24"/>
+                <w:lang w:eastAsia="en-IE"/>
+                <w14:ligatures w14:val="standardContextual"/>
+              </w:rPr>
+              <w:tab/>
+            </w:r>
+            <w:r>
+              <w:rPr>
+                <w:rStyle w:val="Hyperlink"/>
+                <w:noProof/>
+              </w:rPr>
+              <w:t>Research Questions</w:t>
+            </w:r>
+            <w:r>
+              <w:rPr>
+                <w:noProof/>
+                <w:webHidden/>
+              </w:rPr>
+              <w:tab/>
+            </w:r>
+            <w:r>
+              <w:rPr>
+                <w:noProof/>
+                <w:webHidden/>
+              </w:rPr>
+              <w:fldChar w:fldCharType="begin"/>
+            </w:r>
+            <w:r>
+              <w:rPr>
+                <w:noProof/>
+                <w:webHidden/>
+              </w:rPr>
+              <w:instrText xml:space="preserve"> PAGEREF _Toc229487367 \h </w:instrText>
+            </w:r>
+            <w:r>
+              <w:rPr>
+                <w:noProof/>
+                <w:webHidden/>
+              </w:rPr>
+            </w:r>
+            <w:r>
+              <w:rPr>
+                <w:noProof/>
+                <w:webHidden/>
+              </w:rPr>
+              <w:fldChar w:fldCharType="separate"/>
+            </w:r>
+            <w:r>
+              <w:rPr>
+                <w:noProof/>
+                <w:webHidden/>
+              </w:rPr>
+              <w:t>6</w:t>
+            </w:r>
+            <w:r>
+              <w:rPr>
+                <w:noProof/>
+                <w:webHidden/>
+              </w:rPr>
+              <w:fldChar w:fldCharType="end"/>
+            </w:r>
+          </w:hyperlink>
+        </w:p>
+        <w:p>
+          <w:pPr>
+            <w:pStyle w:val="TOC2"/>
+            <w:tabs>
+              <w:tab w:val="left" w:pos="960"/>
+              <w:tab w:val="right" w:leader="dot" w:pos="9016"/>
+            </w:tabs>
+            <w:rPr>
+              <w:rFonts w:asciiTheme="minorHAnsi" w:eastAsiaTheme="minorEastAsia" w:hAnsiTheme="minorHAnsi"/>
+              <w:noProof/>
+              <w:kern w:val="2"/>
+              <w:szCs w:val="24"/>
+              <w:lang w:eastAsia="en-IE"/>
+              <w14:ligatures w14:val="standardContextual"/>
+            </w:rPr>
+          </w:pPr>
+          <w:hyperlink w:anchor="_Toc229487368" w:history="1">
+            <w:r>
+              <w:rPr>
+                <w:rStyle w:val="Hyperlink"/>
+                <w:bCs/>
+                <w:noProof/>
+              </w:rPr>
+              <w:t>1.6</w:t>
+            </w:r>
+            <w:r>
+              <w:rPr>
+                <w:rFonts w:asciiTheme="minorHAnsi" w:eastAsiaTheme="minorEastAsia" w:hAnsiTheme="minorHAnsi"/>
+                <w:noProof/>
+                <w:kern w:val="2"/>
+                <w:szCs w:val="24"/>
+                <w:lang w:eastAsia="en-IE"/>
+                <w14:ligatures w14:val="standardContextual"/>
+              </w:rPr>
+              <w:tab/>
+            </w:r>
+            <w:r>
+              <w:rPr>
+                <w:rStyle w:val="Hyperlink"/>
+                <w:noProof/>
+              </w:rPr>
+              <w:t>Roles and Responsibilities</w:t>
+            </w:r>
+            <w:r>
+              <w:rPr>
+                <w:noProof/>
+                <w:webHidden/>
+              </w:rPr>
+              <w:tab/>
+            </w:r>
+            <w:r>
+              <w:rPr>
+                <w:noProof/>
+                <w:webHidden/>
+              </w:rPr>
+              <w:fldChar w:fldCharType="begin"/>
+            </w:r>
+            <w:r>
+              <w:rPr>
+                <w:noProof/>
+                <w:webHidden/>
+              </w:rPr>
+              <w:instrText xml:space="preserve"> PAGEREF _Toc229487368 \h </w:instrText>
+            </w:r>
+            <w:r>
+              <w:rPr>
+                <w:noProof/>
+                <w:webHidden/>
+              </w:rPr>
+            </w:r>
+            <w:r>
+              <w:rPr>
+                <w:noProof/>
+                <w:webHidden/>
+              </w:rPr>
+              <w:fldChar w:fldCharType="separate"/>
+            </w:r>
+            <w:r>
+              <w:rPr>
+                <w:noProof/>
+                <w:webHidden/>
+              </w:rPr>
+              <w:t>6</w:t>
             </w:r>
             <w:r>
               <w:rPr>
@@ -732,7 +1289,7 @@
               <w14:ligatures w14:val="standardContextual"/>
             </w:rPr>
           </w:pPr>
-          <w:hyperlink w:anchor="_Toc229210137" w:history="1">
+          <w:hyperlink w:anchor="_Toc229487369" w:history="1">
             <w:r>
               <w:rPr>
                 <w:rStyle w:val="Hyperlink"/>
@@ -762,6 +1319,3507 @@
                 <w:bCs/>
                 <w:noProof/>
               </w:rPr>
+              <w:t>Research Methodology</w:t>
+            </w:r>
+            <w:r>
+              <w:rPr>
+                <w:noProof/>
+                <w:webHidden/>
+              </w:rPr>
+              <w:tab/>
+            </w:r>
+            <w:r>
+              <w:rPr>
+                <w:noProof/>
+                <w:webHidden/>
+              </w:rPr>
+              <w:fldChar w:fldCharType="begin"/>
+            </w:r>
+            <w:r>
+              <w:rPr>
+                <w:noProof/>
+                <w:webHidden/>
+              </w:rPr>
+              <w:instrText xml:space="preserve"> PAGEREF _Toc229487369 \h </w:instrText>
+            </w:r>
+            <w:r>
+              <w:rPr>
+                <w:noProof/>
+                <w:webHidden/>
+              </w:rPr>
+            </w:r>
+            <w:r>
+              <w:rPr>
+                <w:noProof/>
+                <w:webHidden/>
+              </w:rPr>
+              <w:fldChar w:fldCharType="separate"/>
+            </w:r>
+            <w:r>
+              <w:rPr>
+                <w:noProof/>
+                <w:webHidden/>
+              </w:rPr>
+              <w:t>6</w:t>
+            </w:r>
+            <w:r>
+              <w:rPr>
+                <w:noProof/>
+                <w:webHidden/>
+              </w:rPr>
+              <w:fldChar w:fldCharType="end"/>
+            </w:r>
+          </w:hyperlink>
+        </w:p>
+        <w:p>
+          <w:pPr>
+            <w:pStyle w:val="TOC2"/>
+            <w:tabs>
+              <w:tab w:val="left" w:pos="960"/>
+              <w:tab w:val="right" w:leader="dot" w:pos="9016"/>
+            </w:tabs>
+            <w:rPr>
+              <w:rFonts w:asciiTheme="minorHAnsi" w:eastAsiaTheme="minorEastAsia" w:hAnsiTheme="minorHAnsi"/>
+              <w:noProof/>
+              <w:kern w:val="2"/>
+              <w:szCs w:val="24"/>
+              <w:lang w:eastAsia="en-IE"/>
+              <w14:ligatures w14:val="standardContextual"/>
+            </w:rPr>
+          </w:pPr>
+          <w:hyperlink w:anchor="_Toc229487370" w:history="1">
+            <w:r>
+              <w:rPr>
+                <w:rStyle w:val="Hyperlink"/>
+                <w:bCs/>
+                <w:noProof/>
+              </w:rPr>
+              <w:t>2.1</w:t>
+            </w:r>
+            <w:r>
+              <w:rPr>
+                <w:rFonts w:asciiTheme="minorHAnsi" w:eastAsiaTheme="minorEastAsia" w:hAnsiTheme="minorHAnsi"/>
+                <w:noProof/>
+                <w:kern w:val="2"/>
+                <w:szCs w:val="24"/>
+                <w:lang w:eastAsia="en-IE"/>
+                <w14:ligatures w14:val="standardContextual"/>
+              </w:rPr>
+              <w:tab/>
+            </w:r>
+            <w:r>
+              <w:rPr>
+                <w:rStyle w:val="Hyperlink"/>
+                <w:noProof/>
+              </w:rPr>
+              <w:t>Applications of CRISP-DM</w:t>
+            </w:r>
+            <w:r>
+              <w:rPr>
+                <w:noProof/>
+                <w:webHidden/>
+              </w:rPr>
+              <w:tab/>
+            </w:r>
+            <w:r>
+              <w:rPr>
+                <w:noProof/>
+                <w:webHidden/>
+              </w:rPr>
+              <w:fldChar w:fldCharType="begin"/>
+            </w:r>
+            <w:r>
+              <w:rPr>
+                <w:noProof/>
+                <w:webHidden/>
+              </w:rPr>
+              <w:instrText xml:space="preserve"> PAGEREF _Toc229487370 \h </w:instrText>
+            </w:r>
+            <w:r>
+              <w:rPr>
+                <w:noProof/>
+                <w:webHidden/>
+              </w:rPr>
+            </w:r>
+            <w:r>
+              <w:rPr>
+                <w:noProof/>
+                <w:webHidden/>
+              </w:rPr>
+              <w:fldChar w:fldCharType="separate"/>
+            </w:r>
+            <w:r>
+              <w:rPr>
+                <w:noProof/>
+                <w:webHidden/>
+              </w:rPr>
+              <w:t>6</w:t>
+            </w:r>
+            <w:r>
+              <w:rPr>
+                <w:noProof/>
+                <w:webHidden/>
+              </w:rPr>
+              <w:fldChar w:fldCharType="end"/>
+            </w:r>
+          </w:hyperlink>
+        </w:p>
+        <w:p>
+          <w:pPr>
+            <w:pStyle w:val="TOC3"/>
+            <w:tabs>
+              <w:tab w:val="right" w:leader="dot" w:pos="9016"/>
+            </w:tabs>
+            <w:rPr>
+              <w:noProof/>
+            </w:rPr>
+          </w:pPr>
+          <w:hyperlink w:anchor="_Toc229487371" w:history="1">
+            <w:r>
+              <w:rPr>
+                <w:rStyle w:val="Hyperlink"/>
+                <w:rFonts w:cs="Times New Roman"/>
+                <w:b/>
+                <w:bCs/>
+                <w:noProof/>
+              </w:rPr>
+              <w:t>2.1.1 Applications of CRISP-DM</w:t>
+            </w:r>
+            <w:r>
+              <w:rPr>
+                <w:noProof/>
+                <w:webHidden/>
+              </w:rPr>
+              <w:tab/>
+            </w:r>
+            <w:r>
+              <w:rPr>
+                <w:noProof/>
+                <w:webHidden/>
+              </w:rPr>
+              <w:fldChar w:fldCharType="begin"/>
+            </w:r>
+            <w:r>
+              <w:rPr>
+                <w:noProof/>
+                <w:webHidden/>
+              </w:rPr>
+              <w:instrText xml:space="preserve"> PAGEREF _Toc229487371 \h </w:instrText>
+            </w:r>
+            <w:r>
+              <w:rPr>
+                <w:noProof/>
+                <w:webHidden/>
+              </w:rPr>
+            </w:r>
+            <w:r>
+              <w:rPr>
+                <w:noProof/>
+                <w:webHidden/>
+              </w:rPr>
+              <w:fldChar w:fldCharType="separate"/>
+            </w:r>
+            <w:r>
+              <w:rPr>
+                <w:noProof/>
+                <w:webHidden/>
+              </w:rPr>
+              <w:t>6</w:t>
+            </w:r>
+            <w:r>
+              <w:rPr>
+                <w:noProof/>
+                <w:webHidden/>
+              </w:rPr>
+              <w:fldChar w:fldCharType="end"/>
+            </w:r>
+          </w:hyperlink>
+        </w:p>
+        <w:p>
+          <w:pPr>
+            <w:pStyle w:val="TOC2"/>
+            <w:tabs>
+              <w:tab w:val="left" w:pos="960"/>
+              <w:tab w:val="right" w:leader="dot" w:pos="9016"/>
+            </w:tabs>
+            <w:rPr>
+              <w:rFonts w:asciiTheme="minorHAnsi" w:eastAsiaTheme="minorEastAsia" w:hAnsiTheme="minorHAnsi"/>
+              <w:noProof/>
+              <w:kern w:val="2"/>
+              <w:szCs w:val="24"/>
+              <w:lang w:eastAsia="en-IE"/>
+              <w14:ligatures w14:val="standardContextual"/>
+            </w:rPr>
+          </w:pPr>
+          <w:hyperlink w:anchor="_Toc229487372" w:history="1">
+            <w:r>
+              <w:rPr>
+                <w:rStyle w:val="Hyperlink"/>
+                <w:bCs/>
+                <w:noProof/>
+              </w:rPr>
+              <w:t>2.2</w:t>
+            </w:r>
+            <w:r>
+              <w:rPr>
+                <w:rFonts w:asciiTheme="minorHAnsi" w:eastAsiaTheme="minorEastAsia" w:hAnsiTheme="minorHAnsi"/>
+                <w:noProof/>
+                <w:kern w:val="2"/>
+                <w:szCs w:val="24"/>
+                <w:lang w:eastAsia="en-IE"/>
+                <w14:ligatures w14:val="standardContextual"/>
+              </w:rPr>
+              <w:tab/>
+            </w:r>
+            <w:r>
+              <w:rPr>
+                <w:rStyle w:val="Hyperlink"/>
+                <w:noProof/>
+              </w:rPr>
+              <w:t>Project Planning and Timeline</w:t>
+            </w:r>
+            <w:r>
+              <w:rPr>
+                <w:noProof/>
+                <w:webHidden/>
+              </w:rPr>
+              <w:tab/>
+            </w:r>
+            <w:r>
+              <w:rPr>
+                <w:noProof/>
+                <w:webHidden/>
+              </w:rPr>
+              <w:fldChar w:fldCharType="begin"/>
+            </w:r>
+            <w:r>
+              <w:rPr>
+                <w:noProof/>
+                <w:webHidden/>
+              </w:rPr>
+              <w:instrText xml:space="preserve"> PAGEREF _Toc229487372 \h </w:instrText>
+            </w:r>
+            <w:r>
+              <w:rPr>
+                <w:noProof/>
+                <w:webHidden/>
+              </w:rPr>
+            </w:r>
+            <w:r>
+              <w:rPr>
+                <w:noProof/>
+                <w:webHidden/>
+              </w:rPr>
+              <w:fldChar w:fldCharType="separate"/>
+            </w:r>
+            <w:r>
+              <w:rPr>
+                <w:noProof/>
+                <w:webHidden/>
+              </w:rPr>
+              <w:t>7</w:t>
+            </w:r>
+            <w:r>
+              <w:rPr>
+                <w:noProof/>
+                <w:webHidden/>
+              </w:rPr>
+              <w:fldChar w:fldCharType="end"/>
+            </w:r>
+          </w:hyperlink>
+        </w:p>
+        <w:p>
+          <w:pPr>
+            <w:pStyle w:val="TOC2"/>
+            <w:tabs>
+              <w:tab w:val="left" w:pos="960"/>
+              <w:tab w:val="right" w:leader="dot" w:pos="9016"/>
+            </w:tabs>
+            <w:rPr>
+              <w:rFonts w:asciiTheme="minorHAnsi" w:eastAsiaTheme="minorEastAsia" w:hAnsiTheme="minorHAnsi"/>
+              <w:noProof/>
+              <w:kern w:val="2"/>
+              <w:szCs w:val="24"/>
+              <w:lang w:eastAsia="en-IE"/>
+              <w14:ligatures w14:val="standardContextual"/>
+            </w:rPr>
+          </w:pPr>
+          <w:hyperlink w:anchor="_Toc229487373" w:history="1">
+            <w:r>
+              <w:rPr>
+                <w:rStyle w:val="Hyperlink"/>
+                <w:bCs/>
+                <w:noProof/>
+              </w:rPr>
+              <w:t>2.3</w:t>
+            </w:r>
+            <w:r>
+              <w:rPr>
+                <w:rFonts w:asciiTheme="minorHAnsi" w:eastAsiaTheme="minorEastAsia" w:hAnsiTheme="minorHAnsi"/>
+                <w:noProof/>
+                <w:kern w:val="2"/>
+                <w:szCs w:val="24"/>
+                <w:lang w:eastAsia="en-IE"/>
+                <w14:ligatures w14:val="standardContextual"/>
+              </w:rPr>
+              <w:tab/>
+            </w:r>
+            <w:r>
+              <w:rPr>
+                <w:rStyle w:val="Hyperlink"/>
+                <w:noProof/>
+              </w:rPr>
+              <w:t>Tools and Technologies</w:t>
+            </w:r>
+            <w:r>
+              <w:rPr>
+                <w:noProof/>
+                <w:webHidden/>
+              </w:rPr>
+              <w:tab/>
+            </w:r>
+            <w:r>
+              <w:rPr>
+                <w:noProof/>
+                <w:webHidden/>
+              </w:rPr>
+              <w:fldChar w:fldCharType="begin"/>
+            </w:r>
+            <w:r>
+              <w:rPr>
+                <w:noProof/>
+                <w:webHidden/>
+              </w:rPr>
+              <w:instrText xml:space="preserve"> PAGEREF _Toc229487373 \h </w:instrText>
+            </w:r>
+            <w:r>
+              <w:rPr>
+                <w:noProof/>
+                <w:webHidden/>
+              </w:rPr>
+            </w:r>
+            <w:r>
+              <w:rPr>
+                <w:noProof/>
+                <w:webHidden/>
+              </w:rPr>
+              <w:fldChar w:fldCharType="separate"/>
+            </w:r>
+            <w:r>
+              <w:rPr>
+                <w:noProof/>
+                <w:webHidden/>
+              </w:rPr>
+              <w:t>7</w:t>
+            </w:r>
+            <w:r>
+              <w:rPr>
+                <w:noProof/>
+                <w:webHidden/>
+              </w:rPr>
+              <w:fldChar w:fldCharType="end"/>
+            </w:r>
+          </w:hyperlink>
+        </w:p>
+        <w:p>
+          <w:pPr>
+            <w:pStyle w:val="TOC1"/>
+            <w:tabs>
+              <w:tab w:val="left" w:pos="480"/>
+              <w:tab w:val="right" w:leader="dot" w:pos="9016"/>
+            </w:tabs>
+            <w:rPr>
+              <w:rFonts w:asciiTheme="minorHAnsi" w:eastAsiaTheme="minorEastAsia" w:hAnsiTheme="minorHAnsi"/>
+              <w:noProof/>
+              <w:kern w:val="2"/>
+              <w:szCs w:val="24"/>
+              <w:lang w:eastAsia="en-IE"/>
+              <w14:ligatures w14:val="standardContextual"/>
+            </w:rPr>
+          </w:pPr>
+          <w:hyperlink w:anchor="_Toc229487374" w:history="1">
+            <w:r>
+              <w:rPr>
+                <w:rStyle w:val="Hyperlink"/>
+                <w:rFonts w:cs="Times New Roman"/>
+                <w:b/>
+                <w:bCs/>
+                <w:noProof/>
+              </w:rPr>
+              <w:t>3.</w:t>
+            </w:r>
+            <w:r>
+              <w:rPr>
+                <w:rFonts w:asciiTheme="minorHAnsi" w:eastAsiaTheme="minorEastAsia" w:hAnsiTheme="minorHAnsi"/>
+                <w:noProof/>
+                <w:kern w:val="2"/>
+                <w:szCs w:val="24"/>
+                <w:lang w:eastAsia="en-IE"/>
+                <w14:ligatures w14:val="standardContextual"/>
+              </w:rPr>
+              <w:tab/>
+            </w:r>
+            <w:r>
+              <w:rPr>
+                <w:rStyle w:val="Hyperlink"/>
+                <w:rFonts w:cs="Times New Roman"/>
+                <w:b/>
+                <w:bCs/>
+                <w:noProof/>
+              </w:rPr>
+              <w:t>Business Understanding (CRISP-DM Phase 1)</w:t>
+            </w:r>
+            <w:r>
+              <w:rPr>
+                <w:noProof/>
+                <w:webHidden/>
+              </w:rPr>
+              <w:tab/>
+            </w:r>
+            <w:r>
+              <w:rPr>
+                <w:noProof/>
+                <w:webHidden/>
+              </w:rPr>
+              <w:fldChar w:fldCharType="begin"/>
+            </w:r>
+            <w:r>
+              <w:rPr>
+                <w:noProof/>
+                <w:webHidden/>
+              </w:rPr>
+              <w:instrText xml:space="preserve"> PAGEREF _Toc229487374 \h </w:instrText>
+            </w:r>
+            <w:r>
+              <w:rPr>
+                <w:noProof/>
+                <w:webHidden/>
+              </w:rPr>
+            </w:r>
+            <w:r>
+              <w:rPr>
+                <w:noProof/>
+                <w:webHidden/>
+              </w:rPr>
+              <w:fldChar w:fldCharType="separate"/>
+            </w:r>
+            <w:r>
+              <w:rPr>
+                <w:noProof/>
+                <w:webHidden/>
+              </w:rPr>
+              <w:t>7</w:t>
+            </w:r>
+            <w:r>
+              <w:rPr>
+                <w:noProof/>
+                <w:webHidden/>
+              </w:rPr>
+              <w:fldChar w:fldCharType="end"/>
+            </w:r>
+          </w:hyperlink>
+        </w:p>
+        <w:p>
+          <w:pPr>
+            <w:pStyle w:val="TOC2"/>
+            <w:tabs>
+              <w:tab w:val="right" w:leader="dot" w:pos="9016"/>
+            </w:tabs>
+            <w:rPr>
+              <w:rFonts w:asciiTheme="minorHAnsi" w:eastAsiaTheme="minorEastAsia" w:hAnsiTheme="minorHAnsi"/>
+              <w:noProof/>
+              <w:kern w:val="2"/>
+              <w:szCs w:val="24"/>
+              <w:lang w:eastAsia="en-IE"/>
+              <w14:ligatures w14:val="standardContextual"/>
+            </w:rPr>
+          </w:pPr>
+          <w:hyperlink w:anchor="_Toc229487375" w:history="1">
+            <w:r>
+              <w:rPr>
+                <w:rStyle w:val="Hyperlink"/>
+                <w:noProof/>
+              </w:rPr>
+              <w:t>3.1 Problem Definition</w:t>
+            </w:r>
+            <w:r>
+              <w:rPr>
+                <w:noProof/>
+                <w:webHidden/>
+              </w:rPr>
+              <w:tab/>
+            </w:r>
+            <w:r>
+              <w:rPr>
+                <w:noProof/>
+                <w:webHidden/>
+              </w:rPr>
+              <w:fldChar w:fldCharType="begin"/>
+            </w:r>
+            <w:r>
+              <w:rPr>
+                <w:noProof/>
+                <w:webHidden/>
+              </w:rPr>
+              <w:instrText xml:space="preserve"> PAGEREF _Toc229487375 \h </w:instrText>
+            </w:r>
+            <w:r>
+              <w:rPr>
+                <w:noProof/>
+                <w:webHidden/>
+              </w:rPr>
+            </w:r>
+            <w:r>
+              <w:rPr>
+                <w:noProof/>
+                <w:webHidden/>
+              </w:rPr>
+              <w:fldChar w:fldCharType="separate"/>
+            </w:r>
+            <w:r>
+              <w:rPr>
+                <w:noProof/>
+                <w:webHidden/>
+              </w:rPr>
+              <w:t>7</w:t>
+            </w:r>
+            <w:r>
+              <w:rPr>
+                <w:noProof/>
+                <w:webHidden/>
+              </w:rPr>
+              <w:fldChar w:fldCharType="end"/>
+            </w:r>
+          </w:hyperlink>
+        </w:p>
+        <w:p>
+          <w:pPr>
+            <w:pStyle w:val="TOC2"/>
+            <w:tabs>
+              <w:tab w:val="right" w:leader="dot" w:pos="9016"/>
+            </w:tabs>
+            <w:rPr>
+              <w:rFonts w:asciiTheme="minorHAnsi" w:eastAsiaTheme="minorEastAsia" w:hAnsiTheme="minorHAnsi"/>
+              <w:noProof/>
+              <w:kern w:val="2"/>
+              <w:szCs w:val="24"/>
+              <w:lang w:eastAsia="en-IE"/>
+              <w14:ligatures w14:val="standardContextual"/>
+            </w:rPr>
+          </w:pPr>
+          <w:hyperlink w:anchor="_Toc229487376" w:history="1">
+            <w:r>
+              <w:rPr>
+                <w:rStyle w:val="Hyperlink"/>
+                <w:noProof/>
+              </w:rPr>
+              <w:t>3.2 Business Context and Market Need</w:t>
+            </w:r>
+            <w:r>
+              <w:rPr>
+                <w:noProof/>
+                <w:webHidden/>
+              </w:rPr>
+              <w:tab/>
+            </w:r>
+            <w:r>
+              <w:rPr>
+                <w:noProof/>
+                <w:webHidden/>
+              </w:rPr>
+              <w:fldChar w:fldCharType="begin"/>
+            </w:r>
+            <w:r>
+              <w:rPr>
+                <w:noProof/>
+                <w:webHidden/>
+              </w:rPr>
+              <w:instrText xml:space="preserve"> PAGEREF _Toc229487376 \h </w:instrText>
+            </w:r>
+            <w:r>
+              <w:rPr>
+                <w:noProof/>
+                <w:webHidden/>
+              </w:rPr>
+            </w:r>
+            <w:r>
+              <w:rPr>
+                <w:noProof/>
+                <w:webHidden/>
+              </w:rPr>
+              <w:fldChar w:fldCharType="separate"/>
+            </w:r>
+            <w:r>
+              <w:rPr>
+                <w:noProof/>
+                <w:webHidden/>
+              </w:rPr>
+              <w:t>8</w:t>
+            </w:r>
+            <w:r>
+              <w:rPr>
+                <w:noProof/>
+                <w:webHidden/>
+              </w:rPr>
+              <w:fldChar w:fldCharType="end"/>
+            </w:r>
+          </w:hyperlink>
+        </w:p>
+        <w:p>
+          <w:pPr>
+            <w:pStyle w:val="TOC2"/>
+            <w:tabs>
+              <w:tab w:val="right" w:leader="dot" w:pos="9016"/>
+            </w:tabs>
+            <w:rPr>
+              <w:rFonts w:asciiTheme="minorHAnsi" w:eastAsiaTheme="minorEastAsia" w:hAnsiTheme="minorHAnsi"/>
+              <w:noProof/>
+              <w:kern w:val="2"/>
+              <w:szCs w:val="24"/>
+              <w:lang w:eastAsia="en-IE"/>
+              <w14:ligatures w14:val="standardContextual"/>
+            </w:rPr>
+          </w:pPr>
+          <w:hyperlink w:anchor="_Toc229487377" w:history="1">
+            <w:r>
+              <w:rPr>
+                <w:rStyle w:val="Hyperlink"/>
+                <w:noProof/>
+              </w:rPr>
+              <w:t>3.3 Stakeholders</w:t>
+            </w:r>
+            <w:r>
+              <w:rPr>
+                <w:noProof/>
+                <w:webHidden/>
+              </w:rPr>
+              <w:tab/>
+            </w:r>
+            <w:r>
+              <w:rPr>
+                <w:noProof/>
+                <w:webHidden/>
+              </w:rPr>
+              <w:fldChar w:fldCharType="begin"/>
+            </w:r>
+            <w:r>
+              <w:rPr>
+                <w:noProof/>
+                <w:webHidden/>
+              </w:rPr>
+              <w:instrText xml:space="preserve"> PAGEREF _Toc229487377 \h </w:instrText>
+            </w:r>
+            <w:r>
+              <w:rPr>
+                <w:noProof/>
+                <w:webHidden/>
+              </w:rPr>
+            </w:r>
+            <w:r>
+              <w:rPr>
+                <w:noProof/>
+                <w:webHidden/>
+              </w:rPr>
+              <w:fldChar w:fldCharType="separate"/>
+            </w:r>
+            <w:r>
+              <w:rPr>
+                <w:noProof/>
+                <w:webHidden/>
+              </w:rPr>
+              <w:t>8</w:t>
+            </w:r>
+            <w:r>
+              <w:rPr>
+                <w:noProof/>
+                <w:webHidden/>
+              </w:rPr>
+              <w:fldChar w:fldCharType="end"/>
+            </w:r>
+          </w:hyperlink>
+        </w:p>
+        <w:p>
+          <w:pPr>
+            <w:pStyle w:val="TOC2"/>
+            <w:tabs>
+              <w:tab w:val="right" w:leader="dot" w:pos="9016"/>
+            </w:tabs>
+            <w:rPr>
+              <w:rFonts w:asciiTheme="minorHAnsi" w:eastAsiaTheme="minorEastAsia" w:hAnsiTheme="minorHAnsi"/>
+              <w:noProof/>
+              <w:kern w:val="2"/>
+              <w:szCs w:val="24"/>
+              <w:lang w:eastAsia="en-IE"/>
+              <w14:ligatures w14:val="standardContextual"/>
+            </w:rPr>
+          </w:pPr>
+          <w:hyperlink w:anchor="_Toc229487378" w:history="1">
+            <w:r>
+              <w:rPr>
+                <w:rStyle w:val="Hyperlink"/>
+                <w:noProof/>
+              </w:rPr>
+              <w:t>3.4 Business Objectives</w:t>
+            </w:r>
+            <w:r>
+              <w:rPr>
+                <w:noProof/>
+                <w:webHidden/>
+              </w:rPr>
+              <w:tab/>
+            </w:r>
+            <w:r>
+              <w:rPr>
+                <w:noProof/>
+                <w:webHidden/>
+              </w:rPr>
+              <w:fldChar w:fldCharType="begin"/>
+            </w:r>
+            <w:r>
+              <w:rPr>
+                <w:noProof/>
+                <w:webHidden/>
+              </w:rPr>
+              <w:instrText xml:space="preserve"> PAGEREF _Toc229487378 \h </w:instrText>
+            </w:r>
+            <w:r>
+              <w:rPr>
+                <w:noProof/>
+                <w:webHidden/>
+              </w:rPr>
+            </w:r>
+            <w:r>
+              <w:rPr>
+                <w:noProof/>
+                <w:webHidden/>
+              </w:rPr>
+              <w:fldChar w:fldCharType="separate"/>
+            </w:r>
+            <w:r>
+              <w:rPr>
+                <w:noProof/>
+                <w:webHidden/>
+              </w:rPr>
+              <w:t>8</w:t>
+            </w:r>
+            <w:r>
+              <w:rPr>
+                <w:noProof/>
+                <w:webHidden/>
+              </w:rPr>
+              <w:fldChar w:fldCharType="end"/>
+            </w:r>
+          </w:hyperlink>
+        </w:p>
+        <w:p>
+          <w:pPr>
+            <w:pStyle w:val="TOC2"/>
+            <w:tabs>
+              <w:tab w:val="right" w:leader="dot" w:pos="9016"/>
+            </w:tabs>
+            <w:rPr>
+              <w:rFonts w:asciiTheme="minorHAnsi" w:eastAsiaTheme="minorEastAsia" w:hAnsiTheme="minorHAnsi"/>
+              <w:noProof/>
+              <w:kern w:val="2"/>
+              <w:szCs w:val="24"/>
+              <w:lang w:eastAsia="en-IE"/>
+              <w14:ligatures w14:val="standardContextual"/>
+            </w:rPr>
+          </w:pPr>
+          <w:hyperlink w:anchor="_Toc229487379" w:history="1">
+            <w:r>
+              <w:rPr>
+                <w:rStyle w:val="Hyperlink"/>
+                <w:noProof/>
+              </w:rPr>
+              <w:t>3.5 Business Success Criteria</w:t>
+            </w:r>
+            <w:r>
+              <w:rPr>
+                <w:noProof/>
+                <w:webHidden/>
+              </w:rPr>
+              <w:tab/>
+            </w:r>
+            <w:r>
+              <w:rPr>
+                <w:noProof/>
+                <w:webHidden/>
+              </w:rPr>
+              <w:fldChar w:fldCharType="begin"/>
+            </w:r>
+            <w:r>
+              <w:rPr>
+                <w:noProof/>
+                <w:webHidden/>
+              </w:rPr>
+              <w:instrText xml:space="preserve"> PAGEREF _Toc229487379 \h </w:instrText>
+            </w:r>
+            <w:r>
+              <w:rPr>
+                <w:noProof/>
+                <w:webHidden/>
+              </w:rPr>
+            </w:r>
+            <w:r>
+              <w:rPr>
+                <w:noProof/>
+                <w:webHidden/>
+              </w:rPr>
+              <w:fldChar w:fldCharType="separate"/>
+            </w:r>
+            <w:r>
+              <w:rPr>
+                <w:noProof/>
+                <w:webHidden/>
+              </w:rPr>
+              <w:t>9</w:t>
+            </w:r>
+            <w:r>
+              <w:rPr>
+                <w:noProof/>
+                <w:webHidden/>
+              </w:rPr>
+              <w:fldChar w:fldCharType="end"/>
+            </w:r>
+          </w:hyperlink>
+        </w:p>
+        <w:p>
+          <w:pPr>
+            <w:pStyle w:val="TOC2"/>
+            <w:tabs>
+              <w:tab w:val="right" w:leader="dot" w:pos="9016"/>
+            </w:tabs>
+            <w:rPr>
+              <w:rFonts w:asciiTheme="minorHAnsi" w:eastAsiaTheme="minorEastAsia" w:hAnsiTheme="minorHAnsi"/>
+              <w:noProof/>
+              <w:kern w:val="2"/>
+              <w:szCs w:val="24"/>
+              <w:lang w:eastAsia="en-IE"/>
+              <w14:ligatures w14:val="standardContextual"/>
+            </w:rPr>
+          </w:pPr>
+          <w:hyperlink w:anchor="_Toc229487380" w:history="1">
+            <w:r>
+              <w:rPr>
+                <w:rStyle w:val="Hyperlink"/>
+                <w:noProof/>
+              </w:rPr>
+              <w:t>3.6 SWOT analysis</w:t>
+            </w:r>
+            <w:r>
+              <w:rPr>
+                <w:noProof/>
+                <w:webHidden/>
+              </w:rPr>
+              <w:tab/>
+            </w:r>
+            <w:r>
+              <w:rPr>
+                <w:noProof/>
+                <w:webHidden/>
+              </w:rPr>
+              <w:fldChar w:fldCharType="begin"/>
+            </w:r>
+            <w:r>
+              <w:rPr>
+                <w:noProof/>
+                <w:webHidden/>
+              </w:rPr>
+              <w:instrText xml:space="preserve"> PAGEREF _Toc229487380 \h </w:instrText>
+            </w:r>
+            <w:r>
+              <w:rPr>
+                <w:noProof/>
+                <w:webHidden/>
+              </w:rPr>
+            </w:r>
+            <w:r>
+              <w:rPr>
+                <w:noProof/>
+                <w:webHidden/>
+              </w:rPr>
+              <w:fldChar w:fldCharType="separate"/>
+            </w:r>
+            <w:r>
+              <w:rPr>
+                <w:noProof/>
+                <w:webHidden/>
+              </w:rPr>
+              <w:t>9</w:t>
+            </w:r>
+            <w:r>
+              <w:rPr>
+                <w:noProof/>
+                <w:webHidden/>
+              </w:rPr>
+              <w:fldChar w:fldCharType="end"/>
+            </w:r>
+          </w:hyperlink>
+        </w:p>
+        <w:p>
+          <w:pPr>
+            <w:pStyle w:val="TOC2"/>
+            <w:tabs>
+              <w:tab w:val="right" w:leader="dot" w:pos="9016"/>
+            </w:tabs>
+            <w:rPr>
+              <w:rFonts w:asciiTheme="minorHAnsi" w:eastAsiaTheme="minorEastAsia" w:hAnsiTheme="minorHAnsi"/>
+              <w:noProof/>
+              <w:kern w:val="2"/>
+              <w:szCs w:val="24"/>
+              <w:lang w:eastAsia="en-IE"/>
+              <w14:ligatures w14:val="standardContextual"/>
+            </w:rPr>
+          </w:pPr>
+          <w:hyperlink w:anchor="_Toc229487381" w:history="1">
+            <w:r>
+              <w:rPr>
+                <w:rStyle w:val="Hyperlink"/>
+                <w:noProof/>
+              </w:rPr>
+              <w:t>3.7 Legal and Ethical Issues</w:t>
+            </w:r>
+            <w:r>
+              <w:rPr>
+                <w:noProof/>
+                <w:webHidden/>
+              </w:rPr>
+              <w:tab/>
+            </w:r>
+            <w:r>
+              <w:rPr>
+                <w:noProof/>
+                <w:webHidden/>
+              </w:rPr>
+              <w:fldChar w:fldCharType="begin"/>
+            </w:r>
+            <w:r>
+              <w:rPr>
+                <w:noProof/>
+                <w:webHidden/>
+              </w:rPr>
+              <w:instrText xml:space="preserve"> PAGEREF _Toc229487381 \h </w:instrText>
+            </w:r>
+            <w:r>
+              <w:rPr>
+                <w:noProof/>
+                <w:webHidden/>
+              </w:rPr>
+            </w:r>
+            <w:r>
+              <w:rPr>
+                <w:noProof/>
+                <w:webHidden/>
+              </w:rPr>
+              <w:fldChar w:fldCharType="separate"/>
+            </w:r>
+            <w:r>
+              <w:rPr>
+                <w:noProof/>
+                <w:webHidden/>
+              </w:rPr>
+              <w:t>9</w:t>
+            </w:r>
+            <w:r>
+              <w:rPr>
+                <w:noProof/>
+                <w:webHidden/>
+              </w:rPr>
+              <w:fldChar w:fldCharType="end"/>
+            </w:r>
+          </w:hyperlink>
+        </w:p>
+        <w:p>
+          <w:pPr>
+            <w:pStyle w:val="TOC2"/>
+            <w:tabs>
+              <w:tab w:val="right" w:leader="dot" w:pos="9016"/>
+            </w:tabs>
+            <w:rPr>
+              <w:rFonts w:asciiTheme="minorHAnsi" w:eastAsiaTheme="minorEastAsia" w:hAnsiTheme="minorHAnsi"/>
+              <w:noProof/>
+              <w:kern w:val="2"/>
+              <w:szCs w:val="24"/>
+              <w:lang w:eastAsia="en-IE"/>
+              <w14:ligatures w14:val="standardContextual"/>
+            </w:rPr>
+          </w:pPr>
+          <w:hyperlink w:anchor="_Toc229487382" w:history="1">
+            <w:r>
+              <w:rPr>
+                <w:rStyle w:val="Hyperlink"/>
+                <w:noProof/>
+              </w:rPr>
+              <w:t>3.8 Technology Selection</w:t>
+            </w:r>
+            <w:r>
+              <w:rPr>
+                <w:noProof/>
+                <w:webHidden/>
+              </w:rPr>
+              <w:tab/>
+            </w:r>
+            <w:r>
+              <w:rPr>
+                <w:noProof/>
+                <w:webHidden/>
+              </w:rPr>
+              <w:fldChar w:fldCharType="begin"/>
+            </w:r>
+            <w:r>
+              <w:rPr>
+                <w:noProof/>
+                <w:webHidden/>
+              </w:rPr>
+              <w:instrText xml:space="preserve"> PAGEREF _Toc229487382 \h </w:instrText>
+            </w:r>
+            <w:r>
+              <w:rPr>
+                <w:noProof/>
+                <w:webHidden/>
+              </w:rPr>
+            </w:r>
+            <w:r>
+              <w:rPr>
+                <w:noProof/>
+                <w:webHidden/>
+              </w:rPr>
+              <w:fldChar w:fldCharType="separate"/>
+            </w:r>
+            <w:r>
+              <w:rPr>
+                <w:noProof/>
+                <w:webHidden/>
+              </w:rPr>
+              <w:t>10</w:t>
+            </w:r>
+            <w:r>
+              <w:rPr>
+                <w:noProof/>
+                <w:webHidden/>
+              </w:rPr>
+              <w:fldChar w:fldCharType="end"/>
+            </w:r>
+          </w:hyperlink>
+        </w:p>
+        <w:p>
+          <w:pPr>
+            <w:pStyle w:val="TOC2"/>
+            <w:tabs>
+              <w:tab w:val="right" w:leader="dot" w:pos="9016"/>
+            </w:tabs>
+            <w:rPr>
+              <w:rFonts w:asciiTheme="minorHAnsi" w:eastAsiaTheme="minorEastAsia" w:hAnsiTheme="minorHAnsi"/>
+              <w:noProof/>
+              <w:kern w:val="2"/>
+              <w:szCs w:val="24"/>
+              <w:lang w:eastAsia="en-IE"/>
+              <w14:ligatures w14:val="standardContextual"/>
+            </w:rPr>
+          </w:pPr>
+          <w:hyperlink w:anchor="_Toc229487383" w:history="1">
+            <w:r>
+              <w:rPr>
+                <w:rStyle w:val="Hyperlink"/>
+                <w:noProof/>
+              </w:rPr>
+              <w:t>3.9 Business Risks &amp; Limitations</w:t>
+            </w:r>
+            <w:r>
+              <w:rPr>
+                <w:noProof/>
+                <w:webHidden/>
+              </w:rPr>
+              <w:tab/>
+            </w:r>
+            <w:r>
+              <w:rPr>
+                <w:noProof/>
+                <w:webHidden/>
+              </w:rPr>
+              <w:fldChar w:fldCharType="begin"/>
+            </w:r>
+            <w:r>
+              <w:rPr>
+                <w:noProof/>
+                <w:webHidden/>
+              </w:rPr>
+              <w:instrText xml:space="preserve"> PAGEREF _Toc229487383 \h </w:instrText>
+            </w:r>
+            <w:r>
+              <w:rPr>
+                <w:noProof/>
+                <w:webHidden/>
+              </w:rPr>
+            </w:r>
+            <w:r>
+              <w:rPr>
+                <w:noProof/>
+                <w:webHidden/>
+              </w:rPr>
+              <w:fldChar w:fldCharType="separate"/>
+            </w:r>
+            <w:r>
+              <w:rPr>
+                <w:noProof/>
+                <w:webHidden/>
+              </w:rPr>
+              <w:t>10</w:t>
+            </w:r>
+            <w:r>
+              <w:rPr>
+                <w:noProof/>
+                <w:webHidden/>
+              </w:rPr>
+              <w:fldChar w:fldCharType="end"/>
+            </w:r>
+          </w:hyperlink>
+        </w:p>
+        <w:p>
+          <w:pPr>
+            <w:pStyle w:val="TOC1"/>
+            <w:tabs>
+              <w:tab w:val="left" w:pos="480"/>
+              <w:tab w:val="right" w:leader="dot" w:pos="9016"/>
+            </w:tabs>
+            <w:rPr>
+              <w:rFonts w:asciiTheme="minorHAnsi" w:eastAsiaTheme="minorEastAsia" w:hAnsiTheme="minorHAnsi"/>
+              <w:noProof/>
+              <w:kern w:val="2"/>
+              <w:szCs w:val="24"/>
+              <w:lang w:eastAsia="en-IE"/>
+              <w14:ligatures w14:val="standardContextual"/>
+            </w:rPr>
+          </w:pPr>
+          <w:hyperlink w:anchor="_Toc229487384" w:history="1">
+            <w:r>
+              <w:rPr>
+                <w:rStyle w:val="Hyperlink"/>
+                <w:rFonts w:cs="Times New Roman"/>
+                <w:b/>
+                <w:bCs/>
+                <w:noProof/>
+              </w:rPr>
+              <w:t>4.</w:t>
+            </w:r>
+            <w:r>
+              <w:rPr>
+                <w:rFonts w:asciiTheme="minorHAnsi" w:eastAsiaTheme="minorEastAsia" w:hAnsiTheme="minorHAnsi"/>
+                <w:noProof/>
+                <w:kern w:val="2"/>
+                <w:szCs w:val="24"/>
+                <w:lang w:eastAsia="en-IE"/>
+                <w14:ligatures w14:val="standardContextual"/>
+              </w:rPr>
+              <w:tab/>
+            </w:r>
+            <w:r>
+              <w:rPr>
+                <w:rStyle w:val="Hyperlink"/>
+                <w:rFonts w:cs="Times New Roman"/>
+                <w:b/>
+                <w:bCs/>
+                <w:noProof/>
+              </w:rPr>
+              <w:t>Data Understanding (CRISP-DM Phase 2)</w:t>
+            </w:r>
+            <w:r>
+              <w:rPr>
+                <w:noProof/>
+                <w:webHidden/>
+              </w:rPr>
+              <w:tab/>
+            </w:r>
+            <w:r>
+              <w:rPr>
+                <w:noProof/>
+                <w:webHidden/>
+              </w:rPr>
+              <w:fldChar w:fldCharType="begin"/>
+            </w:r>
+            <w:r>
+              <w:rPr>
+                <w:noProof/>
+                <w:webHidden/>
+              </w:rPr>
+              <w:instrText xml:space="preserve"> PAGEREF _Toc229487384 \h </w:instrText>
+            </w:r>
+            <w:r>
+              <w:rPr>
+                <w:noProof/>
+                <w:webHidden/>
+              </w:rPr>
+            </w:r>
+            <w:r>
+              <w:rPr>
+                <w:noProof/>
+                <w:webHidden/>
+              </w:rPr>
+              <w:fldChar w:fldCharType="separate"/>
+            </w:r>
+            <w:r>
+              <w:rPr>
+                <w:noProof/>
+                <w:webHidden/>
+              </w:rPr>
+              <w:t>10</w:t>
+            </w:r>
+            <w:r>
+              <w:rPr>
+                <w:noProof/>
+                <w:webHidden/>
+              </w:rPr>
+              <w:fldChar w:fldCharType="end"/>
+            </w:r>
+          </w:hyperlink>
+        </w:p>
+        <w:p>
+          <w:pPr>
+            <w:pStyle w:val="TOC2"/>
+            <w:tabs>
+              <w:tab w:val="right" w:leader="dot" w:pos="9016"/>
+            </w:tabs>
+            <w:rPr>
+              <w:rFonts w:asciiTheme="minorHAnsi" w:eastAsiaTheme="minorEastAsia" w:hAnsiTheme="minorHAnsi"/>
+              <w:noProof/>
+              <w:kern w:val="2"/>
+              <w:szCs w:val="24"/>
+              <w:lang w:eastAsia="en-IE"/>
+              <w14:ligatures w14:val="standardContextual"/>
+            </w:rPr>
+          </w:pPr>
+          <w:hyperlink w:anchor="_Toc229487385" w:history="1">
+            <w:r>
+              <w:rPr>
+                <w:rStyle w:val="Hyperlink"/>
+                <w:noProof/>
+              </w:rPr>
+              <w:t>4.1 Dataset Description</w:t>
+            </w:r>
+            <w:r>
+              <w:rPr>
+                <w:noProof/>
+                <w:webHidden/>
+              </w:rPr>
+              <w:tab/>
+            </w:r>
+            <w:r>
+              <w:rPr>
+                <w:noProof/>
+                <w:webHidden/>
+              </w:rPr>
+              <w:fldChar w:fldCharType="begin"/>
+            </w:r>
+            <w:r>
+              <w:rPr>
+                <w:noProof/>
+                <w:webHidden/>
+              </w:rPr>
+              <w:instrText xml:space="preserve"> PAGEREF _Toc229487385 \h </w:instrText>
+            </w:r>
+            <w:r>
+              <w:rPr>
+                <w:noProof/>
+                <w:webHidden/>
+              </w:rPr>
+            </w:r>
+            <w:r>
+              <w:rPr>
+                <w:noProof/>
+                <w:webHidden/>
+              </w:rPr>
+              <w:fldChar w:fldCharType="separate"/>
+            </w:r>
+            <w:r>
+              <w:rPr>
+                <w:noProof/>
+                <w:webHidden/>
+              </w:rPr>
+              <w:t>10</w:t>
+            </w:r>
+            <w:r>
+              <w:rPr>
+                <w:noProof/>
+                <w:webHidden/>
+              </w:rPr>
+              <w:fldChar w:fldCharType="end"/>
+            </w:r>
+          </w:hyperlink>
+        </w:p>
+        <w:p>
+          <w:pPr>
+            <w:pStyle w:val="TOC2"/>
+            <w:tabs>
+              <w:tab w:val="right" w:leader="dot" w:pos="9016"/>
+            </w:tabs>
+            <w:rPr>
+              <w:rFonts w:asciiTheme="minorHAnsi" w:eastAsiaTheme="minorEastAsia" w:hAnsiTheme="minorHAnsi"/>
+              <w:noProof/>
+              <w:kern w:val="2"/>
+              <w:szCs w:val="24"/>
+              <w:lang w:eastAsia="en-IE"/>
+              <w14:ligatures w14:val="standardContextual"/>
+            </w:rPr>
+          </w:pPr>
+          <w:hyperlink w:anchor="_Toc229487386" w:history="1">
+            <w:r>
+              <w:rPr>
+                <w:rStyle w:val="Hyperlink"/>
+                <w:noProof/>
+              </w:rPr>
+              <w:t>4.2 Dataset Loading and Structure</w:t>
+            </w:r>
+            <w:r>
+              <w:rPr>
+                <w:noProof/>
+                <w:webHidden/>
+              </w:rPr>
+              <w:tab/>
+            </w:r>
+            <w:r>
+              <w:rPr>
+                <w:noProof/>
+                <w:webHidden/>
+              </w:rPr>
+              <w:fldChar w:fldCharType="begin"/>
+            </w:r>
+            <w:r>
+              <w:rPr>
+                <w:noProof/>
+                <w:webHidden/>
+              </w:rPr>
+              <w:instrText xml:space="preserve"> PAGEREF _Toc229487386 \h </w:instrText>
+            </w:r>
+            <w:r>
+              <w:rPr>
+                <w:noProof/>
+                <w:webHidden/>
+              </w:rPr>
+            </w:r>
+            <w:r>
+              <w:rPr>
+                <w:noProof/>
+                <w:webHidden/>
+              </w:rPr>
+              <w:fldChar w:fldCharType="separate"/>
+            </w:r>
+            <w:r>
+              <w:rPr>
+                <w:noProof/>
+                <w:webHidden/>
+              </w:rPr>
+              <w:t>10</w:t>
+            </w:r>
+            <w:r>
+              <w:rPr>
+                <w:noProof/>
+                <w:webHidden/>
+              </w:rPr>
+              <w:fldChar w:fldCharType="end"/>
+            </w:r>
+          </w:hyperlink>
+        </w:p>
+        <w:p>
+          <w:pPr>
+            <w:pStyle w:val="TOC2"/>
+            <w:tabs>
+              <w:tab w:val="right" w:leader="dot" w:pos="9016"/>
+            </w:tabs>
+            <w:rPr>
+              <w:rFonts w:asciiTheme="minorHAnsi" w:eastAsiaTheme="minorEastAsia" w:hAnsiTheme="minorHAnsi"/>
+              <w:noProof/>
+              <w:kern w:val="2"/>
+              <w:szCs w:val="24"/>
+              <w:lang w:eastAsia="en-IE"/>
+              <w14:ligatures w14:val="standardContextual"/>
+            </w:rPr>
+          </w:pPr>
+          <w:hyperlink w:anchor="_Toc229487387" w:history="1">
+            <w:r>
+              <w:rPr>
+                <w:rStyle w:val="Hyperlink"/>
+                <w:noProof/>
+              </w:rPr>
+              <w:t>4.3 Target Variable and Class Distribution</w:t>
+            </w:r>
+            <w:r>
+              <w:rPr>
+                <w:noProof/>
+                <w:webHidden/>
+              </w:rPr>
+              <w:tab/>
+            </w:r>
+            <w:r>
+              <w:rPr>
+                <w:noProof/>
+                <w:webHidden/>
+              </w:rPr>
+              <w:fldChar w:fldCharType="begin"/>
+            </w:r>
+            <w:r>
+              <w:rPr>
+                <w:noProof/>
+                <w:webHidden/>
+              </w:rPr>
+              <w:instrText xml:space="preserve"> PAGEREF _Toc229487387 \h </w:instrText>
+            </w:r>
+            <w:r>
+              <w:rPr>
+                <w:noProof/>
+                <w:webHidden/>
+              </w:rPr>
+            </w:r>
+            <w:r>
+              <w:rPr>
+                <w:noProof/>
+                <w:webHidden/>
+              </w:rPr>
+              <w:fldChar w:fldCharType="separate"/>
+            </w:r>
+            <w:r>
+              <w:rPr>
+                <w:noProof/>
+                <w:webHidden/>
+              </w:rPr>
+              <w:t>11</w:t>
+            </w:r>
+            <w:r>
+              <w:rPr>
+                <w:noProof/>
+                <w:webHidden/>
+              </w:rPr>
+              <w:fldChar w:fldCharType="end"/>
+            </w:r>
+          </w:hyperlink>
+        </w:p>
+        <w:p>
+          <w:pPr>
+            <w:pStyle w:val="TOC2"/>
+            <w:tabs>
+              <w:tab w:val="right" w:leader="dot" w:pos="9016"/>
+            </w:tabs>
+            <w:rPr>
+              <w:rFonts w:asciiTheme="minorHAnsi" w:eastAsiaTheme="minorEastAsia" w:hAnsiTheme="minorHAnsi"/>
+              <w:noProof/>
+              <w:kern w:val="2"/>
+              <w:szCs w:val="24"/>
+              <w:lang w:eastAsia="en-IE"/>
+              <w14:ligatures w14:val="standardContextual"/>
+            </w:rPr>
+          </w:pPr>
+          <w:hyperlink w:anchor="_Toc229487388" w:history="1">
+            <w:r>
+              <w:rPr>
+                <w:rStyle w:val="Hyperlink"/>
+                <w:noProof/>
+              </w:rPr>
+              <w:t>4.4 Missing, Infinite Values and Data Quality</w:t>
+            </w:r>
+            <w:r>
+              <w:rPr>
+                <w:noProof/>
+                <w:webHidden/>
+              </w:rPr>
+              <w:tab/>
+            </w:r>
+            <w:r>
+              <w:rPr>
+                <w:noProof/>
+                <w:webHidden/>
+              </w:rPr>
+              <w:fldChar w:fldCharType="begin"/>
+            </w:r>
+            <w:r>
+              <w:rPr>
+                <w:noProof/>
+                <w:webHidden/>
+              </w:rPr>
+              <w:instrText xml:space="preserve"> PAGEREF _Toc229487388 \h </w:instrText>
+            </w:r>
+            <w:r>
+              <w:rPr>
+                <w:noProof/>
+                <w:webHidden/>
+              </w:rPr>
+            </w:r>
+            <w:r>
+              <w:rPr>
+                <w:noProof/>
+                <w:webHidden/>
+              </w:rPr>
+              <w:fldChar w:fldCharType="separate"/>
+            </w:r>
+            <w:r>
+              <w:rPr>
+                <w:noProof/>
+                <w:webHidden/>
+              </w:rPr>
+              <w:t>11</w:t>
+            </w:r>
+            <w:r>
+              <w:rPr>
+                <w:noProof/>
+                <w:webHidden/>
+              </w:rPr>
+              <w:fldChar w:fldCharType="end"/>
+            </w:r>
+          </w:hyperlink>
+        </w:p>
+        <w:p>
+          <w:pPr>
+            <w:pStyle w:val="TOC2"/>
+            <w:tabs>
+              <w:tab w:val="right" w:leader="dot" w:pos="9016"/>
+            </w:tabs>
+            <w:rPr>
+              <w:rFonts w:asciiTheme="minorHAnsi" w:eastAsiaTheme="minorEastAsia" w:hAnsiTheme="minorHAnsi"/>
+              <w:noProof/>
+              <w:kern w:val="2"/>
+              <w:szCs w:val="24"/>
+              <w:lang w:eastAsia="en-IE"/>
+              <w14:ligatures w14:val="standardContextual"/>
+            </w:rPr>
+          </w:pPr>
+          <w:hyperlink w:anchor="_Toc229487389" w:history="1">
+            <w:r>
+              <w:rPr>
+                <w:rStyle w:val="Hyperlink"/>
+                <w:noProof/>
+              </w:rPr>
+              <w:t>4.5 Statistical Summary and Outliers</w:t>
+            </w:r>
+            <w:r>
+              <w:rPr>
+                <w:noProof/>
+                <w:webHidden/>
+              </w:rPr>
+              <w:tab/>
+            </w:r>
+            <w:r>
+              <w:rPr>
+                <w:noProof/>
+                <w:webHidden/>
+              </w:rPr>
+              <w:fldChar w:fldCharType="begin"/>
+            </w:r>
+            <w:r>
+              <w:rPr>
+                <w:noProof/>
+                <w:webHidden/>
+              </w:rPr>
+              <w:instrText xml:space="preserve"> PAGEREF _Toc229487389 \h </w:instrText>
+            </w:r>
+            <w:r>
+              <w:rPr>
+                <w:noProof/>
+                <w:webHidden/>
+              </w:rPr>
+            </w:r>
+            <w:r>
+              <w:rPr>
+                <w:noProof/>
+                <w:webHidden/>
+              </w:rPr>
+              <w:fldChar w:fldCharType="separate"/>
+            </w:r>
+            <w:r>
+              <w:rPr>
+                <w:noProof/>
+                <w:webHidden/>
+              </w:rPr>
+              <w:t>11</w:t>
+            </w:r>
+            <w:r>
+              <w:rPr>
+                <w:noProof/>
+                <w:webHidden/>
+              </w:rPr>
+              <w:fldChar w:fldCharType="end"/>
+            </w:r>
+          </w:hyperlink>
+        </w:p>
+        <w:p>
+          <w:pPr>
+            <w:pStyle w:val="TOC2"/>
+            <w:tabs>
+              <w:tab w:val="right" w:leader="dot" w:pos="9016"/>
+            </w:tabs>
+            <w:rPr>
+              <w:rFonts w:asciiTheme="minorHAnsi" w:eastAsiaTheme="minorEastAsia" w:hAnsiTheme="minorHAnsi"/>
+              <w:noProof/>
+              <w:kern w:val="2"/>
+              <w:szCs w:val="24"/>
+              <w:lang w:eastAsia="en-IE"/>
+              <w14:ligatures w14:val="standardContextual"/>
+            </w:rPr>
+          </w:pPr>
+          <w:hyperlink w:anchor="_Toc229487390" w:history="1">
+            <w:r>
+              <w:rPr>
+                <w:rStyle w:val="Hyperlink"/>
+                <w:noProof/>
+              </w:rPr>
+              <w:t>4.6 Exploratory Data Analysis</w:t>
+            </w:r>
+            <w:r>
+              <w:rPr>
+                <w:noProof/>
+                <w:webHidden/>
+              </w:rPr>
+              <w:tab/>
+            </w:r>
+            <w:r>
+              <w:rPr>
+                <w:noProof/>
+                <w:webHidden/>
+              </w:rPr>
+              <w:fldChar w:fldCharType="begin"/>
+            </w:r>
+            <w:r>
+              <w:rPr>
+                <w:noProof/>
+                <w:webHidden/>
+              </w:rPr>
+              <w:instrText xml:space="preserve"> PAGEREF _Toc229487390 \h </w:instrText>
+            </w:r>
+            <w:r>
+              <w:rPr>
+                <w:noProof/>
+                <w:webHidden/>
+              </w:rPr>
+            </w:r>
+            <w:r>
+              <w:rPr>
+                <w:noProof/>
+                <w:webHidden/>
+              </w:rPr>
+              <w:fldChar w:fldCharType="separate"/>
+            </w:r>
+            <w:r>
+              <w:rPr>
+                <w:noProof/>
+                <w:webHidden/>
+              </w:rPr>
+              <w:t>12</w:t>
+            </w:r>
+            <w:r>
+              <w:rPr>
+                <w:noProof/>
+                <w:webHidden/>
+              </w:rPr>
+              <w:fldChar w:fldCharType="end"/>
+            </w:r>
+          </w:hyperlink>
+        </w:p>
+        <w:p>
+          <w:pPr>
+            <w:pStyle w:val="TOC2"/>
+            <w:tabs>
+              <w:tab w:val="right" w:leader="dot" w:pos="9016"/>
+            </w:tabs>
+            <w:rPr>
+              <w:rFonts w:asciiTheme="minorHAnsi" w:eastAsiaTheme="minorEastAsia" w:hAnsiTheme="minorHAnsi"/>
+              <w:noProof/>
+              <w:kern w:val="2"/>
+              <w:szCs w:val="24"/>
+              <w:lang w:eastAsia="en-IE"/>
+              <w14:ligatures w14:val="standardContextual"/>
+            </w:rPr>
+          </w:pPr>
+          <w:hyperlink w:anchor="_Toc229487391" w:history="1">
+            <w:r>
+              <w:rPr>
+                <w:rStyle w:val="Hyperlink"/>
+                <w:noProof/>
+              </w:rPr>
+              <w:t>4.7 Data Understanding Summary</w:t>
+            </w:r>
+            <w:r>
+              <w:rPr>
+                <w:noProof/>
+                <w:webHidden/>
+              </w:rPr>
+              <w:tab/>
+            </w:r>
+            <w:r>
+              <w:rPr>
+                <w:noProof/>
+                <w:webHidden/>
+              </w:rPr>
+              <w:fldChar w:fldCharType="begin"/>
+            </w:r>
+            <w:r>
+              <w:rPr>
+                <w:noProof/>
+                <w:webHidden/>
+              </w:rPr>
+              <w:instrText xml:space="preserve"> PAGEREF _Toc229487391 \h </w:instrText>
+            </w:r>
+            <w:r>
+              <w:rPr>
+                <w:noProof/>
+                <w:webHidden/>
+              </w:rPr>
+            </w:r>
+            <w:r>
+              <w:rPr>
+                <w:noProof/>
+                <w:webHidden/>
+              </w:rPr>
+              <w:fldChar w:fldCharType="separate"/>
+            </w:r>
+            <w:r>
+              <w:rPr>
+                <w:noProof/>
+                <w:webHidden/>
+              </w:rPr>
+              <w:t>12</w:t>
+            </w:r>
+            <w:r>
+              <w:rPr>
+                <w:noProof/>
+                <w:webHidden/>
+              </w:rPr>
+              <w:fldChar w:fldCharType="end"/>
+            </w:r>
+          </w:hyperlink>
+        </w:p>
+        <w:p>
+          <w:pPr>
+            <w:pStyle w:val="TOC1"/>
+            <w:tabs>
+              <w:tab w:val="left" w:pos="480"/>
+              <w:tab w:val="right" w:leader="dot" w:pos="9016"/>
+            </w:tabs>
+            <w:rPr>
+              <w:rFonts w:asciiTheme="minorHAnsi" w:eastAsiaTheme="minorEastAsia" w:hAnsiTheme="minorHAnsi"/>
+              <w:noProof/>
+              <w:kern w:val="2"/>
+              <w:szCs w:val="24"/>
+              <w:lang w:eastAsia="en-IE"/>
+              <w14:ligatures w14:val="standardContextual"/>
+            </w:rPr>
+          </w:pPr>
+          <w:hyperlink w:anchor="_Toc229487392" w:history="1">
+            <w:r>
+              <w:rPr>
+                <w:rStyle w:val="Hyperlink"/>
+                <w:rFonts w:cs="Times New Roman"/>
+                <w:b/>
+                <w:bCs/>
+                <w:noProof/>
+              </w:rPr>
+              <w:t>5.</w:t>
+            </w:r>
+            <w:r>
+              <w:rPr>
+                <w:rFonts w:asciiTheme="minorHAnsi" w:eastAsiaTheme="minorEastAsia" w:hAnsiTheme="minorHAnsi"/>
+                <w:noProof/>
+                <w:kern w:val="2"/>
+                <w:szCs w:val="24"/>
+                <w:lang w:eastAsia="en-IE"/>
+                <w14:ligatures w14:val="standardContextual"/>
+              </w:rPr>
+              <w:tab/>
+            </w:r>
+            <w:r>
+              <w:rPr>
+                <w:rStyle w:val="Hyperlink"/>
+                <w:rFonts w:cs="Times New Roman"/>
+                <w:b/>
+                <w:bCs/>
+                <w:noProof/>
+              </w:rPr>
+              <w:t>Data Preparation (CRISP-DM Phase 3)</w:t>
+            </w:r>
+            <w:r>
+              <w:rPr>
+                <w:noProof/>
+                <w:webHidden/>
+              </w:rPr>
+              <w:tab/>
+            </w:r>
+            <w:r>
+              <w:rPr>
+                <w:noProof/>
+                <w:webHidden/>
+              </w:rPr>
+              <w:fldChar w:fldCharType="begin"/>
+            </w:r>
+            <w:r>
+              <w:rPr>
+                <w:noProof/>
+                <w:webHidden/>
+              </w:rPr>
+              <w:instrText xml:space="preserve"> PAGEREF _Toc229487392 \h </w:instrText>
+            </w:r>
+            <w:r>
+              <w:rPr>
+                <w:noProof/>
+                <w:webHidden/>
+              </w:rPr>
+            </w:r>
+            <w:r>
+              <w:rPr>
+                <w:noProof/>
+                <w:webHidden/>
+              </w:rPr>
+              <w:fldChar w:fldCharType="separate"/>
+            </w:r>
+            <w:r>
+              <w:rPr>
+                <w:noProof/>
+                <w:webHidden/>
+              </w:rPr>
+              <w:t>12</w:t>
+            </w:r>
+            <w:r>
+              <w:rPr>
+                <w:noProof/>
+                <w:webHidden/>
+              </w:rPr>
+              <w:fldChar w:fldCharType="end"/>
+            </w:r>
+          </w:hyperlink>
+        </w:p>
+        <w:p>
+          <w:pPr>
+            <w:pStyle w:val="TOC2"/>
+            <w:tabs>
+              <w:tab w:val="left" w:pos="960"/>
+              <w:tab w:val="right" w:leader="dot" w:pos="9016"/>
+            </w:tabs>
+            <w:rPr>
+              <w:rFonts w:asciiTheme="minorHAnsi" w:eastAsiaTheme="minorEastAsia" w:hAnsiTheme="minorHAnsi"/>
+              <w:noProof/>
+              <w:kern w:val="2"/>
+              <w:szCs w:val="24"/>
+              <w:lang w:eastAsia="en-IE"/>
+              <w14:ligatures w14:val="standardContextual"/>
+            </w:rPr>
+          </w:pPr>
+          <w:hyperlink w:anchor="_Toc229487393" w:history="1">
+            <w:r>
+              <w:rPr>
+                <w:rStyle w:val="Hyperlink"/>
+                <w:bCs/>
+                <w:noProof/>
+              </w:rPr>
+              <w:t>5.1</w:t>
+            </w:r>
+            <w:r>
+              <w:rPr>
+                <w:rFonts w:asciiTheme="minorHAnsi" w:eastAsiaTheme="minorEastAsia" w:hAnsiTheme="minorHAnsi"/>
+                <w:noProof/>
+                <w:kern w:val="2"/>
+                <w:szCs w:val="24"/>
+                <w:lang w:eastAsia="en-IE"/>
+                <w14:ligatures w14:val="standardContextual"/>
+              </w:rPr>
+              <w:tab/>
+            </w:r>
+            <w:r>
+              <w:rPr>
+                <w:rStyle w:val="Hyperlink"/>
+                <w:noProof/>
+              </w:rPr>
+              <w:t>Target Definition</w:t>
+            </w:r>
+            <w:r>
+              <w:rPr>
+                <w:noProof/>
+                <w:webHidden/>
+              </w:rPr>
+              <w:tab/>
+            </w:r>
+            <w:r>
+              <w:rPr>
+                <w:noProof/>
+                <w:webHidden/>
+              </w:rPr>
+              <w:fldChar w:fldCharType="begin"/>
+            </w:r>
+            <w:r>
+              <w:rPr>
+                <w:noProof/>
+                <w:webHidden/>
+              </w:rPr>
+              <w:instrText xml:space="preserve"> PAGEREF _Toc229487393 \h </w:instrText>
+            </w:r>
+            <w:r>
+              <w:rPr>
+                <w:noProof/>
+                <w:webHidden/>
+              </w:rPr>
+            </w:r>
+            <w:r>
+              <w:rPr>
+                <w:noProof/>
+                <w:webHidden/>
+              </w:rPr>
+              <w:fldChar w:fldCharType="separate"/>
+            </w:r>
+            <w:r>
+              <w:rPr>
+                <w:noProof/>
+                <w:webHidden/>
+              </w:rPr>
+              <w:t>12</w:t>
+            </w:r>
+            <w:r>
+              <w:rPr>
+                <w:noProof/>
+                <w:webHidden/>
+              </w:rPr>
+              <w:fldChar w:fldCharType="end"/>
+            </w:r>
+          </w:hyperlink>
+        </w:p>
+        <w:p>
+          <w:pPr>
+            <w:pStyle w:val="TOC2"/>
+            <w:tabs>
+              <w:tab w:val="left" w:pos="960"/>
+              <w:tab w:val="right" w:leader="dot" w:pos="9016"/>
+            </w:tabs>
+            <w:rPr>
+              <w:rFonts w:asciiTheme="minorHAnsi" w:eastAsiaTheme="minorEastAsia" w:hAnsiTheme="minorHAnsi"/>
+              <w:noProof/>
+              <w:kern w:val="2"/>
+              <w:szCs w:val="24"/>
+              <w:lang w:eastAsia="en-IE"/>
+              <w14:ligatures w14:val="standardContextual"/>
+            </w:rPr>
+          </w:pPr>
+          <w:hyperlink w:anchor="_Toc229487394" w:history="1">
+            <w:r>
+              <w:rPr>
+                <w:rStyle w:val="Hyperlink"/>
+                <w:bCs/>
+                <w:noProof/>
+              </w:rPr>
+              <w:t>5.2</w:t>
+            </w:r>
+            <w:r>
+              <w:rPr>
+                <w:rFonts w:asciiTheme="minorHAnsi" w:eastAsiaTheme="minorEastAsia" w:hAnsiTheme="minorHAnsi"/>
+                <w:noProof/>
+                <w:kern w:val="2"/>
+                <w:szCs w:val="24"/>
+                <w:lang w:eastAsia="en-IE"/>
+                <w14:ligatures w14:val="standardContextual"/>
+              </w:rPr>
+              <w:tab/>
+            </w:r>
+            <w:r>
+              <w:rPr>
+                <w:rStyle w:val="Hyperlink"/>
+                <w:noProof/>
+              </w:rPr>
+              <w:t>Feature and Target Separation</w:t>
+            </w:r>
+            <w:r>
+              <w:rPr>
+                <w:noProof/>
+                <w:webHidden/>
+              </w:rPr>
+              <w:tab/>
+            </w:r>
+            <w:r>
+              <w:rPr>
+                <w:noProof/>
+                <w:webHidden/>
+              </w:rPr>
+              <w:fldChar w:fldCharType="begin"/>
+            </w:r>
+            <w:r>
+              <w:rPr>
+                <w:noProof/>
+                <w:webHidden/>
+              </w:rPr>
+              <w:instrText xml:space="preserve"> PAGEREF _Toc229487394 \h </w:instrText>
+            </w:r>
+            <w:r>
+              <w:rPr>
+                <w:noProof/>
+                <w:webHidden/>
+              </w:rPr>
+            </w:r>
+            <w:r>
+              <w:rPr>
+                <w:noProof/>
+                <w:webHidden/>
+              </w:rPr>
+              <w:fldChar w:fldCharType="separate"/>
+            </w:r>
+            <w:r>
+              <w:rPr>
+                <w:noProof/>
+                <w:webHidden/>
+              </w:rPr>
+              <w:t>13</w:t>
+            </w:r>
+            <w:r>
+              <w:rPr>
+                <w:noProof/>
+                <w:webHidden/>
+              </w:rPr>
+              <w:fldChar w:fldCharType="end"/>
+            </w:r>
+          </w:hyperlink>
+        </w:p>
+        <w:p>
+          <w:pPr>
+            <w:pStyle w:val="TOC2"/>
+            <w:tabs>
+              <w:tab w:val="left" w:pos="960"/>
+              <w:tab w:val="right" w:leader="dot" w:pos="9016"/>
+            </w:tabs>
+            <w:rPr>
+              <w:rFonts w:asciiTheme="minorHAnsi" w:eastAsiaTheme="minorEastAsia" w:hAnsiTheme="minorHAnsi"/>
+              <w:noProof/>
+              <w:kern w:val="2"/>
+              <w:szCs w:val="24"/>
+              <w:lang w:eastAsia="en-IE"/>
+              <w14:ligatures w14:val="standardContextual"/>
+            </w:rPr>
+          </w:pPr>
+          <w:hyperlink w:anchor="_Toc229487395" w:history="1">
+            <w:r>
+              <w:rPr>
+                <w:rStyle w:val="Hyperlink"/>
+                <w:bCs/>
+                <w:noProof/>
+              </w:rPr>
+              <w:t>5.3</w:t>
+            </w:r>
+            <w:r>
+              <w:rPr>
+                <w:rFonts w:asciiTheme="minorHAnsi" w:eastAsiaTheme="minorEastAsia" w:hAnsiTheme="minorHAnsi"/>
+                <w:noProof/>
+                <w:kern w:val="2"/>
+                <w:szCs w:val="24"/>
+                <w:lang w:eastAsia="en-IE"/>
+                <w14:ligatures w14:val="standardContextual"/>
+              </w:rPr>
+              <w:tab/>
+            </w:r>
+            <w:r>
+              <w:rPr>
+                <w:rStyle w:val="Hyperlink"/>
+                <w:noProof/>
+              </w:rPr>
+              <w:t>Label Encoding</w:t>
+            </w:r>
+            <w:r>
+              <w:rPr>
+                <w:noProof/>
+                <w:webHidden/>
+              </w:rPr>
+              <w:tab/>
+            </w:r>
+            <w:r>
+              <w:rPr>
+                <w:noProof/>
+                <w:webHidden/>
+              </w:rPr>
+              <w:fldChar w:fldCharType="begin"/>
+            </w:r>
+            <w:r>
+              <w:rPr>
+                <w:noProof/>
+                <w:webHidden/>
+              </w:rPr>
+              <w:instrText xml:space="preserve"> PAGEREF _Toc229487395 \h </w:instrText>
+            </w:r>
+            <w:r>
+              <w:rPr>
+                <w:noProof/>
+                <w:webHidden/>
+              </w:rPr>
+            </w:r>
+            <w:r>
+              <w:rPr>
+                <w:noProof/>
+                <w:webHidden/>
+              </w:rPr>
+              <w:fldChar w:fldCharType="separate"/>
+            </w:r>
+            <w:r>
+              <w:rPr>
+                <w:noProof/>
+                <w:webHidden/>
+              </w:rPr>
+              <w:t>13</w:t>
+            </w:r>
+            <w:r>
+              <w:rPr>
+                <w:noProof/>
+                <w:webHidden/>
+              </w:rPr>
+              <w:fldChar w:fldCharType="end"/>
+            </w:r>
+          </w:hyperlink>
+        </w:p>
+        <w:p>
+          <w:pPr>
+            <w:pStyle w:val="TOC2"/>
+            <w:tabs>
+              <w:tab w:val="left" w:pos="960"/>
+              <w:tab w:val="right" w:leader="dot" w:pos="9016"/>
+            </w:tabs>
+            <w:rPr>
+              <w:rFonts w:asciiTheme="minorHAnsi" w:eastAsiaTheme="minorEastAsia" w:hAnsiTheme="minorHAnsi"/>
+              <w:noProof/>
+              <w:kern w:val="2"/>
+              <w:szCs w:val="24"/>
+              <w:lang w:eastAsia="en-IE"/>
+              <w14:ligatures w14:val="standardContextual"/>
+            </w:rPr>
+          </w:pPr>
+          <w:hyperlink w:anchor="_Toc229487396" w:history="1">
+            <w:r>
+              <w:rPr>
+                <w:rStyle w:val="Hyperlink"/>
+                <w:bCs/>
+                <w:noProof/>
+              </w:rPr>
+              <w:t>5.4</w:t>
+            </w:r>
+            <w:r>
+              <w:rPr>
+                <w:rFonts w:asciiTheme="minorHAnsi" w:eastAsiaTheme="minorEastAsia" w:hAnsiTheme="minorHAnsi"/>
+                <w:noProof/>
+                <w:kern w:val="2"/>
+                <w:szCs w:val="24"/>
+                <w:lang w:eastAsia="en-IE"/>
+                <w14:ligatures w14:val="standardContextual"/>
+              </w:rPr>
+              <w:tab/>
+            </w:r>
+            <w:r>
+              <w:rPr>
+                <w:rStyle w:val="Hyperlink"/>
+                <w:noProof/>
+              </w:rPr>
+              <w:t>Correlation-Based Feature Selection</w:t>
+            </w:r>
+            <w:r>
+              <w:rPr>
+                <w:noProof/>
+                <w:webHidden/>
+              </w:rPr>
+              <w:tab/>
+            </w:r>
+            <w:r>
+              <w:rPr>
+                <w:noProof/>
+                <w:webHidden/>
+              </w:rPr>
+              <w:fldChar w:fldCharType="begin"/>
+            </w:r>
+            <w:r>
+              <w:rPr>
+                <w:noProof/>
+                <w:webHidden/>
+              </w:rPr>
+              <w:instrText xml:space="preserve"> PAGEREF _Toc229487396 \h </w:instrText>
+            </w:r>
+            <w:r>
+              <w:rPr>
+                <w:noProof/>
+                <w:webHidden/>
+              </w:rPr>
+            </w:r>
+            <w:r>
+              <w:rPr>
+                <w:noProof/>
+                <w:webHidden/>
+              </w:rPr>
+              <w:fldChar w:fldCharType="separate"/>
+            </w:r>
+            <w:r>
+              <w:rPr>
+                <w:noProof/>
+                <w:webHidden/>
+              </w:rPr>
+              <w:t>14</w:t>
+            </w:r>
+            <w:r>
+              <w:rPr>
+                <w:noProof/>
+                <w:webHidden/>
+              </w:rPr>
+              <w:fldChar w:fldCharType="end"/>
+            </w:r>
+          </w:hyperlink>
+        </w:p>
+        <w:p>
+          <w:pPr>
+            <w:pStyle w:val="TOC2"/>
+            <w:tabs>
+              <w:tab w:val="left" w:pos="960"/>
+              <w:tab w:val="right" w:leader="dot" w:pos="9016"/>
+            </w:tabs>
+            <w:rPr>
+              <w:rFonts w:asciiTheme="minorHAnsi" w:eastAsiaTheme="minorEastAsia" w:hAnsiTheme="minorHAnsi"/>
+              <w:noProof/>
+              <w:kern w:val="2"/>
+              <w:szCs w:val="24"/>
+              <w:lang w:eastAsia="en-IE"/>
+              <w14:ligatures w14:val="standardContextual"/>
+            </w:rPr>
+          </w:pPr>
+          <w:hyperlink w:anchor="_Toc229487397" w:history="1">
+            <w:r>
+              <w:rPr>
+                <w:rStyle w:val="Hyperlink"/>
+                <w:bCs/>
+                <w:noProof/>
+              </w:rPr>
+              <w:t>5.5</w:t>
+            </w:r>
+            <w:r>
+              <w:rPr>
+                <w:rFonts w:asciiTheme="minorHAnsi" w:eastAsiaTheme="minorEastAsia" w:hAnsiTheme="minorHAnsi"/>
+                <w:noProof/>
+                <w:kern w:val="2"/>
+                <w:szCs w:val="24"/>
+                <w:lang w:eastAsia="en-IE"/>
+                <w14:ligatures w14:val="standardContextual"/>
+              </w:rPr>
+              <w:tab/>
+            </w:r>
+            <w:r>
+              <w:rPr>
+                <w:rStyle w:val="Hyperlink"/>
+                <w:noProof/>
+              </w:rPr>
+              <w:t>Train/Test Split</w:t>
+            </w:r>
+            <w:r>
+              <w:rPr>
+                <w:noProof/>
+                <w:webHidden/>
+              </w:rPr>
+              <w:tab/>
+            </w:r>
+            <w:r>
+              <w:rPr>
+                <w:noProof/>
+                <w:webHidden/>
+              </w:rPr>
+              <w:fldChar w:fldCharType="begin"/>
+            </w:r>
+            <w:r>
+              <w:rPr>
+                <w:noProof/>
+                <w:webHidden/>
+              </w:rPr>
+              <w:instrText xml:space="preserve"> PAGEREF _Toc229487397 \h </w:instrText>
+            </w:r>
+            <w:r>
+              <w:rPr>
+                <w:noProof/>
+                <w:webHidden/>
+              </w:rPr>
+            </w:r>
+            <w:r>
+              <w:rPr>
+                <w:noProof/>
+                <w:webHidden/>
+              </w:rPr>
+              <w:fldChar w:fldCharType="separate"/>
+            </w:r>
+            <w:r>
+              <w:rPr>
+                <w:noProof/>
+                <w:webHidden/>
+              </w:rPr>
+              <w:t>14</w:t>
+            </w:r>
+            <w:r>
+              <w:rPr>
+                <w:noProof/>
+                <w:webHidden/>
+              </w:rPr>
+              <w:fldChar w:fldCharType="end"/>
+            </w:r>
+          </w:hyperlink>
+        </w:p>
+        <w:p>
+          <w:pPr>
+            <w:pStyle w:val="TOC2"/>
+            <w:tabs>
+              <w:tab w:val="left" w:pos="960"/>
+              <w:tab w:val="right" w:leader="dot" w:pos="9016"/>
+            </w:tabs>
+            <w:rPr>
+              <w:rFonts w:asciiTheme="minorHAnsi" w:eastAsiaTheme="minorEastAsia" w:hAnsiTheme="minorHAnsi"/>
+              <w:noProof/>
+              <w:kern w:val="2"/>
+              <w:szCs w:val="24"/>
+              <w:lang w:eastAsia="en-IE"/>
+              <w14:ligatures w14:val="standardContextual"/>
+            </w:rPr>
+          </w:pPr>
+          <w:hyperlink w:anchor="_Toc229487398" w:history="1">
+            <w:r>
+              <w:rPr>
+                <w:rStyle w:val="Hyperlink"/>
+                <w:bCs/>
+                <w:noProof/>
+              </w:rPr>
+              <w:t>5.6</w:t>
+            </w:r>
+            <w:r>
+              <w:rPr>
+                <w:rFonts w:asciiTheme="minorHAnsi" w:eastAsiaTheme="minorEastAsia" w:hAnsiTheme="minorHAnsi"/>
+                <w:noProof/>
+                <w:kern w:val="2"/>
+                <w:szCs w:val="24"/>
+                <w:lang w:eastAsia="en-IE"/>
+                <w14:ligatures w14:val="standardContextual"/>
+              </w:rPr>
+              <w:tab/>
+            </w:r>
+            <w:r>
+              <w:rPr>
+                <w:rStyle w:val="Hyperlink"/>
+                <w:noProof/>
+              </w:rPr>
+              <w:t>Feature Scaling</w:t>
+            </w:r>
+            <w:r>
+              <w:rPr>
+                <w:noProof/>
+                <w:webHidden/>
+              </w:rPr>
+              <w:tab/>
+            </w:r>
+            <w:r>
+              <w:rPr>
+                <w:noProof/>
+                <w:webHidden/>
+              </w:rPr>
+              <w:fldChar w:fldCharType="begin"/>
+            </w:r>
+            <w:r>
+              <w:rPr>
+                <w:noProof/>
+                <w:webHidden/>
+              </w:rPr>
+              <w:instrText xml:space="preserve"> PAGEREF _Toc229487398 \h </w:instrText>
+            </w:r>
+            <w:r>
+              <w:rPr>
+                <w:noProof/>
+                <w:webHidden/>
+              </w:rPr>
+            </w:r>
+            <w:r>
+              <w:rPr>
+                <w:noProof/>
+                <w:webHidden/>
+              </w:rPr>
+              <w:fldChar w:fldCharType="separate"/>
+            </w:r>
+            <w:r>
+              <w:rPr>
+                <w:noProof/>
+                <w:webHidden/>
+              </w:rPr>
+              <w:t>15</w:t>
+            </w:r>
+            <w:r>
+              <w:rPr>
+                <w:noProof/>
+                <w:webHidden/>
+              </w:rPr>
+              <w:fldChar w:fldCharType="end"/>
+            </w:r>
+          </w:hyperlink>
+        </w:p>
+        <w:p>
+          <w:pPr>
+            <w:pStyle w:val="TOC2"/>
+            <w:tabs>
+              <w:tab w:val="left" w:pos="960"/>
+              <w:tab w:val="right" w:leader="dot" w:pos="9016"/>
+            </w:tabs>
+            <w:rPr>
+              <w:rFonts w:asciiTheme="minorHAnsi" w:eastAsiaTheme="minorEastAsia" w:hAnsiTheme="minorHAnsi"/>
+              <w:noProof/>
+              <w:kern w:val="2"/>
+              <w:szCs w:val="24"/>
+              <w:lang w:eastAsia="en-IE"/>
+              <w14:ligatures w14:val="standardContextual"/>
+            </w:rPr>
+          </w:pPr>
+          <w:hyperlink w:anchor="_Toc229487399" w:history="1">
+            <w:r>
+              <w:rPr>
+                <w:rStyle w:val="Hyperlink"/>
+                <w:bCs/>
+                <w:noProof/>
+              </w:rPr>
+              <w:t>5.7</w:t>
+            </w:r>
+            <w:r>
+              <w:rPr>
+                <w:rFonts w:asciiTheme="minorHAnsi" w:eastAsiaTheme="minorEastAsia" w:hAnsiTheme="minorHAnsi"/>
+                <w:noProof/>
+                <w:kern w:val="2"/>
+                <w:szCs w:val="24"/>
+                <w:lang w:eastAsia="en-IE"/>
+                <w14:ligatures w14:val="standardContextual"/>
+              </w:rPr>
+              <w:tab/>
+            </w:r>
+            <w:r>
+              <w:rPr>
+                <w:rStyle w:val="Hyperlink"/>
+                <w:noProof/>
+              </w:rPr>
+              <w:t>Controlled Multiclass Dataset Preparation</w:t>
+            </w:r>
+            <w:r>
+              <w:rPr>
+                <w:noProof/>
+                <w:webHidden/>
+              </w:rPr>
+              <w:tab/>
+            </w:r>
+            <w:r>
+              <w:rPr>
+                <w:noProof/>
+                <w:webHidden/>
+              </w:rPr>
+              <w:fldChar w:fldCharType="begin"/>
+            </w:r>
+            <w:r>
+              <w:rPr>
+                <w:noProof/>
+                <w:webHidden/>
+              </w:rPr>
+              <w:instrText xml:space="preserve"> PAGEREF _Toc229487399 \h </w:instrText>
+            </w:r>
+            <w:r>
+              <w:rPr>
+                <w:noProof/>
+                <w:webHidden/>
+              </w:rPr>
+            </w:r>
+            <w:r>
+              <w:rPr>
+                <w:noProof/>
+                <w:webHidden/>
+              </w:rPr>
+              <w:fldChar w:fldCharType="separate"/>
+            </w:r>
+            <w:r>
+              <w:rPr>
+                <w:noProof/>
+                <w:webHidden/>
+              </w:rPr>
+              <w:t>15</w:t>
+            </w:r>
+            <w:r>
+              <w:rPr>
+                <w:noProof/>
+                <w:webHidden/>
+              </w:rPr>
+              <w:fldChar w:fldCharType="end"/>
+            </w:r>
+          </w:hyperlink>
+        </w:p>
+        <w:p>
+          <w:pPr>
+            <w:pStyle w:val="TOC2"/>
+            <w:tabs>
+              <w:tab w:val="left" w:pos="960"/>
+              <w:tab w:val="right" w:leader="dot" w:pos="9016"/>
+            </w:tabs>
+            <w:rPr>
+              <w:rFonts w:asciiTheme="minorHAnsi" w:eastAsiaTheme="minorEastAsia" w:hAnsiTheme="minorHAnsi"/>
+              <w:noProof/>
+              <w:kern w:val="2"/>
+              <w:szCs w:val="24"/>
+              <w:lang w:eastAsia="en-IE"/>
+              <w14:ligatures w14:val="standardContextual"/>
+            </w:rPr>
+          </w:pPr>
+          <w:hyperlink w:anchor="_Toc229487400" w:history="1">
+            <w:r>
+              <w:rPr>
+                <w:rStyle w:val="Hyperlink"/>
+                <w:bCs/>
+                <w:noProof/>
+              </w:rPr>
+              <w:t>5.8</w:t>
+            </w:r>
+            <w:r>
+              <w:rPr>
+                <w:rFonts w:asciiTheme="minorHAnsi" w:eastAsiaTheme="minorEastAsia" w:hAnsiTheme="minorHAnsi"/>
+                <w:noProof/>
+                <w:kern w:val="2"/>
+                <w:szCs w:val="24"/>
+                <w:lang w:eastAsia="en-IE"/>
+                <w14:ligatures w14:val="standardContextual"/>
+              </w:rPr>
+              <w:tab/>
+            </w:r>
+            <w:r>
+              <w:rPr>
+                <w:rStyle w:val="Hyperlink"/>
+                <w:noProof/>
+              </w:rPr>
+              <w:t>Controlled Dataset Feature and Target Preparation</w:t>
+            </w:r>
+            <w:r>
+              <w:rPr>
+                <w:noProof/>
+                <w:webHidden/>
+              </w:rPr>
+              <w:tab/>
+            </w:r>
+            <w:r>
+              <w:rPr>
+                <w:noProof/>
+                <w:webHidden/>
+              </w:rPr>
+              <w:fldChar w:fldCharType="begin"/>
+            </w:r>
+            <w:r>
+              <w:rPr>
+                <w:noProof/>
+                <w:webHidden/>
+              </w:rPr>
+              <w:instrText xml:space="preserve"> PAGEREF _Toc229487400 \h </w:instrText>
+            </w:r>
+            <w:r>
+              <w:rPr>
+                <w:noProof/>
+                <w:webHidden/>
+              </w:rPr>
+            </w:r>
+            <w:r>
+              <w:rPr>
+                <w:noProof/>
+                <w:webHidden/>
+              </w:rPr>
+              <w:fldChar w:fldCharType="separate"/>
+            </w:r>
+            <w:r>
+              <w:rPr>
+                <w:noProof/>
+                <w:webHidden/>
+              </w:rPr>
+              <w:t>16</w:t>
+            </w:r>
+            <w:r>
+              <w:rPr>
+                <w:noProof/>
+                <w:webHidden/>
+              </w:rPr>
+              <w:fldChar w:fldCharType="end"/>
+            </w:r>
+          </w:hyperlink>
+        </w:p>
+        <w:p>
+          <w:pPr>
+            <w:pStyle w:val="TOC1"/>
+            <w:tabs>
+              <w:tab w:val="left" w:pos="480"/>
+              <w:tab w:val="right" w:leader="dot" w:pos="9016"/>
+            </w:tabs>
+            <w:rPr>
+              <w:rFonts w:asciiTheme="minorHAnsi" w:eastAsiaTheme="minorEastAsia" w:hAnsiTheme="minorHAnsi"/>
+              <w:noProof/>
+              <w:kern w:val="2"/>
+              <w:szCs w:val="24"/>
+              <w:lang w:eastAsia="en-IE"/>
+              <w14:ligatures w14:val="standardContextual"/>
+            </w:rPr>
+          </w:pPr>
+          <w:hyperlink w:anchor="_Toc229487401" w:history="1">
+            <w:r>
+              <w:rPr>
+                <w:rStyle w:val="Hyperlink"/>
+                <w:rFonts w:cs="Times New Roman"/>
+                <w:b/>
+                <w:bCs/>
+                <w:noProof/>
+              </w:rPr>
+              <w:t>6.</w:t>
+            </w:r>
+            <w:r>
+              <w:rPr>
+                <w:rFonts w:asciiTheme="minorHAnsi" w:eastAsiaTheme="minorEastAsia" w:hAnsiTheme="minorHAnsi"/>
+                <w:noProof/>
+                <w:kern w:val="2"/>
+                <w:szCs w:val="24"/>
+                <w:lang w:eastAsia="en-IE"/>
+                <w14:ligatures w14:val="standardContextual"/>
+              </w:rPr>
+              <w:tab/>
+            </w:r>
+            <w:r>
+              <w:rPr>
+                <w:rStyle w:val="Hyperlink"/>
+                <w:rFonts w:cs="Times New Roman"/>
+                <w:b/>
+                <w:bCs/>
+                <w:noProof/>
+              </w:rPr>
+              <w:t>Machine Learning Modelling (CRISP-DM Phase 4)</w:t>
+            </w:r>
+            <w:r>
+              <w:rPr>
+                <w:noProof/>
+                <w:webHidden/>
+              </w:rPr>
+              <w:tab/>
+            </w:r>
+            <w:r>
+              <w:rPr>
+                <w:noProof/>
+                <w:webHidden/>
+              </w:rPr>
+              <w:fldChar w:fldCharType="begin"/>
+            </w:r>
+            <w:r>
+              <w:rPr>
+                <w:noProof/>
+                <w:webHidden/>
+              </w:rPr>
+              <w:instrText xml:space="preserve"> PAGEREF _Toc229487401 \h </w:instrText>
+            </w:r>
+            <w:r>
+              <w:rPr>
+                <w:noProof/>
+                <w:webHidden/>
+              </w:rPr>
+            </w:r>
+            <w:r>
+              <w:rPr>
+                <w:noProof/>
+                <w:webHidden/>
+              </w:rPr>
+              <w:fldChar w:fldCharType="separate"/>
+            </w:r>
+            <w:r>
+              <w:rPr>
+                <w:noProof/>
+                <w:webHidden/>
+              </w:rPr>
+              <w:t>17</w:t>
+            </w:r>
+            <w:r>
+              <w:rPr>
+                <w:noProof/>
+                <w:webHidden/>
+              </w:rPr>
+              <w:fldChar w:fldCharType="end"/>
+            </w:r>
+          </w:hyperlink>
+        </w:p>
+        <w:p>
+          <w:pPr>
+            <w:pStyle w:val="TOC2"/>
+            <w:tabs>
+              <w:tab w:val="left" w:pos="960"/>
+              <w:tab w:val="right" w:leader="dot" w:pos="9016"/>
+            </w:tabs>
+            <w:rPr>
+              <w:rFonts w:asciiTheme="minorHAnsi" w:eastAsiaTheme="minorEastAsia" w:hAnsiTheme="minorHAnsi"/>
+              <w:noProof/>
+              <w:kern w:val="2"/>
+              <w:szCs w:val="24"/>
+              <w:lang w:eastAsia="en-IE"/>
+              <w14:ligatures w14:val="standardContextual"/>
+            </w:rPr>
+          </w:pPr>
+          <w:hyperlink w:anchor="_Toc229487402" w:history="1">
+            <w:r>
+              <w:rPr>
+                <w:rStyle w:val="Hyperlink"/>
+                <w:bCs/>
+                <w:noProof/>
+              </w:rPr>
+              <w:t>6.1</w:t>
+            </w:r>
+            <w:r>
+              <w:rPr>
+                <w:rFonts w:asciiTheme="minorHAnsi" w:eastAsiaTheme="minorEastAsia" w:hAnsiTheme="minorHAnsi"/>
+                <w:noProof/>
+                <w:kern w:val="2"/>
+                <w:szCs w:val="24"/>
+                <w:lang w:eastAsia="en-IE"/>
+                <w14:ligatures w14:val="standardContextual"/>
+              </w:rPr>
+              <w:tab/>
+            </w:r>
+            <w:r>
+              <w:rPr>
+                <w:rStyle w:val="Hyperlink"/>
+                <w:noProof/>
+              </w:rPr>
+              <w:t>Random Forest</w:t>
+            </w:r>
+            <w:r>
+              <w:rPr>
+                <w:noProof/>
+                <w:webHidden/>
+              </w:rPr>
+              <w:tab/>
+            </w:r>
+            <w:r>
+              <w:rPr>
+                <w:noProof/>
+                <w:webHidden/>
+              </w:rPr>
+              <w:fldChar w:fldCharType="begin"/>
+            </w:r>
+            <w:r>
+              <w:rPr>
+                <w:noProof/>
+                <w:webHidden/>
+              </w:rPr>
+              <w:instrText xml:space="preserve"> PAGEREF _Toc229487402 \h </w:instrText>
+            </w:r>
+            <w:r>
+              <w:rPr>
+                <w:noProof/>
+                <w:webHidden/>
+              </w:rPr>
+            </w:r>
+            <w:r>
+              <w:rPr>
+                <w:noProof/>
+                <w:webHidden/>
+              </w:rPr>
+              <w:fldChar w:fldCharType="separate"/>
+            </w:r>
+            <w:r>
+              <w:rPr>
+                <w:noProof/>
+                <w:webHidden/>
+              </w:rPr>
+              <w:t>17</w:t>
+            </w:r>
+            <w:r>
+              <w:rPr>
+                <w:noProof/>
+                <w:webHidden/>
+              </w:rPr>
+              <w:fldChar w:fldCharType="end"/>
+            </w:r>
+          </w:hyperlink>
+        </w:p>
+        <w:p>
+          <w:pPr>
+            <w:pStyle w:val="TOC3"/>
+            <w:tabs>
+              <w:tab w:val="left" w:pos="1440"/>
+              <w:tab w:val="right" w:leader="dot" w:pos="9016"/>
+            </w:tabs>
+            <w:rPr>
+              <w:noProof/>
+            </w:rPr>
+          </w:pPr>
+          <w:hyperlink w:anchor="_Toc229487403" w:history="1">
+            <w:r>
+              <w:rPr>
+                <w:rStyle w:val="Hyperlink"/>
+                <w:rFonts w:cs="Times New Roman"/>
+                <w:b/>
+                <w:bCs/>
+                <w:noProof/>
+              </w:rPr>
+              <w:t>6.1.1</w:t>
+            </w:r>
+            <w:r>
+              <w:rPr>
+                <w:noProof/>
+              </w:rPr>
+              <w:tab/>
+            </w:r>
+            <w:r>
+              <w:rPr>
+                <w:rStyle w:val="Hyperlink"/>
+                <w:rFonts w:cs="Times New Roman"/>
+                <w:b/>
+                <w:bCs/>
+                <w:noProof/>
+              </w:rPr>
+              <w:t>Random Forest – Baseline Model</w:t>
+            </w:r>
+            <w:r>
+              <w:rPr>
+                <w:noProof/>
+                <w:webHidden/>
+              </w:rPr>
+              <w:tab/>
+            </w:r>
+            <w:r>
+              <w:rPr>
+                <w:noProof/>
+                <w:webHidden/>
+              </w:rPr>
+              <w:fldChar w:fldCharType="begin"/>
+            </w:r>
+            <w:r>
+              <w:rPr>
+                <w:noProof/>
+                <w:webHidden/>
+              </w:rPr>
+              <w:instrText xml:space="preserve"> PAGEREF _Toc229487403 \h </w:instrText>
+            </w:r>
+            <w:r>
+              <w:rPr>
+                <w:noProof/>
+                <w:webHidden/>
+              </w:rPr>
+            </w:r>
+            <w:r>
+              <w:rPr>
+                <w:noProof/>
+                <w:webHidden/>
+              </w:rPr>
+              <w:fldChar w:fldCharType="separate"/>
+            </w:r>
+            <w:r>
+              <w:rPr>
+                <w:noProof/>
+                <w:webHidden/>
+              </w:rPr>
+              <w:t>17</w:t>
+            </w:r>
+            <w:r>
+              <w:rPr>
+                <w:noProof/>
+                <w:webHidden/>
+              </w:rPr>
+              <w:fldChar w:fldCharType="end"/>
+            </w:r>
+          </w:hyperlink>
+        </w:p>
+        <w:p>
+          <w:pPr>
+            <w:pStyle w:val="TOC3"/>
+            <w:tabs>
+              <w:tab w:val="left" w:pos="1440"/>
+              <w:tab w:val="right" w:leader="dot" w:pos="9016"/>
+            </w:tabs>
+            <w:rPr>
+              <w:noProof/>
+            </w:rPr>
+          </w:pPr>
+          <w:hyperlink w:anchor="_Toc229487404" w:history="1">
+            <w:r>
+              <w:rPr>
+                <w:rStyle w:val="Hyperlink"/>
+                <w:rFonts w:cs="Times New Roman"/>
+                <w:b/>
+                <w:bCs/>
+                <w:noProof/>
+              </w:rPr>
+              <w:t>6.1.2</w:t>
+            </w:r>
+            <w:r>
+              <w:rPr>
+                <w:noProof/>
+              </w:rPr>
+              <w:tab/>
+            </w:r>
+            <w:r>
+              <w:rPr>
+                <w:rStyle w:val="Hyperlink"/>
+                <w:rFonts w:cs="Times New Roman"/>
+                <w:b/>
+                <w:bCs/>
+                <w:noProof/>
+              </w:rPr>
+              <w:t>Random Forest – Class Weighting</w:t>
+            </w:r>
+            <w:r>
+              <w:rPr>
+                <w:noProof/>
+                <w:webHidden/>
+              </w:rPr>
+              <w:tab/>
+            </w:r>
+            <w:r>
+              <w:rPr>
+                <w:noProof/>
+                <w:webHidden/>
+              </w:rPr>
+              <w:fldChar w:fldCharType="begin"/>
+            </w:r>
+            <w:r>
+              <w:rPr>
+                <w:noProof/>
+                <w:webHidden/>
+              </w:rPr>
+              <w:instrText xml:space="preserve"> PAGEREF _Toc229487404 \h </w:instrText>
+            </w:r>
+            <w:r>
+              <w:rPr>
+                <w:noProof/>
+                <w:webHidden/>
+              </w:rPr>
+            </w:r>
+            <w:r>
+              <w:rPr>
+                <w:noProof/>
+                <w:webHidden/>
+              </w:rPr>
+              <w:fldChar w:fldCharType="separate"/>
+            </w:r>
+            <w:r>
+              <w:rPr>
+                <w:noProof/>
+                <w:webHidden/>
+              </w:rPr>
+              <w:t>18</w:t>
+            </w:r>
+            <w:r>
+              <w:rPr>
+                <w:noProof/>
+                <w:webHidden/>
+              </w:rPr>
+              <w:fldChar w:fldCharType="end"/>
+            </w:r>
+          </w:hyperlink>
+        </w:p>
+        <w:p>
+          <w:pPr>
+            <w:pStyle w:val="TOC3"/>
+            <w:tabs>
+              <w:tab w:val="left" w:pos="1440"/>
+              <w:tab w:val="right" w:leader="dot" w:pos="9016"/>
+            </w:tabs>
+            <w:rPr>
+              <w:noProof/>
+            </w:rPr>
+          </w:pPr>
+          <w:hyperlink w:anchor="_Toc229487405" w:history="1">
+            <w:r>
+              <w:rPr>
+                <w:rStyle w:val="Hyperlink"/>
+                <w:rFonts w:cs="Times New Roman"/>
+                <w:b/>
+                <w:bCs/>
+                <w:noProof/>
+              </w:rPr>
+              <w:t>6.1.3</w:t>
+            </w:r>
+            <w:r>
+              <w:rPr>
+                <w:noProof/>
+              </w:rPr>
+              <w:tab/>
+            </w:r>
+            <w:r>
+              <w:rPr>
+                <w:rStyle w:val="Hyperlink"/>
+                <w:rFonts w:cs="Times New Roman"/>
+                <w:b/>
+                <w:bCs/>
+                <w:noProof/>
+              </w:rPr>
+              <w:t>Random Forest – Controlled Dataset</w:t>
+            </w:r>
+            <w:r>
+              <w:rPr>
+                <w:noProof/>
+                <w:webHidden/>
+              </w:rPr>
+              <w:tab/>
+            </w:r>
+            <w:r>
+              <w:rPr>
+                <w:noProof/>
+                <w:webHidden/>
+              </w:rPr>
+              <w:fldChar w:fldCharType="begin"/>
+            </w:r>
+            <w:r>
+              <w:rPr>
+                <w:noProof/>
+                <w:webHidden/>
+              </w:rPr>
+              <w:instrText xml:space="preserve"> PAGEREF _Toc229487405 \h </w:instrText>
+            </w:r>
+            <w:r>
+              <w:rPr>
+                <w:noProof/>
+                <w:webHidden/>
+              </w:rPr>
+            </w:r>
+            <w:r>
+              <w:rPr>
+                <w:noProof/>
+                <w:webHidden/>
+              </w:rPr>
+              <w:fldChar w:fldCharType="separate"/>
+            </w:r>
+            <w:r>
+              <w:rPr>
+                <w:noProof/>
+                <w:webHidden/>
+              </w:rPr>
+              <w:t>18</w:t>
+            </w:r>
+            <w:r>
+              <w:rPr>
+                <w:noProof/>
+                <w:webHidden/>
+              </w:rPr>
+              <w:fldChar w:fldCharType="end"/>
+            </w:r>
+          </w:hyperlink>
+        </w:p>
+        <w:p>
+          <w:pPr>
+            <w:pStyle w:val="TOC1"/>
+            <w:tabs>
+              <w:tab w:val="left" w:pos="480"/>
+              <w:tab w:val="right" w:leader="dot" w:pos="9016"/>
+            </w:tabs>
+            <w:rPr>
+              <w:rFonts w:asciiTheme="minorHAnsi" w:eastAsiaTheme="minorEastAsia" w:hAnsiTheme="minorHAnsi"/>
+              <w:noProof/>
+              <w:kern w:val="2"/>
+              <w:szCs w:val="24"/>
+              <w:lang w:eastAsia="en-IE"/>
+              <w14:ligatures w14:val="standardContextual"/>
+            </w:rPr>
+          </w:pPr>
+          <w:hyperlink w:anchor="_Toc229487406" w:history="1">
+            <w:r>
+              <w:rPr>
+                <w:rStyle w:val="Hyperlink"/>
+                <w:rFonts w:cs="Times New Roman"/>
+                <w:b/>
+                <w:bCs/>
+                <w:noProof/>
+              </w:rPr>
+              <w:t>7.</w:t>
+            </w:r>
+            <w:r>
+              <w:rPr>
+                <w:rFonts w:asciiTheme="minorHAnsi" w:eastAsiaTheme="minorEastAsia" w:hAnsiTheme="minorHAnsi"/>
+                <w:noProof/>
+                <w:kern w:val="2"/>
+                <w:szCs w:val="24"/>
+                <w:lang w:eastAsia="en-IE"/>
+                <w14:ligatures w14:val="standardContextual"/>
+              </w:rPr>
+              <w:tab/>
+            </w:r>
+            <w:r>
+              <w:rPr>
+                <w:rStyle w:val="Hyperlink"/>
+                <w:rFonts w:cs="Times New Roman"/>
+                <w:b/>
+                <w:bCs/>
+                <w:noProof/>
+              </w:rPr>
+              <w:t>Model Evaluation and Validation</w:t>
+            </w:r>
+            <w:r>
+              <w:rPr>
+                <w:noProof/>
+                <w:webHidden/>
+              </w:rPr>
+              <w:tab/>
+            </w:r>
+            <w:r>
+              <w:rPr>
+                <w:noProof/>
+                <w:webHidden/>
+              </w:rPr>
+              <w:fldChar w:fldCharType="begin"/>
+            </w:r>
+            <w:r>
+              <w:rPr>
+                <w:noProof/>
+                <w:webHidden/>
+              </w:rPr>
+              <w:instrText xml:space="preserve"> PAGEREF _Toc229487406 \h </w:instrText>
+            </w:r>
+            <w:r>
+              <w:rPr>
+                <w:noProof/>
+                <w:webHidden/>
+              </w:rPr>
+            </w:r>
+            <w:r>
+              <w:rPr>
+                <w:noProof/>
+                <w:webHidden/>
+              </w:rPr>
+              <w:fldChar w:fldCharType="separate"/>
+            </w:r>
+            <w:r>
+              <w:rPr>
+                <w:noProof/>
+                <w:webHidden/>
+              </w:rPr>
+              <w:t>18</w:t>
+            </w:r>
+            <w:r>
+              <w:rPr>
+                <w:noProof/>
+                <w:webHidden/>
+              </w:rPr>
+              <w:fldChar w:fldCharType="end"/>
+            </w:r>
+          </w:hyperlink>
+        </w:p>
+        <w:p>
+          <w:pPr>
+            <w:pStyle w:val="TOC1"/>
+            <w:tabs>
+              <w:tab w:val="left" w:pos="480"/>
+              <w:tab w:val="right" w:leader="dot" w:pos="9016"/>
+            </w:tabs>
+            <w:rPr>
+              <w:rFonts w:asciiTheme="minorHAnsi" w:eastAsiaTheme="minorEastAsia" w:hAnsiTheme="minorHAnsi"/>
+              <w:noProof/>
+              <w:kern w:val="2"/>
+              <w:szCs w:val="24"/>
+              <w:lang w:eastAsia="en-IE"/>
+              <w14:ligatures w14:val="standardContextual"/>
+            </w:rPr>
+          </w:pPr>
+          <w:hyperlink w:anchor="_Toc229487407" w:history="1">
+            <w:r>
+              <w:rPr>
+                <w:rStyle w:val="Hyperlink"/>
+                <w:rFonts w:cs="Times New Roman"/>
+                <w:b/>
+                <w:bCs/>
+                <w:noProof/>
+              </w:rPr>
+              <w:t>8.</w:t>
+            </w:r>
+            <w:r>
+              <w:rPr>
+                <w:rFonts w:asciiTheme="minorHAnsi" w:eastAsiaTheme="minorEastAsia" w:hAnsiTheme="minorHAnsi"/>
+                <w:noProof/>
+                <w:kern w:val="2"/>
+                <w:szCs w:val="24"/>
+                <w:lang w:eastAsia="en-IE"/>
+                <w14:ligatures w14:val="standardContextual"/>
+              </w:rPr>
+              <w:tab/>
+            </w:r>
+            <w:r>
+              <w:rPr>
+                <w:rStyle w:val="Hyperlink"/>
+                <w:rFonts w:cs="Times New Roman"/>
+                <w:b/>
+                <w:bCs/>
+                <w:noProof/>
+              </w:rPr>
+              <w:t>Prototype Deployment</w:t>
+            </w:r>
+            <w:r>
+              <w:rPr>
+                <w:noProof/>
+                <w:webHidden/>
+              </w:rPr>
+              <w:tab/>
+            </w:r>
+            <w:r>
+              <w:rPr>
+                <w:noProof/>
+                <w:webHidden/>
+              </w:rPr>
+              <w:fldChar w:fldCharType="begin"/>
+            </w:r>
+            <w:r>
+              <w:rPr>
+                <w:noProof/>
+                <w:webHidden/>
+              </w:rPr>
+              <w:instrText xml:space="preserve"> PAGEREF _Toc229487407 \h </w:instrText>
+            </w:r>
+            <w:r>
+              <w:rPr>
+                <w:noProof/>
+                <w:webHidden/>
+              </w:rPr>
+            </w:r>
+            <w:r>
+              <w:rPr>
+                <w:noProof/>
+                <w:webHidden/>
+              </w:rPr>
+              <w:fldChar w:fldCharType="separate"/>
+            </w:r>
+            <w:r>
+              <w:rPr>
+                <w:noProof/>
+                <w:webHidden/>
+              </w:rPr>
+              <w:t>18</w:t>
+            </w:r>
+            <w:r>
+              <w:rPr>
+                <w:noProof/>
+                <w:webHidden/>
+              </w:rPr>
+              <w:fldChar w:fldCharType="end"/>
+            </w:r>
+          </w:hyperlink>
+        </w:p>
+        <w:p>
+          <w:pPr>
+            <w:pStyle w:val="TOC1"/>
+            <w:tabs>
+              <w:tab w:val="left" w:pos="480"/>
+              <w:tab w:val="right" w:leader="dot" w:pos="9016"/>
+            </w:tabs>
+            <w:rPr>
+              <w:rFonts w:asciiTheme="minorHAnsi" w:eastAsiaTheme="minorEastAsia" w:hAnsiTheme="minorHAnsi"/>
+              <w:noProof/>
+              <w:kern w:val="2"/>
+              <w:szCs w:val="24"/>
+              <w:lang w:eastAsia="en-IE"/>
+              <w14:ligatures w14:val="standardContextual"/>
+            </w:rPr>
+          </w:pPr>
+          <w:hyperlink w:anchor="_Toc229487408" w:history="1">
+            <w:r>
+              <w:rPr>
+                <w:rStyle w:val="Hyperlink"/>
+                <w:rFonts w:cs="Times New Roman"/>
+                <w:b/>
+                <w:bCs/>
+                <w:noProof/>
+              </w:rPr>
+              <w:t>9.</w:t>
+            </w:r>
+            <w:r>
+              <w:rPr>
+                <w:rFonts w:asciiTheme="minorHAnsi" w:eastAsiaTheme="minorEastAsia" w:hAnsiTheme="minorHAnsi"/>
+                <w:noProof/>
+                <w:kern w:val="2"/>
+                <w:szCs w:val="24"/>
+                <w:lang w:eastAsia="en-IE"/>
+                <w14:ligatures w14:val="standardContextual"/>
+              </w:rPr>
+              <w:tab/>
+            </w:r>
+            <w:r>
+              <w:rPr>
+                <w:rStyle w:val="Hyperlink"/>
+                <w:rFonts w:cs="Times New Roman"/>
+                <w:b/>
+                <w:bCs/>
+                <w:noProof/>
+              </w:rPr>
+              <w:t>Discussion and Critical Analysis</w:t>
+            </w:r>
+            <w:r>
+              <w:rPr>
+                <w:noProof/>
+                <w:webHidden/>
+              </w:rPr>
+              <w:tab/>
+            </w:r>
+            <w:r>
+              <w:rPr>
+                <w:noProof/>
+                <w:webHidden/>
+              </w:rPr>
+              <w:fldChar w:fldCharType="begin"/>
+            </w:r>
+            <w:r>
+              <w:rPr>
+                <w:noProof/>
+                <w:webHidden/>
+              </w:rPr>
+              <w:instrText xml:space="preserve"> PAGEREF _Toc229487408 \h </w:instrText>
+            </w:r>
+            <w:r>
+              <w:rPr>
+                <w:noProof/>
+                <w:webHidden/>
+              </w:rPr>
+            </w:r>
+            <w:r>
+              <w:rPr>
+                <w:noProof/>
+                <w:webHidden/>
+              </w:rPr>
+              <w:fldChar w:fldCharType="separate"/>
+            </w:r>
+            <w:r>
+              <w:rPr>
+                <w:noProof/>
+                <w:webHidden/>
+              </w:rPr>
+              <w:t>18</w:t>
+            </w:r>
+            <w:r>
+              <w:rPr>
+                <w:noProof/>
+                <w:webHidden/>
+              </w:rPr>
+              <w:fldChar w:fldCharType="end"/>
+            </w:r>
+          </w:hyperlink>
+        </w:p>
+        <w:p>
+          <w:pPr>
+            <w:pStyle w:val="TOC1"/>
+            <w:tabs>
+              <w:tab w:val="left" w:pos="720"/>
+              <w:tab w:val="right" w:leader="dot" w:pos="9016"/>
+            </w:tabs>
+            <w:rPr>
+              <w:rFonts w:asciiTheme="minorHAnsi" w:eastAsiaTheme="minorEastAsia" w:hAnsiTheme="minorHAnsi"/>
+              <w:noProof/>
+              <w:kern w:val="2"/>
+              <w:szCs w:val="24"/>
+              <w:lang w:eastAsia="en-IE"/>
+              <w14:ligatures w14:val="standardContextual"/>
+            </w:rPr>
+          </w:pPr>
+          <w:hyperlink w:anchor="_Toc229487409" w:history="1">
+            <w:r>
+              <w:rPr>
+                <w:rStyle w:val="Hyperlink"/>
+                <w:rFonts w:cs="Times New Roman"/>
+                <w:b/>
+                <w:bCs/>
+                <w:noProof/>
+              </w:rPr>
+              <w:t>10.</w:t>
+            </w:r>
+            <w:r>
+              <w:rPr>
+                <w:rFonts w:asciiTheme="minorHAnsi" w:eastAsiaTheme="minorEastAsia" w:hAnsiTheme="minorHAnsi"/>
+                <w:noProof/>
+                <w:kern w:val="2"/>
+                <w:szCs w:val="24"/>
+                <w:lang w:eastAsia="en-IE"/>
+                <w14:ligatures w14:val="standardContextual"/>
+              </w:rPr>
+              <w:tab/>
+            </w:r>
+            <w:r>
+              <w:rPr>
+                <w:rStyle w:val="Hyperlink"/>
+                <w:rFonts w:cs="Times New Roman"/>
+                <w:b/>
+                <w:bCs/>
+                <w:noProof/>
+              </w:rPr>
+              <w:t>Conclusion</w:t>
+            </w:r>
+            <w:r>
+              <w:rPr>
+                <w:noProof/>
+                <w:webHidden/>
+              </w:rPr>
+              <w:tab/>
+            </w:r>
+            <w:r>
+              <w:rPr>
+                <w:noProof/>
+                <w:webHidden/>
+              </w:rPr>
+              <w:fldChar w:fldCharType="begin"/>
+            </w:r>
+            <w:r>
+              <w:rPr>
+                <w:noProof/>
+                <w:webHidden/>
+              </w:rPr>
+              <w:instrText xml:space="preserve"> PAGEREF _Toc229487409 \h </w:instrText>
+            </w:r>
+            <w:r>
+              <w:rPr>
+                <w:noProof/>
+                <w:webHidden/>
+              </w:rPr>
+            </w:r>
+            <w:r>
+              <w:rPr>
+                <w:noProof/>
+                <w:webHidden/>
+              </w:rPr>
+              <w:fldChar w:fldCharType="separate"/>
+            </w:r>
+            <w:r>
+              <w:rPr>
+                <w:noProof/>
+                <w:webHidden/>
+              </w:rPr>
+              <w:t>18</w:t>
+            </w:r>
+            <w:r>
+              <w:rPr>
+                <w:noProof/>
+                <w:webHidden/>
+              </w:rPr>
+              <w:fldChar w:fldCharType="end"/>
+            </w:r>
+          </w:hyperlink>
+        </w:p>
+        <w:p>
+          <w:pPr>
+            <w:pStyle w:val="TOC1"/>
+            <w:tabs>
+              <w:tab w:val="left" w:pos="720"/>
+              <w:tab w:val="right" w:leader="dot" w:pos="9016"/>
+            </w:tabs>
+            <w:rPr>
+              <w:rFonts w:asciiTheme="minorHAnsi" w:eastAsiaTheme="minorEastAsia" w:hAnsiTheme="minorHAnsi"/>
+              <w:noProof/>
+              <w:kern w:val="2"/>
+              <w:szCs w:val="24"/>
+              <w:lang w:eastAsia="en-IE"/>
+              <w14:ligatures w14:val="standardContextual"/>
+            </w:rPr>
+          </w:pPr>
+          <w:hyperlink w:anchor="_Toc229487410" w:history="1">
+            <w:r>
+              <w:rPr>
+                <w:rStyle w:val="Hyperlink"/>
+                <w:rFonts w:cs="Times New Roman"/>
+                <w:b/>
+                <w:bCs/>
+                <w:noProof/>
+              </w:rPr>
+              <w:t>11.</w:t>
+            </w:r>
+            <w:r>
+              <w:rPr>
+                <w:rFonts w:asciiTheme="minorHAnsi" w:eastAsiaTheme="minorEastAsia" w:hAnsiTheme="minorHAnsi"/>
+                <w:noProof/>
+                <w:kern w:val="2"/>
+                <w:szCs w:val="24"/>
+                <w:lang w:eastAsia="en-IE"/>
+                <w14:ligatures w14:val="standardContextual"/>
+              </w:rPr>
+              <w:tab/>
+            </w:r>
+            <w:r>
+              <w:rPr>
+                <w:rStyle w:val="Hyperlink"/>
+                <w:rFonts w:cs="Times New Roman"/>
+                <w:b/>
+                <w:bCs/>
+                <w:noProof/>
+              </w:rPr>
               <w:t>References</w:t>
             </w:r>
             <w:r>
@@ -783,7 +4841,7 @@
                 <w:noProof/>
                 <w:webHidden/>
               </w:rPr>
-              <w:instrText xml:space="preserve"> PAGEREF _Toc229210137 \h </w:instrText>
+              <w:instrText xml:space="preserve"> PAGEREF _Toc229487410 \h </w:instrText>
             </w:r>
             <w:r>
               <w:rPr>
@@ -803,7 +4861,7 @@
                 <w:noProof/>
                 <w:webHidden/>
               </w:rPr>
-              <w:t>3</w:t>
+              <w:t>19</w:t>
             </w:r>
             <w:r>
               <w:rPr>
@@ -1087,6 +5145,7 @@
           <w:color w:val="auto"/>
         </w:rPr>
       </w:pPr>
+      <w:bookmarkStart w:id="0" w:name="_Toc229487362"/>
       <w:r>
         <w:rPr>
           <w:rFonts w:ascii="Times New Roman" w:hAnsi="Times New Roman" w:cs="Times New Roman"/>
@@ -1094,9 +5153,9 @@
           <w:bCs/>
           <w:color w:val="auto"/>
         </w:rPr>
-        <w:lastRenderedPageBreak/>
         <w:t>Introduction</w:t>
       </w:r>
+      <w:bookmarkEnd w:id="0"/>
     </w:p>
     <w:p/>
     <w:p>
@@ -1107,9 +5166,11 @@
           <w:numId w:val="2"/>
         </w:numPr>
       </w:pPr>
+      <w:bookmarkStart w:id="1" w:name="_Toc229487363"/>
       <w:r>
         <w:t>Background</w:t>
       </w:r>
+      <w:bookmarkEnd w:id="1"/>
     </w:p>
     <w:p>
       <w:pPr>
@@ -1256,12 +5317,14 @@
           <w:color w:val="EE0000"/>
         </w:rPr>
       </w:pPr>
+      <w:bookmarkStart w:id="2" w:name="_Toc229487364"/>
       <w:r>
         <w:rPr>
           <w:color w:val="EE0000"/>
         </w:rPr>
         <w:t>Project Concept</w:t>
       </w:r>
+      <w:bookmarkEnd w:id="2"/>
     </w:p>
     <w:p>
       <w:pPr>
@@ -1292,12 +5355,14 @@
           <w:color w:val="EE0000"/>
         </w:rPr>
       </w:pPr>
+      <w:bookmarkStart w:id="3" w:name="_Toc229487365"/>
       <w:r>
         <w:rPr>
           <w:color w:val="EE0000"/>
         </w:rPr>
         <w:t>Project Aim</w:t>
       </w:r>
+      <w:bookmarkEnd w:id="3"/>
     </w:p>
     <w:p>
       <w:pPr>
@@ -1316,9 +5381,11 @@
           <w:numId w:val="2"/>
         </w:numPr>
       </w:pPr>
+      <w:bookmarkStart w:id="4" w:name="_Toc229487366"/>
       <w:r>
         <w:t>Objectives</w:t>
       </w:r>
+      <w:bookmarkEnd w:id="4"/>
     </w:p>
     <w:p>
       <w:pPr>
@@ -1378,7 +5445,6 @@
         <w:jc w:val="both"/>
       </w:pPr>
       <w:r>
-        <w:lastRenderedPageBreak/>
         <w:t xml:space="preserve">Address class imbalance and rare attack categories </w:t>
       </w:r>
     </w:p>
@@ -1429,9 +5495,11 @@
           <w:numId w:val="2"/>
         </w:numPr>
       </w:pPr>
+      <w:bookmarkStart w:id="5" w:name="_Toc229487367"/>
       <w:r>
         <w:t>Research Questions</w:t>
       </w:r>
+      <w:bookmarkEnd w:id="5"/>
     </w:p>
     <w:p>
       <w:pPr>
@@ -1504,12 +5572,14 @@
           <w:color w:val="EE0000"/>
         </w:rPr>
       </w:pPr>
+      <w:bookmarkStart w:id="6" w:name="_Toc229487368"/>
       <w:r>
         <w:rPr>
           <w:color w:val="EE0000"/>
         </w:rPr>
         <w:t>Roles and Responsibilities</w:t>
       </w:r>
+      <w:bookmarkEnd w:id="6"/>
     </w:p>
     <w:p/>
     <w:p>
@@ -1550,6 +5620,7 @@
           <w:color w:val="auto"/>
         </w:rPr>
       </w:pPr>
+      <w:bookmarkStart w:id="7" w:name="_Toc229487369"/>
       <w:r>
         <w:rPr>
           <w:rFonts w:ascii="Times New Roman" w:hAnsi="Times New Roman" w:cs="Times New Roman"/>
@@ -1559,6 +5630,7 @@
         </w:rPr>
         <w:t>Research Methodology</w:t>
       </w:r>
+      <w:bookmarkEnd w:id="7"/>
     </w:p>
     <w:p>
       <w:pPr>
@@ -1568,6 +5640,7 @@
           <w:numId w:val="2"/>
         </w:numPr>
       </w:pPr>
+      <w:bookmarkStart w:id="8" w:name="_Toc229487370"/>
       <w:r>
         <w:t>Applications of CRI</w:t>
       </w:r>
@@ -1577,6 +5650,7 @@
       <w:r>
         <w:t>P-DM</w:t>
       </w:r>
+      <w:bookmarkEnd w:id="8"/>
     </w:p>
     <w:p>
       <w:pPr>
@@ -1700,6 +5774,7 @@
           <w:szCs w:val="26"/>
         </w:rPr>
       </w:pPr>
+      <w:bookmarkStart w:id="9" w:name="_Toc229487371"/>
       <w:r>
         <w:rPr>
           <w:rFonts w:ascii="Times New Roman" w:hAnsi="Times New Roman" w:cs="Times New Roman"/>
@@ -1760,6 +5835,7 @@
         </w:rPr>
         <w:t>P-DM</w:t>
       </w:r>
+      <w:bookmarkEnd w:id="9"/>
     </w:p>
     <w:p>
       <w:pPr>
@@ -1866,7 +5942,6 @@
           <w:b/>
           <w:bCs/>
         </w:rPr>
-        <w:lastRenderedPageBreak/>
         <w:t>Modelling</w:t>
       </w:r>
       <w:r>
@@ -1898,11 +5973,16 @@
       <w:r>
         <w:t xml:space="preserve">focused on comparing the </w:t>
       </w:r>
+      <w:proofErr w:type="gramStart"/>
       <w:r>
         <w:t>model</w:t>
       </w:r>
       <w:r>
-        <w:t xml:space="preserve">s </w:t>
+        <w:t>s</w:t>
+      </w:r>
+      <w:proofErr w:type="gramEnd"/>
+      <w:r>
+        <w:t xml:space="preserve"> </w:t>
       </w:r>
       <w:r>
         <w:t xml:space="preserve">using accuracy, precision, recall, macro F1-score, confusion matrix analysis, and cross-validation procedures. </w:t>
@@ -1951,9 +6031,11 @@
           <w:numId w:val="2"/>
         </w:numPr>
       </w:pPr>
+      <w:bookmarkStart w:id="10" w:name="_Toc229487372"/>
       <w:r>
         <w:t>Project Planning and Timeline</w:t>
       </w:r>
+      <w:bookmarkEnd w:id="10"/>
     </w:p>
     <w:p>
       <w:pPr>
@@ -2008,9 +6090,11 @@
           <w:numId w:val="2"/>
         </w:numPr>
       </w:pPr>
+      <w:bookmarkStart w:id="11" w:name="_Toc229487373"/>
       <w:r>
         <w:t>Tools and Technologies</w:t>
       </w:r>
+      <w:bookmarkEnd w:id="11"/>
     </w:p>
     <w:p>
       <w:pPr>
@@ -2060,12 +6144,21 @@
           <w:numId w:val="37"/>
         </w:numPr>
       </w:pPr>
+      <w:proofErr w:type="spellStart"/>
       <w:r>
         <w:rPr>
           <w:b/>
           <w:bCs/>
         </w:rPr>
-        <w:t>Jupyter Notebook:</w:t>
+        <w:t>Jupyter</w:t>
+      </w:r>
+      <w:proofErr w:type="spellEnd"/>
+      <w:r>
+        <w:rPr>
+          <w:b/>
+          <w:bCs/>
+        </w:rPr>
+        <w:t xml:space="preserve"> Notebook:</w:t>
       </w:r>
       <w:r>
         <w:t xml:space="preserve"> used for </w:t>
@@ -2157,8 +6250,13 @@
           <w:numId w:val="38"/>
         </w:numPr>
       </w:pPr>
-      <w:r>
-        <w:t xml:space="preserve">Joblib for model saving and loading </w:t>
+      <w:proofErr w:type="spellStart"/>
+      <w:r>
+        <w:t>Joblib</w:t>
+      </w:r>
+      <w:proofErr w:type="spellEnd"/>
+      <w:r>
+        <w:t xml:space="preserve"> for model saving and loading </w:t>
       </w:r>
     </w:p>
     <w:p>
@@ -2189,6 +6287,7 @@
           <w:color w:val="auto"/>
         </w:rPr>
       </w:pPr>
+      <w:bookmarkStart w:id="12" w:name="_Toc229487374"/>
       <w:r>
         <w:rPr>
           <w:rFonts w:ascii="Times New Roman" w:hAnsi="Times New Roman" w:cs="Times New Roman"/>
@@ -2198,6 +6297,7 @@
         </w:rPr>
         <w:t>Business Understanding (CRISP-DM Phase 1)</w:t>
       </w:r>
+      <w:bookmarkEnd w:id="12"/>
     </w:p>
     <w:p>
       <w:r>
@@ -2208,9 +6308,11 @@
       <w:pPr>
         <w:pStyle w:val="Heading2"/>
       </w:pPr>
+      <w:bookmarkStart w:id="13" w:name="_Toc229487375"/>
       <w:r>
         <w:t>3.1 Problem Definition</w:t>
       </w:r>
+      <w:bookmarkEnd w:id="13"/>
     </w:p>
     <w:p>
       <w:r>
@@ -2219,7 +6321,6 @@
     </w:p>
     <w:p>
       <w:r>
-        <w:lastRenderedPageBreak/>
         <w:t>Large organisations may have dedicated cybersecurity teams and robust monitoring systems. However, many SMEs, small offices and local organisations don’t have the same resources (Zamani, 2022).</w:t>
       </w:r>
     </w:p>
@@ -2230,16 +6331,26 @@
     </w:p>
     <w:p>
       <w:r>
-        <w:t>So, this project focuses on using machine learning for intrusion detection to classify network traffic as benign or attack categories (Sharafaldin et al., 2018). It’s not intended to be a full enterprise security solution. It’s a lightweight decision-support prototype for IT administrators and MSP technicians.</w:t>
+        <w:t>So, this project focuses on using machine learning for intrusion detection to classify network traffic as benign or attack categories (</w:t>
+      </w:r>
+      <w:proofErr w:type="spellStart"/>
+      <w:r>
+        <w:t>Sharafaldin</w:t>
+      </w:r>
+      <w:proofErr w:type="spellEnd"/>
+      <w:r>
+        <w:t xml:space="preserve"> et al., 2018). It’s not intended to be a full enterprise security solution. It’s a lightweight decision-support prototype for IT administrators and MSP technicians.</w:t>
       </w:r>
     </w:p>
     <w:p>
       <w:pPr>
         <w:pStyle w:val="Heading2"/>
       </w:pPr>
+      <w:bookmarkStart w:id="14" w:name="_Toc229487376"/>
       <w:r>
         <w:t>3.2 Business Context and Market Need</w:t>
       </w:r>
+      <w:bookmarkEnd w:id="14"/>
     </w:p>
     <w:p>
       <w:r>
@@ -2260,9 +6371,11 @@
       <w:pPr>
         <w:pStyle w:val="Heading2"/>
       </w:pPr>
+      <w:bookmarkStart w:id="15" w:name="_Toc229487377"/>
       <w:r>
         <w:t>3.3 Stakeholders</w:t>
       </w:r>
+      <w:bookmarkEnd w:id="15"/>
     </w:p>
     <w:p>
       <w:r>
@@ -2278,9 +6391,11 @@
       <w:pPr>
         <w:pStyle w:val="Heading2"/>
       </w:pPr>
+      <w:bookmarkStart w:id="16" w:name="_Toc229487378"/>
       <w:r>
         <w:t>3.4 Business Objectives</w:t>
       </w:r>
+      <w:bookmarkEnd w:id="16"/>
     </w:p>
     <w:p>
       <w:r>
@@ -2294,7 +6409,15 @@
     </w:p>
     <w:p>
       <w:r>
-        <w:t xml:space="preserve">From a machine learning perspective, the aim is to train and compare classification models with the CICIDS2017 dataset (Sharafaldin et al., 2018). The models need to be tested using appropriate metrics as accuracy is not a reliable result in an imbalanced IDS dataset </w:t>
+        <w:t>From a machine learning perspective, the aim is to train and compare classification models with the CICIDS2017 dataset (</w:t>
+      </w:r>
+      <w:proofErr w:type="spellStart"/>
+      <w:r>
+        <w:t>Sharafaldin</w:t>
+      </w:r>
+      <w:proofErr w:type="spellEnd"/>
+      <w:r>
+        <w:t xml:space="preserve"> et al., 2018). The models need to be tested using appropriate metrics as accuracy is not a reliable result in an imbalanced IDS dataset </w:t>
       </w:r>
       <w:r>
         <w:rPr>
@@ -2311,10 +6434,11 @@
       <w:pPr>
         <w:pStyle w:val="Heading2"/>
       </w:pPr>
-      <w:r>
-        <w:lastRenderedPageBreak/>
+      <w:bookmarkStart w:id="17" w:name="_Toc229487379"/>
+      <w:r>
         <w:t>3.5 Business Success Criteria</w:t>
       </w:r>
+      <w:bookmarkEnd w:id="17"/>
     </w:p>
     <w:p>
       <w:r>
@@ -2335,9 +6459,11 @@
       <w:pPr>
         <w:pStyle w:val="Heading2"/>
       </w:pPr>
+      <w:bookmarkStart w:id="18" w:name="_Toc229487380"/>
       <w:r>
         <w:t>3.6 SWOT analysis</w:t>
       </w:r>
+      <w:bookmarkEnd w:id="18"/>
     </w:p>
     <w:p>
       <w:r>
@@ -2351,7 +6477,15 @@
     </w:p>
     <w:p>
       <w:r>
-        <w:t>Weaknesses: The model is trained on historical data, and it doesn’t update automatically. The dataset is simulated and may not fully reflect every real organization. Some attack types have very low support (Engelen et al., 2021; Sharafaldin, et al., 2018).</w:t>
+        <w:t xml:space="preserve">Weaknesses: The model is trained on historical data, and it doesn’t update automatically. The dataset is simulated and may not fully reflect every real organization. Some attack types have very low support (Engelen et al., 2021; </w:t>
+      </w:r>
+      <w:proofErr w:type="spellStart"/>
+      <w:r>
+        <w:t>Sharafaldin</w:t>
+      </w:r>
+      <w:proofErr w:type="spellEnd"/>
+      <w:r>
+        <w:t>, et al., 2018).</w:t>
       </w:r>
     </w:p>
     <w:p>
@@ -2373,9 +6507,11 @@
       <w:pPr>
         <w:pStyle w:val="Heading2"/>
       </w:pPr>
+      <w:bookmarkStart w:id="19" w:name="_Toc229487381"/>
       <w:r>
         <w:t>3.7 Legal and Ethical Issues</w:t>
       </w:r>
+      <w:bookmarkEnd w:id="19"/>
     </w:p>
     <w:p>
       <w:r>
@@ -2401,14 +6537,23 @@
       <w:pPr>
         <w:pStyle w:val="Heading2"/>
       </w:pPr>
-      <w:r>
-        <w:lastRenderedPageBreak/>
+      <w:bookmarkStart w:id="20" w:name="_Toc229487382"/>
+      <w:r>
         <w:t>3.8 Technology Selection</w:t>
       </w:r>
-    </w:p>
-    <w:p>
-      <w:r>
-        <w:t>The key technologies used in this project are Python, Scikit-learn, Jupyter Notebook, and Streamlit.</w:t>
+      <w:bookmarkEnd w:id="20"/>
+    </w:p>
+    <w:p>
+      <w:r>
+        <w:t xml:space="preserve">The key technologies used in this project are Python, Scikit-learn, </w:t>
+      </w:r>
+      <w:proofErr w:type="spellStart"/>
+      <w:r>
+        <w:t>Jupyter</w:t>
+      </w:r>
+      <w:proofErr w:type="spellEnd"/>
+      <w:r>
+        <w:t xml:space="preserve"> Notebook, and Streamlit.</w:t>
       </w:r>
     </w:p>
     <w:p>
@@ -2418,7 +6563,15 @@
     </w:p>
     <w:p>
       <w:r>
-        <w:t>Code, output, graphs and explanations are all kept within Jupyter Notebook. Streamlit was chosen for the dashboard prototype as it can be used with Python to build a simple interface without complex web development (Streamlit, 2024).</w:t>
+        <w:t xml:space="preserve">Code, output, graphs and explanations are all kept within </w:t>
+      </w:r>
+      <w:proofErr w:type="spellStart"/>
+      <w:r>
+        <w:t>Jupyter</w:t>
+      </w:r>
+      <w:proofErr w:type="spellEnd"/>
+      <w:r>
+        <w:t xml:space="preserve"> Notebook. Streamlit was chosen for the dashboard prototype as it can be used with Python to build a simple interface without complex web development (Streamlit, 2024).</w:t>
       </w:r>
     </w:p>
     <w:p>
@@ -2430,9 +6583,11 @@
       <w:pPr>
         <w:pStyle w:val="Heading2"/>
       </w:pPr>
+      <w:bookmarkStart w:id="21" w:name="_Toc229487383"/>
       <w:r>
         <w:t>3.9 Business Risks &amp; Limitations</w:t>
       </w:r>
+      <w:bookmarkEnd w:id="21"/>
     </w:p>
     <w:p>
       <w:r>
@@ -2455,6 +6610,7 @@
           <w:color w:val="auto"/>
         </w:rPr>
       </w:pPr>
+      <w:bookmarkStart w:id="22" w:name="_Toc229487384"/>
       <w:r>
         <w:rPr>
           <w:rFonts w:ascii="Times New Roman" w:hAnsi="Times New Roman" w:cs="Times New Roman"/>
@@ -2500,6 +6656,7 @@
         </w:rPr>
         <w:t>)</w:t>
       </w:r>
+      <w:bookmarkEnd w:id="22"/>
     </w:p>
     <w:p>
       <w:r>
@@ -2515,9 +6672,11 @@
       <w:pPr>
         <w:pStyle w:val="Heading2"/>
       </w:pPr>
+      <w:bookmarkStart w:id="23" w:name="_Toc229487385"/>
       <w:r>
         <w:t>4.1 Dataset Description</w:t>
       </w:r>
+      <w:bookmarkEnd w:id="23"/>
     </w:p>
     <w:p>
       <w:r>
@@ -2526,7 +6685,31 @@
     </w:p>
     <w:p>
       <w:r>
-        <w:t>This dataset was chosen because it contains various types of attacks: DDoS, DoS, PortScan, Bot, FTP-Patator, SSH-Patator, Web Attacks, Infiltration and Heartbleed. This makes it appropriate for a multiclass IDS project.</w:t>
+        <w:t xml:space="preserve">This dataset was chosen because it contains various types of attacks: DDoS, DoS, </w:t>
+      </w:r>
+      <w:proofErr w:type="spellStart"/>
+      <w:r>
+        <w:t>PortScan</w:t>
+      </w:r>
+      <w:proofErr w:type="spellEnd"/>
+      <w:r>
+        <w:t>, Bot, FTP-</w:t>
+      </w:r>
+      <w:proofErr w:type="spellStart"/>
+      <w:r>
+        <w:t>Patator</w:t>
+      </w:r>
+      <w:proofErr w:type="spellEnd"/>
+      <w:r>
+        <w:t>, SSH-</w:t>
+      </w:r>
+      <w:proofErr w:type="spellStart"/>
+      <w:r>
+        <w:t>Patator</w:t>
+      </w:r>
+      <w:proofErr w:type="spellEnd"/>
+      <w:r>
+        <w:t>, Web Attacks, Infiltration and Heartbleed. This makes it appropriate for a multiclass IDS project.</w:t>
       </w:r>
     </w:p>
     <w:p>
@@ -2538,13 +6721,23 @@
       <w:pPr>
         <w:pStyle w:val="Heading2"/>
       </w:pPr>
+      <w:bookmarkStart w:id="24" w:name="_Toc229487386"/>
       <w:r>
         <w:t>4.2 Dataset Loading and Structure</w:t>
       </w:r>
-    </w:p>
-    <w:p>
-      <w:r>
-        <w:t>The CICIDS2017 dataset is divided into several CSV files. Each file represents a different traffic period or attack scenario. For this project, eight CSV files were loaded using Python and Pandas, and merged into a single dataframe.</w:t>
+      <w:bookmarkEnd w:id="24"/>
+    </w:p>
+    <w:p>
+      <w:r>
+        <w:t xml:space="preserve">The CICIDS2017 dataset is divided into several CSV files. Each file represents a different traffic period or attack scenario. For this project, eight CSV files were loaded using Python and Pandas, and merged into a single </w:t>
+      </w:r>
+      <w:proofErr w:type="spellStart"/>
+      <w:r>
+        <w:t>dataframe</w:t>
+      </w:r>
+      <w:proofErr w:type="spellEnd"/>
+      <w:r>
+        <w:t>.</w:t>
       </w:r>
     </w:p>
     <w:p>
@@ -2567,7 +6760,6 @@
         <w:rPr>
           <w:szCs w:val="24"/>
         </w:rPr>
-        <w:lastRenderedPageBreak/>
         <w:t>8 source files</w:t>
       </w:r>
     </w:p>
@@ -2612,14 +6804,28 @@
         <w:rPr>
           <w:szCs w:val="24"/>
         </w:rPr>
-        <w:t>The general structure of the source files was the same, with varying class distributions. For example, Monday had only benign traffic and other files had attacks like DDoS, PortScan, DoS, Bot and Web Attacks.</w:t>
-      </w:r>
-    </w:p>
-    <w:p>
+        <w:t xml:space="preserve">The general structure of the source files was the same, with varying class distributions. For example, Monday had only benign traffic and other files had attacks like DDoS, </w:t>
+      </w:r>
+      <w:proofErr w:type="spellStart"/>
       <w:r>
         <w:rPr>
           <w:szCs w:val="24"/>
         </w:rPr>
+        <w:t>PortScan</w:t>
+      </w:r>
+      <w:proofErr w:type="spellEnd"/>
+      <w:r>
+        <w:rPr>
+          <w:szCs w:val="24"/>
+        </w:rPr>
+        <w:t>, DoS, Bot and Web Attacks.</w:t>
+      </w:r>
+    </w:p>
+    <w:p>
+      <w:r>
+        <w:rPr>
+          <w:szCs w:val="24"/>
+        </w:rPr>
         <w:t xml:space="preserve">The first exploratory analysis revealed that the data is predominantly numerical. There were 79 columns, with 78 of them being numerical and only one (Label) being textual. This is convenient for machine learning, as Scikit-learn models are primarily designed to operate on numerical input data. </w:t>
       </w:r>
     </w:p>
@@ -2635,9 +6841,11 @@
       <w:pPr>
         <w:pStyle w:val="Heading2"/>
       </w:pPr>
+      <w:bookmarkStart w:id="25" w:name="_Toc229487387"/>
       <w:r>
         <w:t>4.3 Target Variable and Class Distribution</w:t>
       </w:r>
+      <w:bookmarkEnd w:id="25"/>
     </w:p>
     <w:p>
       <w:r>
@@ -2652,14 +6860,28 @@
         <w:rPr>
           <w:szCs w:val="24"/>
         </w:rPr>
-        <w:t>The most frequent attack classes were DoS Hulk, PortScan and DDoS. But there were some classes of attacks with very few records: Infiltration (36 records), Web Attack SQL Injection (21 records) and Heartbleed (11 records).</w:t>
-      </w:r>
-    </w:p>
-    <w:p>
+        <w:t xml:space="preserve">The most frequent attack classes were DoS Hulk, </w:t>
+      </w:r>
+      <w:proofErr w:type="spellStart"/>
       <w:r>
         <w:rPr>
           <w:szCs w:val="24"/>
         </w:rPr>
+        <w:t>PortScan</w:t>
+      </w:r>
+      <w:proofErr w:type="spellEnd"/>
+      <w:r>
+        <w:rPr>
+          <w:szCs w:val="24"/>
+        </w:rPr>
+        <w:t xml:space="preserve"> and DDoS. But there were some classes of attacks with very few records: Infiltration (36 records), Web Attack SQL Injection (21 records) and Heartbleed (11 records).</w:t>
+      </w:r>
+    </w:p>
+    <w:p>
+      <w:r>
+        <w:rPr>
+          <w:szCs w:val="24"/>
+        </w:rPr>
         <w:t>This imbalance matters because a model can reach high accuracy by predicting the majority classes but still perform poorly on rare attacks. For this reason, accuracy alone would not be enough to evaluate the IDS models.</w:t>
       </w:r>
     </w:p>
@@ -2667,9 +6889,11 @@
       <w:pPr>
         <w:pStyle w:val="Heading2"/>
       </w:pPr>
+      <w:bookmarkStart w:id="26" w:name="_Toc229487388"/>
       <w:r>
         <w:t>4.4 Missing, Infinite Values and Data Quality</w:t>
       </w:r>
+      <w:bookmarkEnd w:id="26"/>
     </w:p>
     <w:p>
       <w:r>
@@ -2707,9 +6931,11 @@
       <w:pPr>
         <w:pStyle w:val="Heading2"/>
       </w:pPr>
+      <w:bookmarkStart w:id="27" w:name="_Toc229487389"/>
       <w:r>
         <w:t>4.5 Statistical Summary and Outliers</w:t>
       </w:r>
+      <w:bookmarkEnd w:id="27"/>
     </w:p>
     <w:p>
       <w:r>
@@ -2724,7 +6950,6 @@
         <w:rPr>
           <w:szCs w:val="24"/>
         </w:rPr>
-        <w:lastRenderedPageBreak/>
         <w:t>These extreme values are not necessarily errors in the network traffic data. They can be real activity like attacks, traffic bursts, or high-volume traffic. For this reason, outliers were not removed in this phase. They were documented as part of the dataset behaviour, and the large-scale differences justified the application of feature scaling later, primarily for Logistic Regression.</w:t>
       </w:r>
     </w:p>
@@ -2732,9 +6957,11 @@
       <w:pPr>
         <w:pStyle w:val="Heading2"/>
       </w:pPr>
+      <w:bookmarkStart w:id="28" w:name="_Toc229487390"/>
       <w:r>
         <w:t>4.6 Exploratory Data Analysis</w:t>
       </w:r>
+      <w:bookmarkEnd w:id="28"/>
     </w:p>
     <w:p>
       <w:r>
@@ -2765,16 +6992,32 @@
         <w:rPr>
           <w:szCs w:val="24"/>
         </w:rPr>
-        <w:t>Selected features like Flow Duration, Total Fwd Packets, Total Backward Packets and Flow Bytes/s were also displayed using boxplots. These plots confirmed the presence of extreme values and skewness in the distributions.</w:t>
+        <w:t xml:space="preserve">Selected features like Flow Duration, Total </w:t>
+      </w:r>
+      <w:proofErr w:type="spellStart"/>
+      <w:r>
+        <w:rPr>
+          <w:szCs w:val="24"/>
+        </w:rPr>
+        <w:t>Fwd</w:t>
+      </w:r>
+      <w:proofErr w:type="spellEnd"/>
+      <w:r>
+        <w:rPr>
+          <w:szCs w:val="24"/>
+        </w:rPr>
+        <w:t xml:space="preserve"> Packets, Total Backward Packets and Flow Bytes/s were also displayed using boxplots. These plots confirmed the presence of extreme values and skewness in the distributions.</w:t>
       </w:r>
     </w:p>
     <w:p>
       <w:pPr>
         <w:pStyle w:val="Heading2"/>
       </w:pPr>
+      <w:bookmarkStart w:id="29" w:name="_Toc229487391"/>
       <w:r>
         <w:t>4.7 Data Understanding Summary</w:t>
       </w:r>
+      <w:bookmarkEnd w:id="29"/>
     </w:p>
     <w:p>
       <w:r>
@@ -2823,6 +7066,7 @@
           <w:color w:val="auto"/>
         </w:rPr>
       </w:pPr>
+      <w:bookmarkStart w:id="30" w:name="_Toc229487392"/>
       <w:r>
         <w:rPr>
           <w:rFonts w:ascii="Times New Roman" w:hAnsi="Times New Roman" w:cs="Times New Roman"/>
@@ -2868,6 +7112,7 @@
         </w:rPr>
         <w:t>)</w:t>
       </w:r>
+      <w:bookmarkEnd w:id="30"/>
     </w:p>
     <w:p>
       <w:pPr>
@@ -2896,9 +7141,11 @@
           <w:numId w:val="2"/>
         </w:numPr>
       </w:pPr>
+      <w:bookmarkStart w:id="31" w:name="_Toc229487393"/>
       <w:r>
         <w:t>Target Definition</w:t>
       </w:r>
+      <w:bookmarkEnd w:id="31"/>
     </w:p>
     <w:p>
       <w:pPr>
@@ -2927,7 +7174,6 @@
         <w:jc w:val="both"/>
       </w:pPr>
       <w:r>
-        <w:lastRenderedPageBreak/>
         <w:tab/>
       </w:r>
       <w:r>
@@ -2963,9 +7209,11 @@
           <w:numId w:val="2"/>
         </w:numPr>
       </w:pPr>
+      <w:bookmarkStart w:id="32" w:name="_Toc229487394"/>
       <w:r>
         <w:t>Feature and Target Separation</w:t>
       </w:r>
+      <w:bookmarkEnd w:id="32"/>
     </w:p>
     <w:p>
       <w:pPr>
@@ -3072,9 +7320,11 @@
           <w:numId w:val="2"/>
         </w:numPr>
       </w:pPr>
+      <w:bookmarkStart w:id="33" w:name="_Toc229487395"/>
       <w:r>
         <w:t>Label Encoding</w:t>
       </w:r>
+      <w:bookmarkEnd w:id="33"/>
     </w:p>
     <w:p>
       <w:pPr>
@@ -3091,7 +7341,23 @@
         <w:tab/>
       </w:r>
       <w:r>
-        <w:t xml:space="preserve">Since most ML algorithm work only with numeric data, the “Label” column containing string values representing attack categories was encoded using Scikit-learn’s “LabelEncoder”. </w:t>
+        <w:t>Since most ML algorithm work only with numeric data, the “Label” column containing string values representing attack categories was encoded using Scikit-</w:t>
+      </w:r>
+      <w:proofErr w:type="spellStart"/>
+      <w:r>
+        <w:t>learn’s</w:t>
+      </w:r>
+      <w:proofErr w:type="spellEnd"/>
+      <w:r>
+        <w:t xml:space="preserve"> “</w:t>
+      </w:r>
+      <w:proofErr w:type="spellStart"/>
+      <w:r>
+        <w:t>LabelEncoder</w:t>
+      </w:r>
+      <w:proofErr w:type="spellEnd"/>
+      <w:r>
+        <w:t xml:space="preserve">”. </w:t>
       </w:r>
     </w:p>
     <w:p>
@@ -3126,7 +7392,15 @@
             <w:fldChar w:fldCharType="separate"/>
           </w:r>
           <w:r>
-            <w:t>(GeeksForGeeks, 2025)</w:t>
+            <w:t>(</w:t>
+          </w:r>
+          <w:proofErr w:type="spellStart"/>
+          <w:r>
+            <w:t>GeeksForGeeks</w:t>
+          </w:r>
+          <w:proofErr w:type="spellEnd"/>
+          <w:r>
+            <w:t>, 2025)</w:t>
           </w:r>
           <w:r>
             <w:fldChar w:fldCharType="end"/>
@@ -3479,8 +7753,13 @@
               <w:jc w:val="center"/>
             </w:pPr>
             <w:r>
-              <w:t>DoS GoldenEye</w:t>
-            </w:r>
+              <w:t xml:space="preserve">DoS </w:t>
+            </w:r>
+            <w:proofErr w:type="spellStart"/>
+            <w:r>
+              <w:t>GoldenEye</w:t>
+            </w:r>
+            <w:proofErr w:type="spellEnd"/>
           </w:p>
         </w:tc>
         <w:tc>
@@ -3581,8 +7860,13 @@
               <w:jc w:val="center"/>
             </w:pPr>
             <w:r>
-              <w:t>DoS Slowhttptest</w:t>
-            </w:r>
+              <w:t xml:space="preserve">DoS </w:t>
+            </w:r>
+            <w:proofErr w:type="spellStart"/>
+            <w:r>
+              <w:t>Slowhttptest</w:t>
+            </w:r>
+            <w:proofErr w:type="spellEnd"/>
           </w:p>
         </w:tc>
         <w:tc>
@@ -3632,8 +7916,13 @@
               <w:jc w:val="center"/>
             </w:pPr>
             <w:r>
-              <w:t>DoS slowloris</w:t>
-            </w:r>
+              <w:t xml:space="preserve">DoS </w:t>
+            </w:r>
+            <w:proofErr w:type="spellStart"/>
+            <w:r>
+              <w:t>slowloris</w:t>
+            </w:r>
+            <w:proofErr w:type="spellEnd"/>
           </w:p>
         </w:tc>
         <w:tc>
@@ -3683,8 +7972,13 @@
               <w:jc w:val="center"/>
             </w:pPr>
             <w:r>
-              <w:t>FTP-Patator</w:t>
-            </w:r>
+              <w:t>FTP-</w:t>
+            </w:r>
+            <w:proofErr w:type="spellStart"/>
+            <w:r>
+              <w:t>Patator</w:t>
+            </w:r>
+            <w:proofErr w:type="spellEnd"/>
           </w:p>
         </w:tc>
         <w:tc>
@@ -3733,9 +8027,11 @@
             <w:pPr>
               <w:jc w:val="center"/>
             </w:pPr>
+            <w:proofErr w:type="spellStart"/>
             <w:r>
               <w:t>Heatbleed</w:t>
             </w:r>
+            <w:proofErr w:type="spellEnd"/>
           </w:p>
         </w:tc>
         <w:tc>
@@ -3835,9 +8131,11 @@
             <w:pPr>
               <w:jc w:val="center"/>
             </w:pPr>
+            <w:proofErr w:type="spellStart"/>
             <w:r>
               <w:t>PortScan</w:t>
             </w:r>
+            <w:proofErr w:type="spellEnd"/>
           </w:p>
         </w:tc>
         <w:tc>
@@ -3887,8 +8185,13 @@
               <w:jc w:val="center"/>
             </w:pPr>
             <w:r>
-              <w:t>SSH-Patator</w:t>
-            </w:r>
+              <w:t>SSH-</w:t>
+            </w:r>
+            <w:proofErr w:type="spellStart"/>
+            <w:r>
+              <w:t>Patator</w:t>
+            </w:r>
+            <w:proofErr w:type="spellEnd"/>
           </w:p>
         </w:tc>
         <w:tc>
@@ -3989,7 +8292,15 @@
               <w:jc w:val="center"/>
             </w:pPr>
             <w:r>
-              <w:t>Web Attack Sql Injection</w:t>
+              <w:t xml:space="preserve">Web Attack </w:t>
+            </w:r>
+            <w:proofErr w:type="spellStart"/>
+            <w:r>
+              <w:t>Sql</w:t>
+            </w:r>
+            <w:proofErr w:type="spellEnd"/>
+            <w:r>
+              <w:t xml:space="preserve"> Injection</w:t>
             </w:r>
           </w:p>
         </w:tc>
@@ -4072,12 +8383,14 @@
           <w:numId w:val="2"/>
         </w:numPr>
       </w:pPr>
+      <w:bookmarkStart w:id="34" w:name="_Toc229487396"/>
       <w:r>
         <w:t xml:space="preserve">Correlation-Based Feature </w:t>
       </w:r>
       <w:r>
         <w:t>Selection</w:t>
       </w:r>
+      <w:bookmarkEnd w:id="34"/>
     </w:p>
     <w:p>
       <w:pPr>
@@ -4257,9 +8570,11 @@
           <w:numId w:val="2"/>
         </w:numPr>
       </w:pPr>
+      <w:bookmarkStart w:id="35" w:name="_Toc229487397"/>
       <w:r>
         <w:t>Train/Test Split</w:t>
       </w:r>
+      <w:bookmarkEnd w:id="35"/>
     </w:p>
     <w:p>
       <w:pPr>
@@ -4410,8 +8725,13 @@
         </w:numPr>
         <w:ind w:left="1710"/>
       </w:pPr>
-      <w:r>
-        <w:t xml:space="preserve">X_train: (2016638, 39) </w:t>
+      <w:proofErr w:type="spellStart"/>
+      <w:r>
+        <w:t>X_train</w:t>
+      </w:r>
+      <w:proofErr w:type="spellEnd"/>
+      <w:r>
+        <w:t xml:space="preserve">: (2016638, 39) </w:t>
       </w:r>
     </w:p>
     <w:p>
@@ -4423,8 +8743,13 @@
         </w:numPr>
         <w:ind w:left="1710"/>
       </w:pPr>
-      <w:r>
-        <w:t xml:space="preserve">X_test: (504160, 39) </w:t>
+      <w:proofErr w:type="spellStart"/>
+      <w:r>
+        <w:t>X_test</w:t>
+      </w:r>
+      <w:proofErr w:type="spellEnd"/>
+      <w:r>
+        <w:t xml:space="preserve">: (504160, 39) </w:t>
       </w:r>
     </w:p>
     <w:p>
@@ -4436,8 +8761,13 @@
         </w:numPr>
         <w:ind w:left="1710"/>
       </w:pPr>
-      <w:r>
-        <w:t xml:space="preserve">y_train: (2016638,) </w:t>
+      <w:proofErr w:type="spellStart"/>
+      <w:r>
+        <w:t>y_train</w:t>
+      </w:r>
+      <w:proofErr w:type="spellEnd"/>
+      <w:r>
+        <w:t xml:space="preserve">: (2016638,) </w:t>
       </w:r>
     </w:p>
     <w:p>
@@ -4449,8 +8779,13 @@
         </w:numPr>
         <w:ind w:left="1710"/>
       </w:pPr>
-      <w:r>
-        <w:t>y_test: (504160,)</w:t>
+      <w:proofErr w:type="spellStart"/>
+      <w:r>
+        <w:t>y_test</w:t>
+      </w:r>
+      <w:proofErr w:type="spellEnd"/>
+      <w:r>
+        <w:t>: (504160,)</w:t>
       </w:r>
     </w:p>
     <w:p>
@@ -4468,11 +8803,23 @@
         <w:tab/>
       </w:r>
       <w:r>
-        <w:t xml:space="preserve">We have also used a fixed “random_state” value of 42 to ensure reproducibility of the experiments. Assigning a number to a “random_state” assures that every time we run this same program/code it will provide the same results, even if used in different </w:t>
-      </w:r>
-      <w:r>
-        <w:lastRenderedPageBreak/>
-        <w:t>machines. It also ensures that we will not produce different datasets every time when using split, which is not good to train model with different data every time</w:t>
+        <w:t>We have also used a fixed “</w:t>
+      </w:r>
+      <w:proofErr w:type="spellStart"/>
+      <w:r>
+        <w:t>random_state</w:t>
+      </w:r>
+      <w:proofErr w:type="spellEnd"/>
+      <w:r>
+        <w:t>” value of 42 to ensure reproducibility of the experiments. Assigning a number to a “</w:t>
+      </w:r>
+      <w:proofErr w:type="spellStart"/>
+      <w:r>
+        <w:t>random_state</w:t>
+      </w:r>
+      <w:proofErr w:type="spellEnd"/>
+      <w:r>
+        <w:t>” assures that every time we run this same program/code it will provide the same results, even if used in different machines. It also ensures that we will not produce different datasets every time when using split, which is not good to train model with different data every time</w:t>
       </w:r>
       <w:sdt>
         <w:sdtPr>
@@ -4515,9 +8862,11 @@
           <w:numId w:val="2"/>
         </w:numPr>
       </w:pPr>
+      <w:bookmarkStart w:id="36" w:name="_Toc229487398"/>
       <w:r>
         <w:t>Feature Scaling</w:t>
       </w:r>
+      <w:bookmarkEnd w:id="36"/>
     </w:p>
     <w:p>
       <w:pPr>
@@ -4534,7 +8883,15 @@
         <w:tab/>
       </w:r>
       <w:r>
-        <w:t>In the dataset, many numerical features operated on significantly different scales, with some variables containing relatively small values, while other with extremely large magnitudes. To improve compatibility with ML algorithms, standardisation was applied using “StandardScaler”.</w:t>
+        <w:t>In the dataset, many numerical features operated on significantly different scales, with some variables containing relatively small values, while other with extremely large magnitudes. To improve compatibility with ML algorithms, standardisation was applied using “</w:t>
+      </w:r>
+      <w:proofErr w:type="spellStart"/>
+      <w:r>
+        <w:t>StandardScaler</w:t>
+      </w:r>
+      <w:proofErr w:type="spellEnd"/>
+      <w:r>
+        <w:t>”.</w:t>
       </w:r>
     </w:p>
     <w:p>
@@ -4619,7 +8976,15 @@
             <w:fldChar w:fldCharType="separate"/>
           </w:r>
           <w:r>
-            <w:t xml:space="preserve"> (GeekForGeeks, 2025)</w:t>
+            <w:t xml:space="preserve"> (</w:t>
+          </w:r>
+          <w:proofErr w:type="spellStart"/>
+          <w:r>
+            <w:t>GeekForGeeks</w:t>
+          </w:r>
+          <w:proofErr w:type="spellEnd"/>
+          <w:r>
+            <w:t>, 2025)</w:t>
           </w:r>
           <w:r>
             <w:fldChar w:fldCharType="end"/>
@@ -4663,9 +9028,11 @@
           <w:numId w:val="2"/>
         </w:numPr>
       </w:pPr>
+      <w:bookmarkStart w:id="37" w:name="_Toc229487399"/>
       <w:r>
         <w:t>Controlled Multiclass Dataset Preparation</w:t>
       </w:r>
+      <w:bookmarkEnd w:id="37"/>
     </w:p>
     <w:p>
       <w:pPr>
@@ -4854,7 +9221,15 @@
               <w:t>W</w:t>
             </w:r>
             <w:r>
-              <w:t>eb Attack Sql Injection</w:t>
+              <w:t xml:space="preserve">eb Attack </w:t>
+            </w:r>
+            <w:proofErr w:type="spellStart"/>
+            <w:r>
+              <w:t>Sql</w:t>
+            </w:r>
+            <w:proofErr w:type="spellEnd"/>
+            <w:r>
+              <w:t xml:space="preserve"> Injection</w:t>
             </w:r>
           </w:p>
         </w:tc>
@@ -5020,7 +9395,6 @@
         <w:jc w:val="both"/>
       </w:pPr>
       <w:r>
-        <w:lastRenderedPageBreak/>
         <w:tab/>
       </w:r>
       <w:r>
@@ -5211,9 +9585,11 @@
             <w:pPr>
               <w:jc w:val="center"/>
             </w:pPr>
+            <w:proofErr w:type="spellStart"/>
             <w:r>
               <w:t>PortScan</w:t>
             </w:r>
+            <w:proofErr w:type="spellEnd"/>
           </w:p>
         </w:tc>
         <w:tc>
@@ -5243,8 +9619,13 @@
               <w:jc w:val="center"/>
             </w:pPr>
             <w:r>
-              <w:t>DoS GoldenEye</w:t>
-            </w:r>
+              <w:t xml:space="preserve">DoS </w:t>
+            </w:r>
+            <w:proofErr w:type="spellStart"/>
+            <w:r>
+              <w:t>GoldenEye</w:t>
+            </w:r>
+            <w:proofErr w:type="spellEnd"/>
           </w:p>
         </w:tc>
         <w:tc>
@@ -5274,8 +9655,13 @@
               <w:jc w:val="center"/>
             </w:pPr>
             <w:r>
-              <w:t>FTP-Patator</w:t>
-            </w:r>
+              <w:t>FTP-</w:t>
+            </w:r>
+            <w:proofErr w:type="spellStart"/>
+            <w:r>
+              <w:t>Patator</w:t>
+            </w:r>
+            <w:proofErr w:type="spellEnd"/>
           </w:p>
         </w:tc>
         <w:tc>
@@ -5305,8 +9691,13 @@
               <w:jc w:val="center"/>
             </w:pPr>
             <w:r>
-              <w:t>DoS slowloris</w:t>
-            </w:r>
+              <w:t xml:space="preserve">DoS </w:t>
+            </w:r>
+            <w:proofErr w:type="spellStart"/>
+            <w:r>
+              <w:t>slowloris</w:t>
+            </w:r>
+            <w:proofErr w:type="spellEnd"/>
           </w:p>
         </w:tc>
         <w:tc>
@@ -5336,8 +9727,13 @@
               <w:jc w:val="center"/>
             </w:pPr>
             <w:r>
-              <w:t>DoS Slowhttptes</w:t>
-            </w:r>
+              <w:t xml:space="preserve">DoS </w:t>
+            </w:r>
+            <w:proofErr w:type="spellStart"/>
+            <w:r>
+              <w:t>Slowhttptes</w:t>
+            </w:r>
+            <w:proofErr w:type="spellEnd"/>
           </w:p>
         </w:tc>
         <w:tc>
@@ -5367,8 +9763,13 @@
               <w:jc w:val="center"/>
             </w:pPr>
             <w:r>
-              <w:t>SSH-Patator</w:t>
-            </w:r>
+              <w:t>SSH-</w:t>
+            </w:r>
+            <w:proofErr w:type="spellStart"/>
+            <w:r>
+              <w:t>Patator</w:t>
+            </w:r>
+            <w:proofErr w:type="spellEnd"/>
           </w:p>
         </w:tc>
         <w:tc>
@@ -5462,9 +9863,11 @@
           <w:numId w:val="2"/>
         </w:numPr>
       </w:pPr>
+      <w:bookmarkStart w:id="38" w:name="_Toc229487400"/>
       <w:r>
         <w:t>Controlled Dataset Feature and Target Preparation</w:t>
       </w:r>
+      <w:bookmarkEnd w:id="38"/>
     </w:p>
     <w:p>
       <w:pPr>
@@ -5755,9 +10158,11 @@
             <w:pPr>
               <w:jc w:val="center"/>
             </w:pPr>
+            <w:proofErr w:type="spellStart"/>
             <w:r>
               <w:t>PortScan</w:t>
             </w:r>
+            <w:proofErr w:type="spellEnd"/>
           </w:p>
         </w:tc>
         <w:tc>
@@ -5800,8 +10205,13 @@
               <w:jc w:val="center"/>
             </w:pPr>
             <w:r>
-              <w:t>DoS GoldenEye</w:t>
-            </w:r>
+              <w:t xml:space="preserve">DoS </w:t>
+            </w:r>
+            <w:proofErr w:type="spellStart"/>
+            <w:r>
+              <w:t>GoldenEye</w:t>
+            </w:r>
+            <w:proofErr w:type="spellEnd"/>
           </w:p>
         </w:tc>
         <w:tc>
@@ -5844,8 +10254,13 @@
               <w:jc w:val="center"/>
             </w:pPr>
             <w:r>
-              <w:t>FTP-Patator</w:t>
-            </w:r>
+              <w:t>FTP-</w:t>
+            </w:r>
+            <w:proofErr w:type="spellStart"/>
+            <w:r>
+              <w:t>Patator</w:t>
+            </w:r>
+            <w:proofErr w:type="spellEnd"/>
           </w:p>
         </w:tc>
         <w:tc>
@@ -5888,8 +10303,13 @@
               <w:jc w:val="center"/>
             </w:pPr>
             <w:r>
-              <w:t>DoS slowloris</w:t>
-            </w:r>
+              <w:t xml:space="preserve">DoS </w:t>
+            </w:r>
+            <w:proofErr w:type="spellStart"/>
+            <w:r>
+              <w:t>slowloris</w:t>
+            </w:r>
+            <w:proofErr w:type="spellEnd"/>
           </w:p>
         </w:tc>
         <w:tc>
@@ -5932,8 +10352,13 @@
               <w:jc w:val="center"/>
             </w:pPr>
             <w:r>
-              <w:t>DoS Slowhttptes</w:t>
-            </w:r>
+              <w:t xml:space="preserve">DoS </w:t>
+            </w:r>
+            <w:proofErr w:type="spellStart"/>
+            <w:r>
+              <w:t>Slowhttptes</w:t>
+            </w:r>
+            <w:proofErr w:type="spellEnd"/>
           </w:p>
         </w:tc>
         <w:tc>
@@ -5976,8 +10401,13 @@
               <w:jc w:val="center"/>
             </w:pPr>
             <w:r>
-              <w:t>SSH-Patator</w:t>
-            </w:r>
+              <w:t>SSH-</w:t>
+            </w:r>
+            <w:proofErr w:type="spellStart"/>
+            <w:r>
+              <w:t>Patator</w:t>
+            </w:r>
+            <w:proofErr w:type="spellEnd"/>
           </w:p>
         </w:tc>
         <w:tc>
@@ -6170,8 +10600,13 @@
         </w:numPr>
         <w:ind w:left="1710"/>
       </w:pPr>
-      <w:r>
-        <w:t>X_train_ctrl shape: (2016062, 39)</w:t>
+      <w:proofErr w:type="spellStart"/>
+      <w:r>
+        <w:t>X_train_ctrl</w:t>
+      </w:r>
+      <w:proofErr w:type="spellEnd"/>
+      <w:r>
+        <w:t xml:space="preserve"> shape: (2016062, 39)</w:t>
       </w:r>
     </w:p>
     <w:p>
@@ -6183,9 +10618,13 @@
         </w:numPr>
         <w:ind w:left="1710"/>
       </w:pPr>
-      <w:r>
-        <w:lastRenderedPageBreak/>
-        <w:t>X_test_ctrl shape: (504016, 39)</w:t>
+      <w:proofErr w:type="spellStart"/>
+      <w:r>
+        <w:t>X_test_ctrl</w:t>
+      </w:r>
+      <w:proofErr w:type="spellEnd"/>
+      <w:r>
+        <w:t xml:space="preserve"> shape: (504016, 39)</w:t>
       </w:r>
     </w:p>
     <w:p>
@@ -6197,8 +10636,13 @@
         </w:numPr>
         <w:ind w:left="1710"/>
       </w:pPr>
-      <w:r>
-        <w:t>y_train_ctrl shape: (2016062,)</w:t>
+      <w:proofErr w:type="spellStart"/>
+      <w:r>
+        <w:t>y_train_ctrl</w:t>
+      </w:r>
+      <w:proofErr w:type="spellEnd"/>
+      <w:r>
+        <w:t xml:space="preserve"> shape: (2016062,)</w:t>
       </w:r>
     </w:p>
     <w:p>
@@ -6210,8 +10654,13 @@
         </w:numPr>
         <w:ind w:left="1710"/>
       </w:pPr>
-      <w:r>
-        <w:t>y_test_ctrl shape: (504016,)</w:t>
+      <w:proofErr w:type="spellStart"/>
+      <w:r>
+        <w:t>y_test_ctrl</w:t>
+      </w:r>
+      <w:proofErr w:type="spellEnd"/>
+      <w:r>
+        <w:t xml:space="preserve"> shape: (504016,)</w:t>
       </w:r>
     </w:p>
     <w:p>
@@ -6286,6 +10735,7 @@
           <w:color w:val="auto"/>
         </w:rPr>
       </w:pPr>
+      <w:bookmarkStart w:id="39" w:name="_Toc229487401"/>
       <w:r>
         <w:rPr>
           <w:rFonts w:ascii="Times New Roman" w:hAnsi="Times New Roman" w:cs="Times New Roman"/>
@@ -6331,6 +10781,7 @@
         </w:rPr>
         <w:t>)</w:t>
       </w:r>
+      <w:bookmarkEnd w:id="39"/>
     </w:p>
     <w:p>
       <w:pPr>
@@ -6463,9 +10914,11 @@
           <w:numId w:val="2"/>
         </w:numPr>
       </w:pPr>
+      <w:bookmarkStart w:id="40" w:name="_Toc229487402"/>
       <w:r>
         <w:t>Random Forest</w:t>
       </w:r>
+      <w:bookmarkEnd w:id="40"/>
     </w:p>
     <w:p>
       <w:pPr>
@@ -6485,7 +10938,15 @@
         <w:t>Random Forest is an ensemble machine learning algorithm based on multiple Decision Trees</w:t>
       </w:r>
       <w:r>
-        <w:t xml:space="preserve"> (n_estimators)</w:t>
+        <w:t xml:space="preserve"> (</w:t>
+      </w:r>
+      <w:proofErr w:type="spellStart"/>
+      <w:r>
+        <w:t>n_estimators</w:t>
+      </w:r>
+      <w:proofErr w:type="spellEnd"/>
+      <w:r>
+        <w:t>)</w:t>
       </w:r>
       <w:r>
         <w:t>. Instead of using a single tree for classification, the algorithm generates several trees using different bootstrap samples taken from the original dataset. Each tree independently analyses the input data and produces its own classification result. During prediction, the final class is selected based on the majority vote across all trees in the forest. This approach helps improve model stability, reduce overfitting, and increase classification reliability compared to using a single Decision Tree model</w:t>
@@ -6542,6 +11003,7 @@
           <w:szCs w:val="26"/>
         </w:rPr>
       </w:pPr>
+      <w:bookmarkStart w:id="41" w:name="_Toc229487403"/>
       <w:r>
         <w:rPr>
           <w:rFonts w:ascii="Times New Roman" w:hAnsi="Times New Roman" w:cs="Times New Roman"/>
@@ -6552,6 +11014,7 @@
         </w:rPr>
         <w:t>Random Forest – Baseline Model</w:t>
       </w:r>
+      <w:bookmarkEnd w:id="41"/>
     </w:p>
     <w:p>
       <w:pPr>
@@ -6570,9 +11033,11 @@
         </w:numPr>
         <w:ind w:left="2340" w:hanging="180"/>
       </w:pPr>
+      <w:proofErr w:type="spellStart"/>
       <w:r>
         <w:t>n_estimators</w:t>
       </w:r>
+      <w:proofErr w:type="spellEnd"/>
       <w:r>
         <w:t xml:space="preserve"> = 100</w:t>
       </w:r>
@@ -6628,8 +11093,13 @@
         </w:numPr>
         <w:ind w:left="2340" w:hanging="180"/>
       </w:pPr>
-      <w:r>
-        <w:t>random_state = 42</w:t>
+      <w:proofErr w:type="spellStart"/>
+      <w:r>
+        <w:t>random_state</w:t>
+      </w:r>
+      <w:proofErr w:type="spellEnd"/>
+      <w:r>
+        <w:t xml:space="preserve"> = 42</w:t>
       </w:r>
       <w:r>
         <w:t xml:space="preserve"> – Explained above where </w:t>
@@ -6665,8 +11135,13 @@
         </w:numPr>
         <w:ind w:left="2340" w:hanging="180"/>
       </w:pPr>
-      <w:r>
-        <w:t>n_jobs = -1.</w:t>
+      <w:proofErr w:type="spellStart"/>
+      <w:r>
+        <w:t>n_jobs</w:t>
+      </w:r>
+      <w:proofErr w:type="spellEnd"/>
+      <w:r>
+        <w:t xml:space="preserve"> = -1.</w:t>
       </w:r>
       <w:r>
         <w:t xml:space="preserve"> – Using all available CPUs.</w:t>
@@ -6677,7 +11152,6 @@
         <w:ind w:left="1440" w:firstLine="720"/>
       </w:pPr>
       <w:r>
-        <w:lastRenderedPageBreak/>
         <w:t>The model was trained using the scaled training dataset and predictions were generated using the testing dataset.</w:t>
       </w:r>
     </w:p>
@@ -6696,6 +11170,7 @@
           <w:szCs w:val="26"/>
         </w:rPr>
       </w:pPr>
+      <w:bookmarkStart w:id="42" w:name="_Toc229487404"/>
       <w:r>
         <w:rPr>
           <w:rFonts w:ascii="Times New Roman" w:hAnsi="Times New Roman" w:cs="Times New Roman"/>
@@ -6736,6 +11211,7 @@
         </w:rPr>
         <w:t>Class Weighting</w:t>
       </w:r>
+      <w:bookmarkEnd w:id="42"/>
     </w:p>
     <w:p>
       <w:pPr>
@@ -6815,8 +11291,13 @@
         </w:numPr>
         <w:ind w:left="2340" w:hanging="180"/>
       </w:pPr>
-      <w:r>
-        <w:t>class_weight = ‘balanced’.</w:t>
+      <w:proofErr w:type="spellStart"/>
+      <w:r>
+        <w:t>class_weight</w:t>
+      </w:r>
+      <w:proofErr w:type="spellEnd"/>
+      <w:r>
+        <w:t xml:space="preserve"> = ‘balanced’.</w:t>
       </w:r>
     </w:p>
     <w:p>
@@ -6834,6 +11315,7 @@
           <w:szCs w:val="26"/>
         </w:rPr>
       </w:pPr>
+      <w:bookmarkStart w:id="43" w:name="_Toc229487405"/>
       <w:r>
         <w:rPr>
           <w:rFonts w:ascii="Times New Roman" w:hAnsi="Times New Roman" w:cs="Times New Roman"/>
@@ -6844,10 +11326,12 @@
         </w:rPr>
         <w:t>Random Forest – Controlled Dataset</w:t>
       </w:r>
+      <w:bookmarkEnd w:id="43"/>
     </w:p>
     <w:p>
       <w:pPr>
         <w:ind w:left="1440" w:firstLine="720"/>
+        <w:jc w:val="both"/>
       </w:pPr>
       <w:r>
         <w:t>After the initial Random Forest experiments, the model was also trained using the controlled multiclass dataset created during the Data Preparation phase.</w:t>
@@ -6883,6 +11367,7 @@
           <w:color w:val="auto"/>
         </w:rPr>
       </w:pPr>
+      <w:bookmarkStart w:id="44" w:name="_Toc229487406"/>
       <w:r>
         <w:rPr>
           <w:rFonts w:ascii="Times New Roman" w:hAnsi="Times New Roman" w:cs="Times New Roman"/>
@@ -6892,6 +11377,7 @@
         </w:rPr>
         <w:t>Model Evaluation and Validation</w:t>
       </w:r>
+      <w:bookmarkEnd w:id="44"/>
     </w:p>
     <w:p/>
     <w:p/>
@@ -6911,6 +11397,7 @@
           <w:color w:val="auto"/>
         </w:rPr>
       </w:pPr>
+      <w:bookmarkStart w:id="45" w:name="_Toc229487407"/>
       <w:r>
         <w:rPr>
           <w:rFonts w:ascii="Times New Roman" w:hAnsi="Times New Roman" w:cs="Times New Roman"/>
@@ -6920,6 +11407,7 @@
         </w:rPr>
         <w:t>Prototype Deployment</w:t>
       </w:r>
+      <w:bookmarkEnd w:id="45"/>
     </w:p>
     <w:p/>
     <w:p/>
@@ -6939,6 +11427,7 @@
           <w:color w:val="auto"/>
         </w:rPr>
       </w:pPr>
+      <w:bookmarkStart w:id="46" w:name="_Toc229487408"/>
       <w:r>
         <w:rPr>
           <w:rFonts w:ascii="Times New Roman" w:hAnsi="Times New Roman" w:cs="Times New Roman"/>
@@ -6948,6 +11437,7 @@
         </w:rPr>
         <w:t>Discussion and Critical Analysis</w:t>
       </w:r>
+      <w:bookmarkEnd w:id="46"/>
     </w:p>
     <w:p/>
     <w:p/>
@@ -6967,6 +11457,7 @@
           <w:color w:val="auto"/>
         </w:rPr>
       </w:pPr>
+      <w:bookmarkStart w:id="47" w:name="_Toc229487409"/>
       <w:r>
         <w:rPr>
           <w:rFonts w:ascii="Times New Roman" w:hAnsi="Times New Roman" w:cs="Times New Roman"/>
@@ -6976,6 +11467,7 @@
         </w:rPr>
         <w:t>Conclusion</w:t>
       </w:r>
+      <w:bookmarkEnd w:id="47"/>
     </w:p>
     <w:p/>
     <w:p/>
@@ -7058,7 +11550,7 @@
         <w:jc w:val="both"/>
       </w:pPr>
     </w:p>
-    <w:bookmarkStart w:id="0" w:name="_Toc229210137" w:displacedByCustomXml="next"/>
+    <w:bookmarkStart w:id="48" w:name="_Toc229487410" w:displacedByCustomXml="next"/>
     <w:sdt>
       <w:sdtPr>
         <w:rPr>
@@ -7105,7 +11597,7 @@
             </w:rPr>
             <w:t>References</w:t>
           </w:r>
-          <w:bookmarkEnd w:id="0"/>
+          <w:bookmarkEnd w:id="48"/>
         </w:p>
         <w:sdt>
           <w:sdtPr>
@@ -13352,6 +17844,7 @@
   <w:style w:type="character" w:default="1" w:styleId="DefaultParagraphFont">
     <w:name w:val="Default Paragraph Font"/>
     <w:uiPriority w:val="1"/>
+    <w:semiHidden/>
     <w:unhideWhenUsed/>
   </w:style>
   <w:style w:type="table" w:default="1" w:styleId="TableNormal">
@@ -13798,6 +18291,19 @@
       <w:rFonts w:asciiTheme="majorHAnsi" w:eastAsiaTheme="majorEastAsia" w:hAnsiTheme="majorHAnsi" w:cstheme="majorBidi"/>
       <w:szCs w:val="24"/>
     </w:rPr>
+  </w:style>
+  <w:style w:type="paragraph" w:styleId="TOC3">
+    <w:name w:val="toc 3"/>
+    <w:basedOn w:val="Normal"/>
+    <w:next w:val="Normal"/>
+    <w:autoRedefine/>
+    <w:uiPriority w:val="39"/>
+    <w:unhideWhenUsed/>
+    <w:rsid w:val="003B06B9"/>
+    <w:pPr>
+      <w:spacing w:after="100"/>
+      <w:ind w:left="480"/>
+    </w:pPr>
   </w:style>
 </w:styles>
 </file>

--- a/Sander2022164_Thiago2022161_Report.docx
+++ b/Sander2022164_Thiago2022161_Report.docx
@@ -49,6 +49,42 @@
           <w:szCs w:val="28"/>
         </w:rPr>
       </w:pPr>
+      <w:r>
+        <w:rPr>
+          <w:rFonts w:cs="Times New Roman"/>
+          <w:sz w:val="28"/>
+          <w:szCs w:val="28"/>
+        </w:rPr>
+        <w:t xml:space="preserve">Sander Soares &amp; Thiago </w:t>
+      </w:r>
+      <w:r>
+        <w:rPr>
+          <w:rFonts w:cs="Times New Roman"/>
+          <w:sz w:val="28"/>
+          <w:szCs w:val="28"/>
+        </w:rPr>
+        <w:t>Goncalves</w:t>
+      </w:r>
+    </w:p>
+    <w:p>
+      <w:pPr>
+        <w:jc w:val="center"/>
+        <w:rPr>
+          <w:rFonts w:cs="Times New Roman"/>
+          <w:sz w:val="28"/>
+          <w:szCs w:val="28"/>
+        </w:rPr>
+      </w:pPr>
+    </w:p>
+    <w:p>
+      <w:pPr>
+        <w:jc w:val="center"/>
+        <w:rPr>
+          <w:rFonts w:cs="Times New Roman"/>
+          <w:sz w:val="28"/>
+          <w:szCs w:val="28"/>
+        </w:rPr>
+      </w:pPr>
     </w:p>
     <w:p>
       <w:pPr>
@@ -148,15 +184,6 @@
         </w:rPr>
         <w:t xml:space="preserve"> year)</w:t>
       </w:r>
-    </w:p>
-    <w:p>
-      <w:pPr>
-        <w:rPr>
-          <w:rFonts w:ascii="Arial" w:hAnsi="Arial" w:cs="Arial"/>
-          <w:sz w:val="28"/>
-          <w:szCs w:val="28"/>
-        </w:rPr>
-      </w:pPr>
     </w:p>
     <w:p>
       <w:pPr>
@@ -288,41 +315,6 @@
         </w:rPr>
         <w:t>Supervisor: Dr Muhammad Iqbal</w:t>
       </w:r>
-    </w:p>
-    <w:p>
-      <w:pPr>
-        <w:jc w:val="center"/>
-        <w:rPr>
-          <w:rFonts w:cs="Times New Roman"/>
-          <w:sz w:val="28"/>
-          <w:szCs w:val="28"/>
-        </w:rPr>
-      </w:pPr>
-      <w:r>
-        <w:rPr>
-          <w:rFonts w:cs="Times New Roman"/>
-          <w:sz w:val="28"/>
-          <w:szCs w:val="28"/>
-        </w:rPr>
-        <w:t xml:space="preserve">Authors: Sander Soares &amp; Thiago </w:t>
-      </w:r>
-      <w:r>
-        <w:rPr>
-          <w:rFonts w:cs="Times New Roman"/>
-          <w:sz w:val="28"/>
-          <w:szCs w:val="28"/>
-        </w:rPr>
-        <w:t>Goncalves</w:t>
-      </w:r>
-    </w:p>
-    <w:p>
-      <w:pPr>
-        <w:rPr>
-          <w:rFonts w:cs="Times New Roman"/>
-          <w:sz w:val="28"/>
-          <w:szCs w:val="28"/>
-        </w:rPr>
-      </w:pPr>
       <w:r>
         <w:rPr>
           <w:rFonts w:cs="Times New Roman"/>
@@ -5662,6 +5654,7 @@
           <w:id w:val="-667025716"/>
           <w:citation/>
         </w:sdtPr>
+        <w:sdtEndPr/>
         <w:sdtContent>
           <w:r>
             <w:fldChar w:fldCharType="begin"/>
@@ -5742,6 +5735,7 @@
           <w:id w:val="-1831198940"/>
           <w:citation/>
         </w:sdtPr>
+        <w:sdtEndPr/>
         <w:sdtContent>
           <w:r>
             <w:fldChar w:fldCharType="begin"/>
@@ -5840,7 +5834,7 @@
         <w:pStyle w:val="ListParagraph"/>
         <w:numPr>
           <w:ilvl w:val="0"/>
-          <w:numId w:val="34"/>
+          <w:numId w:val="4"/>
         </w:numPr>
         <w:jc w:val="both"/>
       </w:pPr>
@@ -5853,7 +5847,7 @@
         <w:pStyle w:val="ListParagraph"/>
         <w:numPr>
           <w:ilvl w:val="0"/>
-          <w:numId w:val="34"/>
+          <w:numId w:val="4"/>
         </w:numPr>
         <w:jc w:val="both"/>
       </w:pPr>
@@ -5866,7 +5860,7 @@
         <w:pStyle w:val="ListParagraph"/>
         <w:numPr>
           <w:ilvl w:val="0"/>
-          <w:numId w:val="34"/>
+          <w:numId w:val="4"/>
         </w:numPr>
         <w:jc w:val="both"/>
       </w:pPr>
@@ -5879,7 +5873,7 @@
         <w:pStyle w:val="ListParagraph"/>
         <w:numPr>
           <w:ilvl w:val="0"/>
-          <w:numId w:val="34"/>
+          <w:numId w:val="4"/>
         </w:numPr>
         <w:jc w:val="both"/>
       </w:pPr>
@@ -5892,7 +5886,7 @@
         <w:pStyle w:val="ListParagraph"/>
         <w:numPr>
           <w:ilvl w:val="0"/>
-          <w:numId w:val="34"/>
+          <w:numId w:val="4"/>
         </w:numPr>
         <w:jc w:val="both"/>
       </w:pPr>
@@ -5905,7 +5899,7 @@
         <w:pStyle w:val="ListParagraph"/>
         <w:numPr>
           <w:ilvl w:val="0"/>
-          <w:numId w:val="34"/>
+          <w:numId w:val="4"/>
         </w:numPr>
         <w:jc w:val="both"/>
       </w:pPr>
@@ -5918,7 +5912,7 @@
         <w:pStyle w:val="ListParagraph"/>
         <w:numPr>
           <w:ilvl w:val="0"/>
-          <w:numId w:val="34"/>
+          <w:numId w:val="4"/>
         </w:numPr>
         <w:jc w:val="both"/>
       </w:pPr>
@@ -5953,7 +5947,7 @@
         <w:pStyle w:val="ListParagraph"/>
         <w:numPr>
           <w:ilvl w:val="0"/>
-          <w:numId w:val="33"/>
+          <w:numId w:val="3"/>
         </w:numPr>
         <w:jc w:val="both"/>
       </w:pPr>
@@ -5966,7 +5960,7 @@
         <w:pStyle w:val="ListParagraph"/>
         <w:numPr>
           <w:ilvl w:val="0"/>
-          <w:numId w:val="33"/>
+          <w:numId w:val="3"/>
         </w:numPr>
         <w:jc w:val="both"/>
       </w:pPr>
@@ -5979,7 +5973,7 @@
         <w:pStyle w:val="ListParagraph"/>
         <w:numPr>
           <w:ilvl w:val="0"/>
-          <w:numId w:val="33"/>
+          <w:numId w:val="3"/>
         </w:numPr>
         <w:jc w:val="both"/>
       </w:pPr>
@@ -5992,12 +5986,54 @@
         <w:pStyle w:val="ListParagraph"/>
         <w:numPr>
           <w:ilvl w:val="0"/>
-          <w:numId w:val="33"/>
+          <w:numId w:val="3"/>
         </w:numPr>
         <w:jc w:val="both"/>
       </w:pPr>
       <w:r>
         <w:t>What limitations remain in the selected model?</w:t>
+      </w:r>
+    </w:p>
+    <w:p>
+      <w:pPr>
+        <w:pStyle w:val="Heading2"/>
+        <w:numPr>
+          <w:ilvl w:val="1"/>
+          <w:numId w:val="2"/>
+        </w:numPr>
+      </w:pPr>
+      <w:r>
+        <w:t>Roles and Responsibilities</w:t>
+      </w:r>
+    </w:p>
+    <w:p>
+      <w:pPr>
+        <w:tabs>
+          <w:tab w:val="left" w:pos="720"/>
+        </w:tabs>
+        <w:ind w:left="630"/>
+        <w:jc w:val="both"/>
+      </w:pPr>
+      <w:r>
+        <w:tab/>
+      </w:r>
+      <w:r>
+        <w:tab/>
+      </w:r>
+      <w:r>
+        <w:t>The responsibilities were initially divided across the CRISP-DM phases. However, continuous collaboration, discussion, and knowledge sharing occurred throughout the entire project lifecycle</w:t>
+      </w:r>
+      <w:r>
+        <w:t xml:space="preserve">, </w:t>
+      </w:r>
+      <w:r>
+        <w:t>and the group could also count on the technical supervision and guidance of Dr. Muhammad Iqbal</w:t>
+      </w:r>
+      <w:r>
+        <w:t xml:space="preserve">. </w:t>
+      </w:r>
+      <w:r>
+        <w:t>Further details regarding individual contributions and group collaboration can be found in Appendix 2.</w:t>
       </w:r>
     </w:p>
     <w:p>
@@ -6088,6 +6124,7 @@
           <w:id w:val="-113062448"/>
           <w:citation/>
         </w:sdtPr>
+        <w:sdtEndPr/>
         <w:sdtContent>
           <w:r>
             <w:fldChar w:fldCharType="begin"/>
@@ -6151,6 +6188,7 @@
           <w:id w:val="1560663956"/>
           <w:citation/>
         </w:sdtPr>
+        <w:sdtEndPr/>
         <w:sdtContent>
           <w:r>
             <w:fldChar w:fldCharType="begin"/>
@@ -6301,7 +6339,7 @@
         <w:pStyle w:val="ListParagraph"/>
         <w:numPr>
           <w:ilvl w:val="1"/>
-          <w:numId w:val="35"/>
+          <w:numId w:val="5"/>
         </w:numPr>
         <w:jc w:val="both"/>
       </w:pPr>
@@ -6324,7 +6362,7 @@
         <w:pStyle w:val="ListParagraph"/>
         <w:numPr>
           <w:ilvl w:val="1"/>
-          <w:numId w:val="35"/>
+          <w:numId w:val="5"/>
         </w:numPr>
         <w:jc w:val="both"/>
       </w:pPr>
@@ -6351,7 +6389,7 @@
         <w:pStyle w:val="ListParagraph"/>
         <w:numPr>
           <w:ilvl w:val="1"/>
-          <w:numId w:val="35"/>
+          <w:numId w:val="5"/>
         </w:numPr>
         <w:jc w:val="both"/>
       </w:pPr>
@@ -6374,7 +6412,7 @@
         <w:pStyle w:val="ListParagraph"/>
         <w:numPr>
           <w:ilvl w:val="1"/>
-          <w:numId w:val="35"/>
+          <w:numId w:val="5"/>
         </w:numPr>
         <w:jc w:val="both"/>
       </w:pPr>
@@ -6397,7 +6435,7 @@
         <w:pStyle w:val="ListParagraph"/>
         <w:numPr>
           <w:ilvl w:val="1"/>
-          <w:numId w:val="35"/>
+          <w:numId w:val="5"/>
         </w:numPr>
         <w:jc w:val="both"/>
       </w:pPr>
@@ -6441,7 +6479,7 @@
         <w:pStyle w:val="ListParagraph"/>
         <w:numPr>
           <w:ilvl w:val="1"/>
-          <w:numId w:val="35"/>
+          <w:numId w:val="5"/>
         </w:numPr>
         <w:jc w:val="both"/>
       </w:pPr>
@@ -6640,17 +6678,138 @@
     </w:p>
     <w:p>
       <w:r>
-        <w:t>Here, we identify the real problem before starting the technical process</w:t>
-      </w:r>
-      <w:r>
-        <w:t xml:space="preserve"> </w:t>
+        <w:t xml:space="preserve">Here, we identify the real problem before starting the technical process </w:t>
+      </w:r>
+      <w:r>
+        <w:rPr>
+          <w:rFonts w:eastAsia="Times New Roman" w:cs="Times New Roman"/>
+        </w:rPr>
+        <w:t>(Iqbal, 2026b</w:t>
+      </w:r>
+      <w:r>
+        <w:rPr>
+          <w:rFonts w:eastAsia="Times New Roman" w:cs="Times New Roman"/>
+        </w:rPr>
+        <w:t>)</w:t>
+      </w:r>
+      <w:r>
+        <w:rPr>
+          <w:rFonts w:eastAsia="Times New Roman" w:cs="Times New Roman"/>
+        </w:rPr>
+        <w:t>.</w:t>
+      </w:r>
+    </w:p>
+    <w:p>
+      <w:pPr>
+        <w:pStyle w:val="Heading2"/>
+      </w:pPr>
+      <w:bookmarkStart w:id="10" w:name="_Toc230019193"/>
+      <w:r>
+        <w:t>3.1 Problem Definition</w:t>
+      </w:r>
+      <w:bookmarkEnd w:id="10"/>
+    </w:p>
+    <w:p>
+      <w:r>
+        <w:t>Cybersecurity is an important challenge for modern organisations. Businesses depend on networks, cloud systems, remote access, and online services. As a result, network attacks can cause downtime, data exposure, financial loss and loss of trust (O'Donovan, 2025).</w:t>
+      </w:r>
+    </w:p>
+    <w:p>
+      <w:r>
+        <w:t>Large organisations may have dedicated cybersecurity teams and robust monitoring systems. However, many SMEs, small offices and local organisations don’t have the same resources (Zamani, 2022).</w:t>
+      </w:r>
+    </w:p>
+    <w:p>
+      <w:r>
+        <w:t>These organisations may not detect suspicious network traffic in time, as network logs can be large and complex to analyse manually. These organisations might be vulnerable to attacks such as DDoS, brute force, web attacks, and port scanning if suspicious activity goes undetected or is detected too late.</w:t>
+      </w:r>
+    </w:p>
+    <w:p>
+      <w:r>
+        <w:t>So, this project focuses on using machine learning for intrusion detection to classify network traffic as benign or attack categories (Sharafaldin et al., 2018). It’s not intended to be a full enterprise security solution. It’s a lightweight decision-support prototype for IT administrators and MSP technicians.</w:t>
+      </w:r>
+    </w:p>
+    <w:p>
+      <w:pPr>
+        <w:pStyle w:val="Heading2"/>
+      </w:pPr>
+      <w:bookmarkStart w:id="11" w:name="_Toc230019194"/>
+      <w:r>
+        <w:t>3.2 Business Context and Market Need</w:t>
+      </w:r>
+      <w:bookmarkEnd w:id="11"/>
+    </w:p>
+    <w:p>
+      <w:r>
+        <w:t>The business need is driven by the lack of affordable and simple cybersecurity tools for smaller companies. They still need protection, but may not have the budget, staff or infrastructure necessary for complex enterprise systems (Zamani, 2022).</w:t>
+      </w:r>
+    </w:p>
+    <w:p>
+      <w:r>
+        <w:t>A lightweight IDS can help analyse network flow data and display traffic classifications in a simpler way. This can reduce manual log analysis and enhance visibility of suspicious traffic.</w:t>
+      </w:r>
+    </w:p>
+    <w:p>
+      <w:r>
+        <w:t>The focus of this project is SMEs, small offices, and MSP environments as these are the types of organisations where a low-cost and understandable tool might be useful.</w:t>
+      </w:r>
+    </w:p>
+    <w:p>
+      <w:pPr>
+        <w:pStyle w:val="Heading2"/>
+      </w:pPr>
+      <w:bookmarkStart w:id="12" w:name="_Toc230019195"/>
+      <w:r>
+        <w:t>3.3 Stakeholders</w:t>
+      </w:r>
+      <w:bookmarkEnd w:id="12"/>
+    </w:p>
+    <w:p>
+      <w:r>
+        <w:t>Key stakeholders include SME owners and managers, IT administrators, MSP technicians, network/security analysts and end users.</w:t>
+      </w:r>
+    </w:p>
+    <w:p>
+      <w:r>
+        <w:t>Business continuity, customer trust and operational risk are the responsibility of SME owners and managers. IT administrators and MSP technicians are direct users as they might use the system to investigate suspicious traffic and prioritize alerts. End users are indirect stakeholders as they may be impacted by downtime, account compromise or data exposure.</w:t>
+      </w:r>
+    </w:p>
+    <w:p>
+      <w:pPr>
+        <w:pStyle w:val="Heading2"/>
+      </w:pPr>
+      <w:bookmarkStart w:id="13" w:name="_Toc230019196"/>
+      <w:r>
+        <w:t>3.4 Business Objectives</w:t>
+      </w:r>
+      <w:bookmarkEnd w:id="13"/>
+    </w:p>
+    <w:p>
+      <w:r>
+        <w:t xml:space="preserve">The primary business goal is to create a lightweight prototype IDS for earlier detection of suspicious network traffic </w:t>
+      </w:r>
+      <w:r>
+        <w:rPr>
+          <w:rFonts w:eastAsia="Times New Roman" w:cs="Times New Roman"/>
+        </w:rPr>
+        <w:t>(Iqbal, 2026b).</w:t>
+      </w:r>
+    </w:p>
+    <w:p>
+      <w:r>
+        <w:t>To achieve that, the system aims to reduce manual network log analysis by using machine learning to classify traffic into benign or attack categories. This can improve visibility of suspicious traffic and provide simple alert reports to support IT decision-making.</w:t>
+      </w:r>
+    </w:p>
+    <w:p>
+      <w:r>
+        <w:t xml:space="preserve">From a machine learning perspective, the aim is to train and compare classification models with the CICIDS2017 dataset (Sharafaldin et al., 2018). The models need to be tested using appropriate metrics as accuracy is not a reliable result in an imbalanced IDS dataset </w:t>
       </w:r>
       <w:r>
         <w:rPr>
           <w:rFonts w:eastAsia="Times New Roman" w:cs="Times New Roman"/>
           <w:szCs w:val="24"/>
         </w:rPr>
-        <w:t>(Iqbal, 2026d)</w:t>
+        <w:t>(Engelen et al., 2021)</w:t>
       </w:r>
       <w:r>
         <w:t>.</w:t>
@@ -6660,129 +6819,6 @@
       <w:pPr>
         <w:pStyle w:val="Heading2"/>
       </w:pPr>
-      <w:bookmarkStart w:id="10" w:name="_Toc230019193"/>
-      <w:r>
-        <w:t>3.1 Problem Definition</w:t>
-      </w:r>
-      <w:bookmarkEnd w:id="10"/>
-    </w:p>
-    <w:p>
-      <w:r>
-        <w:t>Cybersecurity is an important challenge for modern organisations. Businesses depend on networks, cloud systems, remote access, and online services. As a result, network attacks can cause downtime, data exposure, financial loss and loss of trust (O'Donovan, 2025).</w:t>
-      </w:r>
-    </w:p>
-    <w:p>
-      <w:r>
-        <w:t>Large organisations may have dedicated cybersecurity teams and robust monitoring systems. However, many SMEs, small offices and local organisations don’t have the same resources (Zamani, 2022).</w:t>
-      </w:r>
-    </w:p>
-    <w:p>
-      <w:r>
-        <w:t>These organisations may not detect suspicious network traffic in time, as network logs can be large and complex to analyse manually. These organisations might be vulnerable to attacks such as DDoS, brute force, web attacks, and port scanning if suspicious activity goes undetected or is detected too late.</w:t>
-      </w:r>
-    </w:p>
-    <w:p>
-      <w:r>
-        <w:t>So, this project focuses on using machine learning for intrusion detection to classify network traffic as benign or attack categories (Sharafaldin et al., 2018). It’s not intended to be a full enterprise security solution. It’s a lightweight decision-support prototype for IT administrators and MSP technicians.</w:t>
-      </w:r>
-    </w:p>
-    <w:p>
-      <w:pPr>
-        <w:pStyle w:val="Heading2"/>
-      </w:pPr>
-      <w:bookmarkStart w:id="11" w:name="_Toc230019194"/>
-      <w:r>
-        <w:t>3.2 Business Context and Market Need</w:t>
-      </w:r>
-      <w:bookmarkEnd w:id="11"/>
-    </w:p>
-    <w:p>
-      <w:r>
-        <w:t>The business need is driven by the lack of affordable and simple cybersecurity tools for smaller companies. They still need protection, but may not have the budget, staff or infrastructure necessary for complex enterprise systems (Zamani, 2022).</w:t>
-      </w:r>
-    </w:p>
-    <w:p>
-      <w:r>
-        <w:t>A lightweight IDS can help analyse network flow data and display traffic classifications in a simpler way. This can reduce manual log analysis and enhance visibility of suspicious traffic.</w:t>
-      </w:r>
-    </w:p>
-    <w:p>
-      <w:r>
-        <w:t>The focus of this project is SMEs, small offices, and MSP environments as these are the types of organisations where a low-cost and understandable tool might be useful.</w:t>
-      </w:r>
-    </w:p>
-    <w:p>
-      <w:pPr>
-        <w:pStyle w:val="Heading2"/>
-      </w:pPr>
-      <w:bookmarkStart w:id="12" w:name="_Toc230019195"/>
-      <w:r>
-        <w:t>3.3 Stakeholders</w:t>
-      </w:r>
-      <w:bookmarkEnd w:id="12"/>
-    </w:p>
-    <w:p>
-      <w:r>
-        <w:t>Key stakeholders include SME owners and managers, IT administrators, MSP technicians, network/security analysts and end users.</w:t>
-      </w:r>
-    </w:p>
-    <w:p>
-      <w:r>
-        <w:t>Business continuity, customer trust and operational risk are the responsibility of SME owners and managers. IT administrators and MSP technicians are direct users as they might use the system to investigate suspicious traffic and prioritize alerts. End users are indirect stakeholders as they may be impacted by downtime, account compromise or data exposure.</w:t>
-      </w:r>
-    </w:p>
-    <w:p>
-      <w:pPr>
-        <w:pStyle w:val="Heading2"/>
-      </w:pPr>
-      <w:bookmarkStart w:id="13" w:name="_Toc230019196"/>
-      <w:r>
-        <w:t>3.4 Business Objectives</w:t>
-      </w:r>
-      <w:bookmarkEnd w:id="13"/>
-    </w:p>
-    <w:p>
-      <w:r>
-        <w:t>The primary business goal is to create a lightweight prototype IDS for earlier detection of suspicious network traffic</w:t>
-      </w:r>
-      <w:r>
-        <w:t xml:space="preserve"> </w:t>
-      </w:r>
-      <w:r>
-        <w:rPr>
-          <w:rFonts w:eastAsia="Times New Roman" w:cs="Times New Roman"/>
-          <w:szCs w:val="24"/>
-        </w:rPr>
-        <w:t>(Iqbal, 2026d)</w:t>
-      </w:r>
-      <w:r>
-        <w:t>.</w:t>
-      </w:r>
-    </w:p>
-    <w:p>
-      <w:r>
-        <w:t>To achieve that, the system aims to reduce manual network log analysis by using machine learning to classify traffic into benign or attack categories. This can improve visibility of suspicious traffic and provide simple alert reports to support IT decision-making.</w:t>
-      </w:r>
-    </w:p>
-    <w:p>
-      <w:r>
-        <w:t xml:space="preserve">From a machine learning perspective, the aim is to train and compare classification models with the CICIDS2017 dataset (Sharafaldin et al., 2018). The models need to be tested using appropriate metrics as accuracy is not a reliable result in an imbalanced IDS dataset </w:t>
-      </w:r>
-      <w:r>
-        <w:rPr>
-          <w:rFonts w:eastAsia="Times New Roman" w:cs="Times New Roman"/>
-          <w:szCs w:val="24"/>
-        </w:rPr>
-        <w:t>(Engelen et al., 2021)</w:t>
-      </w:r>
-      <w:r>
-        <w:t>.</w:t>
-      </w:r>
-    </w:p>
-    <w:p>
-      <w:pPr>
-        <w:pStyle w:val="Heading2"/>
-      </w:pPr>
       <w:bookmarkStart w:id="14" w:name="_Toc230019197"/>
       <w:r>
         <w:t>3.5 Business Success Criteria</w:t>
@@ -6791,20 +6827,7 @@
     </w:p>
     <w:p>
       <w:r>
-        <w:t>The success of the project can be determined by the development of a machine learning model that’s able to classify the traffic types from the prepared dataset in a transparent and reliable manner</w:t>
-      </w:r>
-      <w:r>
-        <w:t xml:space="preserve"> </w:t>
-      </w:r>
-      <w:r>
-        <w:rPr>
-          <w:rFonts w:eastAsia="Times New Roman" w:cs="Times New Roman"/>
-          <w:szCs w:val="24"/>
-        </w:rPr>
-        <w:t>(Iqbal, 2026d)</w:t>
-      </w:r>
-      <w:r>
-        <w:t>.</w:t>
+        <w:t>The success of the project can be determined by the development of a machine learning model that’s able to classify the traffic types from the prepared dataset in a transparent and reliable manner (Iqbal, 2026b).</w:t>
       </w:r>
     </w:p>
     <w:p>
@@ -7022,80 +7045,69 @@
     </w:p>
     <w:p>
       <w:r>
-        <w:t>The goal of this phase was to understand the CICIDS2017 dataset before cleaning, preparation and modelling</w:t>
-      </w:r>
-      <w:r>
-        <w:t xml:space="preserve"> </w:t>
-      </w:r>
-      <w:r>
-        <w:t>following the CRISP-DM data understanding stage (Iqbal, 2026f).</w:t>
-      </w:r>
-      <w:r>
-        <w:t xml:space="preserve"> This was crucial as the quality and structure of the data directly impact the reliability of the machine learning outcomes.</w:t>
-      </w:r>
-    </w:p>
-    <w:p>
-      <w:r>
-        <w:t>The aim was to check the structure of the data, understand the target variable, look at the class distribution, and look for initial data quality problems including missing and infinite values, duplicated rows, outliers, imbalance and redundant features.</w:t>
-      </w:r>
-    </w:p>
-    <w:p>
-      <w:pPr>
-        <w:pStyle w:val="Heading2"/>
-      </w:pPr>
-      <w:bookmarkStart w:id="20" w:name="_Toc230019203"/>
-      <w:r>
-        <w:t>4.1 Dataset Description</w:t>
-      </w:r>
-      <w:bookmarkEnd w:id="20"/>
-    </w:p>
-    <w:p>
-      <w:r>
-        <w:t>The dataset adopted for this project is CICIDS2017, which is a public cybersecurity dataset for intrusion detection research. It includes labelled network flow information such as benign traffic and various types of attacks.</w:t>
-      </w:r>
-    </w:p>
-    <w:p>
-      <w:r>
-        <w:t>This dataset was chosen because it contains various types of attacks: DDoS, DoS, PortScan, Bot, FTP-Patator, SSH-Patator, Web Attacks, Infiltration and Heartbleed. This makes it appropriate for a multiclass IDS project.</w:t>
-      </w:r>
-    </w:p>
-    <w:p>
-      <w:r>
-        <w:t>The target variable is the Label column that indicates whether each network flow is benign or an attack type.</w:t>
-      </w:r>
-    </w:p>
-    <w:p>
-      <w:pPr>
-        <w:pStyle w:val="Heading2"/>
-      </w:pPr>
-      <w:bookmarkStart w:id="21" w:name="_Toc230019204"/>
-      <w:r>
-        <w:t>4.2 Dataset Loading and Structure</w:t>
-      </w:r>
-      <w:bookmarkEnd w:id="21"/>
-    </w:p>
-    <w:p>
-      <w:r>
-        <w:t xml:space="preserve">The CICIDS2017 dataset is divided into several CSV files. Each file represents a different traffic period or attack scenario. For this project, eight CSV files were loaded using Python and Pandas, and merged into a single </w:t>
-      </w:r>
-      <w:r>
-        <w:t>data frame</w:t>
-      </w:r>
-      <w:r>
-        <w:t xml:space="preserve"> </w:t>
-      </w:r>
-      <w:r>
-        <w:t>(</w:t>
+        <w:t xml:space="preserve">The goal of this phase was to understand the CICIDS2017 dataset before cleaning, preparation and modelling following the CRISP-DM data understanding stage </w:t>
       </w:r>
       <w:r>
         <w:rPr>
           <w:rFonts w:eastAsia="Times New Roman" w:cs="Times New Roman"/>
           <w:szCs w:val="24"/>
         </w:rPr>
-        <w:t>McQuaid, 2026e)</w:t>
-      </w:r>
-      <w:r>
-        <w:t>.</w:t>
+        <w:t>(Iqbal, 2026d).</w:t>
+      </w:r>
+      <w:r>
+        <w:t xml:space="preserve"> This was crucial as the quality and structure of the data directly impact the reliability of the machine learning outcomes.</w:t>
+      </w:r>
+    </w:p>
+    <w:p>
+      <w:r>
+        <w:t>The aim was to check the structure of the data, understand the target variable, look at the class distribution, and look for initial data quality problems including missing and infinite values, duplicated rows, outliers, imbalance and redundant features.</w:t>
+      </w:r>
+    </w:p>
+    <w:p>
+      <w:pPr>
+        <w:pStyle w:val="Heading2"/>
+      </w:pPr>
+      <w:bookmarkStart w:id="20" w:name="_Toc230019203"/>
+      <w:r>
+        <w:t>4.1 Dataset Description</w:t>
+      </w:r>
+      <w:bookmarkEnd w:id="20"/>
+    </w:p>
+    <w:p>
+      <w:r>
+        <w:t>The dataset adopted for this project is CICIDS2017, which is a public cybersecurity dataset for intrusion detection research. It includes labelled network flow information such as benign traffic and various types of attacks.</w:t>
+      </w:r>
+    </w:p>
+    <w:p>
+      <w:r>
+        <w:t>This dataset was chosen because it contains various types of attacks: DDoS, DoS, PortScan, Bot, FTP-Patator, SSH-Patator, Web Attacks, Infiltration and Heartbleed. This makes it appropriate for a multiclass IDS project.</w:t>
+      </w:r>
+    </w:p>
+    <w:p>
+      <w:r>
+        <w:t>The target variable is the Label column that indicates whether each network flow is benign or an attack type.</w:t>
+      </w:r>
+    </w:p>
+    <w:p>
+      <w:pPr>
+        <w:pStyle w:val="Heading2"/>
+      </w:pPr>
+      <w:bookmarkStart w:id="21" w:name="_Toc230019204"/>
+      <w:r>
+        <w:t>4.2 Dataset Loading and Structure</w:t>
+      </w:r>
+      <w:bookmarkEnd w:id="21"/>
+    </w:p>
+    <w:p>
+      <w:r>
+        <w:t>The CICIDS2017 dataset is divided into several CSV files. Each file represents a different traffic period or attack scenario. For this project, eight CSV files were loaded using Python and Pandas, and merged into a single data frame</w:t>
+      </w:r>
+      <w:r>
+        <w:rPr>
+          <w:rFonts w:eastAsia="Times New Roman" w:cs="Times New Roman"/>
+          <w:szCs w:val="24"/>
+        </w:rPr>
+        <w:t xml:space="preserve"> (McQuaid, 2026c).</w:t>
       </w:r>
     </w:p>
     <w:p>
@@ -7243,20 +7255,14 @@
     </w:p>
     <w:p>
       <w:r>
-        <w:t>These values are important because machine learning models and scaling methods cannot work correctly with missing or infinite values</w:t>
-      </w:r>
-      <w:r>
-        <w:t xml:space="preserve"> </w:t>
+        <w:t xml:space="preserve">These values are important because machine learning models and scaling methods cannot work correctly with missing or infinite values </w:t>
       </w:r>
       <w:r>
         <w:rPr>
           <w:rFonts w:eastAsia="Times New Roman" w:cs="Times New Roman"/>
           <w:szCs w:val="24"/>
         </w:rPr>
-        <w:t>(McQuaid, 2026a)</w:t>
-      </w:r>
-      <w:r>
-        <w:t>.</w:t>
+        <w:t>(McQuaid, 2026b).</w:t>
       </w:r>
       <w:r>
         <w:t xml:space="preserve"> These problems were identified and documented at this point. The actual cleaning was done later in the Data Preparation phase.</w:t>
@@ -7459,6 +7465,7 @@
           <w:id w:val="-779103480"/>
           <w:citation/>
         </w:sdtPr>
+        <w:sdtEndPr/>
         <w:sdtContent>
           <w:r>
             <w:fldChar w:fldCharType="begin"/>
@@ -7611,7 +7618,7 @@
         <w:pStyle w:val="ListParagraph"/>
         <w:numPr>
           <w:ilvl w:val="0"/>
-          <w:numId w:val="39"/>
+          <w:numId w:val="6"/>
         </w:numPr>
         <w:ind w:left="1710"/>
       </w:pPr>
@@ -7627,7 +7634,7 @@
         <w:pStyle w:val="ListParagraph"/>
         <w:numPr>
           <w:ilvl w:val="0"/>
-          <w:numId w:val="39"/>
+          <w:numId w:val="6"/>
         </w:numPr>
         <w:ind w:left="1710"/>
       </w:pPr>
@@ -7752,6 +7759,7 @@
           <w:id w:val="-1281941765"/>
           <w:citation/>
         </w:sdtPr>
+        <w:sdtEndPr/>
         <w:sdtContent>
           <w:r>
             <w:fldChar w:fldCharType="begin"/>
@@ -8792,6 +8800,7 @@
           <w:id w:val="1909498252"/>
           <w:citation/>
         </w:sdtPr>
+        <w:sdtEndPr/>
         <w:sdtContent>
           <w:r>
             <w:fldChar w:fldCharType="begin"/>
@@ -8821,6 +8830,7 @@
           <w:id w:val="-596181105"/>
           <w:citation/>
         </w:sdtPr>
+        <w:sdtEndPr/>
         <w:sdtContent>
           <w:r>
             <w:fldChar w:fldCharType="begin"/>
@@ -8856,7 +8866,7 @@
         <w:pStyle w:val="ListParagraph"/>
         <w:numPr>
           <w:ilvl w:val="0"/>
-          <w:numId w:val="39"/>
+          <w:numId w:val="6"/>
         </w:numPr>
         <w:ind w:left="1710"/>
       </w:pPr>
@@ -8869,7 +8879,7 @@
         <w:pStyle w:val="ListParagraph"/>
         <w:numPr>
           <w:ilvl w:val="0"/>
-          <w:numId w:val="39"/>
+          <w:numId w:val="6"/>
         </w:numPr>
         <w:ind w:left="1710"/>
       </w:pPr>
@@ -8882,7 +8892,7 @@
         <w:pStyle w:val="ListParagraph"/>
         <w:numPr>
           <w:ilvl w:val="0"/>
-          <w:numId w:val="39"/>
+          <w:numId w:val="6"/>
         </w:numPr>
         <w:ind w:left="1710"/>
       </w:pPr>
@@ -8989,6 +8999,7 @@
           <w:id w:val="-1947452564"/>
           <w:citation/>
         </w:sdtPr>
+        <w:sdtEndPr/>
         <w:sdtContent>
           <w:r>
             <w:fldChar w:fldCharType="begin"/>
@@ -9061,7 +9072,7 @@
         <w:pStyle w:val="ListParagraph"/>
         <w:numPr>
           <w:ilvl w:val="0"/>
-          <w:numId w:val="39"/>
+          <w:numId w:val="6"/>
         </w:numPr>
         <w:ind w:left="1710"/>
       </w:pPr>
@@ -9074,7 +9085,7 @@
         <w:pStyle w:val="ListParagraph"/>
         <w:numPr>
           <w:ilvl w:val="0"/>
-          <w:numId w:val="39"/>
+          <w:numId w:val="6"/>
         </w:numPr>
         <w:ind w:left="1710"/>
       </w:pPr>
@@ -9087,7 +9098,7 @@
         <w:pStyle w:val="ListParagraph"/>
         <w:numPr>
           <w:ilvl w:val="0"/>
-          <w:numId w:val="39"/>
+          <w:numId w:val="6"/>
         </w:numPr>
         <w:ind w:left="1710"/>
       </w:pPr>
@@ -9100,7 +9111,7 @@
         <w:pStyle w:val="ListParagraph"/>
         <w:numPr>
           <w:ilvl w:val="0"/>
-          <w:numId w:val="39"/>
+          <w:numId w:val="6"/>
         </w:numPr>
         <w:ind w:left="1710"/>
       </w:pPr>
@@ -9154,6 +9165,7 @@
           <w:id w:val="61614732"/>
           <w:citation/>
         </w:sdtPr>
+        <w:sdtEndPr/>
         <w:sdtContent>
           <w:r>
             <w:fldChar w:fldCharType="begin"/>
@@ -10941,6 +10953,7 @@
           <w:id w:val="250778773"/>
           <w:citation/>
         </w:sdtPr>
+        <w:sdtEndPr/>
         <w:sdtContent>
           <w:r>
             <w:fldChar w:fldCharType="begin"/>
@@ -10994,6 +11007,7 @@
         <w:sdtPr>
           <w:id w:val="787391154"/>
         </w:sdtPr>
+        <w:sdtEndPr/>
         <w:sdtContent>
           <w:r>
             <w:fldChar w:fldCharType="begin"/>
@@ -11221,6 +11235,7 @@
           <w:id w:val="999927034"/>
           <w:citation/>
         </w:sdtPr>
+        <w:sdtEndPr/>
         <w:sdtContent>
           <w:r>
             <w:fldChar w:fldCharType="begin"/>
@@ -11330,7 +11345,7 @@
         <w:pStyle w:val="ListParagraph"/>
         <w:numPr>
           <w:ilvl w:val="0"/>
-          <w:numId w:val="45"/>
+          <w:numId w:val="7"/>
         </w:numPr>
         <w:ind w:left="2340" w:hanging="180"/>
       </w:pPr>
@@ -11349,7 +11364,7 @@
         <w:pStyle w:val="ListParagraph"/>
         <w:numPr>
           <w:ilvl w:val="0"/>
-          <w:numId w:val="45"/>
+          <w:numId w:val="7"/>
         </w:numPr>
         <w:ind w:left="2340" w:hanging="180"/>
       </w:pPr>
@@ -11365,7 +11380,7 @@
         <w:pStyle w:val="ListParagraph"/>
         <w:numPr>
           <w:ilvl w:val="0"/>
-          <w:numId w:val="45"/>
+          <w:numId w:val="7"/>
         </w:numPr>
         <w:ind w:left="2340" w:hanging="180"/>
       </w:pPr>
@@ -11388,6 +11403,7 @@
           <w:id w:val="-855878046"/>
           <w:citation/>
         </w:sdtPr>
+        <w:sdtEndPr/>
         <w:sdtContent>
           <w:r>
             <w:fldChar w:fldCharType="begin"/>
@@ -11486,6 +11502,7 @@
           <w:id w:val="-2080740079"/>
           <w:citation/>
         </w:sdtPr>
+        <w:sdtEndPr/>
         <w:sdtContent>
           <w:r>
             <w:fldChar w:fldCharType="begin"/>
@@ -11521,7 +11538,7 @@
         <w:pStyle w:val="ListParagraph"/>
         <w:numPr>
           <w:ilvl w:val="0"/>
-          <w:numId w:val="45"/>
+          <w:numId w:val="7"/>
         </w:numPr>
         <w:ind w:left="2340" w:hanging="180"/>
       </w:pPr>
@@ -11875,7 +11892,7 @@
         <w:pStyle w:val="ListParagraph"/>
         <w:numPr>
           <w:ilvl w:val="0"/>
-          <w:numId w:val="45"/>
+          <w:numId w:val="7"/>
         </w:numPr>
         <w:ind w:left="2340" w:hanging="180"/>
       </w:pPr>
@@ -11888,7 +11905,7 @@
         <w:pStyle w:val="ListParagraph"/>
         <w:numPr>
           <w:ilvl w:val="0"/>
-          <w:numId w:val="45"/>
+          <w:numId w:val="7"/>
         </w:numPr>
         <w:ind w:left="2340" w:hanging="180"/>
       </w:pPr>
@@ -11901,7 +11918,7 @@
         <w:pStyle w:val="ListParagraph"/>
         <w:numPr>
           <w:ilvl w:val="0"/>
-          <w:numId w:val="45"/>
+          <w:numId w:val="7"/>
         </w:numPr>
         <w:ind w:left="2340" w:hanging="180"/>
       </w:pPr>
@@ -11914,7 +11931,7 @@
         <w:pStyle w:val="ListParagraph"/>
         <w:numPr>
           <w:ilvl w:val="0"/>
-          <w:numId w:val="45"/>
+          <w:numId w:val="7"/>
         </w:numPr>
         <w:ind w:left="2340" w:hanging="180"/>
       </w:pPr>
@@ -11927,7 +11944,7 @@
         <w:pStyle w:val="ListParagraph"/>
         <w:numPr>
           <w:ilvl w:val="0"/>
-          <w:numId w:val="45"/>
+          <w:numId w:val="7"/>
         </w:numPr>
         <w:ind w:left="2340" w:hanging="180"/>
       </w:pPr>
@@ -11940,7 +11957,7 @@
         <w:pStyle w:val="ListParagraph"/>
         <w:numPr>
           <w:ilvl w:val="0"/>
-          <w:numId w:val="45"/>
+          <w:numId w:val="7"/>
         </w:numPr>
         <w:ind w:left="2340" w:hanging="180"/>
       </w:pPr>
@@ -11983,7 +12000,7 @@
         <w:pStyle w:val="ListParagraph"/>
         <w:numPr>
           <w:ilvl w:val="0"/>
-          <w:numId w:val="45"/>
+          <w:numId w:val="7"/>
         </w:numPr>
         <w:ind w:left="2340" w:hanging="180"/>
       </w:pPr>
@@ -11996,7 +12013,7 @@
         <w:pStyle w:val="ListParagraph"/>
         <w:numPr>
           <w:ilvl w:val="0"/>
-          <w:numId w:val="45"/>
+          <w:numId w:val="7"/>
         </w:numPr>
         <w:ind w:left="2340" w:hanging="180"/>
       </w:pPr>
@@ -12009,7 +12026,7 @@
         <w:pStyle w:val="ListParagraph"/>
         <w:numPr>
           <w:ilvl w:val="0"/>
-          <w:numId w:val="45"/>
+          <w:numId w:val="7"/>
         </w:numPr>
         <w:ind w:left="2340" w:hanging="180"/>
       </w:pPr>
@@ -12022,7 +12039,7 @@
         <w:pStyle w:val="ListParagraph"/>
         <w:numPr>
           <w:ilvl w:val="0"/>
-          <w:numId w:val="45"/>
+          <w:numId w:val="7"/>
         </w:numPr>
         <w:ind w:left="2340" w:hanging="180"/>
       </w:pPr>
@@ -12035,7 +12052,7 @@
         <w:pStyle w:val="ListParagraph"/>
         <w:numPr>
           <w:ilvl w:val="0"/>
-          <w:numId w:val="45"/>
+          <w:numId w:val="7"/>
         </w:numPr>
         <w:ind w:left="2340" w:hanging="180"/>
       </w:pPr>
@@ -12048,7 +12065,7 @@
         <w:pStyle w:val="ListParagraph"/>
         <w:numPr>
           <w:ilvl w:val="0"/>
-          <w:numId w:val="45"/>
+          <w:numId w:val="7"/>
         </w:numPr>
         <w:ind w:left="2340" w:hanging="180"/>
       </w:pPr>
@@ -12136,6 +12153,7 @@
           <w:id w:val="1670050296"/>
           <w:citation/>
         </w:sdtPr>
+        <w:sdtEndPr/>
         <w:sdtContent>
           <w:r>
             <w:fldChar w:fldCharType="begin"/>
@@ -12220,7 +12238,7 @@
         <w:pStyle w:val="ListParagraph"/>
         <w:numPr>
           <w:ilvl w:val="0"/>
-          <w:numId w:val="45"/>
+          <w:numId w:val="7"/>
         </w:numPr>
         <w:ind w:left="2340" w:hanging="180"/>
       </w:pPr>
@@ -12233,7 +12251,7 @@
         <w:pStyle w:val="ListParagraph"/>
         <w:numPr>
           <w:ilvl w:val="0"/>
-          <w:numId w:val="45"/>
+          <w:numId w:val="7"/>
         </w:numPr>
         <w:ind w:left="2340" w:hanging="180"/>
       </w:pPr>
@@ -12246,7 +12264,7 @@
         <w:pStyle w:val="ListParagraph"/>
         <w:numPr>
           <w:ilvl w:val="0"/>
-          <w:numId w:val="45"/>
+          <w:numId w:val="7"/>
         </w:numPr>
         <w:ind w:left="2340" w:hanging="180"/>
       </w:pPr>
@@ -12318,7 +12336,7 @@
         <w:pStyle w:val="ListParagraph"/>
         <w:numPr>
           <w:ilvl w:val="0"/>
-          <w:numId w:val="45"/>
+          <w:numId w:val="7"/>
         </w:numPr>
         <w:ind w:left="2340" w:hanging="180"/>
       </w:pPr>
@@ -12510,19 +12528,7 @@
     </w:p>
     <w:p>
       <w:r>
-        <w:t>The Evaluation phase was used to compare the trained models and choose the most appropriate one for the lightweight IDS prototype</w:t>
-      </w:r>
-      <w:r>
-        <w:t>, following the CRISP-DM evaluation stage (Iqbal, 2026i</w:t>
-      </w:r>
-      <w:r>
-        <w:t>).</w:t>
-      </w:r>
-      <w:r>
-        <w:t xml:space="preserve"> We did not just rely on accuracy for the final decision as the CICI</w:t>
-      </w:r>
-      <w:r>
-        <w:t>DS2017 dataset is heavily imbalanced and accuracy can hide poor performance on minority attack classes.</w:t>
+        <w:t>The Evaluation phase was used to compare the trained models and choose the most appropriate one for the lightweight IDS prototype, following the CRISP-DM evaluation stage (Iqbal, 2026a). We did not just rely on accuracy for the final decision as the CICIDS2017 dataset is heavily imbalanced and accuracy can hide poor performance on minority attack classes.</w:t>
       </w:r>
     </w:p>
     <w:p>
@@ -12696,7 +12702,13 @@
         <w:t>ositive</w:t>
       </w:r>
       <w:r>
-        <w:t xml:space="preserve"> (T</w:t>
+        <w:t xml:space="preserve"> </w:t>
+      </w:r>
+      <w:r>
+        <w:t xml:space="preserve">/ </w:t>
+      </w:r>
+      <w:r>
+        <w:t>(T</w:t>
       </w:r>
       <w:r>
         <w:t xml:space="preserve">rue </w:t>
@@ -12762,26 +12774,45 @@
         <w:t xml:space="preserve">aset, Capped Dataset and Controlled Dataset. Balanced and baseline versions were </w:t>
       </w:r>
       <w:r>
-        <w:t>also tested. Baseline means without class</w:t>
+        <w:t xml:space="preserve">also tested. Baseline means without </w:t>
+      </w:r>
+      <w:proofErr w:type="spellStart"/>
+      <w:r>
+        <w:t>class</w:t>
       </w:r>
       <w:r>
         <w:rPr>
           <w:i/>
           <w:iCs/>
         </w:rPr>
-        <w:t xml:space="preserve">weight=”balanced”, </w:t>
-      </w:r>
-      <w:r>
-        <w:t>while balanced means usin</w:t>
-      </w:r>
-      <w:r>
-        <w:t xml:space="preserve">g </w:t>
+        <w:t>_w</w:t>
       </w:r>
       <w:r>
         <w:rPr>
           <w:i/>
           <w:iCs/>
         </w:rPr>
+        <w:t>eight</w:t>
+      </w:r>
+      <w:proofErr w:type="spellEnd"/>
+      <w:r>
+        <w:rPr>
+          <w:i/>
+          <w:iCs/>
+        </w:rPr>
+        <w:t xml:space="preserve">=”balanced”, </w:t>
+      </w:r>
+      <w:r>
+        <w:t>while balanced means usin</w:t>
+      </w:r>
+      <w:r>
+        <w:t xml:space="preserve">g </w:t>
+      </w:r>
+      <w:r>
+        <w:rPr>
+          <w:i/>
+          <w:iCs/>
+        </w:rPr>
         <w:t>class_weight=”balanced”.</w:t>
       </w:r>
     </w:p>
@@ -12792,7 +12823,16 @@
     </w:p>
     <w:p>
       <w:r>
-        <w:t>Random Forest gave very good results and was suitable benchmark model</w:t>
+        <w:t xml:space="preserve">Random Forest gave very good results and was </w:t>
+      </w:r>
+      <w:r>
+        <w:t>a</w:t>
+      </w:r>
+      <w:r>
+        <w:t xml:space="preserve"> </w:t>
+      </w:r>
+      <w:r>
+        <w:t>suitable benchmark model</w:t>
       </w:r>
       <w:r>
         <w:t>.</w:t>
@@ -12811,7 +12851,16 @@
     </w:p>
     <w:p>
       <w:r>
-        <w:t>Therefore, the final model was chosen from the Full Dataset experiments. Decision Tree – Full Dataset Balanced Tune 2 was selected for the following reasons: it preserved all 15 traffic classes, showed good performance on the main traffic classe</w:t>
+        <w:t xml:space="preserve">Therefore, the final model was chosen from the Full Dataset experiments. Decision Tree – Full Dataset Balanced </w:t>
+      </w:r>
+      <w:r>
+        <w:t>Tune</w:t>
+      </w:r>
+      <w:r>
+        <w:t>d</w:t>
+      </w:r>
+      <w:r>
+        <w:t xml:space="preserve"> 2 was selected for the following reasons: it preserved all 15 traffic classes, showed good performance on the main traffic classe</w:t>
       </w:r>
       <w:r>
         <w:t>s, had low runtime and detected some rare attacks.</w:t>
@@ -12819,7 +12868,16 @@
     </w:p>
     <w:p>
       <w:r>
-        <w:t xml:space="preserve">The final model had F1-scores close to 0.99 or 1.00 for most of the main classes. The results were more varied for rare classes; Heartbleed scored 1.00, Infiltration was aroung 0.92, Web Attack SQL Injection was around 0.75 and Web Attack </w:t>
+        <w:t xml:space="preserve">The final model had F1-scores close to 0.99 or 1.00 for most of the main classes. The results were more varied for rare classes; Heartbleed scored 1.00, Infiltration was </w:t>
+      </w:r>
+      <w:r>
+        <w:t>aroun</w:t>
+      </w:r>
+      <w:r>
+        <w:t>d</w:t>
+      </w:r>
+      <w:r>
+        <w:t xml:space="preserve"> 0.92, Web Attack SQL Injection was around 0.75 and Web Attack </w:t>
       </w:r>
       <w:r>
         <w:t xml:space="preserve">XSS was around 0.42. </w:t>
@@ -12830,32 +12888,17 @@
     </w:p>
     <w:p>
       <w:r>
-        <w:t xml:space="preserve">The confusion matrix helped in the final selection as </w:t>
-      </w:r>
-      <w:r>
-        <w:t>most of</w:t>
-      </w:r>
-      <w:r>
-        <w:t xml:space="preserve"> the main classes were concentrated along the diagonal, with most predictions being correct</w:t>
-      </w:r>
-      <w:r>
-        <w:t xml:space="preserve"> </w:t>
+        <w:t xml:space="preserve">The confusion matrix helped in the final selection as most of the main classes were concentrated along the diagonal, with most predictions being correct </w:t>
       </w:r>
       <w:r>
         <w:rPr>
           <w:rFonts w:eastAsia="Times New Roman" w:cs="Times New Roman"/>
           <w:szCs w:val="24"/>
         </w:rPr>
-        <w:t>(McQuaid, 2026j)</w:t>
-      </w:r>
-      <w:r>
-        <w:t>.</w:t>
-      </w:r>
-      <w:r>
-        <w:t xml:space="preserve"> However, some rare </w:t>
-      </w:r>
-      <w:r>
-        <w:t>classes showed more confusion, and Bot remained one of the more difficult classes, with some Bot records classified as BENIGN.</w:t>
+        <w:t>(McQuaid, 2026a)</w:t>
+      </w:r>
+      <w:r>
+        <w:t>. However, some rare classes showed more confusion, and Bot remained one of the more difficult classes, with some Bot records classified as BENIGN.</w:t>
       </w:r>
     </w:p>
     <w:p>
@@ -12889,7 +12932,16 @@
         <w:t xml:space="preserve">Overall, the </w:t>
       </w:r>
       <w:r>
-        <w:t>chosen model was not just the one that had the best macro F1-score. Decision Tree – Full Dataset Balanced tuned 2 was selected because it provided the best balance between classification performance, attack coverage, runtime efficiency, interpretability and sui</w:t>
+        <w:t xml:space="preserve">chosen model was not just the one that had the best macro F1-score. Decision Tree – Full Dataset Balanced </w:t>
+      </w:r>
+      <w:r>
+        <w:t>T</w:t>
+      </w:r>
+      <w:r>
+        <w:t>uned</w:t>
+      </w:r>
+      <w:r>
+        <w:t xml:space="preserve"> 2 was selected because it provided the best balance between classification performance, attack coverage, runtime efficiency, interpretability and sui</w:t>
       </w:r>
       <w:r>
         <w:t>tability for a lightweight IDS prototype.</w:t>
@@ -12925,72 +12977,35 @@
     </w:p>
     <w:p>
       <w:r>
-        <w:t xml:space="preserve">The aim of this phase was to </w:t>
-      </w:r>
-      <w:r>
-        <w:t xml:space="preserve">demonstrate the potential for reusing </w:t>
-      </w:r>
-      <w:r>
-        <w:t xml:space="preserve">the final selected model in a simple IDS prototype beyond the </w:t>
-      </w:r>
-      <w:r>
-        <w:t xml:space="preserve">notebook, </w:t>
+        <w:t xml:space="preserve">The aim of this phase was to demonstrate the potential for reusing the final selected model in a simple IDS prototype beyond the notebook, </w:t>
+      </w:r>
+      <w:r>
+        <w:rPr>
+          <w:rFonts w:eastAsia="Times New Roman" w:cs="Times New Roman"/>
+        </w:rPr>
+        <w:t xml:space="preserve">following the CRISP-DM deployment stage </w:t>
       </w:r>
       <w:r>
         <w:rPr>
           <w:rFonts w:eastAsia="Times New Roman" w:cs="Times New Roman"/>
           <w:szCs w:val="24"/>
         </w:rPr>
-        <w:t>following</w:t>
+        <w:t>(Iqbal, 2026c).</w:t>
+      </w:r>
+    </w:p>
+    <w:p>
+      <w:r>
+        <w:t xml:space="preserve">The final model, Decision Tree – Full Dataset Balanced Tuned 2, was saved using Joblib along with the selected feature list and the label encoder object </w:t>
       </w:r>
       <w:r>
         <w:rPr>
           <w:rFonts w:eastAsia="Times New Roman" w:cs="Times New Roman"/>
           <w:szCs w:val="24"/>
         </w:rPr>
-        <w:t xml:space="preserve"> the CRISP-DM deployment stage (Iqbal, 2026j)</w:t>
-      </w:r>
-      <w:r>
-        <w:t>.</w:t>
-      </w:r>
-    </w:p>
-    <w:p>
-      <w:r>
-        <w:t xml:space="preserve">The final model, Decision Tree – Full Dataset </w:t>
-      </w:r>
-      <w:r>
-        <w:t xml:space="preserve">Balanced Tuned 2, was saved using </w:t>
-      </w:r>
-      <w:r>
-        <w:t xml:space="preserve">Joblib along with the selected feature </w:t>
-      </w:r>
-      <w:r>
-        <w:t>list and the label encoder object</w:t>
-      </w:r>
-      <w:r>
-        <w:t xml:space="preserve"> </w:t>
-      </w:r>
-      <w:r>
-        <w:rPr>
-          <w:rFonts w:eastAsia="Times New Roman" w:cs="Times New Roman"/>
-          <w:szCs w:val="24"/>
-        </w:rPr>
-        <w:t>(McQuaid, 2026n)</w:t>
-      </w:r>
-      <w:r>
-        <w:t>.</w:t>
-      </w:r>
-      <w:r>
-        <w:t xml:space="preserve"> </w:t>
-      </w:r>
-      <w:r>
-        <w:t>This allows the model to be loaded again without retraining</w:t>
-      </w:r>
-      <w:r>
-        <w:t xml:space="preserve">. </w:t>
-      </w:r>
-      <w:r>
-        <w:t>These saved objects were then used in a Streamlit dashboard prototype.</w:t>
+        <w:t>(McQuaid, 2026d)</w:t>
+      </w:r>
+      <w:r>
+        <w:t>. This allows the model to be loaded again without retraining. These saved objects were then used in a Streamlit dashboard prototype.</w:t>
       </w:r>
     </w:p>
     <w:p>
@@ -13091,11 +13106,10 @@
         <w:rPr>
           <w:rFonts w:ascii="Times New Roman" w:hAnsi="Times New Roman" w:cs="Times New Roman"/>
           <w:b/>
-          <w:bCs/>
           <w:color w:val="auto"/>
         </w:rPr>
       </w:pPr>
-      <w:bookmarkStart w:id="48" w:name="_Toc230019231"/>
+      <w:bookmarkStart w:id="48" w:name="_Toc230019232"/>
       <w:r>
         <w:rPr>
           <w:rFonts w:ascii="Times New Roman" w:hAnsi="Times New Roman" w:cs="Times New Roman"/>
@@ -13103,20 +13117,74 @@
           <w:bCs/>
           <w:color w:val="auto"/>
         </w:rPr>
-        <w:t>Discussion and Critical Analysis</w:t>
+        <w:t>Conclusion</w:t>
       </w:r>
       <w:bookmarkEnd w:id="48"/>
+    </w:p>
+    <w:p>
+      <w:r>
+        <w:t xml:space="preserve">In this project, we developed a lightweight IDS prototype using machine learning and CICIDS2017 dataset. The goal was to classify network traffic as benign or attack traffic in a simple and </w:t>
+      </w:r>
+      <w:r>
+        <w:t>practical way for smaller organisations.</w:t>
+      </w:r>
+    </w:p>
+    <w:p>
+      <w:r>
+        <w:t xml:space="preserve">The project followed the CRISP-DM framework and tested three models: Logistic Regression, Random Forest and Decision Tree. Logistic Regression had the weakest results, while Random Forest performed well but </w:t>
+      </w:r>
+      <w:r>
+        <w:t>was heavier. The final model selected was Decision Tree – Full Dataset Balanced Tuned 2, as it gave the best balance between performance, runtime, interpretability and attack coverage.</w:t>
+      </w:r>
+    </w:p>
+    <w:p>
+      <w:r>
+        <w:t>This model kept all 15 traffic classes and performed well on the main classes, while keeping rare attacks in the detection process. A Streamlit dashboard was also created to show how the saved model could be reused for predictions and traffic summaries.</w:t>
+      </w:r>
+    </w:p>
+    <w:p>
+      <w:r>
+        <w:t>Overall</w:t>
+      </w:r>
+      <w:r>
+        <w:t>, the project shows that Decision Tree is a suitable option for lightweight IDS prototype, but more testing, newer data, retraining and human supervision would still be needed before real-world use.</w:t>
+      </w:r>
     </w:p>
     <w:p/>
     <w:p/>
+    <w:p/>
+    <w:p>
+      <w:pPr>
+        <w:ind w:left="1296"/>
+        <w:rPr>
+          <w:color w:val="EE0000"/>
+        </w:rPr>
+      </w:pPr>
+    </w:p>
+    <w:p>
+      <w:pPr>
+        <w:ind w:left="1296"/>
+        <w:rPr>
+          <w:color w:val="EE0000"/>
+        </w:rPr>
+      </w:pPr>
+    </w:p>
+    <w:p>
+      <w:pPr>
+        <w:ind w:left="1080"/>
+        <w:jc w:val="both"/>
+      </w:pPr>
+    </w:p>
+    <w:p>
+      <w:pPr>
+        <w:ind w:left="1080"/>
+        <w:jc w:val="both"/>
+      </w:pPr>
+    </w:p>
     <w:p>
       <w:pPr>
         <w:pStyle w:val="Heading1"/>
-        <w:numPr>
-          <w:ilvl w:val="0"/>
-          <w:numId w:val="2"/>
-        </w:numPr>
-        <w:ind w:left="630"/>
+        <w:ind w:left="360"/>
         <w:jc w:val="both"/>
         <w:rPr>
           <w:rFonts w:ascii="Times New Roman" w:hAnsi="Times New Roman" w:cs="Times New Roman"/>
@@ -13125,7 +13193,6 @@
           <w:color w:val="auto"/>
         </w:rPr>
       </w:pPr>
-      <w:bookmarkStart w:id="49" w:name="_Toc230019232"/>
       <w:r>
         <w:rPr>
           <w:rFonts w:ascii="Times New Roman" w:hAnsi="Times New Roman" w:cs="Times New Roman"/>
@@ -13133,71 +13200,279 @@
           <w:bCs/>
           <w:color w:val="auto"/>
         </w:rPr>
-        <w:t>Conclusion</w:t>
-      </w:r>
-      <w:bookmarkEnd w:id="49"/>
+        <w:t>Appendix</w:t>
+      </w:r>
+      <w:r>
+        <w:rPr>
+          <w:rFonts w:ascii="Times New Roman" w:hAnsi="Times New Roman" w:cs="Times New Roman"/>
+          <w:b/>
+          <w:bCs/>
+          <w:color w:val="auto"/>
+        </w:rPr>
+        <w:t xml:space="preserve"> 1</w:t>
+      </w:r>
+      <w:r>
+        <w:rPr>
+          <w:rFonts w:ascii="Times New Roman" w:hAnsi="Times New Roman" w:cs="Times New Roman"/>
+          <w:b/>
+          <w:bCs/>
+          <w:color w:val="auto"/>
+        </w:rPr>
+        <w:t xml:space="preserve"> (GitHub)</w:t>
+      </w:r>
+    </w:p>
+    <w:p/>
+    <w:p>
+      <w:r>
+        <w:rPr>
+          <w:b/>
+          <w:bCs/>
+        </w:rPr>
+        <w:t>GitHub</w:t>
+      </w:r>
+      <w:r>
+        <w:rPr>
+          <w:b/>
+          <w:bCs/>
+        </w:rPr>
+        <w:t xml:space="preserve"> </w:t>
+      </w:r>
+      <w:r>
+        <w:rPr>
+          <w:b/>
+          <w:bCs/>
+        </w:rPr>
+        <w:t>Repositories</w:t>
+      </w:r>
+      <w:r>
+        <w:rPr>
+          <w:b/>
+          <w:bCs/>
+        </w:rPr>
+        <w:t>’ link</w:t>
+      </w:r>
+      <w:r>
+        <w:t xml:space="preserve"> (Supervisor </w:t>
+      </w:r>
+      <w:r>
+        <w:t xml:space="preserve">was </w:t>
+      </w:r>
+      <w:r>
+        <w:t>granted collaborator permission)</w:t>
+      </w:r>
+    </w:p>
+    <w:p>
+      <w:hyperlink r:id="rId14" w:history="1">
+        <w:r>
+          <w:rPr>
+            <w:rStyle w:val="Hyperlink"/>
+          </w:rPr>
+          <w:t>Sander’s Repository</w:t>
+        </w:r>
+      </w:hyperlink>
+    </w:p>
+    <w:p>
+      <w:hyperlink r:id="rId15" w:history="1">
+        <w:r>
+          <w:rPr>
+            <w:rStyle w:val="Hyperlink"/>
+          </w:rPr>
+          <w:t>Thiago’s Repository</w:t>
+        </w:r>
+      </w:hyperlink>
+    </w:p>
+    <w:p/>
+    <w:p/>
+    <w:p>
+      <w:pPr>
+        <w:pStyle w:val="Heading1"/>
+        <w:ind w:left="360"/>
+        <w:jc w:val="both"/>
+        <w:rPr>
+          <w:rFonts w:ascii="Times New Roman" w:hAnsi="Times New Roman" w:cs="Times New Roman"/>
+          <w:b/>
+          <w:bCs/>
+          <w:color w:val="auto"/>
+        </w:rPr>
+      </w:pPr>
+      <w:r>
+        <w:rPr>
+          <w:rFonts w:ascii="Times New Roman" w:hAnsi="Times New Roman" w:cs="Times New Roman"/>
+          <w:b/>
+          <w:bCs/>
+          <w:color w:val="auto"/>
+        </w:rPr>
+        <w:t>Appendix 2</w:t>
+      </w:r>
+      <w:r>
+        <w:rPr>
+          <w:rFonts w:ascii="Times New Roman" w:hAnsi="Times New Roman" w:cs="Times New Roman"/>
+          <w:b/>
+          <w:bCs/>
+          <w:color w:val="auto"/>
+        </w:rPr>
+        <w:t xml:space="preserve"> (Team collaboration and </w:t>
+      </w:r>
+      <w:r>
+        <w:rPr>
+          <w:rFonts w:ascii="Times New Roman" w:hAnsi="Times New Roman" w:cs="Times New Roman"/>
+          <w:b/>
+          <w:bCs/>
+          <w:color w:val="auto"/>
+        </w:rPr>
+        <w:t>reflexion)</w:t>
+      </w:r>
+    </w:p>
+    <w:p/>
+    <w:p>
+      <w:pPr>
+        <w:rPr>
+          <w:b/>
+          <w:bCs/>
+        </w:rPr>
+      </w:pPr>
+      <w:r>
+        <w:rPr>
+          <w:b/>
+          <w:bCs/>
+        </w:rPr>
+        <w:t xml:space="preserve">Sander Soares </w:t>
+      </w:r>
+      <w:r>
+        <w:rPr>
+          <w:b/>
+          <w:bCs/>
+        </w:rPr>
+        <w:t>–</w:t>
+      </w:r>
+      <w:r>
+        <w:rPr>
+          <w:b/>
+          <w:bCs/>
+        </w:rPr>
+        <w:t xml:space="preserve"> 2022164</w:t>
+      </w:r>
+    </w:p>
+    <w:p>
+      <w:pPr>
+        <w:ind w:firstLine="720"/>
+        <w:jc w:val="both"/>
+      </w:pPr>
+      <w:r>
+        <w:t>I was initially responsible for the coding part of Data Understanding, EDA, and for modelling Random Forest. The dataset was found by both of us during one of the Tuesdays while waiting to talk to our supervisor.</w:t>
+      </w:r>
+    </w:p>
+    <w:p>
+      <w:pPr>
+        <w:ind w:firstLine="720"/>
+        <w:jc w:val="both"/>
+      </w:pPr>
+      <w:r>
+        <w:t>After it was found, I could start coding the Data Understanding phase and plotting the EDA graphs. We then discussed my findings, and I had to make some alterations. Then, Thiago could proceed with Data Preparation, which was necessary prior to modelling any machine learning models.</w:t>
+      </w:r>
+    </w:p>
+    <w:p>
+      <w:pPr>
+        <w:ind w:firstLine="720"/>
+        <w:jc w:val="both"/>
+      </w:pPr>
+      <w:r>
+        <w:t>Once it was finished, I could start modelling my machine learning model while he was working on his own models. We could then compare the results and discuss which models had the best performance.</w:t>
+      </w:r>
+    </w:p>
+    <w:p>
+      <w:pPr>
+        <w:ind w:firstLine="720"/>
+        <w:jc w:val="both"/>
+      </w:pPr>
+      <w:r>
+        <w:t>In one of the meetings with our supervisor, Dr. Mohammed, I thought about creating extra dataset strategies and applying them to our models to observe what would happen and gather additional information. Therefore, I decided to create a controlled dataset by removing the minority classes. The results were very good for comparison purposes.</w:t>
+      </w:r>
+    </w:p>
+    <w:p>
+      <w:pPr>
+        <w:ind w:firstLine="720"/>
+        <w:jc w:val="both"/>
+      </w:pPr>
+      <w:r>
+        <w:t xml:space="preserve">After merging the codes, as we were working simultaneously, the </w:t>
+      </w:r>
+      <w:proofErr w:type="spellStart"/>
+      <w:r>
+        <w:t>Jupyter</w:t>
+      </w:r>
+      <w:proofErr w:type="spellEnd"/>
+      <w:r>
+        <w:t xml:space="preserve"> Notebook became very disorganised. So, I was responsible for reorganising the file workflow to follow a better structure and make more sense to whoever was reading it, adding titles, markdown explanations, and starting the drafting of the Evaluation phase.</w:t>
+      </w:r>
+    </w:p>
+    <w:p>
+      <w:pPr>
+        <w:ind w:firstLine="720"/>
+        <w:jc w:val="both"/>
+      </w:pPr>
+      <w:r>
+        <w:t>We had a lot of communication during all phases to align the results, discuss findings, and check if both agreed before continuing with the next stages.</w:t>
+      </w:r>
+    </w:p>
+    <w:p>
+      <w:pPr>
+        <w:ind w:firstLine="720"/>
+        <w:jc w:val="both"/>
+      </w:pPr>
+      <w:r>
+        <w:t>Then, during the report writing phase, we kind of changed roles, which helped me understand more about what he had done. I became responsible for the Introduction, Research Methodology, Data Preparation, and Modelling sections.</w:t>
+      </w:r>
+    </w:p>
+    <w:p>
+      <w:pPr>
+        <w:ind w:firstLine="720"/>
+        <w:jc w:val="both"/>
+      </w:pPr>
+      <w:r>
+        <w:t>I believe it was very smart to change some of the CRISP-DM responsibilities, as it helped both of us, I presume, to understand in more detail what the other person had done, ensuring that we were both fully aligned with the project.</w:t>
+      </w:r>
+    </w:p>
+    <w:p>
+      <w:pPr>
+        <w:ind w:firstLine="720"/>
+        <w:jc w:val="both"/>
+      </w:pPr>
+      <w:r>
+        <w:t>Being part of this project was very challenging and enjoyable. I could understand much more about Machine Learning and Data Science, while also working with something I would like to pursue in the future, which is Networking. It was challenging to manage work, classes, and the project simultaneously, but the feeling of achievement could not be better.</w:t>
+      </w:r>
+    </w:p>
+    <w:p>
+      <w:pPr>
+        <w:ind w:firstLine="720"/>
+        <w:jc w:val="both"/>
+      </w:pPr>
+      <w:r>
+        <w:t>Working with Thiago as a pair was also very positive, because I always felt comfortable expressing my ideas without judgement, and we had a very good journey together without disagreements.</w:t>
+      </w:r>
+    </w:p>
+    <w:p>
+      <w:pPr>
+        <w:jc w:val="both"/>
+      </w:pPr>
     </w:p>
     <w:p/>
     <w:p/>
     <w:p/>
-    <w:p/>
-    <w:p>
-      <w:pPr>
-        <w:ind w:left="1296"/>
-        <w:rPr>
-          <w:color w:val="EE0000"/>
-        </w:rPr>
-      </w:pPr>
-    </w:p>
-    <w:p>
-      <w:pPr>
-        <w:ind w:left="1296"/>
-        <w:rPr>
-          <w:color w:val="EE0000"/>
-        </w:rPr>
-      </w:pPr>
-    </w:p>
-    <w:p>
-      <w:pPr>
-        <w:ind w:left="1080"/>
+    <w:p>
+      <w:pPr>
+        <w:ind w:firstLine="720"/>
         <w:jc w:val="both"/>
       </w:pPr>
     </w:p>
     <w:p>
       <w:pPr>
-        <w:ind w:left="1080"/>
-        <w:jc w:val="both"/>
-      </w:pPr>
-    </w:p>
-    <w:p>
-      <w:pPr>
-        <w:ind w:left="1080"/>
-        <w:jc w:val="both"/>
-      </w:pPr>
-    </w:p>
-    <w:p>
-      <w:pPr>
-        <w:ind w:left="810"/>
+        <w:ind w:firstLine="720"/>
         <w:jc w:val="both"/>
       </w:pPr>
     </w:p>
     <w:p/>
     <w:p/>
-    <w:p/>
-    <w:p>
-      <w:pPr>
-        <w:ind w:firstLine="720"/>
-        <w:jc w:val="both"/>
-      </w:pPr>
-    </w:p>
-    <w:p>
-      <w:pPr>
-        <w:ind w:firstLine="720"/>
-        <w:jc w:val="both"/>
-      </w:pPr>
-    </w:p>
-    <w:p/>
-    <w:p/>
     <w:p>
       <w:pPr>
         <w:pStyle w:val="ListParagraph"/>
@@ -13209,116 +13484,13 @@
         <w:ind w:left="630"/>
       </w:pPr>
     </w:p>
-    <w:p/>
-    <w:p/>
-    <w:p/>
-    <w:p/>
-    <w:p>
-      <w:pPr>
-        <w:jc w:val="both"/>
-      </w:pPr>
-    </w:p>
-    <w:bookmarkStart w:id="50" w:name="_Toc230019233" w:displacedByCustomXml="next"/>
-    <w:sdt>
-      <w:sdtPr>
-        <w:rPr>
-          <w:rFonts w:ascii="Times New Roman" w:eastAsiaTheme="minorEastAsia" w:hAnsi="Times New Roman" w:cstheme="minorBidi"/>
-          <w:color w:val="auto"/>
-          <w:sz w:val="24"/>
-          <w:szCs w:val="24"/>
-        </w:rPr>
-        <w:id w:val="1443338810"/>
-        <w:docPartObj>
-          <w:docPartGallery w:val="Bibliographies"/>
-          <w:docPartUnique/>
-        </w:docPartObj>
-      </w:sdtPr>
-      <w:sdtEndPr>
-        <w:rPr>
-          <w:i/>
-          <w:iCs/>
-          <w:color w:val="000000" w:themeColor="text1"/>
-        </w:rPr>
-      </w:sdtEndPr>
-      <w:sdtContent>
-        <w:p>
-          <w:pPr>
-            <w:pStyle w:val="Heading1"/>
-            <w:numPr>
-              <w:ilvl w:val="0"/>
-              <w:numId w:val="2"/>
-            </w:numPr>
-            <w:jc w:val="both"/>
-            <w:rPr>
-              <w:rFonts w:ascii="Times New Roman" w:hAnsi="Times New Roman" w:cs="Times New Roman"/>
-              <w:b/>
-              <w:bCs/>
-              <w:color w:val="auto"/>
-            </w:rPr>
-          </w:pPr>
-          <w:r>
-            <w:rPr>
-              <w:rFonts w:ascii="Times New Roman" w:hAnsi="Times New Roman" w:cs="Times New Roman"/>
-              <w:b/>
-              <w:bCs/>
-              <w:color w:val="auto"/>
-            </w:rPr>
-            <w:t>References</w:t>
-          </w:r>
-          <w:bookmarkEnd w:id="50"/>
-        </w:p>
-        <w:sdt>
-          <w:sdtPr>
-            <w:rPr>
-              <w:b/>
-              <w:bCs/>
-              <w:i/>
-              <w:iCs/>
-              <w:color w:val="000000" w:themeColor="text1"/>
-            </w:rPr>
-            <w:id w:val="-573587230"/>
-            <w:showingPlcHdr/>
-            <w:bibliography/>
-          </w:sdtPr>
-          <w:sdtEndPr>
-            <w:rPr>
-              <w:b w:val="0"/>
-              <w:bCs w:val="0"/>
-            </w:rPr>
-          </w:sdtEndPr>
-          <w:sdtContent>
-            <w:p>
-              <w:pPr>
-                <w:rPr>
-                  <w:b/>
-                  <w:bCs/>
-                  <w:i/>
-                  <w:iCs/>
-                  <w:color w:val="000000" w:themeColor="text1"/>
-                </w:rPr>
-              </w:pPr>
-              <w:r>
-                <w:rPr>
-                  <w:b/>
-                  <w:bCs/>
-                  <w:i/>
-                  <w:iCs/>
-                  <w:color w:val="000000" w:themeColor="text1"/>
-                </w:rPr>
-                <w:t xml:space="preserve">     </w:t>
-              </w:r>
-            </w:p>
-          </w:sdtContent>
-        </w:sdt>
-      </w:sdtContent>
-    </w:sdt>
     <w:sectPr>
-      <w:headerReference w:type="even" r:id="rId14"/>
-      <w:headerReference w:type="default" r:id="rId15"/>
-      <w:footerReference w:type="even" r:id="rId16"/>
-      <w:footerReference w:type="default" r:id="rId17"/>
-      <w:headerReference w:type="first" r:id="rId18"/>
-      <w:footerReference w:type="first" r:id="rId19"/>
+      <w:headerReference w:type="even" r:id="rId16"/>
+      <w:headerReference w:type="default" r:id="rId17"/>
+      <w:footerReference w:type="even" r:id="rId18"/>
+      <w:footerReference w:type="default" r:id="rId19"/>
+      <w:headerReference w:type="first" r:id="rId20"/>
+      <w:footerReference w:type="first" r:id="rId21"/>
       <w:pgSz w:w="11906" w:h="16838"/>
       <w:pgMar w:top="1440" w:right="1440" w:bottom="1440" w:left="1440" w:header="708" w:footer="708" w:gutter="0"/>
       <w:pgNumType w:start="0"/>
@@ -13503,158 +13675,208 @@
 <file path=word/numbering.xml><?xml version="1.0" encoding="utf-8"?>
 <w:numbering xmlns:wpc="http://schemas.microsoft.com/office/word/2010/wordprocessingCanvas" xmlns:cx="http://schemas.microsoft.com/office/drawing/2014/chartex" xmlns:cx1="http://schemas.microsoft.com/office/drawing/2015/9/8/chartex" xmlns:cx2="http://schemas.microsoft.com/office/drawing/2015/10/21/chartex" xmlns:cx3="http://schemas.microsoft.com/office/drawing/2016/5/9/chartex" xmlns:cx4="http://schemas.microsoft.com/office/drawing/2016/5/10/chartex" xmlns:cx5="http://schemas.microsoft.com/office/drawing/2016/5/11/chartex" xmlns:cx6="http://schemas.microsoft.com/office/drawing/2016/5/12/chartex" xmlns:cx7="http://schemas.microsoft.com/office/drawing/2016/5/13/chartex" xmlns:cx8="http://schemas.microsoft.com/office/drawing/2016/5/14/chartex" xmlns:mc="http://schemas.openxmlformats.org/markup-compatibility/2006" xmlns:aink="http://schemas.microsoft.com/office/drawing/2016/ink" xmlns:am3d="http://schemas.microsoft.com/office/drawing/2017/model3d" xmlns:o="urn:schemas-microsoft-com:office:office" xmlns:oel="http://schemas.microsoft.com/office/2019/extlst" xmlns:r="http://schemas.openxmlformats.org/officeDocument/2006/relationships" xmlns:m="http://schemas.openxmlformats.org/officeDocument/2006/math" xmlns:v="urn:schemas-microsoft-com:vml" xmlns:wp14="http://schemas.microsoft.com/office/word/2010/wordprocessingDrawing" xmlns:wp="http://schemas.openxmlformats.org/drawingml/2006/wordprocessingDrawing" xmlns:w10="urn:schemas-microsoft-com:office:word" xmlns:w="http://schemas.openxmlformats.org/wordprocessingml/2006/main" xmlns:w14="http://schemas.microsoft.com/office/word/2010/wordml" xmlns:w15="http://schemas.microsoft.com/office/word/2012/wordml" xmlns:w16cex="http://schemas.microsoft.com/office/word/2018/wordml/cex" xmlns:w16cid="http://schemas.microsoft.com/office/word/2016/wordml/cid" xmlns:w16="http://schemas.microsoft.com/office/word/2018/wordml" xmlns:w16du="http://schemas.microsoft.com/office/word/2023/wordml/word16du" xmlns:w16sdtdh="http://schemas.microsoft.com/office/word/2020/wordml/sdtdatahash" xmlns:w16sdtfl="http://schemas.microsoft.com/office/word/2024/wordml/sdtformatlock" xmlns:w16se="http://schemas.microsoft.com/office/word/2015/wordml/symex" xmlns:wpg="http://schemas.microsoft.com/office/word/2010/wordprocessingGroup" xmlns:wpi="http://schemas.microsoft.com/office/word/2010/wordprocessingInk" xmlns:wne="http://schemas.microsoft.com/office/word/2006/wordml" xmlns:wps="http://schemas.microsoft.com/office/word/2010/wordprocessingShape" mc:Ignorable="w14 w15 w16se w16cid w16 w16cex w16sdtdh w16sdtfl w16du wp14">
   <w:abstractNum w:abstractNumId="0" w15:restartNumberingAfterBreak="0">
-    <w:nsid w:val="000A3954"/>
-    <w:multiLevelType w:val="multilevel"/>
-    <w:tmpl w:val="027CB382"/>
-    <w:lvl w:ilvl="0">
+    <w:nsid w:val="0B9A450F"/>
+    <w:multiLevelType w:val="hybridMultilevel"/>
+    <w:tmpl w:val="A290F67C"/>
+    <w:lvl w:ilvl="0" w:tplc="1809000F">
+      <w:start w:val="1"/>
+      <w:numFmt w:val="decimal"/>
+      <w:lvlText w:val="%1."/>
+      <w:lvlJc w:val="left"/>
+      <w:pPr>
+        <w:ind w:left="720" w:hanging="360"/>
+      </w:pPr>
+    </w:lvl>
+    <w:lvl w:ilvl="1" w:tplc="18090019">
+      <w:start w:val="1"/>
+      <w:numFmt w:val="lowerLetter"/>
+      <w:lvlText w:val="%2."/>
+      <w:lvlJc w:val="left"/>
+      <w:pPr>
+        <w:ind w:left="1440" w:hanging="360"/>
+      </w:pPr>
+    </w:lvl>
+    <w:lvl w:ilvl="2" w:tplc="1809001B">
+      <w:start w:val="1"/>
+      <w:numFmt w:val="lowerRoman"/>
+      <w:lvlText w:val="%3."/>
+      <w:lvlJc w:val="right"/>
+      <w:pPr>
+        <w:ind w:left="2160" w:hanging="180"/>
+      </w:pPr>
+    </w:lvl>
+    <w:lvl w:ilvl="3" w:tplc="1809000F" w:tentative="1">
+      <w:start w:val="1"/>
+      <w:numFmt w:val="decimal"/>
+      <w:lvlText w:val="%4."/>
+      <w:lvlJc w:val="left"/>
+      <w:pPr>
+        <w:ind w:left="2880" w:hanging="360"/>
+      </w:pPr>
+    </w:lvl>
+    <w:lvl w:ilvl="4" w:tplc="18090019" w:tentative="1">
+      <w:start w:val="1"/>
+      <w:numFmt w:val="lowerLetter"/>
+      <w:lvlText w:val="%5."/>
+      <w:lvlJc w:val="left"/>
+      <w:pPr>
+        <w:ind w:left="3600" w:hanging="360"/>
+      </w:pPr>
+    </w:lvl>
+    <w:lvl w:ilvl="5" w:tplc="1809001B" w:tentative="1">
+      <w:start w:val="1"/>
+      <w:numFmt w:val="lowerRoman"/>
+      <w:lvlText w:val="%6."/>
+      <w:lvlJc w:val="right"/>
+      <w:pPr>
+        <w:ind w:left="4320" w:hanging="180"/>
+      </w:pPr>
+    </w:lvl>
+    <w:lvl w:ilvl="6" w:tplc="1809000F" w:tentative="1">
+      <w:start w:val="1"/>
+      <w:numFmt w:val="decimal"/>
+      <w:lvlText w:val="%7."/>
+      <w:lvlJc w:val="left"/>
+      <w:pPr>
+        <w:ind w:left="5040" w:hanging="360"/>
+      </w:pPr>
+    </w:lvl>
+    <w:lvl w:ilvl="7" w:tplc="18090019" w:tentative="1">
+      <w:start w:val="1"/>
+      <w:numFmt w:val="lowerLetter"/>
+      <w:lvlText w:val="%8."/>
+      <w:lvlJc w:val="left"/>
+      <w:pPr>
+        <w:ind w:left="5760" w:hanging="360"/>
+      </w:pPr>
+    </w:lvl>
+    <w:lvl w:ilvl="8" w:tplc="1809001B" w:tentative="1">
+      <w:start w:val="1"/>
+      <w:numFmt w:val="lowerRoman"/>
+      <w:lvlText w:val="%9."/>
+      <w:lvlJc w:val="right"/>
+      <w:pPr>
+        <w:ind w:left="6480" w:hanging="180"/>
+      </w:pPr>
+    </w:lvl>
+  </w:abstractNum>
+  <w:abstractNum w:abstractNumId="1" w15:restartNumberingAfterBreak="0">
+    <w:nsid w:val="13423682"/>
+    <w:multiLevelType w:val="hybridMultilevel"/>
+    <w:tmpl w:val="4956F218"/>
+    <w:lvl w:ilvl="0" w:tplc="27148D74">
+      <w:start w:val="1"/>
+      <w:numFmt w:val="bullet"/>
+      <w:lvlText w:val="-"/>
+      <w:lvlJc w:val="left"/>
+      <w:pPr>
+        <w:ind w:left="720" w:hanging="360"/>
+      </w:pPr>
+      <w:rPr>
+        <w:rFonts w:ascii="Aptos" w:hAnsi="Aptos" w:hint="default"/>
+      </w:rPr>
+    </w:lvl>
+    <w:lvl w:ilvl="1" w:tplc="148698C6">
+      <w:start w:val="1"/>
+      <w:numFmt w:val="bullet"/>
+      <w:lvlText w:val="o"/>
+      <w:lvlJc w:val="left"/>
+      <w:pPr>
+        <w:ind w:left="1440" w:hanging="360"/>
+      </w:pPr>
+      <w:rPr>
+        <w:rFonts w:ascii="Courier New" w:hAnsi="Courier New" w:hint="default"/>
+      </w:rPr>
+    </w:lvl>
+    <w:lvl w:ilvl="2" w:tplc="8C7026D4">
+      <w:start w:val="1"/>
+      <w:numFmt w:val="bullet"/>
+      <w:lvlText w:val=""/>
+      <w:lvlJc w:val="left"/>
+      <w:pPr>
+        <w:ind w:left="2160" w:hanging="360"/>
+      </w:pPr>
+      <w:rPr>
+        <w:rFonts w:ascii="Wingdings" w:hAnsi="Wingdings" w:hint="default"/>
+      </w:rPr>
+    </w:lvl>
+    <w:lvl w:ilvl="3" w:tplc="F3721C76">
       <w:start w:val="1"/>
       <w:numFmt w:val="bullet"/>
       <w:lvlText w:val=""/>
       <w:lvlJc w:val="left"/>
       <w:pPr>
-        <w:tabs>
-          <w:tab w:val="num" w:pos="720"/>
-        </w:tabs>
-        <w:ind w:left="720" w:hanging="360"/>
+        <w:ind w:left="2880" w:hanging="360"/>
       </w:pPr>
       <w:rPr>
         <w:rFonts w:ascii="Symbol" w:hAnsi="Symbol" w:hint="default"/>
-        <w:sz w:val="20"/>
       </w:rPr>
     </w:lvl>
-    <w:lvl w:ilvl="1" w:tentative="1">
+    <w:lvl w:ilvl="4" w:tplc="593CDC5E">
       <w:start w:val="1"/>
       <w:numFmt w:val="bullet"/>
       <w:lvlText w:val="o"/>
       <w:lvlJc w:val="left"/>
       <w:pPr>
-        <w:tabs>
-          <w:tab w:val="num" w:pos="1440"/>
-        </w:tabs>
-        <w:ind w:left="1440" w:hanging="360"/>
+        <w:ind w:left="3600" w:hanging="360"/>
       </w:pPr>
       <w:rPr>
         <w:rFonts w:ascii="Courier New" w:hAnsi="Courier New" w:hint="default"/>
-        <w:sz w:val="20"/>
       </w:rPr>
     </w:lvl>
-    <w:lvl w:ilvl="2" w:tentative="1">
+    <w:lvl w:ilvl="5" w:tplc="C0AE605E">
       <w:start w:val="1"/>
       <w:numFmt w:val="bullet"/>
       <w:lvlText w:val=""/>
       <w:lvlJc w:val="left"/>
       <w:pPr>
-        <w:tabs>
-          <w:tab w:val="num" w:pos="2160"/>
-        </w:tabs>
-        <w:ind w:left="2160" w:hanging="360"/>
+        <w:ind w:left="4320" w:hanging="360"/>
       </w:pPr>
       <w:rPr>
         <w:rFonts w:ascii="Wingdings" w:hAnsi="Wingdings" w:hint="default"/>
-        <w:sz w:val="20"/>
       </w:rPr>
     </w:lvl>
-    <w:lvl w:ilvl="3" w:tentative="1">
+    <w:lvl w:ilvl="6" w:tplc="6D5855F6">
+      <w:start w:val="1"/>
+      <w:numFmt w:val="bullet"/>
+      <w:lvlText w:val=""/>
+      <w:lvlJc w:val="left"/>
+      <w:pPr>
+        <w:ind w:left="5040" w:hanging="360"/>
+      </w:pPr>
+      <w:rPr>
+        <w:rFonts w:ascii="Symbol" w:hAnsi="Symbol" w:hint="default"/>
+      </w:rPr>
+    </w:lvl>
+    <w:lvl w:ilvl="7" w:tplc="44445802">
+      <w:start w:val="1"/>
+      <w:numFmt w:val="bullet"/>
+      <w:lvlText w:val="o"/>
+      <w:lvlJc w:val="left"/>
+      <w:pPr>
+        <w:ind w:left="5760" w:hanging="360"/>
+      </w:pPr>
+      <w:rPr>
+        <w:rFonts w:ascii="Courier New" w:hAnsi="Courier New" w:hint="default"/>
+      </w:rPr>
+    </w:lvl>
+    <w:lvl w:ilvl="8" w:tplc="CAFA8AA0">
       <w:start w:val="1"/>
       <w:numFmt w:val="bullet"/>
       <w:lvlText w:val=""/>
       <w:lvlJc w:val="left"/>
       <w:pPr>
-        <w:tabs>
-          <w:tab w:val="num" w:pos="2880"/>
-        </w:tabs>
-        <w:ind w:left="2880" w:hanging="360"/>
+        <w:ind w:left="6480" w:hanging="360"/>
       </w:pPr>
       <w:rPr>
         <w:rFonts w:ascii="Wingdings" w:hAnsi="Wingdings" w:hint="default"/>
-        <w:sz w:val="20"/>
-      </w:rPr>
-    </w:lvl>
-    <w:lvl w:ilvl="4" w:tentative="1">
-      <w:start w:val="1"/>
-      <w:numFmt w:val="bullet"/>
-      <w:lvlText w:val=""/>
-      <w:lvlJc w:val="left"/>
-      <w:pPr>
-        <w:tabs>
-          <w:tab w:val="num" w:pos="3600"/>
-        </w:tabs>
-        <w:ind w:left="3600" w:hanging="360"/>
-      </w:pPr>
-      <w:rPr>
-        <w:rFonts w:ascii="Wingdings" w:hAnsi="Wingdings" w:hint="default"/>
-        <w:sz w:val="20"/>
-      </w:rPr>
-    </w:lvl>
-    <w:lvl w:ilvl="5" w:tentative="1">
-      <w:start w:val="1"/>
-      <w:numFmt w:val="bullet"/>
-      <w:lvlText w:val=""/>
-      <w:lvlJc w:val="left"/>
-      <w:pPr>
-        <w:tabs>
-          <w:tab w:val="num" w:pos="4320"/>
-        </w:tabs>
-        <w:ind w:left="4320" w:hanging="360"/>
-      </w:pPr>
-      <w:rPr>
-        <w:rFonts w:ascii="Wingdings" w:hAnsi="Wingdings" w:hint="default"/>
-        <w:sz w:val="20"/>
-      </w:rPr>
-    </w:lvl>
-    <w:lvl w:ilvl="6" w:tentative="1">
-      <w:start w:val="1"/>
-      <w:numFmt w:val="bullet"/>
-      <w:lvlText w:val=""/>
-      <w:lvlJc w:val="left"/>
-      <w:pPr>
-        <w:tabs>
-          <w:tab w:val="num" w:pos="5040"/>
-        </w:tabs>
-        <w:ind w:left="5040" w:hanging="360"/>
-      </w:pPr>
-      <w:rPr>
-        <w:rFonts w:ascii="Wingdings" w:hAnsi="Wingdings" w:hint="default"/>
-        <w:sz w:val="20"/>
-      </w:rPr>
-    </w:lvl>
-    <w:lvl w:ilvl="7" w:tentative="1">
-      <w:start w:val="1"/>
-      <w:numFmt w:val="bullet"/>
-      <w:lvlText w:val=""/>
-      <w:lvlJc w:val="left"/>
-      <w:pPr>
-        <w:tabs>
-          <w:tab w:val="num" w:pos="5760"/>
-        </w:tabs>
-        <w:ind w:left="5760" w:hanging="360"/>
-      </w:pPr>
-      <w:rPr>
-        <w:rFonts w:ascii="Wingdings" w:hAnsi="Wingdings" w:hint="default"/>
-        <w:sz w:val="20"/>
-      </w:rPr>
-    </w:lvl>
-    <w:lvl w:ilvl="8" w:tentative="1">
-      <w:start w:val="1"/>
-      <w:numFmt w:val="bullet"/>
-      <w:lvlText w:val=""/>
-      <w:lvlJc w:val="left"/>
-      <w:pPr>
-        <w:tabs>
-          <w:tab w:val="num" w:pos="6480"/>
-        </w:tabs>
-        <w:ind w:left="6480" w:hanging="360"/>
-      </w:pPr>
-      <w:rPr>
-        <w:rFonts w:ascii="Wingdings" w:hAnsi="Wingdings" w:hint="default"/>
-        <w:sz w:val="20"/>
       </w:rPr>
     </w:lvl>
   </w:abstractNum>
-  <w:abstractNum w:abstractNumId="1" w15:restartNumberingAfterBreak="0">
-    <w:nsid w:val="089870F9"/>
+  <w:abstractNum w:abstractNumId="2" w15:restartNumberingAfterBreak="0">
+    <w:nsid w:val="1C4716E4"/>
     <w:multiLevelType w:val="hybridMultilevel"/>
-    <w:tmpl w:val="97A06D42"/>
+    <w:tmpl w:val="962C90DE"/>
     <w:lvl w:ilvl="0" w:tplc="18090001">
       <w:start w:val="1"/>
       <w:numFmt w:val="bullet"/>
@@ -13662,6 +13884,208 @@
       <w:lvlJc w:val="left"/>
       <w:pPr>
         <w:ind w:left="720" w:hanging="360"/>
+      </w:pPr>
+      <w:rPr>
+        <w:rFonts w:ascii="Symbol" w:hAnsi="Symbol" w:hint="default"/>
+      </w:rPr>
+    </w:lvl>
+    <w:lvl w:ilvl="1" w:tplc="18090003">
+      <w:start w:val="1"/>
+      <w:numFmt w:val="bullet"/>
+      <w:lvlText w:val="o"/>
+      <w:lvlJc w:val="left"/>
+      <w:pPr>
+        <w:ind w:left="1440" w:hanging="360"/>
+      </w:pPr>
+      <w:rPr>
+        <w:rFonts w:ascii="Courier New" w:hAnsi="Courier New" w:cs="Courier New" w:hint="default"/>
+      </w:rPr>
+    </w:lvl>
+    <w:lvl w:ilvl="2" w:tplc="18090005">
+      <w:start w:val="1"/>
+      <w:numFmt w:val="bullet"/>
+      <w:lvlText w:val=""/>
+      <w:lvlJc w:val="left"/>
+      <w:pPr>
+        <w:ind w:left="2160" w:hanging="360"/>
+      </w:pPr>
+      <w:rPr>
+        <w:rFonts w:ascii="Wingdings" w:hAnsi="Wingdings" w:hint="default"/>
+      </w:rPr>
+    </w:lvl>
+    <w:lvl w:ilvl="3" w:tplc="18090001" w:tentative="1">
+      <w:start w:val="1"/>
+      <w:numFmt w:val="bullet"/>
+      <w:lvlText w:val=""/>
+      <w:lvlJc w:val="left"/>
+      <w:pPr>
+        <w:ind w:left="2880" w:hanging="360"/>
+      </w:pPr>
+      <w:rPr>
+        <w:rFonts w:ascii="Symbol" w:hAnsi="Symbol" w:hint="default"/>
+      </w:rPr>
+    </w:lvl>
+    <w:lvl w:ilvl="4" w:tplc="18090003" w:tentative="1">
+      <w:start w:val="1"/>
+      <w:numFmt w:val="bullet"/>
+      <w:lvlText w:val="o"/>
+      <w:lvlJc w:val="left"/>
+      <w:pPr>
+        <w:ind w:left="3600" w:hanging="360"/>
+      </w:pPr>
+      <w:rPr>
+        <w:rFonts w:ascii="Courier New" w:hAnsi="Courier New" w:cs="Courier New" w:hint="default"/>
+      </w:rPr>
+    </w:lvl>
+    <w:lvl w:ilvl="5" w:tplc="18090005" w:tentative="1">
+      <w:start w:val="1"/>
+      <w:numFmt w:val="bullet"/>
+      <w:lvlText w:val=""/>
+      <w:lvlJc w:val="left"/>
+      <w:pPr>
+        <w:ind w:left="4320" w:hanging="360"/>
+      </w:pPr>
+      <w:rPr>
+        <w:rFonts w:ascii="Wingdings" w:hAnsi="Wingdings" w:hint="default"/>
+      </w:rPr>
+    </w:lvl>
+    <w:lvl w:ilvl="6" w:tplc="18090001" w:tentative="1">
+      <w:start w:val="1"/>
+      <w:numFmt w:val="bullet"/>
+      <w:lvlText w:val=""/>
+      <w:lvlJc w:val="left"/>
+      <w:pPr>
+        <w:ind w:left="5040" w:hanging="360"/>
+      </w:pPr>
+      <w:rPr>
+        <w:rFonts w:ascii="Symbol" w:hAnsi="Symbol" w:hint="default"/>
+      </w:rPr>
+    </w:lvl>
+    <w:lvl w:ilvl="7" w:tplc="18090003" w:tentative="1">
+      <w:start w:val="1"/>
+      <w:numFmt w:val="bullet"/>
+      <w:lvlText w:val="o"/>
+      <w:lvlJc w:val="left"/>
+      <w:pPr>
+        <w:ind w:left="5760" w:hanging="360"/>
+      </w:pPr>
+      <w:rPr>
+        <w:rFonts w:ascii="Courier New" w:hAnsi="Courier New" w:cs="Courier New" w:hint="default"/>
+      </w:rPr>
+    </w:lvl>
+    <w:lvl w:ilvl="8" w:tplc="18090005" w:tentative="1">
+      <w:start w:val="1"/>
+      <w:numFmt w:val="bullet"/>
+      <w:lvlText w:val=""/>
+      <w:lvlJc w:val="left"/>
+      <w:pPr>
+        <w:ind w:left="6480" w:hanging="360"/>
+      </w:pPr>
+      <w:rPr>
+        <w:rFonts w:ascii="Wingdings" w:hAnsi="Wingdings" w:hint="default"/>
+      </w:rPr>
+    </w:lvl>
+  </w:abstractNum>
+  <w:abstractNum w:abstractNumId="3" w15:restartNumberingAfterBreak="0">
+    <w:nsid w:val="1E0020B7"/>
+    <w:multiLevelType w:val="hybridMultilevel"/>
+    <w:tmpl w:val="5E6A8170"/>
+    <w:lvl w:ilvl="0" w:tplc="18090001">
+      <w:start w:val="1"/>
+      <w:numFmt w:val="bullet"/>
+      <w:lvlText w:val=""/>
+      <w:lvlJc w:val="left"/>
+      <w:pPr>
+        <w:ind w:left="1440" w:hanging="360"/>
+      </w:pPr>
+      <w:rPr>
+        <w:rFonts w:ascii="Symbol" w:hAnsi="Symbol" w:hint="default"/>
+      </w:rPr>
+    </w:lvl>
+    <w:lvl w:ilvl="1" w:tplc="FFFFFFFF" w:tentative="1">
+      <w:start w:val="1"/>
+      <w:numFmt w:val="lowerLetter"/>
+      <w:lvlText w:val="%2."/>
+      <w:lvlJc w:val="left"/>
+      <w:pPr>
+        <w:ind w:left="2160" w:hanging="360"/>
+      </w:pPr>
+    </w:lvl>
+    <w:lvl w:ilvl="2" w:tplc="FFFFFFFF" w:tentative="1">
+      <w:start w:val="1"/>
+      <w:numFmt w:val="lowerRoman"/>
+      <w:lvlText w:val="%3."/>
+      <w:lvlJc w:val="right"/>
+      <w:pPr>
+        <w:ind w:left="2880" w:hanging="180"/>
+      </w:pPr>
+    </w:lvl>
+    <w:lvl w:ilvl="3" w:tplc="FFFFFFFF" w:tentative="1">
+      <w:start w:val="1"/>
+      <w:numFmt w:val="decimal"/>
+      <w:lvlText w:val="%4."/>
+      <w:lvlJc w:val="left"/>
+      <w:pPr>
+        <w:ind w:left="3600" w:hanging="360"/>
+      </w:pPr>
+    </w:lvl>
+    <w:lvl w:ilvl="4" w:tplc="FFFFFFFF" w:tentative="1">
+      <w:start w:val="1"/>
+      <w:numFmt w:val="lowerLetter"/>
+      <w:lvlText w:val="%5."/>
+      <w:lvlJc w:val="left"/>
+      <w:pPr>
+        <w:ind w:left="4320" w:hanging="360"/>
+      </w:pPr>
+    </w:lvl>
+    <w:lvl w:ilvl="5" w:tplc="FFFFFFFF" w:tentative="1">
+      <w:start w:val="1"/>
+      <w:numFmt w:val="lowerRoman"/>
+      <w:lvlText w:val="%6."/>
+      <w:lvlJc w:val="right"/>
+      <w:pPr>
+        <w:ind w:left="5040" w:hanging="180"/>
+      </w:pPr>
+    </w:lvl>
+    <w:lvl w:ilvl="6" w:tplc="FFFFFFFF" w:tentative="1">
+      <w:start w:val="1"/>
+      <w:numFmt w:val="decimal"/>
+      <w:lvlText w:val="%7."/>
+      <w:lvlJc w:val="left"/>
+      <w:pPr>
+        <w:ind w:left="5760" w:hanging="360"/>
+      </w:pPr>
+    </w:lvl>
+    <w:lvl w:ilvl="7" w:tplc="FFFFFFFF" w:tentative="1">
+      <w:start w:val="1"/>
+      <w:numFmt w:val="lowerLetter"/>
+      <w:lvlText w:val="%8."/>
+      <w:lvlJc w:val="left"/>
+      <w:pPr>
+        <w:ind w:left="6480" w:hanging="360"/>
+      </w:pPr>
+    </w:lvl>
+    <w:lvl w:ilvl="8" w:tplc="FFFFFFFF" w:tentative="1">
+      <w:start w:val="1"/>
+      <w:numFmt w:val="lowerRoman"/>
+      <w:lvlText w:val="%9."/>
+      <w:lvlJc w:val="right"/>
+      <w:pPr>
+        <w:ind w:left="7200" w:hanging="180"/>
+      </w:pPr>
+    </w:lvl>
+  </w:abstractNum>
+  <w:abstractNum w:abstractNumId="4" w15:restartNumberingAfterBreak="0">
+    <w:nsid w:val="27187375"/>
+    <w:multiLevelType w:val="hybridMultilevel"/>
+    <w:tmpl w:val="D71E39B4"/>
+    <w:lvl w:ilvl="0" w:tplc="18090001">
+      <w:start w:val="1"/>
+      <w:numFmt w:val="bullet"/>
+      <w:lvlText w:val=""/>
+      <w:lvlJc w:val="left"/>
+      <w:pPr>
+        <w:ind w:left="1440" w:hanging="360"/>
       </w:pPr>
       <w:rPr>
         <w:rFonts w:ascii="Symbol" w:hAnsi="Symbol" w:hint="default"/>
@@ -13673,7 +14097,7 @@
       <w:lvlText w:val="o"/>
       <w:lvlJc w:val="left"/>
       <w:pPr>
-        <w:ind w:left="1440" w:hanging="360"/>
+        <w:ind w:left="2160" w:hanging="360"/>
       </w:pPr>
       <w:rPr>
         <w:rFonts w:ascii="Courier New" w:hAnsi="Courier New" w:cs="Courier New" w:hint="default"/>
@@ -13685,7 +14109,7 @@
       <w:lvlText w:val=""/>
       <w:lvlJc w:val="left"/>
       <w:pPr>
-        <w:ind w:left="2160" w:hanging="360"/>
+        <w:ind w:left="2880" w:hanging="360"/>
       </w:pPr>
       <w:rPr>
         <w:rFonts w:ascii="Wingdings" w:hAnsi="Wingdings" w:hint="default"/>
@@ -13697,7 +14121,7 @@
       <w:lvlText w:val=""/>
       <w:lvlJc w:val="left"/>
       <w:pPr>
-        <w:ind w:left="2880" w:hanging="360"/>
+        <w:ind w:left="3600" w:hanging="360"/>
       </w:pPr>
       <w:rPr>
         <w:rFonts w:ascii="Symbol" w:hAnsi="Symbol" w:hint="default"/>
@@ -13709,7 +14133,7 @@
       <w:lvlText w:val="o"/>
       <w:lvlJc w:val="left"/>
       <w:pPr>
-        <w:ind w:left="3600" w:hanging="360"/>
+        <w:ind w:left="4320" w:hanging="360"/>
       </w:pPr>
       <w:rPr>
         <w:rFonts w:ascii="Courier New" w:hAnsi="Courier New" w:cs="Courier New" w:hint="default"/>
@@ -13721,7 +14145,7 @@
       <w:lvlText w:val=""/>
       <w:lvlJc w:val="left"/>
       <w:pPr>
-        <w:ind w:left="4320" w:hanging="360"/>
+        <w:ind w:left="5040" w:hanging="360"/>
       </w:pPr>
       <w:rPr>
         <w:rFonts w:ascii="Wingdings" w:hAnsi="Wingdings" w:hint="default"/>
@@ -13733,7 +14157,7 @@
       <w:lvlText w:val=""/>
       <w:lvlJc w:val="left"/>
       <w:pPr>
-        <w:ind w:left="5040" w:hanging="360"/>
+        <w:ind w:left="5760" w:hanging="360"/>
       </w:pPr>
       <w:rPr>
         <w:rFonts w:ascii="Symbol" w:hAnsi="Symbol" w:hint="default"/>
@@ -13745,7 +14169,7 @@
       <w:lvlText w:val="o"/>
       <w:lvlJc w:val="left"/>
       <w:pPr>
-        <w:ind w:left="5760" w:hanging="360"/>
+        <w:ind w:left="6480" w:hanging="360"/>
       </w:pPr>
       <w:rPr>
         <w:rFonts w:ascii="Courier New" w:hAnsi="Courier New" w:cs="Courier New" w:hint="default"/>
@@ -13757,246 +14181,42 @@
       <w:lvlText w:val=""/>
       <w:lvlJc w:val="left"/>
       <w:pPr>
-        <w:ind w:left="6480" w:hanging="360"/>
+        <w:ind w:left="7200" w:hanging="360"/>
       </w:pPr>
       <w:rPr>
         <w:rFonts w:ascii="Wingdings" w:hAnsi="Wingdings" w:hint="default"/>
       </w:rPr>
     </w:lvl>
   </w:abstractNum>
-  <w:abstractNum w:abstractNumId="2" w15:restartNumberingAfterBreak="0">
-    <w:nsid w:val="0AD12E75"/>
+  <w:abstractNum w:abstractNumId="5" w15:restartNumberingAfterBreak="0">
+    <w:nsid w:val="4D033872"/>
     <w:multiLevelType w:val="hybridMultilevel"/>
-    <w:tmpl w:val="1946F198"/>
-    <w:lvl w:ilvl="0" w:tplc="18090001">
-      <w:start w:val="1"/>
-      <w:numFmt w:val="bullet"/>
-      <w:lvlText w:val=""/>
-      <w:lvlJc w:val="left"/>
-      <w:pPr>
-        <w:ind w:left="720" w:hanging="360"/>
-      </w:pPr>
-      <w:rPr>
-        <w:rFonts w:ascii="Symbol" w:hAnsi="Symbol" w:hint="default"/>
-        <w:b/>
-        <w:bCs/>
-      </w:rPr>
-    </w:lvl>
-    <w:lvl w:ilvl="1" w:tplc="FFFFFFFF" w:tentative="1">
-      <w:start w:val="1"/>
-      <w:numFmt w:val="lowerLetter"/>
-      <w:lvlText w:val="%2."/>
-      <w:lvlJc w:val="left"/>
-      <w:pPr>
-        <w:ind w:left="1440" w:hanging="360"/>
-      </w:pPr>
-    </w:lvl>
-    <w:lvl w:ilvl="2" w:tplc="FFFFFFFF" w:tentative="1">
-      <w:start w:val="1"/>
-      <w:numFmt w:val="lowerRoman"/>
-      <w:lvlText w:val="%3."/>
-      <w:lvlJc w:val="right"/>
-      <w:pPr>
-        <w:ind w:left="2160" w:hanging="180"/>
-      </w:pPr>
-    </w:lvl>
-    <w:lvl w:ilvl="3" w:tplc="FFFFFFFF" w:tentative="1">
-      <w:start w:val="1"/>
-      <w:numFmt w:val="decimal"/>
-      <w:lvlText w:val="%4."/>
-      <w:lvlJc w:val="left"/>
-      <w:pPr>
-        <w:ind w:left="2880" w:hanging="360"/>
-      </w:pPr>
-    </w:lvl>
-    <w:lvl w:ilvl="4" w:tplc="FFFFFFFF" w:tentative="1">
-      <w:start w:val="1"/>
-      <w:numFmt w:val="lowerLetter"/>
-      <w:lvlText w:val="%5."/>
-      <w:lvlJc w:val="left"/>
-      <w:pPr>
-        <w:ind w:left="3600" w:hanging="360"/>
-      </w:pPr>
-    </w:lvl>
-    <w:lvl w:ilvl="5" w:tplc="FFFFFFFF" w:tentative="1">
-      <w:start w:val="1"/>
-      <w:numFmt w:val="lowerRoman"/>
-      <w:lvlText w:val="%6."/>
-      <w:lvlJc w:val="right"/>
-      <w:pPr>
-        <w:ind w:left="4320" w:hanging="180"/>
-      </w:pPr>
-    </w:lvl>
-    <w:lvl w:ilvl="6" w:tplc="FFFFFFFF" w:tentative="1">
-      <w:start w:val="1"/>
-      <w:numFmt w:val="decimal"/>
-      <w:lvlText w:val="%7."/>
-      <w:lvlJc w:val="left"/>
-      <w:pPr>
-        <w:ind w:left="5040" w:hanging="360"/>
-      </w:pPr>
-    </w:lvl>
-    <w:lvl w:ilvl="7" w:tplc="FFFFFFFF" w:tentative="1">
-      <w:start w:val="1"/>
-      <w:numFmt w:val="lowerLetter"/>
-      <w:lvlText w:val="%8."/>
-      <w:lvlJc w:val="left"/>
-      <w:pPr>
-        <w:ind w:left="5760" w:hanging="360"/>
-      </w:pPr>
-    </w:lvl>
-    <w:lvl w:ilvl="8" w:tplc="FFFFFFFF" w:tentative="1">
-      <w:start w:val="1"/>
-      <w:numFmt w:val="lowerRoman"/>
-      <w:lvlText w:val="%9."/>
-      <w:lvlJc w:val="right"/>
-      <w:pPr>
-        <w:ind w:left="6480" w:hanging="180"/>
-      </w:pPr>
-    </w:lvl>
-  </w:abstractNum>
-  <w:abstractNum w:abstractNumId="3" w15:restartNumberingAfterBreak="0">
-    <w:nsid w:val="0ADC4E73"/>
-    <w:multiLevelType w:val="hybridMultilevel"/>
-    <w:tmpl w:val="B6BCE63C"/>
-    <w:lvl w:ilvl="0" w:tplc="18090001">
-      <w:start w:val="1"/>
-      <w:numFmt w:val="bullet"/>
-      <w:lvlText w:val=""/>
-      <w:lvlJc w:val="left"/>
-      <w:pPr>
-        <w:ind w:left="2016" w:hanging="360"/>
-      </w:pPr>
-      <w:rPr>
-        <w:rFonts w:ascii="Symbol" w:hAnsi="Symbol" w:hint="default"/>
-      </w:rPr>
-    </w:lvl>
-    <w:lvl w:ilvl="1" w:tplc="18090003" w:tentative="1">
-      <w:start w:val="1"/>
-      <w:numFmt w:val="bullet"/>
-      <w:lvlText w:val="o"/>
-      <w:lvlJc w:val="left"/>
-      <w:pPr>
-        <w:ind w:left="2736" w:hanging="360"/>
-      </w:pPr>
-      <w:rPr>
-        <w:rFonts w:ascii="Courier New" w:hAnsi="Courier New" w:cs="Courier New" w:hint="default"/>
-      </w:rPr>
-    </w:lvl>
-    <w:lvl w:ilvl="2" w:tplc="18090005" w:tentative="1">
-      <w:start w:val="1"/>
-      <w:numFmt w:val="bullet"/>
-      <w:lvlText w:val=""/>
-      <w:lvlJc w:val="left"/>
-      <w:pPr>
-        <w:ind w:left="3456" w:hanging="360"/>
-      </w:pPr>
-      <w:rPr>
-        <w:rFonts w:ascii="Wingdings" w:hAnsi="Wingdings" w:hint="default"/>
-      </w:rPr>
-    </w:lvl>
-    <w:lvl w:ilvl="3" w:tplc="18090001" w:tentative="1">
-      <w:start w:val="1"/>
-      <w:numFmt w:val="bullet"/>
-      <w:lvlText w:val=""/>
-      <w:lvlJc w:val="left"/>
-      <w:pPr>
-        <w:ind w:left="4176" w:hanging="360"/>
-      </w:pPr>
-      <w:rPr>
-        <w:rFonts w:ascii="Symbol" w:hAnsi="Symbol" w:hint="default"/>
-      </w:rPr>
-    </w:lvl>
-    <w:lvl w:ilvl="4" w:tplc="18090003" w:tentative="1">
-      <w:start w:val="1"/>
-      <w:numFmt w:val="bullet"/>
-      <w:lvlText w:val="o"/>
-      <w:lvlJc w:val="left"/>
-      <w:pPr>
-        <w:ind w:left="4896" w:hanging="360"/>
-      </w:pPr>
-      <w:rPr>
-        <w:rFonts w:ascii="Courier New" w:hAnsi="Courier New" w:cs="Courier New" w:hint="default"/>
-      </w:rPr>
-    </w:lvl>
-    <w:lvl w:ilvl="5" w:tplc="18090005" w:tentative="1">
-      <w:start w:val="1"/>
-      <w:numFmt w:val="bullet"/>
-      <w:lvlText w:val=""/>
-      <w:lvlJc w:val="left"/>
-      <w:pPr>
-        <w:ind w:left="5616" w:hanging="360"/>
-      </w:pPr>
-      <w:rPr>
-        <w:rFonts w:ascii="Wingdings" w:hAnsi="Wingdings" w:hint="default"/>
-      </w:rPr>
-    </w:lvl>
-    <w:lvl w:ilvl="6" w:tplc="18090001" w:tentative="1">
-      <w:start w:val="1"/>
-      <w:numFmt w:val="bullet"/>
-      <w:lvlText w:val=""/>
-      <w:lvlJc w:val="left"/>
-      <w:pPr>
-        <w:ind w:left="6336" w:hanging="360"/>
-      </w:pPr>
-      <w:rPr>
-        <w:rFonts w:ascii="Symbol" w:hAnsi="Symbol" w:hint="default"/>
-      </w:rPr>
-    </w:lvl>
-    <w:lvl w:ilvl="7" w:tplc="18090003" w:tentative="1">
-      <w:start w:val="1"/>
-      <w:numFmt w:val="bullet"/>
-      <w:lvlText w:val="o"/>
-      <w:lvlJc w:val="left"/>
-      <w:pPr>
-        <w:ind w:left="7056" w:hanging="360"/>
-      </w:pPr>
-      <w:rPr>
-        <w:rFonts w:ascii="Courier New" w:hAnsi="Courier New" w:cs="Courier New" w:hint="default"/>
-      </w:rPr>
-    </w:lvl>
-    <w:lvl w:ilvl="8" w:tplc="18090005" w:tentative="1">
-      <w:start w:val="1"/>
-      <w:numFmt w:val="bullet"/>
-      <w:lvlText w:val=""/>
-      <w:lvlJc w:val="left"/>
-      <w:pPr>
-        <w:ind w:left="7776" w:hanging="360"/>
-      </w:pPr>
-      <w:rPr>
-        <w:rFonts w:ascii="Wingdings" w:hAnsi="Wingdings" w:hint="default"/>
-      </w:rPr>
-    </w:lvl>
-  </w:abstractNum>
-  <w:abstractNum w:abstractNumId="4" w15:restartNumberingAfterBreak="0">
-    <w:nsid w:val="0B9A450F"/>
-    <w:multiLevelType w:val="hybridMultilevel"/>
-    <w:tmpl w:val="A290F67C"/>
+    <w:tmpl w:val="71DEF4A0"/>
     <w:lvl w:ilvl="0" w:tplc="1809000F">
       <w:start w:val="1"/>
       <w:numFmt w:val="decimal"/>
       <w:lvlText w:val="%1."/>
       <w:lvlJc w:val="left"/>
       <w:pPr>
-        <w:ind w:left="720" w:hanging="360"/>
+        <w:ind w:left="1440" w:hanging="360"/>
       </w:pPr>
     </w:lvl>
-    <w:lvl w:ilvl="1" w:tplc="18090019">
+    <w:lvl w:ilvl="1" w:tplc="18090019" w:tentative="1">
       <w:start w:val="1"/>
       <w:numFmt w:val="lowerLetter"/>
       <w:lvlText w:val="%2."/>
       <w:lvlJc w:val="left"/>
       <w:pPr>
-        <w:ind w:left="1440" w:hanging="360"/>
+        <w:ind w:left="2160" w:hanging="360"/>
       </w:pPr>
     </w:lvl>
-    <w:lvl w:ilvl="2" w:tplc="1809001B">
+    <w:lvl w:ilvl="2" w:tplc="1809001B" w:tentative="1">
       <w:start w:val="1"/>
       <w:numFmt w:val="lowerRoman"/>
       <w:lvlText w:val="%3."/>
       <w:lvlJc w:val="right"/>
       <w:pPr>
-        <w:ind w:left="2160" w:hanging="180"/>
+        <w:ind w:left="2880" w:hanging="180"/>
       </w:pPr>
     </w:lvl>
     <w:lvl w:ilvl="3" w:tplc="1809000F" w:tentative="1">
@@ -14005,7 +14225,7 @@
       <w:lvlText w:val="%4."/>
       <w:lvlJc w:val="left"/>
       <w:pPr>
-        <w:ind w:left="2880" w:hanging="360"/>
+        <w:ind w:left="3600" w:hanging="360"/>
       </w:pPr>
     </w:lvl>
     <w:lvl w:ilvl="4" w:tplc="18090019" w:tentative="1">
@@ -14014,7 +14234,7 @@
       <w:lvlText w:val="%5."/>
       <w:lvlJc w:val="left"/>
       <w:pPr>
-        <w:ind w:left="3600" w:hanging="360"/>
+        <w:ind w:left="4320" w:hanging="360"/>
       </w:pPr>
     </w:lvl>
     <w:lvl w:ilvl="5" w:tplc="1809001B" w:tentative="1">
@@ -14023,7 +14243,7 @@
       <w:lvlText w:val="%6."/>
       <w:lvlJc w:val="right"/>
       <w:pPr>
-        <w:ind w:left="4320" w:hanging="180"/>
+        <w:ind w:left="5040" w:hanging="180"/>
       </w:pPr>
     </w:lvl>
     <w:lvl w:ilvl="6" w:tplc="1809000F" w:tentative="1">
@@ -14032,7 +14252,7 @@
       <w:lvlText w:val="%7."/>
       <w:lvlJc w:val="left"/>
       <w:pPr>
-        <w:ind w:left="5040" w:hanging="360"/>
+        <w:ind w:left="5760" w:hanging="360"/>
       </w:pPr>
     </w:lvl>
     <w:lvl w:ilvl="7" w:tplc="18090019" w:tentative="1">
@@ -14041,7 +14261,7 @@
       <w:lvlText w:val="%8."/>
       <w:lvlJc w:val="left"/>
       <w:pPr>
-        <w:ind w:left="5760" w:hanging="360"/>
+        <w:ind w:left="6480" w:hanging="360"/>
       </w:pPr>
     </w:lvl>
     <w:lvl w:ilvl="8" w:tplc="1809001B" w:tentative="1">
@@ -14050,1814 +14270,14 @@
       <w:lvlText w:val="%9."/>
       <w:lvlJc w:val="right"/>
       <w:pPr>
-        <w:ind w:left="6480" w:hanging="180"/>
-      </w:pPr>
-    </w:lvl>
-  </w:abstractNum>
-  <w:abstractNum w:abstractNumId="5" w15:restartNumberingAfterBreak="0">
-    <w:nsid w:val="0C2E5FF6"/>
-    <w:multiLevelType w:val="multilevel"/>
-    <w:tmpl w:val="6F74214A"/>
-    <w:lvl w:ilvl="0">
-      <w:start w:val="1"/>
-      <w:numFmt w:val="bullet"/>
-      <w:lvlText w:val=""/>
-      <w:lvlJc w:val="left"/>
-      <w:pPr>
-        <w:tabs>
-          <w:tab w:val="num" w:pos="720"/>
-        </w:tabs>
-        <w:ind w:left="720" w:hanging="360"/>
-      </w:pPr>
-      <w:rPr>
-        <w:rFonts w:ascii="Symbol" w:hAnsi="Symbol" w:hint="default"/>
-        <w:sz w:val="20"/>
-      </w:rPr>
-    </w:lvl>
-    <w:lvl w:ilvl="1" w:tentative="1">
-      <w:start w:val="1"/>
-      <w:numFmt w:val="bullet"/>
-      <w:lvlText w:val="o"/>
-      <w:lvlJc w:val="left"/>
-      <w:pPr>
-        <w:tabs>
-          <w:tab w:val="num" w:pos="1440"/>
-        </w:tabs>
-        <w:ind w:left="1440" w:hanging="360"/>
-      </w:pPr>
-      <w:rPr>
-        <w:rFonts w:ascii="Courier New" w:hAnsi="Courier New" w:hint="default"/>
-        <w:sz w:val="20"/>
-      </w:rPr>
-    </w:lvl>
-    <w:lvl w:ilvl="2" w:tentative="1">
-      <w:start w:val="1"/>
-      <w:numFmt w:val="bullet"/>
-      <w:lvlText w:val=""/>
-      <w:lvlJc w:val="left"/>
-      <w:pPr>
-        <w:tabs>
-          <w:tab w:val="num" w:pos="2160"/>
-        </w:tabs>
-        <w:ind w:left="2160" w:hanging="360"/>
-      </w:pPr>
-      <w:rPr>
-        <w:rFonts w:ascii="Wingdings" w:hAnsi="Wingdings" w:hint="default"/>
-        <w:sz w:val="20"/>
-      </w:rPr>
-    </w:lvl>
-    <w:lvl w:ilvl="3" w:tentative="1">
-      <w:start w:val="1"/>
-      <w:numFmt w:val="bullet"/>
-      <w:lvlText w:val=""/>
-      <w:lvlJc w:val="left"/>
-      <w:pPr>
-        <w:tabs>
-          <w:tab w:val="num" w:pos="2880"/>
-        </w:tabs>
-        <w:ind w:left="2880" w:hanging="360"/>
-      </w:pPr>
-      <w:rPr>
-        <w:rFonts w:ascii="Wingdings" w:hAnsi="Wingdings" w:hint="default"/>
-        <w:sz w:val="20"/>
-      </w:rPr>
-    </w:lvl>
-    <w:lvl w:ilvl="4" w:tentative="1">
-      <w:start w:val="1"/>
-      <w:numFmt w:val="bullet"/>
-      <w:lvlText w:val=""/>
-      <w:lvlJc w:val="left"/>
-      <w:pPr>
-        <w:tabs>
-          <w:tab w:val="num" w:pos="3600"/>
-        </w:tabs>
-        <w:ind w:left="3600" w:hanging="360"/>
-      </w:pPr>
-      <w:rPr>
-        <w:rFonts w:ascii="Wingdings" w:hAnsi="Wingdings" w:hint="default"/>
-        <w:sz w:val="20"/>
-      </w:rPr>
-    </w:lvl>
-    <w:lvl w:ilvl="5" w:tentative="1">
-      <w:start w:val="1"/>
-      <w:numFmt w:val="bullet"/>
-      <w:lvlText w:val=""/>
-      <w:lvlJc w:val="left"/>
-      <w:pPr>
-        <w:tabs>
-          <w:tab w:val="num" w:pos="4320"/>
-        </w:tabs>
-        <w:ind w:left="4320" w:hanging="360"/>
-      </w:pPr>
-      <w:rPr>
-        <w:rFonts w:ascii="Wingdings" w:hAnsi="Wingdings" w:hint="default"/>
-        <w:sz w:val="20"/>
-      </w:rPr>
-    </w:lvl>
-    <w:lvl w:ilvl="6" w:tentative="1">
-      <w:start w:val="1"/>
-      <w:numFmt w:val="bullet"/>
-      <w:lvlText w:val=""/>
-      <w:lvlJc w:val="left"/>
-      <w:pPr>
-        <w:tabs>
-          <w:tab w:val="num" w:pos="5040"/>
-        </w:tabs>
-        <w:ind w:left="5040" w:hanging="360"/>
-      </w:pPr>
-      <w:rPr>
-        <w:rFonts w:ascii="Wingdings" w:hAnsi="Wingdings" w:hint="default"/>
-        <w:sz w:val="20"/>
-      </w:rPr>
-    </w:lvl>
-    <w:lvl w:ilvl="7" w:tentative="1">
-      <w:start w:val="1"/>
-      <w:numFmt w:val="bullet"/>
-      <w:lvlText w:val=""/>
-      <w:lvlJc w:val="left"/>
-      <w:pPr>
-        <w:tabs>
-          <w:tab w:val="num" w:pos="5760"/>
-        </w:tabs>
-        <w:ind w:left="5760" w:hanging="360"/>
-      </w:pPr>
-      <w:rPr>
-        <w:rFonts w:ascii="Wingdings" w:hAnsi="Wingdings" w:hint="default"/>
-        <w:sz w:val="20"/>
-      </w:rPr>
-    </w:lvl>
-    <w:lvl w:ilvl="8" w:tentative="1">
-      <w:start w:val="1"/>
-      <w:numFmt w:val="bullet"/>
-      <w:lvlText w:val=""/>
-      <w:lvlJc w:val="left"/>
-      <w:pPr>
-        <w:tabs>
-          <w:tab w:val="num" w:pos="6480"/>
-        </w:tabs>
-        <w:ind w:left="6480" w:hanging="360"/>
-      </w:pPr>
-      <w:rPr>
-        <w:rFonts w:ascii="Wingdings" w:hAnsi="Wingdings" w:hint="default"/>
-        <w:sz w:val="20"/>
-      </w:rPr>
+        <w:ind w:left="7200" w:hanging="180"/>
+      </w:pPr>
     </w:lvl>
   </w:abstractNum>
   <w:abstractNum w:abstractNumId="6" w15:restartNumberingAfterBreak="0">
-    <w:nsid w:val="0D5B154B"/>
-    <w:multiLevelType w:val="hybridMultilevel"/>
-    <w:tmpl w:val="47F25C2E"/>
-    <w:lvl w:ilvl="0" w:tplc="1809000F">
-      <w:start w:val="1"/>
-      <w:numFmt w:val="decimal"/>
-      <w:lvlText w:val="%1."/>
-      <w:lvlJc w:val="left"/>
-      <w:pPr>
-        <w:ind w:left="1440" w:hanging="360"/>
-      </w:pPr>
-    </w:lvl>
-    <w:lvl w:ilvl="1" w:tplc="18090019" w:tentative="1">
-      <w:start w:val="1"/>
-      <w:numFmt w:val="lowerLetter"/>
-      <w:lvlText w:val="%2."/>
-      <w:lvlJc w:val="left"/>
-      <w:pPr>
-        <w:ind w:left="2160" w:hanging="360"/>
-      </w:pPr>
-    </w:lvl>
-    <w:lvl w:ilvl="2" w:tplc="1809001B" w:tentative="1">
-      <w:start w:val="1"/>
-      <w:numFmt w:val="lowerRoman"/>
-      <w:lvlText w:val="%3."/>
-      <w:lvlJc w:val="right"/>
-      <w:pPr>
-        <w:ind w:left="2880" w:hanging="180"/>
-      </w:pPr>
-    </w:lvl>
-    <w:lvl w:ilvl="3" w:tplc="1809000F" w:tentative="1">
-      <w:start w:val="1"/>
-      <w:numFmt w:val="decimal"/>
-      <w:lvlText w:val="%4."/>
-      <w:lvlJc w:val="left"/>
-      <w:pPr>
-        <w:ind w:left="3600" w:hanging="360"/>
-      </w:pPr>
-    </w:lvl>
-    <w:lvl w:ilvl="4" w:tplc="18090019" w:tentative="1">
-      <w:start w:val="1"/>
-      <w:numFmt w:val="lowerLetter"/>
-      <w:lvlText w:val="%5."/>
-      <w:lvlJc w:val="left"/>
-      <w:pPr>
-        <w:ind w:left="4320" w:hanging="360"/>
-      </w:pPr>
-    </w:lvl>
-    <w:lvl w:ilvl="5" w:tplc="1809001B" w:tentative="1">
-      <w:start w:val="1"/>
-      <w:numFmt w:val="lowerRoman"/>
-      <w:lvlText w:val="%6."/>
-      <w:lvlJc w:val="right"/>
-      <w:pPr>
-        <w:ind w:left="5040" w:hanging="180"/>
-      </w:pPr>
-    </w:lvl>
-    <w:lvl w:ilvl="6" w:tplc="1809000F" w:tentative="1">
-      <w:start w:val="1"/>
-      <w:numFmt w:val="decimal"/>
-      <w:lvlText w:val="%7."/>
-      <w:lvlJc w:val="left"/>
-      <w:pPr>
-        <w:ind w:left="5760" w:hanging="360"/>
-      </w:pPr>
-    </w:lvl>
-    <w:lvl w:ilvl="7" w:tplc="18090019" w:tentative="1">
-      <w:start w:val="1"/>
-      <w:numFmt w:val="lowerLetter"/>
-      <w:lvlText w:val="%8."/>
-      <w:lvlJc w:val="left"/>
-      <w:pPr>
-        <w:ind w:left="6480" w:hanging="360"/>
-      </w:pPr>
-    </w:lvl>
-    <w:lvl w:ilvl="8" w:tplc="1809001B" w:tentative="1">
-      <w:start w:val="1"/>
-      <w:numFmt w:val="lowerRoman"/>
-      <w:lvlText w:val="%9."/>
-      <w:lvlJc w:val="right"/>
-      <w:pPr>
-        <w:ind w:left="7200" w:hanging="180"/>
-      </w:pPr>
-    </w:lvl>
-  </w:abstractNum>
-  <w:abstractNum w:abstractNumId="7" w15:restartNumberingAfterBreak="0">
-    <w:nsid w:val="10890EE1"/>
+    <w:nsid w:val="7A014B14"/>
     <w:multiLevelType w:val="multilevel"/>
-    <w:tmpl w:val="F3E40918"/>
-    <w:lvl w:ilvl="0">
-      <w:start w:val="1"/>
-      <w:numFmt w:val="bullet"/>
-      <w:lvlText w:val=""/>
-      <w:lvlJc w:val="left"/>
-      <w:pPr>
-        <w:tabs>
-          <w:tab w:val="num" w:pos="1080"/>
-        </w:tabs>
-        <w:ind w:left="1080" w:hanging="360"/>
-      </w:pPr>
-      <w:rPr>
-        <w:rFonts w:ascii="Symbol" w:hAnsi="Symbol" w:hint="default"/>
-        <w:sz w:val="20"/>
-      </w:rPr>
-    </w:lvl>
-    <w:lvl w:ilvl="1" w:tentative="1">
-      <w:start w:val="1"/>
-      <w:numFmt w:val="bullet"/>
-      <w:lvlText w:val="o"/>
-      <w:lvlJc w:val="left"/>
-      <w:pPr>
-        <w:tabs>
-          <w:tab w:val="num" w:pos="1800"/>
-        </w:tabs>
-        <w:ind w:left="1800" w:hanging="360"/>
-      </w:pPr>
-      <w:rPr>
-        <w:rFonts w:ascii="Courier New" w:hAnsi="Courier New" w:hint="default"/>
-        <w:sz w:val="20"/>
-      </w:rPr>
-    </w:lvl>
-    <w:lvl w:ilvl="2" w:tentative="1">
-      <w:start w:val="1"/>
-      <w:numFmt w:val="bullet"/>
-      <w:lvlText w:val=""/>
-      <w:lvlJc w:val="left"/>
-      <w:pPr>
-        <w:tabs>
-          <w:tab w:val="num" w:pos="2520"/>
-        </w:tabs>
-        <w:ind w:left="2520" w:hanging="360"/>
-      </w:pPr>
-      <w:rPr>
-        <w:rFonts w:ascii="Wingdings" w:hAnsi="Wingdings" w:hint="default"/>
-        <w:sz w:val="20"/>
-      </w:rPr>
-    </w:lvl>
-    <w:lvl w:ilvl="3" w:tentative="1">
-      <w:start w:val="1"/>
-      <w:numFmt w:val="bullet"/>
-      <w:lvlText w:val=""/>
-      <w:lvlJc w:val="left"/>
-      <w:pPr>
-        <w:tabs>
-          <w:tab w:val="num" w:pos="3240"/>
-        </w:tabs>
-        <w:ind w:left="3240" w:hanging="360"/>
-      </w:pPr>
-      <w:rPr>
-        <w:rFonts w:ascii="Wingdings" w:hAnsi="Wingdings" w:hint="default"/>
-        <w:sz w:val="20"/>
-      </w:rPr>
-    </w:lvl>
-    <w:lvl w:ilvl="4" w:tentative="1">
-      <w:start w:val="1"/>
-      <w:numFmt w:val="bullet"/>
-      <w:lvlText w:val=""/>
-      <w:lvlJc w:val="left"/>
-      <w:pPr>
-        <w:tabs>
-          <w:tab w:val="num" w:pos="3960"/>
-        </w:tabs>
-        <w:ind w:left="3960" w:hanging="360"/>
-      </w:pPr>
-      <w:rPr>
-        <w:rFonts w:ascii="Wingdings" w:hAnsi="Wingdings" w:hint="default"/>
-        <w:sz w:val="20"/>
-      </w:rPr>
-    </w:lvl>
-    <w:lvl w:ilvl="5" w:tentative="1">
-      <w:start w:val="1"/>
-      <w:numFmt w:val="bullet"/>
-      <w:lvlText w:val=""/>
-      <w:lvlJc w:val="left"/>
-      <w:pPr>
-        <w:tabs>
-          <w:tab w:val="num" w:pos="4680"/>
-        </w:tabs>
-        <w:ind w:left="4680" w:hanging="360"/>
-      </w:pPr>
-      <w:rPr>
-        <w:rFonts w:ascii="Wingdings" w:hAnsi="Wingdings" w:hint="default"/>
-        <w:sz w:val="20"/>
-      </w:rPr>
-    </w:lvl>
-    <w:lvl w:ilvl="6" w:tentative="1">
-      <w:start w:val="1"/>
-      <w:numFmt w:val="bullet"/>
-      <w:lvlText w:val=""/>
-      <w:lvlJc w:val="left"/>
-      <w:pPr>
-        <w:tabs>
-          <w:tab w:val="num" w:pos="5400"/>
-        </w:tabs>
-        <w:ind w:left="5400" w:hanging="360"/>
-      </w:pPr>
-      <w:rPr>
-        <w:rFonts w:ascii="Wingdings" w:hAnsi="Wingdings" w:hint="default"/>
-        <w:sz w:val="20"/>
-      </w:rPr>
-    </w:lvl>
-    <w:lvl w:ilvl="7" w:tentative="1">
-      <w:start w:val="1"/>
-      <w:numFmt w:val="bullet"/>
-      <w:lvlText w:val=""/>
-      <w:lvlJc w:val="left"/>
-      <w:pPr>
-        <w:tabs>
-          <w:tab w:val="num" w:pos="6120"/>
-        </w:tabs>
-        <w:ind w:left="6120" w:hanging="360"/>
-      </w:pPr>
-      <w:rPr>
-        <w:rFonts w:ascii="Wingdings" w:hAnsi="Wingdings" w:hint="default"/>
-        <w:sz w:val="20"/>
-      </w:rPr>
-    </w:lvl>
-    <w:lvl w:ilvl="8" w:tentative="1">
-      <w:start w:val="1"/>
-      <w:numFmt w:val="bullet"/>
-      <w:lvlText w:val=""/>
-      <w:lvlJc w:val="left"/>
-      <w:pPr>
-        <w:tabs>
-          <w:tab w:val="num" w:pos="6840"/>
-        </w:tabs>
-        <w:ind w:left="6840" w:hanging="360"/>
-      </w:pPr>
-      <w:rPr>
-        <w:rFonts w:ascii="Wingdings" w:hAnsi="Wingdings" w:hint="default"/>
-        <w:sz w:val="20"/>
-      </w:rPr>
-    </w:lvl>
-  </w:abstractNum>
-  <w:abstractNum w:abstractNumId="8" w15:restartNumberingAfterBreak="0">
-    <w:nsid w:val="119F43C4"/>
-    <w:multiLevelType w:val="hybridMultilevel"/>
-    <w:tmpl w:val="4560DDDA"/>
-    <w:lvl w:ilvl="0" w:tplc="A9800A8A">
-      <w:start w:val="1"/>
-      <w:numFmt w:val="decimal"/>
-      <w:lvlText w:val="5.6.%1"/>
-      <w:lvlJc w:val="left"/>
-      <w:pPr>
-        <w:ind w:left="2160" w:hanging="360"/>
-      </w:pPr>
-      <w:rPr>
-        <w:rFonts w:hint="default"/>
-      </w:rPr>
-    </w:lvl>
-    <w:lvl w:ilvl="1" w:tplc="18090019" w:tentative="1">
-      <w:start w:val="1"/>
-      <w:numFmt w:val="lowerLetter"/>
-      <w:lvlText w:val="%2."/>
-      <w:lvlJc w:val="left"/>
-      <w:pPr>
-        <w:ind w:left="2880" w:hanging="360"/>
-      </w:pPr>
-    </w:lvl>
-    <w:lvl w:ilvl="2" w:tplc="1809001B" w:tentative="1">
-      <w:start w:val="1"/>
-      <w:numFmt w:val="lowerRoman"/>
-      <w:lvlText w:val="%3."/>
-      <w:lvlJc w:val="right"/>
-      <w:pPr>
-        <w:ind w:left="3600" w:hanging="180"/>
-      </w:pPr>
-    </w:lvl>
-    <w:lvl w:ilvl="3" w:tplc="1809000F" w:tentative="1">
-      <w:start w:val="1"/>
-      <w:numFmt w:val="decimal"/>
-      <w:lvlText w:val="%4."/>
-      <w:lvlJc w:val="left"/>
-      <w:pPr>
-        <w:ind w:left="4320" w:hanging="360"/>
-      </w:pPr>
-    </w:lvl>
-    <w:lvl w:ilvl="4" w:tplc="18090019" w:tentative="1">
-      <w:start w:val="1"/>
-      <w:numFmt w:val="lowerLetter"/>
-      <w:lvlText w:val="%5."/>
-      <w:lvlJc w:val="left"/>
-      <w:pPr>
-        <w:ind w:left="5040" w:hanging="360"/>
-      </w:pPr>
-    </w:lvl>
-    <w:lvl w:ilvl="5" w:tplc="1809001B" w:tentative="1">
-      <w:start w:val="1"/>
-      <w:numFmt w:val="lowerRoman"/>
-      <w:lvlText w:val="%6."/>
-      <w:lvlJc w:val="right"/>
-      <w:pPr>
-        <w:ind w:left="5760" w:hanging="180"/>
-      </w:pPr>
-    </w:lvl>
-    <w:lvl w:ilvl="6" w:tplc="1809000F" w:tentative="1">
-      <w:start w:val="1"/>
-      <w:numFmt w:val="decimal"/>
-      <w:lvlText w:val="%7."/>
-      <w:lvlJc w:val="left"/>
-      <w:pPr>
-        <w:ind w:left="6480" w:hanging="360"/>
-      </w:pPr>
-    </w:lvl>
-    <w:lvl w:ilvl="7" w:tplc="18090019" w:tentative="1">
-      <w:start w:val="1"/>
-      <w:numFmt w:val="lowerLetter"/>
-      <w:lvlText w:val="%8."/>
-      <w:lvlJc w:val="left"/>
-      <w:pPr>
-        <w:ind w:left="7200" w:hanging="360"/>
-      </w:pPr>
-    </w:lvl>
-    <w:lvl w:ilvl="8" w:tplc="1809001B" w:tentative="1">
-      <w:start w:val="1"/>
-      <w:numFmt w:val="lowerRoman"/>
-      <w:lvlText w:val="%9."/>
-      <w:lvlJc w:val="right"/>
-      <w:pPr>
-        <w:ind w:left="7920" w:hanging="180"/>
-      </w:pPr>
-    </w:lvl>
-  </w:abstractNum>
-  <w:abstractNum w:abstractNumId="9" w15:restartNumberingAfterBreak="0">
-    <w:nsid w:val="13423682"/>
-    <w:multiLevelType w:val="hybridMultilevel"/>
-    <w:tmpl w:val="4956F218"/>
-    <w:lvl w:ilvl="0" w:tplc="27148D74">
-      <w:start w:val="1"/>
-      <w:numFmt w:val="bullet"/>
-      <w:lvlText w:val="-"/>
-      <w:lvlJc w:val="left"/>
-      <w:pPr>
-        <w:ind w:left="720" w:hanging="360"/>
-      </w:pPr>
-      <w:rPr>
-        <w:rFonts w:ascii="Aptos" w:hAnsi="Aptos" w:hint="default"/>
-      </w:rPr>
-    </w:lvl>
-    <w:lvl w:ilvl="1" w:tplc="148698C6">
-      <w:start w:val="1"/>
-      <w:numFmt w:val="bullet"/>
-      <w:lvlText w:val="o"/>
-      <w:lvlJc w:val="left"/>
-      <w:pPr>
-        <w:ind w:left="1440" w:hanging="360"/>
-      </w:pPr>
-      <w:rPr>
-        <w:rFonts w:ascii="Courier New" w:hAnsi="Courier New" w:hint="default"/>
-      </w:rPr>
-    </w:lvl>
-    <w:lvl w:ilvl="2" w:tplc="8C7026D4">
-      <w:start w:val="1"/>
-      <w:numFmt w:val="bullet"/>
-      <w:lvlText w:val=""/>
-      <w:lvlJc w:val="left"/>
-      <w:pPr>
-        <w:ind w:left="2160" w:hanging="360"/>
-      </w:pPr>
-      <w:rPr>
-        <w:rFonts w:ascii="Wingdings" w:hAnsi="Wingdings" w:hint="default"/>
-      </w:rPr>
-    </w:lvl>
-    <w:lvl w:ilvl="3" w:tplc="F3721C76">
-      <w:start w:val="1"/>
-      <w:numFmt w:val="bullet"/>
-      <w:lvlText w:val=""/>
-      <w:lvlJc w:val="left"/>
-      <w:pPr>
-        <w:ind w:left="2880" w:hanging="360"/>
-      </w:pPr>
-      <w:rPr>
-        <w:rFonts w:ascii="Symbol" w:hAnsi="Symbol" w:hint="default"/>
-      </w:rPr>
-    </w:lvl>
-    <w:lvl w:ilvl="4" w:tplc="593CDC5E">
-      <w:start w:val="1"/>
-      <w:numFmt w:val="bullet"/>
-      <w:lvlText w:val="o"/>
-      <w:lvlJc w:val="left"/>
-      <w:pPr>
-        <w:ind w:left="3600" w:hanging="360"/>
-      </w:pPr>
-      <w:rPr>
-        <w:rFonts w:ascii="Courier New" w:hAnsi="Courier New" w:hint="default"/>
-      </w:rPr>
-    </w:lvl>
-    <w:lvl w:ilvl="5" w:tplc="C0AE605E">
-      <w:start w:val="1"/>
-      <w:numFmt w:val="bullet"/>
-      <w:lvlText w:val=""/>
-      <w:lvlJc w:val="left"/>
-      <w:pPr>
-        <w:ind w:left="4320" w:hanging="360"/>
-      </w:pPr>
-      <w:rPr>
-        <w:rFonts w:ascii="Wingdings" w:hAnsi="Wingdings" w:hint="default"/>
-      </w:rPr>
-    </w:lvl>
-    <w:lvl w:ilvl="6" w:tplc="6D5855F6">
-      <w:start w:val="1"/>
-      <w:numFmt w:val="bullet"/>
-      <w:lvlText w:val=""/>
-      <w:lvlJc w:val="left"/>
-      <w:pPr>
-        <w:ind w:left="5040" w:hanging="360"/>
-      </w:pPr>
-      <w:rPr>
-        <w:rFonts w:ascii="Symbol" w:hAnsi="Symbol" w:hint="default"/>
-      </w:rPr>
-    </w:lvl>
-    <w:lvl w:ilvl="7" w:tplc="44445802">
-      <w:start w:val="1"/>
-      <w:numFmt w:val="bullet"/>
-      <w:lvlText w:val="o"/>
-      <w:lvlJc w:val="left"/>
-      <w:pPr>
-        <w:ind w:left="5760" w:hanging="360"/>
-      </w:pPr>
-      <w:rPr>
-        <w:rFonts w:ascii="Courier New" w:hAnsi="Courier New" w:hint="default"/>
-      </w:rPr>
-    </w:lvl>
-    <w:lvl w:ilvl="8" w:tplc="CAFA8AA0">
-      <w:start w:val="1"/>
-      <w:numFmt w:val="bullet"/>
-      <w:lvlText w:val=""/>
-      <w:lvlJc w:val="left"/>
-      <w:pPr>
-        <w:ind w:left="6480" w:hanging="360"/>
-      </w:pPr>
-      <w:rPr>
-        <w:rFonts w:ascii="Wingdings" w:hAnsi="Wingdings" w:hint="default"/>
-      </w:rPr>
-    </w:lvl>
-  </w:abstractNum>
-  <w:abstractNum w:abstractNumId="10" w15:restartNumberingAfterBreak="0">
-    <w:nsid w:val="14360F28"/>
-    <w:multiLevelType w:val="hybridMultilevel"/>
-    <w:tmpl w:val="50B81072"/>
-    <w:lvl w:ilvl="0" w:tplc="18090001">
-      <w:start w:val="1"/>
-      <w:numFmt w:val="bullet"/>
-      <w:lvlText w:val=""/>
-      <w:lvlJc w:val="left"/>
-      <w:pPr>
-        <w:ind w:left="720" w:hanging="360"/>
-      </w:pPr>
-      <w:rPr>
-        <w:rFonts w:ascii="Symbol" w:hAnsi="Symbol" w:hint="default"/>
-      </w:rPr>
-    </w:lvl>
-    <w:lvl w:ilvl="1" w:tplc="18090003" w:tentative="1">
-      <w:start w:val="1"/>
-      <w:numFmt w:val="bullet"/>
-      <w:lvlText w:val="o"/>
-      <w:lvlJc w:val="left"/>
-      <w:pPr>
-        <w:ind w:left="1440" w:hanging="360"/>
-      </w:pPr>
-      <w:rPr>
-        <w:rFonts w:ascii="Courier New" w:hAnsi="Courier New" w:cs="Courier New" w:hint="default"/>
-      </w:rPr>
-    </w:lvl>
-    <w:lvl w:ilvl="2" w:tplc="18090005" w:tentative="1">
-      <w:start w:val="1"/>
-      <w:numFmt w:val="bullet"/>
-      <w:lvlText w:val=""/>
-      <w:lvlJc w:val="left"/>
-      <w:pPr>
-        <w:ind w:left="2160" w:hanging="360"/>
-      </w:pPr>
-      <w:rPr>
-        <w:rFonts w:ascii="Wingdings" w:hAnsi="Wingdings" w:hint="default"/>
-      </w:rPr>
-    </w:lvl>
-    <w:lvl w:ilvl="3" w:tplc="18090001" w:tentative="1">
-      <w:start w:val="1"/>
-      <w:numFmt w:val="bullet"/>
-      <w:lvlText w:val=""/>
-      <w:lvlJc w:val="left"/>
-      <w:pPr>
-        <w:ind w:left="2880" w:hanging="360"/>
-      </w:pPr>
-      <w:rPr>
-        <w:rFonts w:ascii="Symbol" w:hAnsi="Symbol" w:hint="default"/>
-      </w:rPr>
-    </w:lvl>
-    <w:lvl w:ilvl="4" w:tplc="18090003" w:tentative="1">
-      <w:start w:val="1"/>
-      <w:numFmt w:val="bullet"/>
-      <w:lvlText w:val="o"/>
-      <w:lvlJc w:val="left"/>
-      <w:pPr>
-        <w:ind w:left="3600" w:hanging="360"/>
-      </w:pPr>
-      <w:rPr>
-        <w:rFonts w:ascii="Courier New" w:hAnsi="Courier New" w:cs="Courier New" w:hint="default"/>
-      </w:rPr>
-    </w:lvl>
-    <w:lvl w:ilvl="5" w:tplc="18090005" w:tentative="1">
-      <w:start w:val="1"/>
-      <w:numFmt w:val="bullet"/>
-      <w:lvlText w:val=""/>
-      <w:lvlJc w:val="left"/>
-      <w:pPr>
-        <w:ind w:left="4320" w:hanging="360"/>
-      </w:pPr>
-      <w:rPr>
-        <w:rFonts w:ascii="Wingdings" w:hAnsi="Wingdings" w:hint="default"/>
-      </w:rPr>
-    </w:lvl>
-    <w:lvl w:ilvl="6" w:tplc="18090001" w:tentative="1">
-      <w:start w:val="1"/>
-      <w:numFmt w:val="bullet"/>
-      <w:lvlText w:val=""/>
-      <w:lvlJc w:val="left"/>
-      <w:pPr>
-        <w:ind w:left="5040" w:hanging="360"/>
-      </w:pPr>
-      <w:rPr>
-        <w:rFonts w:ascii="Symbol" w:hAnsi="Symbol" w:hint="default"/>
-      </w:rPr>
-    </w:lvl>
-    <w:lvl w:ilvl="7" w:tplc="18090003" w:tentative="1">
-      <w:start w:val="1"/>
-      <w:numFmt w:val="bullet"/>
-      <w:lvlText w:val="o"/>
-      <w:lvlJc w:val="left"/>
-      <w:pPr>
-        <w:ind w:left="5760" w:hanging="360"/>
-      </w:pPr>
-      <w:rPr>
-        <w:rFonts w:ascii="Courier New" w:hAnsi="Courier New" w:cs="Courier New" w:hint="default"/>
-      </w:rPr>
-    </w:lvl>
-    <w:lvl w:ilvl="8" w:tplc="18090005" w:tentative="1">
-      <w:start w:val="1"/>
-      <w:numFmt w:val="bullet"/>
-      <w:lvlText w:val=""/>
-      <w:lvlJc w:val="left"/>
-      <w:pPr>
-        <w:ind w:left="6480" w:hanging="360"/>
-      </w:pPr>
-      <w:rPr>
-        <w:rFonts w:ascii="Wingdings" w:hAnsi="Wingdings" w:hint="default"/>
-      </w:rPr>
-    </w:lvl>
-  </w:abstractNum>
-  <w:abstractNum w:abstractNumId="11" w15:restartNumberingAfterBreak="0">
-    <w:nsid w:val="168B117D"/>
-    <w:multiLevelType w:val="multilevel"/>
-    <w:tmpl w:val="483216B0"/>
-    <w:lvl w:ilvl="0">
-      <w:start w:val="1"/>
-      <w:numFmt w:val="bullet"/>
-      <w:lvlText w:val=""/>
-      <w:lvlJc w:val="left"/>
-      <w:pPr>
-        <w:tabs>
-          <w:tab w:val="num" w:pos="720"/>
-        </w:tabs>
-        <w:ind w:left="720" w:hanging="360"/>
-      </w:pPr>
-      <w:rPr>
-        <w:rFonts w:ascii="Symbol" w:hAnsi="Symbol" w:hint="default"/>
-        <w:sz w:val="20"/>
-      </w:rPr>
-    </w:lvl>
-    <w:lvl w:ilvl="1" w:tentative="1">
-      <w:start w:val="1"/>
-      <w:numFmt w:val="bullet"/>
-      <w:lvlText w:val="o"/>
-      <w:lvlJc w:val="left"/>
-      <w:pPr>
-        <w:tabs>
-          <w:tab w:val="num" w:pos="1440"/>
-        </w:tabs>
-        <w:ind w:left="1440" w:hanging="360"/>
-      </w:pPr>
-      <w:rPr>
-        <w:rFonts w:ascii="Courier New" w:hAnsi="Courier New" w:hint="default"/>
-        <w:sz w:val="20"/>
-      </w:rPr>
-    </w:lvl>
-    <w:lvl w:ilvl="2" w:tentative="1">
-      <w:start w:val="1"/>
-      <w:numFmt w:val="bullet"/>
-      <w:lvlText w:val=""/>
-      <w:lvlJc w:val="left"/>
-      <w:pPr>
-        <w:tabs>
-          <w:tab w:val="num" w:pos="2160"/>
-        </w:tabs>
-        <w:ind w:left="2160" w:hanging="360"/>
-      </w:pPr>
-      <w:rPr>
-        <w:rFonts w:ascii="Wingdings" w:hAnsi="Wingdings" w:hint="default"/>
-        <w:sz w:val="20"/>
-      </w:rPr>
-    </w:lvl>
-    <w:lvl w:ilvl="3" w:tentative="1">
-      <w:start w:val="1"/>
-      <w:numFmt w:val="bullet"/>
-      <w:lvlText w:val=""/>
-      <w:lvlJc w:val="left"/>
-      <w:pPr>
-        <w:tabs>
-          <w:tab w:val="num" w:pos="2880"/>
-        </w:tabs>
-        <w:ind w:left="2880" w:hanging="360"/>
-      </w:pPr>
-      <w:rPr>
-        <w:rFonts w:ascii="Wingdings" w:hAnsi="Wingdings" w:hint="default"/>
-        <w:sz w:val="20"/>
-      </w:rPr>
-    </w:lvl>
-    <w:lvl w:ilvl="4" w:tentative="1">
-      <w:start w:val="1"/>
-      <w:numFmt w:val="bullet"/>
-      <w:lvlText w:val=""/>
-      <w:lvlJc w:val="left"/>
-      <w:pPr>
-        <w:tabs>
-          <w:tab w:val="num" w:pos="3600"/>
-        </w:tabs>
-        <w:ind w:left="3600" w:hanging="360"/>
-      </w:pPr>
-      <w:rPr>
-        <w:rFonts w:ascii="Wingdings" w:hAnsi="Wingdings" w:hint="default"/>
-        <w:sz w:val="20"/>
-      </w:rPr>
-    </w:lvl>
-    <w:lvl w:ilvl="5" w:tentative="1">
-      <w:start w:val="1"/>
-      <w:numFmt w:val="bullet"/>
-      <w:lvlText w:val=""/>
-      <w:lvlJc w:val="left"/>
-      <w:pPr>
-        <w:tabs>
-          <w:tab w:val="num" w:pos="4320"/>
-        </w:tabs>
-        <w:ind w:left="4320" w:hanging="360"/>
-      </w:pPr>
-      <w:rPr>
-        <w:rFonts w:ascii="Wingdings" w:hAnsi="Wingdings" w:hint="default"/>
-        <w:sz w:val="20"/>
-      </w:rPr>
-    </w:lvl>
-    <w:lvl w:ilvl="6" w:tentative="1">
-      <w:start w:val="1"/>
-      <w:numFmt w:val="bullet"/>
-      <w:lvlText w:val=""/>
-      <w:lvlJc w:val="left"/>
-      <w:pPr>
-        <w:tabs>
-          <w:tab w:val="num" w:pos="5040"/>
-        </w:tabs>
-        <w:ind w:left="5040" w:hanging="360"/>
-      </w:pPr>
-      <w:rPr>
-        <w:rFonts w:ascii="Wingdings" w:hAnsi="Wingdings" w:hint="default"/>
-        <w:sz w:val="20"/>
-      </w:rPr>
-    </w:lvl>
-    <w:lvl w:ilvl="7" w:tentative="1">
-      <w:start w:val="1"/>
-      <w:numFmt w:val="bullet"/>
-      <w:lvlText w:val=""/>
-      <w:lvlJc w:val="left"/>
-      <w:pPr>
-        <w:tabs>
-          <w:tab w:val="num" w:pos="5760"/>
-        </w:tabs>
-        <w:ind w:left="5760" w:hanging="360"/>
-      </w:pPr>
-      <w:rPr>
-        <w:rFonts w:ascii="Wingdings" w:hAnsi="Wingdings" w:hint="default"/>
-        <w:sz w:val="20"/>
-      </w:rPr>
-    </w:lvl>
-    <w:lvl w:ilvl="8" w:tentative="1">
-      <w:start w:val="1"/>
-      <w:numFmt w:val="bullet"/>
-      <w:lvlText w:val=""/>
-      <w:lvlJc w:val="left"/>
-      <w:pPr>
-        <w:tabs>
-          <w:tab w:val="num" w:pos="6480"/>
-        </w:tabs>
-        <w:ind w:left="6480" w:hanging="360"/>
-      </w:pPr>
-      <w:rPr>
-        <w:rFonts w:ascii="Wingdings" w:hAnsi="Wingdings" w:hint="default"/>
-        <w:sz w:val="20"/>
-      </w:rPr>
-    </w:lvl>
-  </w:abstractNum>
-  <w:abstractNum w:abstractNumId="12" w15:restartNumberingAfterBreak="0">
-    <w:nsid w:val="1B3F6ED2"/>
-    <w:multiLevelType w:val="hybridMultilevel"/>
-    <w:tmpl w:val="872E5014"/>
-    <w:lvl w:ilvl="0" w:tplc="18090001">
-      <w:start w:val="1"/>
-      <w:numFmt w:val="bullet"/>
-      <w:lvlText w:val=""/>
-      <w:lvlJc w:val="left"/>
-      <w:pPr>
-        <w:ind w:left="720" w:hanging="360"/>
-      </w:pPr>
-      <w:rPr>
-        <w:rFonts w:ascii="Symbol" w:hAnsi="Symbol" w:hint="default"/>
-      </w:rPr>
-    </w:lvl>
-    <w:lvl w:ilvl="1" w:tplc="18090003" w:tentative="1">
-      <w:start w:val="1"/>
-      <w:numFmt w:val="bullet"/>
-      <w:lvlText w:val="o"/>
-      <w:lvlJc w:val="left"/>
-      <w:pPr>
-        <w:ind w:left="1440" w:hanging="360"/>
-      </w:pPr>
-      <w:rPr>
-        <w:rFonts w:ascii="Courier New" w:hAnsi="Courier New" w:cs="Courier New" w:hint="default"/>
-      </w:rPr>
-    </w:lvl>
-    <w:lvl w:ilvl="2" w:tplc="18090005" w:tentative="1">
-      <w:start w:val="1"/>
-      <w:numFmt w:val="bullet"/>
-      <w:lvlText w:val=""/>
-      <w:lvlJc w:val="left"/>
-      <w:pPr>
-        <w:ind w:left="2160" w:hanging="360"/>
-      </w:pPr>
-      <w:rPr>
-        <w:rFonts w:ascii="Wingdings" w:hAnsi="Wingdings" w:hint="default"/>
-      </w:rPr>
-    </w:lvl>
-    <w:lvl w:ilvl="3" w:tplc="18090001" w:tentative="1">
-      <w:start w:val="1"/>
-      <w:numFmt w:val="bullet"/>
-      <w:lvlText w:val=""/>
-      <w:lvlJc w:val="left"/>
-      <w:pPr>
-        <w:ind w:left="2880" w:hanging="360"/>
-      </w:pPr>
-      <w:rPr>
-        <w:rFonts w:ascii="Symbol" w:hAnsi="Symbol" w:hint="default"/>
-      </w:rPr>
-    </w:lvl>
-    <w:lvl w:ilvl="4" w:tplc="18090003" w:tentative="1">
-      <w:start w:val="1"/>
-      <w:numFmt w:val="bullet"/>
-      <w:lvlText w:val="o"/>
-      <w:lvlJc w:val="left"/>
-      <w:pPr>
-        <w:ind w:left="3600" w:hanging="360"/>
-      </w:pPr>
-      <w:rPr>
-        <w:rFonts w:ascii="Courier New" w:hAnsi="Courier New" w:cs="Courier New" w:hint="default"/>
-      </w:rPr>
-    </w:lvl>
-    <w:lvl w:ilvl="5" w:tplc="18090005" w:tentative="1">
-      <w:start w:val="1"/>
-      <w:numFmt w:val="bullet"/>
-      <w:lvlText w:val=""/>
-      <w:lvlJc w:val="left"/>
-      <w:pPr>
-        <w:ind w:left="4320" w:hanging="360"/>
-      </w:pPr>
-      <w:rPr>
-        <w:rFonts w:ascii="Wingdings" w:hAnsi="Wingdings" w:hint="default"/>
-      </w:rPr>
-    </w:lvl>
-    <w:lvl w:ilvl="6" w:tplc="18090001" w:tentative="1">
-      <w:start w:val="1"/>
-      <w:numFmt w:val="bullet"/>
-      <w:lvlText w:val=""/>
-      <w:lvlJc w:val="left"/>
-      <w:pPr>
-        <w:ind w:left="5040" w:hanging="360"/>
-      </w:pPr>
-      <w:rPr>
-        <w:rFonts w:ascii="Symbol" w:hAnsi="Symbol" w:hint="default"/>
-      </w:rPr>
-    </w:lvl>
-    <w:lvl w:ilvl="7" w:tplc="18090003" w:tentative="1">
-      <w:start w:val="1"/>
-      <w:numFmt w:val="bullet"/>
-      <w:lvlText w:val="o"/>
-      <w:lvlJc w:val="left"/>
-      <w:pPr>
-        <w:ind w:left="5760" w:hanging="360"/>
-      </w:pPr>
-      <w:rPr>
-        <w:rFonts w:ascii="Courier New" w:hAnsi="Courier New" w:cs="Courier New" w:hint="default"/>
-      </w:rPr>
-    </w:lvl>
-    <w:lvl w:ilvl="8" w:tplc="18090005" w:tentative="1">
-      <w:start w:val="1"/>
-      <w:numFmt w:val="bullet"/>
-      <w:lvlText w:val=""/>
-      <w:lvlJc w:val="left"/>
-      <w:pPr>
-        <w:ind w:left="6480" w:hanging="360"/>
-      </w:pPr>
-      <w:rPr>
-        <w:rFonts w:ascii="Wingdings" w:hAnsi="Wingdings" w:hint="default"/>
-      </w:rPr>
-    </w:lvl>
-  </w:abstractNum>
-  <w:abstractNum w:abstractNumId="13" w15:restartNumberingAfterBreak="0">
-    <w:nsid w:val="1C4716E4"/>
-    <w:multiLevelType w:val="hybridMultilevel"/>
-    <w:tmpl w:val="962C90DE"/>
-    <w:lvl w:ilvl="0" w:tplc="18090001">
-      <w:start w:val="1"/>
-      <w:numFmt w:val="bullet"/>
-      <w:lvlText w:val=""/>
-      <w:lvlJc w:val="left"/>
-      <w:pPr>
-        <w:ind w:left="720" w:hanging="360"/>
-      </w:pPr>
-      <w:rPr>
-        <w:rFonts w:ascii="Symbol" w:hAnsi="Symbol" w:hint="default"/>
-      </w:rPr>
-    </w:lvl>
-    <w:lvl w:ilvl="1" w:tplc="18090003">
-      <w:start w:val="1"/>
-      <w:numFmt w:val="bullet"/>
-      <w:lvlText w:val="o"/>
-      <w:lvlJc w:val="left"/>
-      <w:pPr>
-        <w:ind w:left="1440" w:hanging="360"/>
-      </w:pPr>
-      <w:rPr>
-        <w:rFonts w:ascii="Courier New" w:hAnsi="Courier New" w:cs="Courier New" w:hint="default"/>
-      </w:rPr>
-    </w:lvl>
-    <w:lvl w:ilvl="2" w:tplc="18090005">
-      <w:start w:val="1"/>
-      <w:numFmt w:val="bullet"/>
-      <w:lvlText w:val=""/>
-      <w:lvlJc w:val="left"/>
-      <w:pPr>
-        <w:ind w:left="2160" w:hanging="360"/>
-      </w:pPr>
-      <w:rPr>
-        <w:rFonts w:ascii="Wingdings" w:hAnsi="Wingdings" w:hint="default"/>
-      </w:rPr>
-    </w:lvl>
-    <w:lvl w:ilvl="3" w:tplc="18090001" w:tentative="1">
-      <w:start w:val="1"/>
-      <w:numFmt w:val="bullet"/>
-      <w:lvlText w:val=""/>
-      <w:lvlJc w:val="left"/>
-      <w:pPr>
-        <w:ind w:left="2880" w:hanging="360"/>
-      </w:pPr>
-      <w:rPr>
-        <w:rFonts w:ascii="Symbol" w:hAnsi="Symbol" w:hint="default"/>
-      </w:rPr>
-    </w:lvl>
-    <w:lvl w:ilvl="4" w:tplc="18090003" w:tentative="1">
-      <w:start w:val="1"/>
-      <w:numFmt w:val="bullet"/>
-      <w:lvlText w:val="o"/>
-      <w:lvlJc w:val="left"/>
-      <w:pPr>
-        <w:ind w:left="3600" w:hanging="360"/>
-      </w:pPr>
-      <w:rPr>
-        <w:rFonts w:ascii="Courier New" w:hAnsi="Courier New" w:cs="Courier New" w:hint="default"/>
-      </w:rPr>
-    </w:lvl>
-    <w:lvl w:ilvl="5" w:tplc="18090005" w:tentative="1">
-      <w:start w:val="1"/>
-      <w:numFmt w:val="bullet"/>
-      <w:lvlText w:val=""/>
-      <w:lvlJc w:val="left"/>
-      <w:pPr>
-        <w:ind w:left="4320" w:hanging="360"/>
-      </w:pPr>
-      <w:rPr>
-        <w:rFonts w:ascii="Wingdings" w:hAnsi="Wingdings" w:hint="default"/>
-      </w:rPr>
-    </w:lvl>
-    <w:lvl w:ilvl="6" w:tplc="18090001" w:tentative="1">
-      <w:start w:val="1"/>
-      <w:numFmt w:val="bullet"/>
-      <w:lvlText w:val=""/>
-      <w:lvlJc w:val="left"/>
-      <w:pPr>
-        <w:ind w:left="5040" w:hanging="360"/>
-      </w:pPr>
-      <w:rPr>
-        <w:rFonts w:ascii="Symbol" w:hAnsi="Symbol" w:hint="default"/>
-      </w:rPr>
-    </w:lvl>
-    <w:lvl w:ilvl="7" w:tplc="18090003" w:tentative="1">
-      <w:start w:val="1"/>
-      <w:numFmt w:val="bullet"/>
-      <w:lvlText w:val="o"/>
-      <w:lvlJc w:val="left"/>
-      <w:pPr>
-        <w:ind w:left="5760" w:hanging="360"/>
-      </w:pPr>
-      <w:rPr>
-        <w:rFonts w:ascii="Courier New" w:hAnsi="Courier New" w:cs="Courier New" w:hint="default"/>
-      </w:rPr>
-    </w:lvl>
-    <w:lvl w:ilvl="8" w:tplc="18090005" w:tentative="1">
-      <w:start w:val="1"/>
-      <w:numFmt w:val="bullet"/>
-      <w:lvlText w:val=""/>
-      <w:lvlJc w:val="left"/>
-      <w:pPr>
-        <w:ind w:left="6480" w:hanging="360"/>
-      </w:pPr>
-      <w:rPr>
-        <w:rFonts w:ascii="Wingdings" w:hAnsi="Wingdings" w:hint="default"/>
-      </w:rPr>
-    </w:lvl>
-  </w:abstractNum>
-  <w:abstractNum w:abstractNumId="14" w15:restartNumberingAfterBreak="0">
-    <w:nsid w:val="1D4C2445"/>
-    <w:multiLevelType w:val="multilevel"/>
-    <w:tmpl w:val="64743DD6"/>
-    <w:lvl w:ilvl="0">
-      <w:start w:val="1"/>
-      <w:numFmt w:val="bullet"/>
-      <w:lvlText w:val=""/>
-      <w:lvlJc w:val="left"/>
-      <w:pPr>
-        <w:tabs>
-          <w:tab w:val="num" w:pos="720"/>
-        </w:tabs>
-        <w:ind w:left="720" w:hanging="360"/>
-      </w:pPr>
-      <w:rPr>
-        <w:rFonts w:ascii="Symbol" w:hAnsi="Symbol" w:hint="default"/>
-        <w:sz w:val="20"/>
-      </w:rPr>
-    </w:lvl>
-    <w:lvl w:ilvl="1" w:tentative="1">
-      <w:start w:val="1"/>
-      <w:numFmt w:val="bullet"/>
-      <w:lvlText w:val="o"/>
-      <w:lvlJc w:val="left"/>
-      <w:pPr>
-        <w:tabs>
-          <w:tab w:val="num" w:pos="1440"/>
-        </w:tabs>
-        <w:ind w:left="1440" w:hanging="360"/>
-      </w:pPr>
-      <w:rPr>
-        <w:rFonts w:ascii="Courier New" w:hAnsi="Courier New" w:hint="default"/>
-        <w:sz w:val="20"/>
-      </w:rPr>
-    </w:lvl>
-    <w:lvl w:ilvl="2" w:tentative="1">
-      <w:start w:val="1"/>
-      <w:numFmt w:val="bullet"/>
-      <w:lvlText w:val=""/>
-      <w:lvlJc w:val="left"/>
-      <w:pPr>
-        <w:tabs>
-          <w:tab w:val="num" w:pos="2160"/>
-        </w:tabs>
-        <w:ind w:left="2160" w:hanging="360"/>
-      </w:pPr>
-      <w:rPr>
-        <w:rFonts w:ascii="Wingdings" w:hAnsi="Wingdings" w:hint="default"/>
-        <w:sz w:val="20"/>
-      </w:rPr>
-    </w:lvl>
-    <w:lvl w:ilvl="3" w:tentative="1">
-      <w:start w:val="1"/>
-      <w:numFmt w:val="bullet"/>
-      <w:lvlText w:val=""/>
-      <w:lvlJc w:val="left"/>
-      <w:pPr>
-        <w:tabs>
-          <w:tab w:val="num" w:pos="2880"/>
-        </w:tabs>
-        <w:ind w:left="2880" w:hanging="360"/>
-      </w:pPr>
-      <w:rPr>
-        <w:rFonts w:ascii="Wingdings" w:hAnsi="Wingdings" w:hint="default"/>
-        <w:sz w:val="20"/>
-      </w:rPr>
-    </w:lvl>
-    <w:lvl w:ilvl="4" w:tentative="1">
-      <w:start w:val="1"/>
-      <w:numFmt w:val="bullet"/>
-      <w:lvlText w:val=""/>
-      <w:lvlJc w:val="left"/>
-      <w:pPr>
-        <w:tabs>
-          <w:tab w:val="num" w:pos="3600"/>
-        </w:tabs>
-        <w:ind w:left="3600" w:hanging="360"/>
-      </w:pPr>
-      <w:rPr>
-        <w:rFonts w:ascii="Wingdings" w:hAnsi="Wingdings" w:hint="default"/>
-        <w:sz w:val="20"/>
-      </w:rPr>
-    </w:lvl>
-    <w:lvl w:ilvl="5" w:tentative="1">
-      <w:start w:val="1"/>
-      <w:numFmt w:val="bullet"/>
-      <w:lvlText w:val=""/>
-      <w:lvlJc w:val="left"/>
-      <w:pPr>
-        <w:tabs>
-          <w:tab w:val="num" w:pos="4320"/>
-        </w:tabs>
-        <w:ind w:left="4320" w:hanging="360"/>
-      </w:pPr>
-      <w:rPr>
-        <w:rFonts w:ascii="Wingdings" w:hAnsi="Wingdings" w:hint="default"/>
-        <w:sz w:val="20"/>
-      </w:rPr>
-    </w:lvl>
-    <w:lvl w:ilvl="6" w:tentative="1">
-      <w:start w:val="1"/>
-      <w:numFmt w:val="bullet"/>
-      <w:lvlText w:val=""/>
-      <w:lvlJc w:val="left"/>
-      <w:pPr>
-        <w:tabs>
-          <w:tab w:val="num" w:pos="5040"/>
-        </w:tabs>
-        <w:ind w:left="5040" w:hanging="360"/>
-      </w:pPr>
-      <w:rPr>
-        <w:rFonts w:ascii="Wingdings" w:hAnsi="Wingdings" w:hint="default"/>
-        <w:sz w:val="20"/>
-      </w:rPr>
-    </w:lvl>
-    <w:lvl w:ilvl="7" w:tentative="1">
-      <w:start w:val="1"/>
-      <w:numFmt w:val="bullet"/>
-      <w:lvlText w:val=""/>
-      <w:lvlJc w:val="left"/>
-      <w:pPr>
-        <w:tabs>
-          <w:tab w:val="num" w:pos="5760"/>
-        </w:tabs>
-        <w:ind w:left="5760" w:hanging="360"/>
-      </w:pPr>
-      <w:rPr>
-        <w:rFonts w:ascii="Wingdings" w:hAnsi="Wingdings" w:hint="default"/>
-        <w:sz w:val="20"/>
-      </w:rPr>
-    </w:lvl>
-    <w:lvl w:ilvl="8" w:tentative="1">
-      <w:start w:val="1"/>
-      <w:numFmt w:val="bullet"/>
-      <w:lvlText w:val=""/>
-      <w:lvlJc w:val="left"/>
-      <w:pPr>
-        <w:tabs>
-          <w:tab w:val="num" w:pos="6480"/>
-        </w:tabs>
-        <w:ind w:left="6480" w:hanging="360"/>
-      </w:pPr>
-      <w:rPr>
-        <w:rFonts w:ascii="Wingdings" w:hAnsi="Wingdings" w:hint="default"/>
-        <w:sz w:val="20"/>
-      </w:rPr>
-    </w:lvl>
-  </w:abstractNum>
-  <w:abstractNum w:abstractNumId="15" w15:restartNumberingAfterBreak="0">
-    <w:nsid w:val="1E0020B7"/>
-    <w:multiLevelType w:val="hybridMultilevel"/>
-    <w:tmpl w:val="5E6A8170"/>
-    <w:lvl w:ilvl="0" w:tplc="18090001">
-      <w:start w:val="1"/>
-      <w:numFmt w:val="bullet"/>
-      <w:lvlText w:val=""/>
-      <w:lvlJc w:val="left"/>
-      <w:pPr>
-        <w:ind w:left="1440" w:hanging="360"/>
-      </w:pPr>
-      <w:rPr>
-        <w:rFonts w:ascii="Symbol" w:hAnsi="Symbol" w:hint="default"/>
-      </w:rPr>
-    </w:lvl>
-    <w:lvl w:ilvl="1" w:tplc="FFFFFFFF" w:tentative="1">
-      <w:start w:val="1"/>
-      <w:numFmt w:val="lowerLetter"/>
-      <w:lvlText w:val="%2."/>
-      <w:lvlJc w:val="left"/>
-      <w:pPr>
-        <w:ind w:left="2160" w:hanging="360"/>
-      </w:pPr>
-    </w:lvl>
-    <w:lvl w:ilvl="2" w:tplc="FFFFFFFF" w:tentative="1">
-      <w:start w:val="1"/>
-      <w:numFmt w:val="lowerRoman"/>
-      <w:lvlText w:val="%3."/>
-      <w:lvlJc w:val="right"/>
-      <w:pPr>
-        <w:ind w:left="2880" w:hanging="180"/>
-      </w:pPr>
-    </w:lvl>
-    <w:lvl w:ilvl="3" w:tplc="FFFFFFFF" w:tentative="1">
-      <w:start w:val="1"/>
-      <w:numFmt w:val="decimal"/>
-      <w:lvlText w:val="%4."/>
-      <w:lvlJc w:val="left"/>
-      <w:pPr>
-        <w:ind w:left="3600" w:hanging="360"/>
-      </w:pPr>
-    </w:lvl>
-    <w:lvl w:ilvl="4" w:tplc="FFFFFFFF" w:tentative="1">
-      <w:start w:val="1"/>
-      <w:numFmt w:val="lowerLetter"/>
-      <w:lvlText w:val="%5."/>
-      <w:lvlJc w:val="left"/>
-      <w:pPr>
-        <w:ind w:left="4320" w:hanging="360"/>
-      </w:pPr>
-    </w:lvl>
-    <w:lvl w:ilvl="5" w:tplc="FFFFFFFF" w:tentative="1">
-      <w:start w:val="1"/>
-      <w:numFmt w:val="lowerRoman"/>
-      <w:lvlText w:val="%6."/>
-      <w:lvlJc w:val="right"/>
-      <w:pPr>
-        <w:ind w:left="5040" w:hanging="180"/>
-      </w:pPr>
-    </w:lvl>
-    <w:lvl w:ilvl="6" w:tplc="FFFFFFFF" w:tentative="1">
-      <w:start w:val="1"/>
-      <w:numFmt w:val="decimal"/>
-      <w:lvlText w:val="%7."/>
-      <w:lvlJc w:val="left"/>
-      <w:pPr>
-        <w:ind w:left="5760" w:hanging="360"/>
-      </w:pPr>
-    </w:lvl>
-    <w:lvl w:ilvl="7" w:tplc="FFFFFFFF" w:tentative="1">
-      <w:start w:val="1"/>
-      <w:numFmt w:val="lowerLetter"/>
-      <w:lvlText w:val="%8."/>
-      <w:lvlJc w:val="left"/>
-      <w:pPr>
-        <w:ind w:left="6480" w:hanging="360"/>
-      </w:pPr>
-    </w:lvl>
-    <w:lvl w:ilvl="8" w:tplc="FFFFFFFF" w:tentative="1">
-      <w:start w:val="1"/>
-      <w:numFmt w:val="lowerRoman"/>
-      <w:lvlText w:val="%9."/>
-      <w:lvlJc w:val="right"/>
-      <w:pPr>
-        <w:ind w:left="7200" w:hanging="180"/>
-      </w:pPr>
-    </w:lvl>
-  </w:abstractNum>
-  <w:abstractNum w:abstractNumId="16" w15:restartNumberingAfterBreak="0">
-    <w:nsid w:val="25DD555C"/>
-    <w:multiLevelType w:val="hybridMultilevel"/>
-    <w:tmpl w:val="062654B8"/>
-    <w:lvl w:ilvl="0" w:tplc="18090001">
-      <w:start w:val="1"/>
-      <w:numFmt w:val="bullet"/>
-      <w:lvlText w:val=""/>
-      <w:lvlJc w:val="left"/>
-      <w:pPr>
-        <w:ind w:left="2016" w:hanging="360"/>
-      </w:pPr>
-      <w:rPr>
-        <w:rFonts w:ascii="Symbol" w:hAnsi="Symbol" w:hint="default"/>
-      </w:rPr>
-    </w:lvl>
-    <w:lvl w:ilvl="1" w:tplc="18090003" w:tentative="1">
-      <w:start w:val="1"/>
-      <w:numFmt w:val="bullet"/>
-      <w:lvlText w:val="o"/>
-      <w:lvlJc w:val="left"/>
-      <w:pPr>
-        <w:ind w:left="2736" w:hanging="360"/>
-      </w:pPr>
-      <w:rPr>
-        <w:rFonts w:ascii="Courier New" w:hAnsi="Courier New" w:cs="Courier New" w:hint="default"/>
-      </w:rPr>
-    </w:lvl>
-    <w:lvl w:ilvl="2" w:tplc="18090005" w:tentative="1">
-      <w:start w:val="1"/>
-      <w:numFmt w:val="bullet"/>
-      <w:lvlText w:val=""/>
-      <w:lvlJc w:val="left"/>
-      <w:pPr>
-        <w:ind w:left="3456" w:hanging="360"/>
-      </w:pPr>
-      <w:rPr>
-        <w:rFonts w:ascii="Wingdings" w:hAnsi="Wingdings" w:hint="default"/>
-      </w:rPr>
-    </w:lvl>
-    <w:lvl w:ilvl="3" w:tplc="18090001" w:tentative="1">
-      <w:start w:val="1"/>
-      <w:numFmt w:val="bullet"/>
-      <w:lvlText w:val=""/>
-      <w:lvlJc w:val="left"/>
-      <w:pPr>
-        <w:ind w:left="4176" w:hanging="360"/>
-      </w:pPr>
-      <w:rPr>
-        <w:rFonts w:ascii="Symbol" w:hAnsi="Symbol" w:hint="default"/>
-      </w:rPr>
-    </w:lvl>
-    <w:lvl w:ilvl="4" w:tplc="18090003" w:tentative="1">
-      <w:start w:val="1"/>
-      <w:numFmt w:val="bullet"/>
-      <w:lvlText w:val="o"/>
-      <w:lvlJc w:val="left"/>
-      <w:pPr>
-        <w:ind w:left="4896" w:hanging="360"/>
-      </w:pPr>
-      <w:rPr>
-        <w:rFonts w:ascii="Courier New" w:hAnsi="Courier New" w:cs="Courier New" w:hint="default"/>
-      </w:rPr>
-    </w:lvl>
-    <w:lvl w:ilvl="5" w:tplc="18090005" w:tentative="1">
-      <w:start w:val="1"/>
-      <w:numFmt w:val="bullet"/>
-      <w:lvlText w:val=""/>
-      <w:lvlJc w:val="left"/>
-      <w:pPr>
-        <w:ind w:left="5616" w:hanging="360"/>
-      </w:pPr>
-      <w:rPr>
-        <w:rFonts w:ascii="Wingdings" w:hAnsi="Wingdings" w:hint="default"/>
-      </w:rPr>
-    </w:lvl>
-    <w:lvl w:ilvl="6" w:tplc="18090001" w:tentative="1">
-      <w:start w:val="1"/>
-      <w:numFmt w:val="bullet"/>
-      <w:lvlText w:val=""/>
-      <w:lvlJc w:val="left"/>
-      <w:pPr>
-        <w:ind w:left="6336" w:hanging="360"/>
-      </w:pPr>
-      <w:rPr>
-        <w:rFonts w:ascii="Symbol" w:hAnsi="Symbol" w:hint="default"/>
-      </w:rPr>
-    </w:lvl>
-    <w:lvl w:ilvl="7" w:tplc="18090003" w:tentative="1">
-      <w:start w:val="1"/>
-      <w:numFmt w:val="bullet"/>
-      <w:lvlText w:val="o"/>
-      <w:lvlJc w:val="left"/>
-      <w:pPr>
-        <w:ind w:left="7056" w:hanging="360"/>
-      </w:pPr>
-      <w:rPr>
-        <w:rFonts w:ascii="Courier New" w:hAnsi="Courier New" w:cs="Courier New" w:hint="default"/>
-      </w:rPr>
-    </w:lvl>
-    <w:lvl w:ilvl="8" w:tplc="18090005" w:tentative="1">
-      <w:start w:val="1"/>
-      <w:numFmt w:val="bullet"/>
-      <w:lvlText w:val=""/>
-      <w:lvlJc w:val="left"/>
-      <w:pPr>
-        <w:ind w:left="7776" w:hanging="360"/>
-      </w:pPr>
-      <w:rPr>
-        <w:rFonts w:ascii="Wingdings" w:hAnsi="Wingdings" w:hint="default"/>
-      </w:rPr>
-    </w:lvl>
-  </w:abstractNum>
-  <w:abstractNum w:abstractNumId="17" w15:restartNumberingAfterBreak="0">
-    <w:nsid w:val="27187375"/>
-    <w:multiLevelType w:val="hybridMultilevel"/>
-    <w:tmpl w:val="D71E39B4"/>
-    <w:lvl w:ilvl="0" w:tplc="18090001">
-      <w:start w:val="1"/>
-      <w:numFmt w:val="bullet"/>
-      <w:lvlText w:val=""/>
-      <w:lvlJc w:val="left"/>
-      <w:pPr>
-        <w:ind w:left="1440" w:hanging="360"/>
-      </w:pPr>
-      <w:rPr>
-        <w:rFonts w:ascii="Symbol" w:hAnsi="Symbol" w:hint="default"/>
-      </w:rPr>
-    </w:lvl>
-    <w:lvl w:ilvl="1" w:tplc="18090003" w:tentative="1">
-      <w:start w:val="1"/>
-      <w:numFmt w:val="bullet"/>
-      <w:lvlText w:val="o"/>
-      <w:lvlJc w:val="left"/>
-      <w:pPr>
-        <w:ind w:left="2160" w:hanging="360"/>
-      </w:pPr>
-      <w:rPr>
-        <w:rFonts w:ascii="Courier New" w:hAnsi="Courier New" w:cs="Courier New" w:hint="default"/>
-      </w:rPr>
-    </w:lvl>
-    <w:lvl w:ilvl="2" w:tplc="18090005" w:tentative="1">
-      <w:start w:val="1"/>
-      <w:numFmt w:val="bullet"/>
-      <w:lvlText w:val=""/>
-      <w:lvlJc w:val="left"/>
-      <w:pPr>
-        <w:ind w:left="2880" w:hanging="360"/>
-      </w:pPr>
-      <w:rPr>
-        <w:rFonts w:ascii="Wingdings" w:hAnsi="Wingdings" w:hint="default"/>
-      </w:rPr>
-    </w:lvl>
-    <w:lvl w:ilvl="3" w:tplc="18090001" w:tentative="1">
-      <w:start w:val="1"/>
-      <w:numFmt w:val="bullet"/>
-      <w:lvlText w:val=""/>
-      <w:lvlJc w:val="left"/>
-      <w:pPr>
-        <w:ind w:left="3600" w:hanging="360"/>
-      </w:pPr>
-      <w:rPr>
-        <w:rFonts w:ascii="Symbol" w:hAnsi="Symbol" w:hint="default"/>
-      </w:rPr>
-    </w:lvl>
-    <w:lvl w:ilvl="4" w:tplc="18090003" w:tentative="1">
-      <w:start w:val="1"/>
-      <w:numFmt w:val="bullet"/>
-      <w:lvlText w:val="o"/>
-      <w:lvlJc w:val="left"/>
-      <w:pPr>
-        <w:ind w:left="4320" w:hanging="360"/>
-      </w:pPr>
-      <w:rPr>
-        <w:rFonts w:ascii="Courier New" w:hAnsi="Courier New" w:cs="Courier New" w:hint="default"/>
-      </w:rPr>
-    </w:lvl>
-    <w:lvl w:ilvl="5" w:tplc="18090005" w:tentative="1">
-      <w:start w:val="1"/>
-      <w:numFmt w:val="bullet"/>
-      <w:lvlText w:val=""/>
-      <w:lvlJc w:val="left"/>
-      <w:pPr>
-        <w:ind w:left="5040" w:hanging="360"/>
-      </w:pPr>
-      <w:rPr>
-        <w:rFonts w:ascii="Wingdings" w:hAnsi="Wingdings" w:hint="default"/>
-      </w:rPr>
-    </w:lvl>
-    <w:lvl w:ilvl="6" w:tplc="18090001" w:tentative="1">
-      <w:start w:val="1"/>
-      <w:numFmt w:val="bullet"/>
-      <w:lvlText w:val=""/>
-      <w:lvlJc w:val="left"/>
-      <w:pPr>
-        <w:ind w:left="5760" w:hanging="360"/>
-      </w:pPr>
-      <w:rPr>
-        <w:rFonts w:ascii="Symbol" w:hAnsi="Symbol" w:hint="default"/>
-      </w:rPr>
-    </w:lvl>
-    <w:lvl w:ilvl="7" w:tplc="18090003" w:tentative="1">
-      <w:start w:val="1"/>
-      <w:numFmt w:val="bullet"/>
-      <w:lvlText w:val="o"/>
-      <w:lvlJc w:val="left"/>
-      <w:pPr>
-        <w:ind w:left="6480" w:hanging="360"/>
-      </w:pPr>
-      <w:rPr>
-        <w:rFonts w:ascii="Courier New" w:hAnsi="Courier New" w:cs="Courier New" w:hint="default"/>
-      </w:rPr>
-    </w:lvl>
-    <w:lvl w:ilvl="8" w:tplc="18090005" w:tentative="1">
-      <w:start w:val="1"/>
-      <w:numFmt w:val="bullet"/>
-      <w:lvlText w:val=""/>
-      <w:lvlJc w:val="left"/>
-      <w:pPr>
-        <w:ind w:left="7200" w:hanging="360"/>
-      </w:pPr>
-      <w:rPr>
-        <w:rFonts w:ascii="Wingdings" w:hAnsi="Wingdings" w:hint="default"/>
-      </w:rPr>
-    </w:lvl>
-  </w:abstractNum>
-  <w:abstractNum w:abstractNumId="18" w15:restartNumberingAfterBreak="0">
-    <w:nsid w:val="290154C0"/>
-    <w:multiLevelType w:val="multilevel"/>
-    <w:tmpl w:val="16FE6A00"/>
-    <w:lvl w:ilvl="0">
-      <w:start w:val="1"/>
-      <w:numFmt w:val="bullet"/>
-      <w:lvlText w:val=""/>
-      <w:lvlJc w:val="left"/>
-      <w:pPr>
-        <w:tabs>
-          <w:tab w:val="num" w:pos="720"/>
-        </w:tabs>
-        <w:ind w:left="720" w:hanging="360"/>
-      </w:pPr>
-      <w:rPr>
-        <w:rFonts w:ascii="Symbol" w:hAnsi="Symbol" w:hint="default"/>
-        <w:sz w:val="20"/>
-      </w:rPr>
-    </w:lvl>
-    <w:lvl w:ilvl="1" w:tentative="1">
-      <w:start w:val="1"/>
-      <w:numFmt w:val="bullet"/>
-      <w:lvlText w:val="o"/>
-      <w:lvlJc w:val="left"/>
-      <w:pPr>
-        <w:tabs>
-          <w:tab w:val="num" w:pos="1440"/>
-        </w:tabs>
-        <w:ind w:left="1440" w:hanging="360"/>
-      </w:pPr>
-      <w:rPr>
-        <w:rFonts w:ascii="Courier New" w:hAnsi="Courier New" w:hint="default"/>
-        <w:sz w:val="20"/>
-      </w:rPr>
-    </w:lvl>
-    <w:lvl w:ilvl="2" w:tentative="1">
-      <w:start w:val="1"/>
-      <w:numFmt w:val="bullet"/>
-      <w:lvlText w:val=""/>
-      <w:lvlJc w:val="left"/>
-      <w:pPr>
-        <w:tabs>
-          <w:tab w:val="num" w:pos="2160"/>
-        </w:tabs>
-        <w:ind w:left="2160" w:hanging="360"/>
-      </w:pPr>
-      <w:rPr>
-        <w:rFonts w:ascii="Wingdings" w:hAnsi="Wingdings" w:hint="default"/>
-        <w:sz w:val="20"/>
-      </w:rPr>
-    </w:lvl>
-    <w:lvl w:ilvl="3" w:tentative="1">
-      <w:start w:val="1"/>
-      <w:numFmt w:val="bullet"/>
-      <w:lvlText w:val=""/>
-      <w:lvlJc w:val="left"/>
-      <w:pPr>
-        <w:tabs>
-          <w:tab w:val="num" w:pos="2880"/>
-        </w:tabs>
-        <w:ind w:left="2880" w:hanging="360"/>
-      </w:pPr>
-      <w:rPr>
-        <w:rFonts w:ascii="Wingdings" w:hAnsi="Wingdings" w:hint="default"/>
-        <w:sz w:val="20"/>
-      </w:rPr>
-    </w:lvl>
-    <w:lvl w:ilvl="4" w:tentative="1">
-      <w:start w:val="1"/>
-      <w:numFmt w:val="bullet"/>
-      <w:lvlText w:val=""/>
-      <w:lvlJc w:val="left"/>
-      <w:pPr>
-        <w:tabs>
-          <w:tab w:val="num" w:pos="3600"/>
-        </w:tabs>
-        <w:ind w:left="3600" w:hanging="360"/>
-      </w:pPr>
-      <w:rPr>
-        <w:rFonts w:ascii="Wingdings" w:hAnsi="Wingdings" w:hint="default"/>
-        <w:sz w:val="20"/>
-      </w:rPr>
-    </w:lvl>
-    <w:lvl w:ilvl="5" w:tentative="1">
-      <w:start w:val="1"/>
-      <w:numFmt w:val="bullet"/>
-      <w:lvlText w:val=""/>
-      <w:lvlJc w:val="left"/>
-      <w:pPr>
-        <w:tabs>
-          <w:tab w:val="num" w:pos="4320"/>
-        </w:tabs>
-        <w:ind w:left="4320" w:hanging="360"/>
-      </w:pPr>
-      <w:rPr>
-        <w:rFonts w:ascii="Wingdings" w:hAnsi="Wingdings" w:hint="default"/>
-        <w:sz w:val="20"/>
-      </w:rPr>
-    </w:lvl>
-    <w:lvl w:ilvl="6" w:tentative="1">
-      <w:start w:val="1"/>
-      <w:numFmt w:val="bullet"/>
-      <w:lvlText w:val=""/>
-      <w:lvlJc w:val="left"/>
-      <w:pPr>
-        <w:tabs>
-          <w:tab w:val="num" w:pos="5040"/>
-        </w:tabs>
-        <w:ind w:left="5040" w:hanging="360"/>
-      </w:pPr>
-      <w:rPr>
-        <w:rFonts w:ascii="Wingdings" w:hAnsi="Wingdings" w:hint="default"/>
-        <w:sz w:val="20"/>
-      </w:rPr>
-    </w:lvl>
-    <w:lvl w:ilvl="7" w:tentative="1">
-      <w:start w:val="1"/>
-      <w:numFmt w:val="bullet"/>
-      <w:lvlText w:val=""/>
-      <w:lvlJc w:val="left"/>
-      <w:pPr>
-        <w:tabs>
-          <w:tab w:val="num" w:pos="5760"/>
-        </w:tabs>
-        <w:ind w:left="5760" w:hanging="360"/>
-      </w:pPr>
-      <w:rPr>
-        <w:rFonts w:ascii="Wingdings" w:hAnsi="Wingdings" w:hint="default"/>
-        <w:sz w:val="20"/>
-      </w:rPr>
-    </w:lvl>
-    <w:lvl w:ilvl="8" w:tentative="1">
-      <w:start w:val="1"/>
-      <w:numFmt w:val="bullet"/>
-      <w:lvlText w:val=""/>
-      <w:lvlJc w:val="left"/>
-      <w:pPr>
-        <w:tabs>
-          <w:tab w:val="num" w:pos="6480"/>
-        </w:tabs>
-        <w:ind w:left="6480" w:hanging="360"/>
-      </w:pPr>
-      <w:rPr>
-        <w:rFonts w:ascii="Wingdings" w:hAnsi="Wingdings" w:hint="default"/>
-        <w:sz w:val="20"/>
-      </w:rPr>
-    </w:lvl>
-  </w:abstractNum>
-  <w:abstractNum w:abstractNumId="19" w15:restartNumberingAfterBreak="0">
-    <w:nsid w:val="2E3271E4"/>
-    <w:multiLevelType w:val="hybridMultilevel"/>
-    <w:tmpl w:val="2318B65E"/>
-    <w:lvl w:ilvl="0" w:tplc="18090001">
-      <w:start w:val="1"/>
-      <w:numFmt w:val="bullet"/>
-      <w:lvlText w:val=""/>
-      <w:lvlJc w:val="left"/>
-      <w:pPr>
-        <w:ind w:left="720" w:hanging="360"/>
-      </w:pPr>
-      <w:rPr>
-        <w:rFonts w:ascii="Symbol" w:hAnsi="Symbol" w:hint="default"/>
-      </w:rPr>
-    </w:lvl>
-    <w:lvl w:ilvl="1" w:tplc="18090003" w:tentative="1">
-      <w:start w:val="1"/>
-      <w:numFmt w:val="bullet"/>
-      <w:lvlText w:val="o"/>
-      <w:lvlJc w:val="left"/>
-      <w:pPr>
-        <w:ind w:left="1440" w:hanging="360"/>
-      </w:pPr>
-      <w:rPr>
-        <w:rFonts w:ascii="Courier New" w:hAnsi="Courier New" w:cs="Courier New" w:hint="default"/>
-      </w:rPr>
-    </w:lvl>
-    <w:lvl w:ilvl="2" w:tplc="18090005" w:tentative="1">
-      <w:start w:val="1"/>
-      <w:numFmt w:val="bullet"/>
-      <w:lvlText w:val=""/>
-      <w:lvlJc w:val="left"/>
-      <w:pPr>
-        <w:ind w:left="2160" w:hanging="360"/>
-      </w:pPr>
-      <w:rPr>
-        <w:rFonts w:ascii="Wingdings" w:hAnsi="Wingdings" w:hint="default"/>
-      </w:rPr>
-    </w:lvl>
-    <w:lvl w:ilvl="3" w:tplc="18090001">
-      <w:start w:val="1"/>
-      <w:numFmt w:val="bullet"/>
-      <w:lvlText w:val=""/>
-      <w:lvlJc w:val="left"/>
-      <w:pPr>
-        <w:ind w:left="2880" w:hanging="360"/>
-      </w:pPr>
-      <w:rPr>
-        <w:rFonts w:ascii="Symbol" w:hAnsi="Symbol" w:hint="default"/>
-      </w:rPr>
-    </w:lvl>
-    <w:lvl w:ilvl="4" w:tplc="18090003" w:tentative="1">
-      <w:start w:val="1"/>
-      <w:numFmt w:val="bullet"/>
-      <w:lvlText w:val="o"/>
-      <w:lvlJc w:val="left"/>
-      <w:pPr>
-        <w:ind w:left="3600" w:hanging="360"/>
-      </w:pPr>
-      <w:rPr>
-        <w:rFonts w:ascii="Courier New" w:hAnsi="Courier New" w:cs="Courier New" w:hint="default"/>
-      </w:rPr>
-    </w:lvl>
-    <w:lvl w:ilvl="5" w:tplc="18090005" w:tentative="1">
-      <w:start w:val="1"/>
-      <w:numFmt w:val="bullet"/>
-      <w:lvlText w:val=""/>
-      <w:lvlJc w:val="left"/>
-      <w:pPr>
-        <w:ind w:left="4320" w:hanging="360"/>
-      </w:pPr>
-      <w:rPr>
-        <w:rFonts w:ascii="Wingdings" w:hAnsi="Wingdings" w:hint="default"/>
-      </w:rPr>
-    </w:lvl>
-    <w:lvl w:ilvl="6" w:tplc="18090001" w:tentative="1">
-      <w:start w:val="1"/>
-      <w:numFmt w:val="bullet"/>
-      <w:lvlText w:val=""/>
-      <w:lvlJc w:val="left"/>
-      <w:pPr>
-        <w:ind w:left="5040" w:hanging="360"/>
-      </w:pPr>
-      <w:rPr>
-        <w:rFonts w:ascii="Symbol" w:hAnsi="Symbol" w:hint="default"/>
-      </w:rPr>
-    </w:lvl>
-    <w:lvl w:ilvl="7" w:tplc="18090003" w:tentative="1">
-      <w:start w:val="1"/>
-      <w:numFmt w:val="bullet"/>
-      <w:lvlText w:val="o"/>
-      <w:lvlJc w:val="left"/>
-      <w:pPr>
-        <w:ind w:left="5760" w:hanging="360"/>
-      </w:pPr>
-      <w:rPr>
-        <w:rFonts w:ascii="Courier New" w:hAnsi="Courier New" w:cs="Courier New" w:hint="default"/>
-      </w:rPr>
-    </w:lvl>
-    <w:lvl w:ilvl="8" w:tplc="18090005" w:tentative="1">
-      <w:start w:val="1"/>
-      <w:numFmt w:val="bullet"/>
-      <w:lvlText w:val=""/>
-      <w:lvlJc w:val="left"/>
-      <w:pPr>
-        <w:ind w:left="6480" w:hanging="360"/>
-      </w:pPr>
-      <w:rPr>
-        <w:rFonts w:ascii="Wingdings" w:hAnsi="Wingdings" w:hint="default"/>
-      </w:rPr>
-    </w:lvl>
-  </w:abstractNum>
-  <w:abstractNum w:abstractNumId="20" w15:restartNumberingAfterBreak="0">
-    <w:nsid w:val="308C197B"/>
-    <w:multiLevelType w:val="multilevel"/>
-    <w:tmpl w:val="49802A58"/>
+    <w:tmpl w:val="F71697B6"/>
     <w:lvl w:ilvl="0">
       <w:start w:val="1"/>
       <w:numFmt w:val="decimal"/>
@@ -15901,3287 +14321,6 @@
         <w:ind w:left="2520" w:hanging="720"/>
       </w:pPr>
       <w:rPr>
-        <w:rFonts w:hint="default"/>
-        <w:color w:val="B3186D" w:themeColor="accent1" w:themeShade="BF"/>
-        <w:sz w:val="26"/>
-      </w:rPr>
-    </w:lvl>
-    <w:lvl w:ilvl="3">
-      <w:start w:val="1"/>
-      <w:numFmt w:val="decimal"/>
-      <w:isLgl/>
-      <w:lvlText w:val="%1.%2.%3.%4"/>
-      <w:lvlJc w:val="left"/>
-      <w:pPr>
-        <w:ind w:left="3240" w:hanging="720"/>
-      </w:pPr>
-      <w:rPr>
-        <w:rFonts w:hint="default"/>
-        <w:color w:val="B3186D" w:themeColor="accent1" w:themeShade="BF"/>
-        <w:sz w:val="26"/>
-      </w:rPr>
-    </w:lvl>
-    <w:lvl w:ilvl="4">
-      <w:start w:val="1"/>
-      <w:numFmt w:val="decimal"/>
-      <w:isLgl/>
-      <w:lvlText w:val="%1.%2.%3.%4.%5"/>
-      <w:lvlJc w:val="left"/>
-      <w:pPr>
-        <w:ind w:left="4320" w:hanging="1080"/>
-      </w:pPr>
-      <w:rPr>
-        <w:rFonts w:hint="default"/>
-        <w:color w:val="B3186D" w:themeColor="accent1" w:themeShade="BF"/>
-        <w:sz w:val="26"/>
-      </w:rPr>
-    </w:lvl>
-    <w:lvl w:ilvl="5">
-      <w:start w:val="1"/>
-      <w:numFmt w:val="decimal"/>
-      <w:isLgl/>
-      <w:lvlText w:val="%1.%2.%3.%4.%5.%6"/>
-      <w:lvlJc w:val="left"/>
-      <w:pPr>
-        <w:ind w:left="5040" w:hanging="1080"/>
-      </w:pPr>
-      <w:rPr>
-        <w:rFonts w:hint="default"/>
-        <w:color w:val="B3186D" w:themeColor="accent1" w:themeShade="BF"/>
-        <w:sz w:val="26"/>
-      </w:rPr>
-    </w:lvl>
-    <w:lvl w:ilvl="6">
-      <w:start w:val="1"/>
-      <w:numFmt w:val="decimal"/>
-      <w:isLgl/>
-      <w:lvlText w:val="%1.%2.%3.%4.%5.%6.%7"/>
-      <w:lvlJc w:val="left"/>
-      <w:pPr>
-        <w:ind w:left="6120" w:hanging="1440"/>
-      </w:pPr>
-      <w:rPr>
-        <w:rFonts w:hint="default"/>
-        <w:color w:val="B3186D" w:themeColor="accent1" w:themeShade="BF"/>
-        <w:sz w:val="26"/>
-      </w:rPr>
-    </w:lvl>
-    <w:lvl w:ilvl="7">
-      <w:start w:val="1"/>
-      <w:numFmt w:val="decimal"/>
-      <w:isLgl/>
-      <w:lvlText w:val="%1.%2.%3.%4.%5.%6.%7.%8"/>
-      <w:lvlJc w:val="left"/>
-      <w:pPr>
-        <w:ind w:left="6840" w:hanging="1440"/>
-      </w:pPr>
-      <w:rPr>
-        <w:rFonts w:hint="default"/>
-        <w:color w:val="B3186D" w:themeColor="accent1" w:themeShade="BF"/>
-        <w:sz w:val="26"/>
-      </w:rPr>
-    </w:lvl>
-    <w:lvl w:ilvl="8">
-      <w:start w:val="1"/>
-      <w:numFmt w:val="decimal"/>
-      <w:isLgl/>
-      <w:lvlText w:val="%1.%2.%3.%4.%5.%6.%7.%8.%9"/>
-      <w:lvlJc w:val="left"/>
-      <w:pPr>
-        <w:ind w:left="7920" w:hanging="1800"/>
-      </w:pPr>
-      <w:rPr>
-        <w:rFonts w:hint="default"/>
-        <w:color w:val="B3186D" w:themeColor="accent1" w:themeShade="BF"/>
-        <w:sz w:val="26"/>
-      </w:rPr>
-    </w:lvl>
-  </w:abstractNum>
-  <w:abstractNum w:abstractNumId="21" w15:restartNumberingAfterBreak="0">
-    <w:nsid w:val="31E13455"/>
-    <w:multiLevelType w:val="hybridMultilevel"/>
-    <w:tmpl w:val="FF7E3DC4"/>
-    <w:lvl w:ilvl="0" w:tplc="D904EA5C">
-      <w:start w:val="1"/>
-      <w:numFmt w:val="decimal"/>
-      <w:lvlText w:val="%1."/>
-      <w:lvlJc w:val="left"/>
-      <w:pPr>
-        <w:ind w:left="720" w:hanging="360"/>
-      </w:pPr>
-      <w:rPr>
-        <w:rFonts w:hint="default"/>
-        <w:b/>
-        <w:bCs/>
-      </w:rPr>
-    </w:lvl>
-    <w:lvl w:ilvl="1" w:tplc="FFFFFFFF" w:tentative="1">
-      <w:start w:val="1"/>
-      <w:numFmt w:val="bullet"/>
-      <w:lvlText w:val="o"/>
-      <w:lvlJc w:val="left"/>
-      <w:pPr>
-        <w:ind w:left="1440" w:hanging="360"/>
-      </w:pPr>
-      <w:rPr>
-        <w:rFonts w:ascii="Courier New" w:hAnsi="Courier New" w:cs="Courier New" w:hint="default"/>
-      </w:rPr>
-    </w:lvl>
-    <w:lvl w:ilvl="2" w:tplc="FFFFFFFF" w:tentative="1">
-      <w:start w:val="1"/>
-      <w:numFmt w:val="bullet"/>
-      <w:lvlText w:val=""/>
-      <w:lvlJc w:val="left"/>
-      <w:pPr>
-        <w:ind w:left="2160" w:hanging="360"/>
-      </w:pPr>
-      <w:rPr>
-        <w:rFonts w:ascii="Wingdings" w:hAnsi="Wingdings" w:hint="default"/>
-      </w:rPr>
-    </w:lvl>
-    <w:lvl w:ilvl="3" w:tplc="FFFFFFFF" w:tentative="1">
-      <w:start w:val="1"/>
-      <w:numFmt w:val="bullet"/>
-      <w:lvlText w:val=""/>
-      <w:lvlJc w:val="left"/>
-      <w:pPr>
-        <w:ind w:left="2880" w:hanging="360"/>
-      </w:pPr>
-      <w:rPr>
-        <w:rFonts w:ascii="Symbol" w:hAnsi="Symbol" w:hint="default"/>
-      </w:rPr>
-    </w:lvl>
-    <w:lvl w:ilvl="4" w:tplc="FFFFFFFF" w:tentative="1">
-      <w:start w:val="1"/>
-      <w:numFmt w:val="bullet"/>
-      <w:lvlText w:val="o"/>
-      <w:lvlJc w:val="left"/>
-      <w:pPr>
-        <w:ind w:left="3600" w:hanging="360"/>
-      </w:pPr>
-      <w:rPr>
-        <w:rFonts w:ascii="Courier New" w:hAnsi="Courier New" w:cs="Courier New" w:hint="default"/>
-      </w:rPr>
-    </w:lvl>
-    <w:lvl w:ilvl="5" w:tplc="FFFFFFFF" w:tentative="1">
-      <w:start w:val="1"/>
-      <w:numFmt w:val="bullet"/>
-      <w:lvlText w:val=""/>
-      <w:lvlJc w:val="left"/>
-      <w:pPr>
-        <w:ind w:left="4320" w:hanging="360"/>
-      </w:pPr>
-      <w:rPr>
-        <w:rFonts w:ascii="Wingdings" w:hAnsi="Wingdings" w:hint="default"/>
-      </w:rPr>
-    </w:lvl>
-    <w:lvl w:ilvl="6" w:tplc="FFFFFFFF" w:tentative="1">
-      <w:start w:val="1"/>
-      <w:numFmt w:val="bullet"/>
-      <w:lvlText w:val=""/>
-      <w:lvlJc w:val="left"/>
-      <w:pPr>
-        <w:ind w:left="5040" w:hanging="360"/>
-      </w:pPr>
-      <w:rPr>
-        <w:rFonts w:ascii="Symbol" w:hAnsi="Symbol" w:hint="default"/>
-      </w:rPr>
-    </w:lvl>
-    <w:lvl w:ilvl="7" w:tplc="FFFFFFFF" w:tentative="1">
-      <w:start w:val="1"/>
-      <w:numFmt w:val="bullet"/>
-      <w:lvlText w:val="o"/>
-      <w:lvlJc w:val="left"/>
-      <w:pPr>
-        <w:ind w:left="5760" w:hanging="360"/>
-      </w:pPr>
-      <w:rPr>
-        <w:rFonts w:ascii="Courier New" w:hAnsi="Courier New" w:cs="Courier New" w:hint="default"/>
-      </w:rPr>
-    </w:lvl>
-    <w:lvl w:ilvl="8" w:tplc="FFFFFFFF" w:tentative="1">
-      <w:start w:val="1"/>
-      <w:numFmt w:val="bullet"/>
-      <w:lvlText w:val=""/>
-      <w:lvlJc w:val="left"/>
-      <w:pPr>
-        <w:ind w:left="6480" w:hanging="360"/>
-      </w:pPr>
-      <w:rPr>
-        <w:rFonts w:ascii="Wingdings" w:hAnsi="Wingdings" w:hint="default"/>
-      </w:rPr>
-    </w:lvl>
-  </w:abstractNum>
-  <w:abstractNum w:abstractNumId="22" w15:restartNumberingAfterBreak="0">
-    <w:nsid w:val="323960BF"/>
-    <w:multiLevelType w:val="hybridMultilevel"/>
-    <w:tmpl w:val="AC329CCE"/>
-    <w:lvl w:ilvl="0" w:tplc="18090001">
-      <w:start w:val="1"/>
-      <w:numFmt w:val="bullet"/>
-      <w:lvlText w:val=""/>
-      <w:lvlJc w:val="left"/>
-      <w:pPr>
-        <w:ind w:left="720" w:hanging="360"/>
-      </w:pPr>
-      <w:rPr>
-        <w:rFonts w:ascii="Symbol" w:hAnsi="Symbol" w:hint="default"/>
-      </w:rPr>
-    </w:lvl>
-    <w:lvl w:ilvl="1" w:tplc="18090003" w:tentative="1">
-      <w:start w:val="1"/>
-      <w:numFmt w:val="bullet"/>
-      <w:lvlText w:val="o"/>
-      <w:lvlJc w:val="left"/>
-      <w:pPr>
-        <w:ind w:left="1440" w:hanging="360"/>
-      </w:pPr>
-      <w:rPr>
-        <w:rFonts w:ascii="Courier New" w:hAnsi="Courier New" w:cs="Courier New" w:hint="default"/>
-      </w:rPr>
-    </w:lvl>
-    <w:lvl w:ilvl="2" w:tplc="18090005" w:tentative="1">
-      <w:start w:val="1"/>
-      <w:numFmt w:val="bullet"/>
-      <w:lvlText w:val=""/>
-      <w:lvlJc w:val="left"/>
-      <w:pPr>
-        <w:ind w:left="2160" w:hanging="360"/>
-      </w:pPr>
-      <w:rPr>
-        <w:rFonts w:ascii="Wingdings" w:hAnsi="Wingdings" w:hint="default"/>
-      </w:rPr>
-    </w:lvl>
-    <w:lvl w:ilvl="3" w:tplc="18090001" w:tentative="1">
-      <w:start w:val="1"/>
-      <w:numFmt w:val="bullet"/>
-      <w:lvlText w:val=""/>
-      <w:lvlJc w:val="left"/>
-      <w:pPr>
-        <w:ind w:left="2880" w:hanging="360"/>
-      </w:pPr>
-      <w:rPr>
-        <w:rFonts w:ascii="Symbol" w:hAnsi="Symbol" w:hint="default"/>
-      </w:rPr>
-    </w:lvl>
-    <w:lvl w:ilvl="4" w:tplc="18090003" w:tentative="1">
-      <w:start w:val="1"/>
-      <w:numFmt w:val="bullet"/>
-      <w:lvlText w:val="o"/>
-      <w:lvlJc w:val="left"/>
-      <w:pPr>
-        <w:ind w:left="3600" w:hanging="360"/>
-      </w:pPr>
-      <w:rPr>
-        <w:rFonts w:ascii="Courier New" w:hAnsi="Courier New" w:cs="Courier New" w:hint="default"/>
-      </w:rPr>
-    </w:lvl>
-    <w:lvl w:ilvl="5" w:tplc="18090005" w:tentative="1">
-      <w:start w:val="1"/>
-      <w:numFmt w:val="bullet"/>
-      <w:lvlText w:val=""/>
-      <w:lvlJc w:val="left"/>
-      <w:pPr>
-        <w:ind w:left="4320" w:hanging="360"/>
-      </w:pPr>
-      <w:rPr>
-        <w:rFonts w:ascii="Wingdings" w:hAnsi="Wingdings" w:hint="default"/>
-      </w:rPr>
-    </w:lvl>
-    <w:lvl w:ilvl="6" w:tplc="18090001" w:tentative="1">
-      <w:start w:val="1"/>
-      <w:numFmt w:val="bullet"/>
-      <w:lvlText w:val=""/>
-      <w:lvlJc w:val="left"/>
-      <w:pPr>
-        <w:ind w:left="5040" w:hanging="360"/>
-      </w:pPr>
-      <w:rPr>
-        <w:rFonts w:ascii="Symbol" w:hAnsi="Symbol" w:hint="default"/>
-      </w:rPr>
-    </w:lvl>
-    <w:lvl w:ilvl="7" w:tplc="18090003" w:tentative="1">
-      <w:start w:val="1"/>
-      <w:numFmt w:val="bullet"/>
-      <w:lvlText w:val="o"/>
-      <w:lvlJc w:val="left"/>
-      <w:pPr>
-        <w:ind w:left="5760" w:hanging="360"/>
-      </w:pPr>
-      <w:rPr>
-        <w:rFonts w:ascii="Courier New" w:hAnsi="Courier New" w:cs="Courier New" w:hint="default"/>
-      </w:rPr>
-    </w:lvl>
-    <w:lvl w:ilvl="8" w:tplc="18090005" w:tentative="1">
-      <w:start w:val="1"/>
-      <w:numFmt w:val="bullet"/>
-      <w:lvlText w:val=""/>
-      <w:lvlJc w:val="left"/>
-      <w:pPr>
-        <w:ind w:left="6480" w:hanging="360"/>
-      </w:pPr>
-      <w:rPr>
-        <w:rFonts w:ascii="Wingdings" w:hAnsi="Wingdings" w:hint="default"/>
-      </w:rPr>
-    </w:lvl>
-  </w:abstractNum>
-  <w:abstractNum w:abstractNumId="23" w15:restartNumberingAfterBreak="0">
-    <w:nsid w:val="33CD0DA1"/>
-    <w:multiLevelType w:val="hybridMultilevel"/>
-    <w:tmpl w:val="F880FE90"/>
-    <w:lvl w:ilvl="0" w:tplc="1809000F">
-      <w:start w:val="1"/>
-      <w:numFmt w:val="decimal"/>
-      <w:lvlText w:val="%1."/>
-      <w:lvlJc w:val="left"/>
-      <w:pPr>
-        <w:ind w:left="1440" w:hanging="360"/>
-      </w:pPr>
-    </w:lvl>
-    <w:lvl w:ilvl="1" w:tplc="18090019" w:tentative="1">
-      <w:start w:val="1"/>
-      <w:numFmt w:val="lowerLetter"/>
-      <w:lvlText w:val="%2."/>
-      <w:lvlJc w:val="left"/>
-      <w:pPr>
-        <w:ind w:left="2160" w:hanging="360"/>
-      </w:pPr>
-    </w:lvl>
-    <w:lvl w:ilvl="2" w:tplc="1809001B" w:tentative="1">
-      <w:start w:val="1"/>
-      <w:numFmt w:val="lowerRoman"/>
-      <w:lvlText w:val="%3."/>
-      <w:lvlJc w:val="right"/>
-      <w:pPr>
-        <w:ind w:left="2880" w:hanging="180"/>
-      </w:pPr>
-    </w:lvl>
-    <w:lvl w:ilvl="3" w:tplc="1809000F" w:tentative="1">
-      <w:start w:val="1"/>
-      <w:numFmt w:val="decimal"/>
-      <w:lvlText w:val="%4."/>
-      <w:lvlJc w:val="left"/>
-      <w:pPr>
-        <w:ind w:left="3600" w:hanging="360"/>
-      </w:pPr>
-    </w:lvl>
-    <w:lvl w:ilvl="4" w:tplc="18090019" w:tentative="1">
-      <w:start w:val="1"/>
-      <w:numFmt w:val="lowerLetter"/>
-      <w:lvlText w:val="%5."/>
-      <w:lvlJc w:val="left"/>
-      <w:pPr>
-        <w:ind w:left="4320" w:hanging="360"/>
-      </w:pPr>
-    </w:lvl>
-    <w:lvl w:ilvl="5" w:tplc="1809001B" w:tentative="1">
-      <w:start w:val="1"/>
-      <w:numFmt w:val="lowerRoman"/>
-      <w:lvlText w:val="%6."/>
-      <w:lvlJc w:val="right"/>
-      <w:pPr>
-        <w:ind w:left="5040" w:hanging="180"/>
-      </w:pPr>
-    </w:lvl>
-    <w:lvl w:ilvl="6" w:tplc="1809000F" w:tentative="1">
-      <w:start w:val="1"/>
-      <w:numFmt w:val="decimal"/>
-      <w:lvlText w:val="%7."/>
-      <w:lvlJc w:val="left"/>
-      <w:pPr>
-        <w:ind w:left="5760" w:hanging="360"/>
-      </w:pPr>
-    </w:lvl>
-    <w:lvl w:ilvl="7" w:tplc="18090019" w:tentative="1">
-      <w:start w:val="1"/>
-      <w:numFmt w:val="lowerLetter"/>
-      <w:lvlText w:val="%8."/>
-      <w:lvlJc w:val="left"/>
-      <w:pPr>
-        <w:ind w:left="6480" w:hanging="360"/>
-      </w:pPr>
-    </w:lvl>
-    <w:lvl w:ilvl="8" w:tplc="1809001B" w:tentative="1">
-      <w:start w:val="1"/>
-      <w:numFmt w:val="lowerRoman"/>
-      <w:lvlText w:val="%9."/>
-      <w:lvlJc w:val="right"/>
-      <w:pPr>
-        <w:ind w:left="7200" w:hanging="180"/>
-      </w:pPr>
-    </w:lvl>
-  </w:abstractNum>
-  <w:abstractNum w:abstractNumId="24" w15:restartNumberingAfterBreak="0">
-    <w:nsid w:val="37DB00A2"/>
-    <w:multiLevelType w:val="hybridMultilevel"/>
-    <w:tmpl w:val="DCC4CA34"/>
-    <w:lvl w:ilvl="0" w:tplc="1809000F">
-      <w:start w:val="1"/>
-      <w:numFmt w:val="decimal"/>
-      <w:lvlText w:val="%1."/>
-      <w:lvlJc w:val="left"/>
-      <w:pPr>
-        <w:ind w:left="1800" w:hanging="360"/>
-      </w:pPr>
-    </w:lvl>
-    <w:lvl w:ilvl="1" w:tplc="18090019" w:tentative="1">
-      <w:start w:val="1"/>
-      <w:numFmt w:val="lowerLetter"/>
-      <w:lvlText w:val="%2."/>
-      <w:lvlJc w:val="left"/>
-      <w:pPr>
-        <w:ind w:left="2520" w:hanging="360"/>
-      </w:pPr>
-    </w:lvl>
-    <w:lvl w:ilvl="2" w:tplc="1809001B" w:tentative="1">
-      <w:start w:val="1"/>
-      <w:numFmt w:val="lowerRoman"/>
-      <w:lvlText w:val="%3."/>
-      <w:lvlJc w:val="right"/>
-      <w:pPr>
-        <w:ind w:left="3240" w:hanging="180"/>
-      </w:pPr>
-    </w:lvl>
-    <w:lvl w:ilvl="3" w:tplc="1809000F" w:tentative="1">
-      <w:start w:val="1"/>
-      <w:numFmt w:val="decimal"/>
-      <w:lvlText w:val="%4."/>
-      <w:lvlJc w:val="left"/>
-      <w:pPr>
-        <w:ind w:left="3960" w:hanging="360"/>
-      </w:pPr>
-    </w:lvl>
-    <w:lvl w:ilvl="4" w:tplc="18090019" w:tentative="1">
-      <w:start w:val="1"/>
-      <w:numFmt w:val="lowerLetter"/>
-      <w:lvlText w:val="%5."/>
-      <w:lvlJc w:val="left"/>
-      <w:pPr>
-        <w:ind w:left="4680" w:hanging="360"/>
-      </w:pPr>
-    </w:lvl>
-    <w:lvl w:ilvl="5" w:tplc="1809001B" w:tentative="1">
-      <w:start w:val="1"/>
-      <w:numFmt w:val="lowerRoman"/>
-      <w:lvlText w:val="%6."/>
-      <w:lvlJc w:val="right"/>
-      <w:pPr>
-        <w:ind w:left="5400" w:hanging="180"/>
-      </w:pPr>
-    </w:lvl>
-    <w:lvl w:ilvl="6" w:tplc="1809000F" w:tentative="1">
-      <w:start w:val="1"/>
-      <w:numFmt w:val="decimal"/>
-      <w:lvlText w:val="%7."/>
-      <w:lvlJc w:val="left"/>
-      <w:pPr>
-        <w:ind w:left="6120" w:hanging="360"/>
-      </w:pPr>
-    </w:lvl>
-    <w:lvl w:ilvl="7" w:tplc="18090019" w:tentative="1">
-      <w:start w:val="1"/>
-      <w:numFmt w:val="lowerLetter"/>
-      <w:lvlText w:val="%8."/>
-      <w:lvlJc w:val="left"/>
-      <w:pPr>
-        <w:ind w:left="6840" w:hanging="360"/>
-      </w:pPr>
-    </w:lvl>
-    <w:lvl w:ilvl="8" w:tplc="1809001B" w:tentative="1">
-      <w:start w:val="1"/>
-      <w:numFmt w:val="lowerRoman"/>
-      <w:lvlText w:val="%9."/>
-      <w:lvlJc w:val="right"/>
-      <w:pPr>
-        <w:ind w:left="7560" w:hanging="180"/>
-      </w:pPr>
-    </w:lvl>
-  </w:abstractNum>
-  <w:abstractNum w:abstractNumId="25" w15:restartNumberingAfterBreak="0">
-    <w:nsid w:val="3DBA3FFA"/>
-    <w:multiLevelType w:val="multilevel"/>
-    <w:tmpl w:val="192E8008"/>
-    <w:lvl w:ilvl="0">
-      <w:start w:val="1"/>
-      <w:numFmt w:val="bullet"/>
-      <w:lvlText w:val=""/>
-      <w:lvlJc w:val="left"/>
-      <w:pPr>
-        <w:tabs>
-          <w:tab w:val="num" w:pos="720"/>
-        </w:tabs>
-        <w:ind w:left="720" w:hanging="360"/>
-      </w:pPr>
-      <w:rPr>
-        <w:rFonts w:ascii="Symbol" w:hAnsi="Symbol" w:hint="default"/>
-        <w:sz w:val="20"/>
-      </w:rPr>
-    </w:lvl>
-    <w:lvl w:ilvl="1" w:tentative="1">
-      <w:start w:val="1"/>
-      <w:numFmt w:val="bullet"/>
-      <w:lvlText w:val="o"/>
-      <w:lvlJc w:val="left"/>
-      <w:pPr>
-        <w:tabs>
-          <w:tab w:val="num" w:pos="1440"/>
-        </w:tabs>
-        <w:ind w:left="1440" w:hanging="360"/>
-      </w:pPr>
-      <w:rPr>
-        <w:rFonts w:ascii="Courier New" w:hAnsi="Courier New" w:hint="default"/>
-        <w:sz w:val="20"/>
-      </w:rPr>
-    </w:lvl>
-    <w:lvl w:ilvl="2" w:tentative="1">
-      <w:start w:val="1"/>
-      <w:numFmt w:val="bullet"/>
-      <w:lvlText w:val=""/>
-      <w:lvlJc w:val="left"/>
-      <w:pPr>
-        <w:tabs>
-          <w:tab w:val="num" w:pos="2160"/>
-        </w:tabs>
-        <w:ind w:left="2160" w:hanging="360"/>
-      </w:pPr>
-      <w:rPr>
-        <w:rFonts w:ascii="Wingdings" w:hAnsi="Wingdings" w:hint="default"/>
-        <w:sz w:val="20"/>
-      </w:rPr>
-    </w:lvl>
-    <w:lvl w:ilvl="3" w:tentative="1">
-      <w:start w:val="1"/>
-      <w:numFmt w:val="bullet"/>
-      <w:lvlText w:val=""/>
-      <w:lvlJc w:val="left"/>
-      <w:pPr>
-        <w:tabs>
-          <w:tab w:val="num" w:pos="2880"/>
-        </w:tabs>
-        <w:ind w:left="2880" w:hanging="360"/>
-      </w:pPr>
-      <w:rPr>
-        <w:rFonts w:ascii="Wingdings" w:hAnsi="Wingdings" w:hint="default"/>
-        <w:sz w:val="20"/>
-      </w:rPr>
-    </w:lvl>
-    <w:lvl w:ilvl="4" w:tentative="1">
-      <w:start w:val="1"/>
-      <w:numFmt w:val="bullet"/>
-      <w:lvlText w:val=""/>
-      <w:lvlJc w:val="left"/>
-      <w:pPr>
-        <w:tabs>
-          <w:tab w:val="num" w:pos="3600"/>
-        </w:tabs>
-        <w:ind w:left="3600" w:hanging="360"/>
-      </w:pPr>
-      <w:rPr>
-        <w:rFonts w:ascii="Wingdings" w:hAnsi="Wingdings" w:hint="default"/>
-        <w:sz w:val="20"/>
-      </w:rPr>
-    </w:lvl>
-    <w:lvl w:ilvl="5" w:tentative="1">
-      <w:start w:val="1"/>
-      <w:numFmt w:val="bullet"/>
-      <w:lvlText w:val=""/>
-      <w:lvlJc w:val="left"/>
-      <w:pPr>
-        <w:tabs>
-          <w:tab w:val="num" w:pos="4320"/>
-        </w:tabs>
-        <w:ind w:left="4320" w:hanging="360"/>
-      </w:pPr>
-      <w:rPr>
-        <w:rFonts w:ascii="Wingdings" w:hAnsi="Wingdings" w:hint="default"/>
-        <w:sz w:val="20"/>
-      </w:rPr>
-    </w:lvl>
-    <w:lvl w:ilvl="6" w:tentative="1">
-      <w:start w:val="1"/>
-      <w:numFmt w:val="bullet"/>
-      <w:lvlText w:val=""/>
-      <w:lvlJc w:val="left"/>
-      <w:pPr>
-        <w:tabs>
-          <w:tab w:val="num" w:pos="5040"/>
-        </w:tabs>
-        <w:ind w:left="5040" w:hanging="360"/>
-      </w:pPr>
-      <w:rPr>
-        <w:rFonts w:ascii="Wingdings" w:hAnsi="Wingdings" w:hint="default"/>
-        <w:sz w:val="20"/>
-      </w:rPr>
-    </w:lvl>
-    <w:lvl w:ilvl="7" w:tentative="1">
-      <w:start w:val="1"/>
-      <w:numFmt w:val="bullet"/>
-      <w:lvlText w:val=""/>
-      <w:lvlJc w:val="left"/>
-      <w:pPr>
-        <w:tabs>
-          <w:tab w:val="num" w:pos="5760"/>
-        </w:tabs>
-        <w:ind w:left="5760" w:hanging="360"/>
-      </w:pPr>
-      <w:rPr>
-        <w:rFonts w:ascii="Wingdings" w:hAnsi="Wingdings" w:hint="default"/>
-        <w:sz w:val="20"/>
-      </w:rPr>
-    </w:lvl>
-    <w:lvl w:ilvl="8" w:tentative="1">
-      <w:start w:val="1"/>
-      <w:numFmt w:val="bullet"/>
-      <w:lvlText w:val=""/>
-      <w:lvlJc w:val="left"/>
-      <w:pPr>
-        <w:tabs>
-          <w:tab w:val="num" w:pos="6480"/>
-        </w:tabs>
-        <w:ind w:left="6480" w:hanging="360"/>
-      </w:pPr>
-      <w:rPr>
-        <w:rFonts w:ascii="Wingdings" w:hAnsi="Wingdings" w:hint="default"/>
-        <w:sz w:val="20"/>
-      </w:rPr>
-    </w:lvl>
-  </w:abstractNum>
-  <w:abstractNum w:abstractNumId="26" w15:restartNumberingAfterBreak="0">
-    <w:nsid w:val="3F461D86"/>
-    <w:multiLevelType w:val="hybridMultilevel"/>
-    <w:tmpl w:val="B5D4F79E"/>
-    <w:lvl w:ilvl="0" w:tplc="18090001">
-      <w:start w:val="1"/>
-      <w:numFmt w:val="bullet"/>
-      <w:lvlText w:val=""/>
-      <w:lvlJc w:val="left"/>
-      <w:pPr>
-        <w:ind w:left="1440" w:hanging="360"/>
-      </w:pPr>
-      <w:rPr>
-        <w:rFonts w:ascii="Symbol" w:hAnsi="Symbol" w:hint="default"/>
-      </w:rPr>
-    </w:lvl>
-    <w:lvl w:ilvl="1" w:tplc="18090003" w:tentative="1">
-      <w:start w:val="1"/>
-      <w:numFmt w:val="bullet"/>
-      <w:lvlText w:val="o"/>
-      <w:lvlJc w:val="left"/>
-      <w:pPr>
-        <w:ind w:left="2160" w:hanging="360"/>
-      </w:pPr>
-      <w:rPr>
-        <w:rFonts w:ascii="Courier New" w:hAnsi="Courier New" w:cs="Courier New" w:hint="default"/>
-      </w:rPr>
-    </w:lvl>
-    <w:lvl w:ilvl="2" w:tplc="18090005" w:tentative="1">
-      <w:start w:val="1"/>
-      <w:numFmt w:val="bullet"/>
-      <w:lvlText w:val=""/>
-      <w:lvlJc w:val="left"/>
-      <w:pPr>
-        <w:ind w:left="2880" w:hanging="360"/>
-      </w:pPr>
-      <w:rPr>
-        <w:rFonts w:ascii="Wingdings" w:hAnsi="Wingdings" w:hint="default"/>
-      </w:rPr>
-    </w:lvl>
-    <w:lvl w:ilvl="3" w:tplc="18090001" w:tentative="1">
-      <w:start w:val="1"/>
-      <w:numFmt w:val="bullet"/>
-      <w:lvlText w:val=""/>
-      <w:lvlJc w:val="left"/>
-      <w:pPr>
-        <w:ind w:left="3600" w:hanging="360"/>
-      </w:pPr>
-      <w:rPr>
-        <w:rFonts w:ascii="Symbol" w:hAnsi="Symbol" w:hint="default"/>
-      </w:rPr>
-    </w:lvl>
-    <w:lvl w:ilvl="4" w:tplc="18090003" w:tentative="1">
-      <w:start w:val="1"/>
-      <w:numFmt w:val="bullet"/>
-      <w:lvlText w:val="o"/>
-      <w:lvlJc w:val="left"/>
-      <w:pPr>
-        <w:ind w:left="4320" w:hanging="360"/>
-      </w:pPr>
-      <w:rPr>
-        <w:rFonts w:ascii="Courier New" w:hAnsi="Courier New" w:cs="Courier New" w:hint="default"/>
-      </w:rPr>
-    </w:lvl>
-    <w:lvl w:ilvl="5" w:tplc="18090005" w:tentative="1">
-      <w:start w:val="1"/>
-      <w:numFmt w:val="bullet"/>
-      <w:lvlText w:val=""/>
-      <w:lvlJc w:val="left"/>
-      <w:pPr>
-        <w:ind w:left="5040" w:hanging="360"/>
-      </w:pPr>
-      <w:rPr>
-        <w:rFonts w:ascii="Wingdings" w:hAnsi="Wingdings" w:hint="default"/>
-      </w:rPr>
-    </w:lvl>
-    <w:lvl w:ilvl="6" w:tplc="18090001" w:tentative="1">
-      <w:start w:val="1"/>
-      <w:numFmt w:val="bullet"/>
-      <w:lvlText w:val=""/>
-      <w:lvlJc w:val="left"/>
-      <w:pPr>
-        <w:ind w:left="5760" w:hanging="360"/>
-      </w:pPr>
-      <w:rPr>
-        <w:rFonts w:ascii="Symbol" w:hAnsi="Symbol" w:hint="default"/>
-      </w:rPr>
-    </w:lvl>
-    <w:lvl w:ilvl="7" w:tplc="18090003" w:tentative="1">
-      <w:start w:val="1"/>
-      <w:numFmt w:val="bullet"/>
-      <w:lvlText w:val="o"/>
-      <w:lvlJc w:val="left"/>
-      <w:pPr>
-        <w:ind w:left="6480" w:hanging="360"/>
-      </w:pPr>
-      <w:rPr>
-        <w:rFonts w:ascii="Courier New" w:hAnsi="Courier New" w:cs="Courier New" w:hint="default"/>
-      </w:rPr>
-    </w:lvl>
-    <w:lvl w:ilvl="8" w:tplc="18090005" w:tentative="1">
-      <w:start w:val="1"/>
-      <w:numFmt w:val="bullet"/>
-      <w:lvlText w:val=""/>
-      <w:lvlJc w:val="left"/>
-      <w:pPr>
-        <w:ind w:left="7200" w:hanging="360"/>
-      </w:pPr>
-      <w:rPr>
-        <w:rFonts w:ascii="Wingdings" w:hAnsi="Wingdings" w:hint="default"/>
-      </w:rPr>
-    </w:lvl>
-  </w:abstractNum>
-  <w:abstractNum w:abstractNumId="27" w15:restartNumberingAfterBreak="0">
-    <w:nsid w:val="446D5ED4"/>
-    <w:multiLevelType w:val="multilevel"/>
-    <w:tmpl w:val="DFFC6046"/>
-    <w:lvl w:ilvl="0">
-      <w:start w:val="1"/>
-      <w:numFmt w:val="bullet"/>
-      <w:lvlText w:val=""/>
-      <w:lvlJc w:val="left"/>
-      <w:pPr>
-        <w:tabs>
-          <w:tab w:val="num" w:pos="720"/>
-        </w:tabs>
-        <w:ind w:left="720" w:hanging="360"/>
-      </w:pPr>
-      <w:rPr>
-        <w:rFonts w:ascii="Symbol" w:hAnsi="Symbol" w:hint="default"/>
-        <w:sz w:val="20"/>
-      </w:rPr>
-    </w:lvl>
-    <w:lvl w:ilvl="1">
-      <w:start w:val="1"/>
-      <w:numFmt w:val="decimal"/>
-      <w:lvlText w:val="%2."/>
-      <w:lvlJc w:val="left"/>
-      <w:pPr>
-        <w:ind w:left="1440" w:hanging="360"/>
-      </w:pPr>
-      <w:rPr>
-        <w:rFonts w:hint="default"/>
-        <w:b/>
-        <w:bCs/>
-      </w:rPr>
-    </w:lvl>
-    <w:lvl w:ilvl="2" w:tentative="1">
-      <w:start w:val="1"/>
-      <w:numFmt w:val="bullet"/>
-      <w:lvlText w:val=""/>
-      <w:lvlJc w:val="left"/>
-      <w:pPr>
-        <w:tabs>
-          <w:tab w:val="num" w:pos="2160"/>
-        </w:tabs>
-        <w:ind w:left="2160" w:hanging="360"/>
-      </w:pPr>
-      <w:rPr>
-        <w:rFonts w:ascii="Wingdings" w:hAnsi="Wingdings" w:hint="default"/>
-        <w:sz w:val="20"/>
-      </w:rPr>
-    </w:lvl>
-    <w:lvl w:ilvl="3" w:tentative="1">
-      <w:start w:val="1"/>
-      <w:numFmt w:val="bullet"/>
-      <w:lvlText w:val=""/>
-      <w:lvlJc w:val="left"/>
-      <w:pPr>
-        <w:tabs>
-          <w:tab w:val="num" w:pos="2880"/>
-        </w:tabs>
-        <w:ind w:left="2880" w:hanging="360"/>
-      </w:pPr>
-      <w:rPr>
-        <w:rFonts w:ascii="Wingdings" w:hAnsi="Wingdings" w:hint="default"/>
-        <w:sz w:val="20"/>
-      </w:rPr>
-    </w:lvl>
-    <w:lvl w:ilvl="4" w:tentative="1">
-      <w:start w:val="1"/>
-      <w:numFmt w:val="bullet"/>
-      <w:lvlText w:val=""/>
-      <w:lvlJc w:val="left"/>
-      <w:pPr>
-        <w:tabs>
-          <w:tab w:val="num" w:pos="3600"/>
-        </w:tabs>
-        <w:ind w:left="3600" w:hanging="360"/>
-      </w:pPr>
-      <w:rPr>
-        <w:rFonts w:ascii="Wingdings" w:hAnsi="Wingdings" w:hint="default"/>
-        <w:sz w:val="20"/>
-      </w:rPr>
-    </w:lvl>
-    <w:lvl w:ilvl="5" w:tentative="1">
-      <w:start w:val="1"/>
-      <w:numFmt w:val="bullet"/>
-      <w:lvlText w:val=""/>
-      <w:lvlJc w:val="left"/>
-      <w:pPr>
-        <w:tabs>
-          <w:tab w:val="num" w:pos="4320"/>
-        </w:tabs>
-        <w:ind w:left="4320" w:hanging="360"/>
-      </w:pPr>
-      <w:rPr>
-        <w:rFonts w:ascii="Wingdings" w:hAnsi="Wingdings" w:hint="default"/>
-        <w:sz w:val="20"/>
-      </w:rPr>
-    </w:lvl>
-    <w:lvl w:ilvl="6" w:tentative="1">
-      <w:start w:val="1"/>
-      <w:numFmt w:val="bullet"/>
-      <w:lvlText w:val=""/>
-      <w:lvlJc w:val="left"/>
-      <w:pPr>
-        <w:tabs>
-          <w:tab w:val="num" w:pos="5040"/>
-        </w:tabs>
-        <w:ind w:left="5040" w:hanging="360"/>
-      </w:pPr>
-      <w:rPr>
-        <w:rFonts w:ascii="Wingdings" w:hAnsi="Wingdings" w:hint="default"/>
-        <w:sz w:val="20"/>
-      </w:rPr>
-    </w:lvl>
-    <w:lvl w:ilvl="7" w:tentative="1">
-      <w:start w:val="1"/>
-      <w:numFmt w:val="bullet"/>
-      <w:lvlText w:val=""/>
-      <w:lvlJc w:val="left"/>
-      <w:pPr>
-        <w:tabs>
-          <w:tab w:val="num" w:pos="5760"/>
-        </w:tabs>
-        <w:ind w:left="5760" w:hanging="360"/>
-      </w:pPr>
-      <w:rPr>
-        <w:rFonts w:ascii="Wingdings" w:hAnsi="Wingdings" w:hint="default"/>
-        <w:sz w:val="20"/>
-      </w:rPr>
-    </w:lvl>
-    <w:lvl w:ilvl="8" w:tentative="1">
-      <w:start w:val="1"/>
-      <w:numFmt w:val="bullet"/>
-      <w:lvlText w:val=""/>
-      <w:lvlJc w:val="left"/>
-      <w:pPr>
-        <w:tabs>
-          <w:tab w:val="num" w:pos="6480"/>
-        </w:tabs>
-        <w:ind w:left="6480" w:hanging="360"/>
-      </w:pPr>
-      <w:rPr>
-        <w:rFonts w:ascii="Wingdings" w:hAnsi="Wingdings" w:hint="default"/>
-        <w:sz w:val="20"/>
-      </w:rPr>
-    </w:lvl>
-  </w:abstractNum>
-  <w:abstractNum w:abstractNumId="28" w15:restartNumberingAfterBreak="0">
-    <w:nsid w:val="474A1FDC"/>
-    <w:multiLevelType w:val="hybridMultilevel"/>
-    <w:tmpl w:val="DAF6967A"/>
-    <w:lvl w:ilvl="0" w:tplc="1809000F">
-      <w:start w:val="1"/>
-      <w:numFmt w:val="decimal"/>
-      <w:lvlText w:val="%1."/>
-      <w:lvlJc w:val="left"/>
-      <w:pPr>
-        <w:ind w:left="720" w:hanging="360"/>
-      </w:pPr>
-    </w:lvl>
-    <w:lvl w:ilvl="1" w:tplc="18090019" w:tentative="1">
-      <w:start w:val="1"/>
-      <w:numFmt w:val="lowerLetter"/>
-      <w:lvlText w:val="%2."/>
-      <w:lvlJc w:val="left"/>
-      <w:pPr>
-        <w:ind w:left="1440" w:hanging="360"/>
-      </w:pPr>
-    </w:lvl>
-    <w:lvl w:ilvl="2" w:tplc="1809001B" w:tentative="1">
-      <w:start w:val="1"/>
-      <w:numFmt w:val="lowerRoman"/>
-      <w:lvlText w:val="%3."/>
-      <w:lvlJc w:val="right"/>
-      <w:pPr>
-        <w:ind w:left="2160" w:hanging="180"/>
-      </w:pPr>
-    </w:lvl>
-    <w:lvl w:ilvl="3" w:tplc="1809000F" w:tentative="1">
-      <w:start w:val="1"/>
-      <w:numFmt w:val="decimal"/>
-      <w:lvlText w:val="%4."/>
-      <w:lvlJc w:val="left"/>
-      <w:pPr>
-        <w:ind w:left="2880" w:hanging="360"/>
-      </w:pPr>
-    </w:lvl>
-    <w:lvl w:ilvl="4" w:tplc="18090019" w:tentative="1">
-      <w:start w:val="1"/>
-      <w:numFmt w:val="lowerLetter"/>
-      <w:lvlText w:val="%5."/>
-      <w:lvlJc w:val="left"/>
-      <w:pPr>
-        <w:ind w:left="3600" w:hanging="360"/>
-      </w:pPr>
-    </w:lvl>
-    <w:lvl w:ilvl="5" w:tplc="1809001B" w:tentative="1">
-      <w:start w:val="1"/>
-      <w:numFmt w:val="lowerRoman"/>
-      <w:lvlText w:val="%6."/>
-      <w:lvlJc w:val="right"/>
-      <w:pPr>
-        <w:ind w:left="4320" w:hanging="180"/>
-      </w:pPr>
-    </w:lvl>
-    <w:lvl w:ilvl="6" w:tplc="1809000F" w:tentative="1">
-      <w:start w:val="1"/>
-      <w:numFmt w:val="decimal"/>
-      <w:lvlText w:val="%7."/>
-      <w:lvlJc w:val="left"/>
-      <w:pPr>
-        <w:ind w:left="5040" w:hanging="360"/>
-      </w:pPr>
-    </w:lvl>
-    <w:lvl w:ilvl="7" w:tplc="18090019" w:tentative="1">
-      <w:start w:val="1"/>
-      <w:numFmt w:val="lowerLetter"/>
-      <w:lvlText w:val="%8."/>
-      <w:lvlJc w:val="left"/>
-      <w:pPr>
-        <w:ind w:left="5760" w:hanging="360"/>
-      </w:pPr>
-    </w:lvl>
-    <w:lvl w:ilvl="8" w:tplc="1809001B" w:tentative="1">
-      <w:start w:val="1"/>
-      <w:numFmt w:val="lowerRoman"/>
-      <w:lvlText w:val="%9."/>
-      <w:lvlJc w:val="right"/>
-      <w:pPr>
-        <w:ind w:left="6480" w:hanging="180"/>
-      </w:pPr>
-    </w:lvl>
-  </w:abstractNum>
-  <w:abstractNum w:abstractNumId="29" w15:restartNumberingAfterBreak="0">
-    <w:nsid w:val="48D2558A"/>
-    <w:multiLevelType w:val="hybridMultilevel"/>
-    <w:tmpl w:val="90E89720"/>
-    <w:lvl w:ilvl="0" w:tplc="18090001">
-      <w:start w:val="1"/>
-      <w:numFmt w:val="bullet"/>
-      <w:lvlText w:val=""/>
-      <w:lvlJc w:val="left"/>
-      <w:pPr>
-        <w:ind w:left="1440" w:hanging="360"/>
-      </w:pPr>
-      <w:rPr>
-        <w:rFonts w:ascii="Symbol" w:hAnsi="Symbol" w:hint="default"/>
-      </w:rPr>
-    </w:lvl>
-    <w:lvl w:ilvl="1" w:tplc="18090003" w:tentative="1">
-      <w:start w:val="1"/>
-      <w:numFmt w:val="bullet"/>
-      <w:lvlText w:val="o"/>
-      <w:lvlJc w:val="left"/>
-      <w:pPr>
-        <w:ind w:left="2160" w:hanging="360"/>
-      </w:pPr>
-      <w:rPr>
-        <w:rFonts w:ascii="Courier New" w:hAnsi="Courier New" w:cs="Courier New" w:hint="default"/>
-      </w:rPr>
-    </w:lvl>
-    <w:lvl w:ilvl="2" w:tplc="18090005" w:tentative="1">
-      <w:start w:val="1"/>
-      <w:numFmt w:val="bullet"/>
-      <w:lvlText w:val=""/>
-      <w:lvlJc w:val="left"/>
-      <w:pPr>
-        <w:ind w:left="2880" w:hanging="360"/>
-      </w:pPr>
-      <w:rPr>
-        <w:rFonts w:ascii="Wingdings" w:hAnsi="Wingdings" w:hint="default"/>
-      </w:rPr>
-    </w:lvl>
-    <w:lvl w:ilvl="3" w:tplc="18090001" w:tentative="1">
-      <w:start w:val="1"/>
-      <w:numFmt w:val="bullet"/>
-      <w:lvlText w:val=""/>
-      <w:lvlJc w:val="left"/>
-      <w:pPr>
-        <w:ind w:left="3600" w:hanging="360"/>
-      </w:pPr>
-      <w:rPr>
-        <w:rFonts w:ascii="Symbol" w:hAnsi="Symbol" w:hint="default"/>
-      </w:rPr>
-    </w:lvl>
-    <w:lvl w:ilvl="4" w:tplc="18090003" w:tentative="1">
-      <w:start w:val="1"/>
-      <w:numFmt w:val="bullet"/>
-      <w:lvlText w:val="o"/>
-      <w:lvlJc w:val="left"/>
-      <w:pPr>
-        <w:ind w:left="4320" w:hanging="360"/>
-      </w:pPr>
-      <w:rPr>
-        <w:rFonts w:ascii="Courier New" w:hAnsi="Courier New" w:cs="Courier New" w:hint="default"/>
-      </w:rPr>
-    </w:lvl>
-    <w:lvl w:ilvl="5" w:tplc="18090005" w:tentative="1">
-      <w:start w:val="1"/>
-      <w:numFmt w:val="bullet"/>
-      <w:lvlText w:val=""/>
-      <w:lvlJc w:val="left"/>
-      <w:pPr>
-        <w:ind w:left="5040" w:hanging="360"/>
-      </w:pPr>
-      <w:rPr>
-        <w:rFonts w:ascii="Wingdings" w:hAnsi="Wingdings" w:hint="default"/>
-      </w:rPr>
-    </w:lvl>
-    <w:lvl w:ilvl="6" w:tplc="18090001" w:tentative="1">
-      <w:start w:val="1"/>
-      <w:numFmt w:val="bullet"/>
-      <w:lvlText w:val=""/>
-      <w:lvlJc w:val="left"/>
-      <w:pPr>
-        <w:ind w:left="5760" w:hanging="360"/>
-      </w:pPr>
-      <w:rPr>
-        <w:rFonts w:ascii="Symbol" w:hAnsi="Symbol" w:hint="default"/>
-      </w:rPr>
-    </w:lvl>
-    <w:lvl w:ilvl="7" w:tplc="18090003" w:tentative="1">
-      <w:start w:val="1"/>
-      <w:numFmt w:val="bullet"/>
-      <w:lvlText w:val="o"/>
-      <w:lvlJc w:val="left"/>
-      <w:pPr>
-        <w:ind w:left="6480" w:hanging="360"/>
-      </w:pPr>
-      <w:rPr>
-        <w:rFonts w:ascii="Courier New" w:hAnsi="Courier New" w:cs="Courier New" w:hint="default"/>
-      </w:rPr>
-    </w:lvl>
-    <w:lvl w:ilvl="8" w:tplc="18090005" w:tentative="1">
-      <w:start w:val="1"/>
-      <w:numFmt w:val="bullet"/>
-      <w:lvlText w:val=""/>
-      <w:lvlJc w:val="left"/>
-      <w:pPr>
-        <w:ind w:left="7200" w:hanging="360"/>
-      </w:pPr>
-      <w:rPr>
-        <w:rFonts w:ascii="Wingdings" w:hAnsi="Wingdings" w:hint="default"/>
-      </w:rPr>
-    </w:lvl>
-  </w:abstractNum>
-  <w:abstractNum w:abstractNumId="30" w15:restartNumberingAfterBreak="0">
-    <w:nsid w:val="4A02684C"/>
-    <w:multiLevelType w:val="multilevel"/>
-    <w:tmpl w:val="CC4E6B80"/>
-    <w:lvl w:ilvl="0">
-      <w:start w:val="1"/>
-      <w:numFmt w:val="bullet"/>
-      <w:lvlText w:val=""/>
-      <w:lvlJc w:val="left"/>
-      <w:pPr>
-        <w:tabs>
-          <w:tab w:val="num" w:pos="720"/>
-        </w:tabs>
-        <w:ind w:left="720" w:hanging="360"/>
-      </w:pPr>
-      <w:rPr>
-        <w:rFonts w:ascii="Symbol" w:hAnsi="Symbol" w:hint="default"/>
-        <w:sz w:val="20"/>
-      </w:rPr>
-    </w:lvl>
-    <w:lvl w:ilvl="1" w:tentative="1">
-      <w:start w:val="1"/>
-      <w:numFmt w:val="bullet"/>
-      <w:lvlText w:val="o"/>
-      <w:lvlJc w:val="left"/>
-      <w:pPr>
-        <w:tabs>
-          <w:tab w:val="num" w:pos="1440"/>
-        </w:tabs>
-        <w:ind w:left="1440" w:hanging="360"/>
-      </w:pPr>
-      <w:rPr>
-        <w:rFonts w:ascii="Courier New" w:hAnsi="Courier New" w:hint="default"/>
-        <w:sz w:val="20"/>
-      </w:rPr>
-    </w:lvl>
-    <w:lvl w:ilvl="2" w:tentative="1">
-      <w:start w:val="1"/>
-      <w:numFmt w:val="bullet"/>
-      <w:lvlText w:val=""/>
-      <w:lvlJc w:val="left"/>
-      <w:pPr>
-        <w:tabs>
-          <w:tab w:val="num" w:pos="2160"/>
-        </w:tabs>
-        <w:ind w:left="2160" w:hanging="360"/>
-      </w:pPr>
-      <w:rPr>
-        <w:rFonts w:ascii="Wingdings" w:hAnsi="Wingdings" w:hint="default"/>
-        <w:sz w:val="20"/>
-      </w:rPr>
-    </w:lvl>
-    <w:lvl w:ilvl="3" w:tentative="1">
-      <w:start w:val="1"/>
-      <w:numFmt w:val="bullet"/>
-      <w:lvlText w:val=""/>
-      <w:lvlJc w:val="left"/>
-      <w:pPr>
-        <w:tabs>
-          <w:tab w:val="num" w:pos="2880"/>
-        </w:tabs>
-        <w:ind w:left="2880" w:hanging="360"/>
-      </w:pPr>
-      <w:rPr>
-        <w:rFonts w:ascii="Wingdings" w:hAnsi="Wingdings" w:hint="default"/>
-        <w:sz w:val="20"/>
-      </w:rPr>
-    </w:lvl>
-    <w:lvl w:ilvl="4" w:tentative="1">
-      <w:start w:val="1"/>
-      <w:numFmt w:val="bullet"/>
-      <w:lvlText w:val=""/>
-      <w:lvlJc w:val="left"/>
-      <w:pPr>
-        <w:tabs>
-          <w:tab w:val="num" w:pos="3600"/>
-        </w:tabs>
-        <w:ind w:left="3600" w:hanging="360"/>
-      </w:pPr>
-      <w:rPr>
-        <w:rFonts w:ascii="Wingdings" w:hAnsi="Wingdings" w:hint="default"/>
-        <w:sz w:val="20"/>
-      </w:rPr>
-    </w:lvl>
-    <w:lvl w:ilvl="5" w:tentative="1">
-      <w:start w:val="1"/>
-      <w:numFmt w:val="bullet"/>
-      <w:lvlText w:val=""/>
-      <w:lvlJc w:val="left"/>
-      <w:pPr>
-        <w:tabs>
-          <w:tab w:val="num" w:pos="4320"/>
-        </w:tabs>
-        <w:ind w:left="4320" w:hanging="360"/>
-      </w:pPr>
-      <w:rPr>
-        <w:rFonts w:ascii="Wingdings" w:hAnsi="Wingdings" w:hint="default"/>
-        <w:sz w:val="20"/>
-      </w:rPr>
-    </w:lvl>
-    <w:lvl w:ilvl="6" w:tentative="1">
-      <w:start w:val="1"/>
-      <w:numFmt w:val="bullet"/>
-      <w:lvlText w:val=""/>
-      <w:lvlJc w:val="left"/>
-      <w:pPr>
-        <w:tabs>
-          <w:tab w:val="num" w:pos="5040"/>
-        </w:tabs>
-        <w:ind w:left="5040" w:hanging="360"/>
-      </w:pPr>
-      <w:rPr>
-        <w:rFonts w:ascii="Wingdings" w:hAnsi="Wingdings" w:hint="default"/>
-        <w:sz w:val="20"/>
-      </w:rPr>
-    </w:lvl>
-    <w:lvl w:ilvl="7" w:tentative="1">
-      <w:start w:val="1"/>
-      <w:numFmt w:val="bullet"/>
-      <w:lvlText w:val=""/>
-      <w:lvlJc w:val="left"/>
-      <w:pPr>
-        <w:tabs>
-          <w:tab w:val="num" w:pos="5760"/>
-        </w:tabs>
-        <w:ind w:left="5760" w:hanging="360"/>
-      </w:pPr>
-      <w:rPr>
-        <w:rFonts w:ascii="Wingdings" w:hAnsi="Wingdings" w:hint="default"/>
-        <w:sz w:val="20"/>
-      </w:rPr>
-    </w:lvl>
-    <w:lvl w:ilvl="8" w:tentative="1">
-      <w:start w:val="1"/>
-      <w:numFmt w:val="bullet"/>
-      <w:lvlText w:val=""/>
-      <w:lvlJc w:val="left"/>
-      <w:pPr>
-        <w:tabs>
-          <w:tab w:val="num" w:pos="6480"/>
-        </w:tabs>
-        <w:ind w:left="6480" w:hanging="360"/>
-      </w:pPr>
-      <w:rPr>
-        <w:rFonts w:ascii="Wingdings" w:hAnsi="Wingdings" w:hint="default"/>
-        <w:sz w:val="20"/>
-      </w:rPr>
-    </w:lvl>
-  </w:abstractNum>
-  <w:abstractNum w:abstractNumId="31" w15:restartNumberingAfterBreak="0">
-    <w:nsid w:val="4D033872"/>
-    <w:multiLevelType w:val="hybridMultilevel"/>
-    <w:tmpl w:val="71DEF4A0"/>
-    <w:lvl w:ilvl="0" w:tplc="1809000F">
-      <w:start w:val="1"/>
-      <w:numFmt w:val="decimal"/>
-      <w:lvlText w:val="%1."/>
-      <w:lvlJc w:val="left"/>
-      <w:pPr>
-        <w:ind w:left="1440" w:hanging="360"/>
-      </w:pPr>
-    </w:lvl>
-    <w:lvl w:ilvl="1" w:tplc="18090019" w:tentative="1">
-      <w:start w:val="1"/>
-      <w:numFmt w:val="lowerLetter"/>
-      <w:lvlText w:val="%2."/>
-      <w:lvlJc w:val="left"/>
-      <w:pPr>
-        <w:ind w:left="2160" w:hanging="360"/>
-      </w:pPr>
-    </w:lvl>
-    <w:lvl w:ilvl="2" w:tplc="1809001B" w:tentative="1">
-      <w:start w:val="1"/>
-      <w:numFmt w:val="lowerRoman"/>
-      <w:lvlText w:val="%3."/>
-      <w:lvlJc w:val="right"/>
-      <w:pPr>
-        <w:ind w:left="2880" w:hanging="180"/>
-      </w:pPr>
-    </w:lvl>
-    <w:lvl w:ilvl="3" w:tplc="1809000F" w:tentative="1">
-      <w:start w:val="1"/>
-      <w:numFmt w:val="decimal"/>
-      <w:lvlText w:val="%4."/>
-      <w:lvlJc w:val="left"/>
-      <w:pPr>
-        <w:ind w:left="3600" w:hanging="360"/>
-      </w:pPr>
-    </w:lvl>
-    <w:lvl w:ilvl="4" w:tplc="18090019" w:tentative="1">
-      <w:start w:val="1"/>
-      <w:numFmt w:val="lowerLetter"/>
-      <w:lvlText w:val="%5."/>
-      <w:lvlJc w:val="left"/>
-      <w:pPr>
-        <w:ind w:left="4320" w:hanging="360"/>
-      </w:pPr>
-    </w:lvl>
-    <w:lvl w:ilvl="5" w:tplc="1809001B" w:tentative="1">
-      <w:start w:val="1"/>
-      <w:numFmt w:val="lowerRoman"/>
-      <w:lvlText w:val="%6."/>
-      <w:lvlJc w:val="right"/>
-      <w:pPr>
-        <w:ind w:left="5040" w:hanging="180"/>
-      </w:pPr>
-    </w:lvl>
-    <w:lvl w:ilvl="6" w:tplc="1809000F" w:tentative="1">
-      <w:start w:val="1"/>
-      <w:numFmt w:val="decimal"/>
-      <w:lvlText w:val="%7."/>
-      <w:lvlJc w:val="left"/>
-      <w:pPr>
-        <w:ind w:left="5760" w:hanging="360"/>
-      </w:pPr>
-    </w:lvl>
-    <w:lvl w:ilvl="7" w:tplc="18090019" w:tentative="1">
-      <w:start w:val="1"/>
-      <w:numFmt w:val="lowerLetter"/>
-      <w:lvlText w:val="%8."/>
-      <w:lvlJc w:val="left"/>
-      <w:pPr>
-        <w:ind w:left="6480" w:hanging="360"/>
-      </w:pPr>
-    </w:lvl>
-    <w:lvl w:ilvl="8" w:tplc="1809001B" w:tentative="1">
-      <w:start w:val="1"/>
-      <w:numFmt w:val="lowerRoman"/>
-      <w:lvlText w:val="%9."/>
-      <w:lvlJc w:val="right"/>
-      <w:pPr>
-        <w:ind w:left="7200" w:hanging="180"/>
-      </w:pPr>
-    </w:lvl>
-  </w:abstractNum>
-  <w:abstractNum w:abstractNumId="32" w15:restartNumberingAfterBreak="0">
-    <w:nsid w:val="4FE8322E"/>
-    <w:multiLevelType w:val="multilevel"/>
-    <w:tmpl w:val="BB005E46"/>
-    <w:lvl w:ilvl="0">
-      <w:start w:val="1"/>
-      <w:numFmt w:val="bullet"/>
-      <w:lvlText w:val=""/>
-      <w:lvlJc w:val="left"/>
-      <w:pPr>
-        <w:tabs>
-          <w:tab w:val="num" w:pos="720"/>
-        </w:tabs>
-        <w:ind w:left="720" w:hanging="360"/>
-      </w:pPr>
-      <w:rPr>
-        <w:rFonts w:ascii="Symbol" w:hAnsi="Symbol" w:hint="default"/>
-        <w:sz w:val="20"/>
-      </w:rPr>
-    </w:lvl>
-    <w:lvl w:ilvl="1" w:tentative="1">
-      <w:start w:val="1"/>
-      <w:numFmt w:val="bullet"/>
-      <w:lvlText w:val="o"/>
-      <w:lvlJc w:val="left"/>
-      <w:pPr>
-        <w:tabs>
-          <w:tab w:val="num" w:pos="1440"/>
-        </w:tabs>
-        <w:ind w:left="1440" w:hanging="360"/>
-      </w:pPr>
-      <w:rPr>
-        <w:rFonts w:ascii="Courier New" w:hAnsi="Courier New" w:hint="default"/>
-        <w:sz w:val="20"/>
-      </w:rPr>
-    </w:lvl>
-    <w:lvl w:ilvl="2" w:tentative="1">
-      <w:start w:val="1"/>
-      <w:numFmt w:val="bullet"/>
-      <w:lvlText w:val=""/>
-      <w:lvlJc w:val="left"/>
-      <w:pPr>
-        <w:tabs>
-          <w:tab w:val="num" w:pos="2160"/>
-        </w:tabs>
-        <w:ind w:left="2160" w:hanging="360"/>
-      </w:pPr>
-      <w:rPr>
-        <w:rFonts w:ascii="Wingdings" w:hAnsi="Wingdings" w:hint="default"/>
-        <w:sz w:val="20"/>
-      </w:rPr>
-    </w:lvl>
-    <w:lvl w:ilvl="3" w:tentative="1">
-      <w:start w:val="1"/>
-      <w:numFmt w:val="bullet"/>
-      <w:lvlText w:val=""/>
-      <w:lvlJc w:val="left"/>
-      <w:pPr>
-        <w:tabs>
-          <w:tab w:val="num" w:pos="2880"/>
-        </w:tabs>
-        <w:ind w:left="2880" w:hanging="360"/>
-      </w:pPr>
-      <w:rPr>
-        <w:rFonts w:ascii="Wingdings" w:hAnsi="Wingdings" w:hint="default"/>
-        <w:sz w:val="20"/>
-      </w:rPr>
-    </w:lvl>
-    <w:lvl w:ilvl="4" w:tentative="1">
-      <w:start w:val="1"/>
-      <w:numFmt w:val="bullet"/>
-      <w:lvlText w:val=""/>
-      <w:lvlJc w:val="left"/>
-      <w:pPr>
-        <w:tabs>
-          <w:tab w:val="num" w:pos="3600"/>
-        </w:tabs>
-        <w:ind w:left="3600" w:hanging="360"/>
-      </w:pPr>
-      <w:rPr>
-        <w:rFonts w:ascii="Wingdings" w:hAnsi="Wingdings" w:hint="default"/>
-        <w:sz w:val="20"/>
-      </w:rPr>
-    </w:lvl>
-    <w:lvl w:ilvl="5" w:tentative="1">
-      <w:start w:val="1"/>
-      <w:numFmt w:val="bullet"/>
-      <w:lvlText w:val=""/>
-      <w:lvlJc w:val="left"/>
-      <w:pPr>
-        <w:tabs>
-          <w:tab w:val="num" w:pos="4320"/>
-        </w:tabs>
-        <w:ind w:left="4320" w:hanging="360"/>
-      </w:pPr>
-      <w:rPr>
-        <w:rFonts w:ascii="Wingdings" w:hAnsi="Wingdings" w:hint="default"/>
-        <w:sz w:val="20"/>
-      </w:rPr>
-    </w:lvl>
-    <w:lvl w:ilvl="6" w:tentative="1">
-      <w:start w:val="1"/>
-      <w:numFmt w:val="bullet"/>
-      <w:lvlText w:val=""/>
-      <w:lvlJc w:val="left"/>
-      <w:pPr>
-        <w:tabs>
-          <w:tab w:val="num" w:pos="5040"/>
-        </w:tabs>
-        <w:ind w:left="5040" w:hanging="360"/>
-      </w:pPr>
-      <w:rPr>
-        <w:rFonts w:ascii="Wingdings" w:hAnsi="Wingdings" w:hint="default"/>
-        <w:sz w:val="20"/>
-      </w:rPr>
-    </w:lvl>
-    <w:lvl w:ilvl="7" w:tentative="1">
-      <w:start w:val="1"/>
-      <w:numFmt w:val="bullet"/>
-      <w:lvlText w:val=""/>
-      <w:lvlJc w:val="left"/>
-      <w:pPr>
-        <w:tabs>
-          <w:tab w:val="num" w:pos="5760"/>
-        </w:tabs>
-        <w:ind w:left="5760" w:hanging="360"/>
-      </w:pPr>
-      <w:rPr>
-        <w:rFonts w:ascii="Wingdings" w:hAnsi="Wingdings" w:hint="default"/>
-        <w:sz w:val="20"/>
-      </w:rPr>
-    </w:lvl>
-    <w:lvl w:ilvl="8" w:tentative="1">
-      <w:start w:val="1"/>
-      <w:numFmt w:val="bullet"/>
-      <w:lvlText w:val=""/>
-      <w:lvlJc w:val="left"/>
-      <w:pPr>
-        <w:tabs>
-          <w:tab w:val="num" w:pos="6480"/>
-        </w:tabs>
-        <w:ind w:left="6480" w:hanging="360"/>
-      </w:pPr>
-      <w:rPr>
-        <w:rFonts w:ascii="Wingdings" w:hAnsi="Wingdings" w:hint="default"/>
-        <w:sz w:val="20"/>
-      </w:rPr>
-    </w:lvl>
-  </w:abstractNum>
-  <w:abstractNum w:abstractNumId="33" w15:restartNumberingAfterBreak="0">
-    <w:nsid w:val="50366BAB"/>
-    <w:multiLevelType w:val="hybridMultilevel"/>
-    <w:tmpl w:val="8F4E38A8"/>
-    <w:lvl w:ilvl="0" w:tplc="18090001">
-      <w:start w:val="1"/>
-      <w:numFmt w:val="bullet"/>
-      <w:lvlText w:val=""/>
-      <w:lvlJc w:val="left"/>
-      <w:pPr>
-        <w:ind w:left="720" w:hanging="360"/>
-      </w:pPr>
-      <w:rPr>
-        <w:rFonts w:ascii="Symbol" w:hAnsi="Symbol" w:hint="default"/>
-      </w:rPr>
-    </w:lvl>
-    <w:lvl w:ilvl="1" w:tplc="18090003" w:tentative="1">
-      <w:start w:val="1"/>
-      <w:numFmt w:val="bullet"/>
-      <w:lvlText w:val="o"/>
-      <w:lvlJc w:val="left"/>
-      <w:pPr>
-        <w:ind w:left="1440" w:hanging="360"/>
-      </w:pPr>
-      <w:rPr>
-        <w:rFonts w:ascii="Courier New" w:hAnsi="Courier New" w:cs="Courier New" w:hint="default"/>
-      </w:rPr>
-    </w:lvl>
-    <w:lvl w:ilvl="2" w:tplc="18090005" w:tentative="1">
-      <w:start w:val="1"/>
-      <w:numFmt w:val="bullet"/>
-      <w:lvlText w:val=""/>
-      <w:lvlJc w:val="left"/>
-      <w:pPr>
-        <w:ind w:left="2160" w:hanging="360"/>
-      </w:pPr>
-      <w:rPr>
-        <w:rFonts w:ascii="Wingdings" w:hAnsi="Wingdings" w:hint="default"/>
-      </w:rPr>
-    </w:lvl>
-    <w:lvl w:ilvl="3" w:tplc="18090001" w:tentative="1">
-      <w:start w:val="1"/>
-      <w:numFmt w:val="bullet"/>
-      <w:lvlText w:val=""/>
-      <w:lvlJc w:val="left"/>
-      <w:pPr>
-        <w:ind w:left="2880" w:hanging="360"/>
-      </w:pPr>
-      <w:rPr>
-        <w:rFonts w:ascii="Symbol" w:hAnsi="Symbol" w:hint="default"/>
-      </w:rPr>
-    </w:lvl>
-    <w:lvl w:ilvl="4" w:tplc="18090003" w:tentative="1">
-      <w:start w:val="1"/>
-      <w:numFmt w:val="bullet"/>
-      <w:lvlText w:val="o"/>
-      <w:lvlJc w:val="left"/>
-      <w:pPr>
-        <w:ind w:left="3600" w:hanging="360"/>
-      </w:pPr>
-      <w:rPr>
-        <w:rFonts w:ascii="Courier New" w:hAnsi="Courier New" w:cs="Courier New" w:hint="default"/>
-      </w:rPr>
-    </w:lvl>
-    <w:lvl w:ilvl="5" w:tplc="18090005" w:tentative="1">
-      <w:start w:val="1"/>
-      <w:numFmt w:val="bullet"/>
-      <w:lvlText w:val=""/>
-      <w:lvlJc w:val="left"/>
-      <w:pPr>
-        <w:ind w:left="4320" w:hanging="360"/>
-      </w:pPr>
-      <w:rPr>
-        <w:rFonts w:ascii="Wingdings" w:hAnsi="Wingdings" w:hint="default"/>
-      </w:rPr>
-    </w:lvl>
-    <w:lvl w:ilvl="6" w:tplc="18090001" w:tentative="1">
-      <w:start w:val="1"/>
-      <w:numFmt w:val="bullet"/>
-      <w:lvlText w:val=""/>
-      <w:lvlJc w:val="left"/>
-      <w:pPr>
-        <w:ind w:left="5040" w:hanging="360"/>
-      </w:pPr>
-      <w:rPr>
-        <w:rFonts w:ascii="Symbol" w:hAnsi="Symbol" w:hint="default"/>
-      </w:rPr>
-    </w:lvl>
-    <w:lvl w:ilvl="7" w:tplc="18090003" w:tentative="1">
-      <w:start w:val="1"/>
-      <w:numFmt w:val="bullet"/>
-      <w:lvlText w:val="o"/>
-      <w:lvlJc w:val="left"/>
-      <w:pPr>
-        <w:ind w:left="5760" w:hanging="360"/>
-      </w:pPr>
-      <w:rPr>
-        <w:rFonts w:ascii="Courier New" w:hAnsi="Courier New" w:cs="Courier New" w:hint="default"/>
-      </w:rPr>
-    </w:lvl>
-    <w:lvl w:ilvl="8" w:tplc="18090005" w:tentative="1">
-      <w:start w:val="1"/>
-      <w:numFmt w:val="bullet"/>
-      <w:lvlText w:val=""/>
-      <w:lvlJc w:val="left"/>
-      <w:pPr>
-        <w:ind w:left="6480" w:hanging="360"/>
-      </w:pPr>
-      <w:rPr>
-        <w:rFonts w:ascii="Wingdings" w:hAnsi="Wingdings" w:hint="default"/>
-      </w:rPr>
-    </w:lvl>
-  </w:abstractNum>
-  <w:abstractNum w:abstractNumId="34" w15:restartNumberingAfterBreak="0">
-    <w:nsid w:val="5091002F"/>
-    <w:multiLevelType w:val="multilevel"/>
-    <w:tmpl w:val="657A5616"/>
-    <w:lvl w:ilvl="0">
-      <w:start w:val="1"/>
-      <w:numFmt w:val="bullet"/>
-      <w:lvlText w:val=""/>
-      <w:lvlJc w:val="left"/>
-      <w:pPr>
-        <w:tabs>
-          <w:tab w:val="num" w:pos="1800"/>
-        </w:tabs>
-        <w:ind w:left="1800" w:hanging="360"/>
-      </w:pPr>
-      <w:rPr>
-        <w:rFonts w:ascii="Symbol" w:hAnsi="Symbol" w:hint="default"/>
-        <w:sz w:val="20"/>
-      </w:rPr>
-    </w:lvl>
-    <w:lvl w:ilvl="1" w:tentative="1">
-      <w:start w:val="1"/>
-      <w:numFmt w:val="bullet"/>
-      <w:lvlText w:val="o"/>
-      <w:lvlJc w:val="left"/>
-      <w:pPr>
-        <w:tabs>
-          <w:tab w:val="num" w:pos="2520"/>
-        </w:tabs>
-        <w:ind w:left="2520" w:hanging="360"/>
-      </w:pPr>
-      <w:rPr>
-        <w:rFonts w:ascii="Courier New" w:hAnsi="Courier New" w:hint="default"/>
-        <w:sz w:val="20"/>
-      </w:rPr>
-    </w:lvl>
-    <w:lvl w:ilvl="2" w:tentative="1">
-      <w:start w:val="1"/>
-      <w:numFmt w:val="bullet"/>
-      <w:lvlText w:val=""/>
-      <w:lvlJc w:val="left"/>
-      <w:pPr>
-        <w:tabs>
-          <w:tab w:val="num" w:pos="3240"/>
-        </w:tabs>
-        <w:ind w:left="3240" w:hanging="360"/>
-      </w:pPr>
-      <w:rPr>
-        <w:rFonts w:ascii="Wingdings" w:hAnsi="Wingdings" w:hint="default"/>
-        <w:sz w:val="20"/>
-      </w:rPr>
-    </w:lvl>
-    <w:lvl w:ilvl="3" w:tentative="1">
-      <w:start w:val="1"/>
-      <w:numFmt w:val="bullet"/>
-      <w:lvlText w:val=""/>
-      <w:lvlJc w:val="left"/>
-      <w:pPr>
-        <w:tabs>
-          <w:tab w:val="num" w:pos="3960"/>
-        </w:tabs>
-        <w:ind w:left="3960" w:hanging="360"/>
-      </w:pPr>
-      <w:rPr>
-        <w:rFonts w:ascii="Wingdings" w:hAnsi="Wingdings" w:hint="default"/>
-        <w:sz w:val="20"/>
-      </w:rPr>
-    </w:lvl>
-    <w:lvl w:ilvl="4" w:tentative="1">
-      <w:start w:val="1"/>
-      <w:numFmt w:val="bullet"/>
-      <w:lvlText w:val=""/>
-      <w:lvlJc w:val="left"/>
-      <w:pPr>
-        <w:tabs>
-          <w:tab w:val="num" w:pos="4680"/>
-        </w:tabs>
-        <w:ind w:left="4680" w:hanging="360"/>
-      </w:pPr>
-      <w:rPr>
-        <w:rFonts w:ascii="Wingdings" w:hAnsi="Wingdings" w:hint="default"/>
-        <w:sz w:val="20"/>
-      </w:rPr>
-    </w:lvl>
-    <w:lvl w:ilvl="5" w:tentative="1">
-      <w:start w:val="1"/>
-      <w:numFmt w:val="bullet"/>
-      <w:lvlText w:val=""/>
-      <w:lvlJc w:val="left"/>
-      <w:pPr>
-        <w:tabs>
-          <w:tab w:val="num" w:pos="5400"/>
-        </w:tabs>
-        <w:ind w:left="5400" w:hanging="360"/>
-      </w:pPr>
-      <w:rPr>
-        <w:rFonts w:ascii="Wingdings" w:hAnsi="Wingdings" w:hint="default"/>
-        <w:sz w:val="20"/>
-      </w:rPr>
-    </w:lvl>
-    <w:lvl w:ilvl="6" w:tentative="1">
-      <w:start w:val="1"/>
-      <w:numFmt w:val="bullet"/>
-      <w:lvlText w:val=""/>
-      <w:lvlJc w:val="left"/>
-      <w:pPr>
-        <w:tabs>
-          <w:tab w:val="num" w:pos="6120"/>
-        </w:tabs>
-        <w:ind w:left="6120" w:hanging="360"/>
-      </w:pPr>
-      <w:rPr>
-        <w:rFonts w:ascii="Wingdings" w:hAnsi="Wingdings" w:hint="default"/>
-        <w:sz w:val="20"/>
-      </w:rPr>
-    </w:lvl>
-    <w:lvl w:ilvl="7" w:tentative="1">
-      <w:start w:val="1"/>
-      <w:numFmt w:val="bullet"/>
-      <w:lvlText w:val=""/>
-      <w:lvlJc w:val="left"/>
-      <w:pPr>
-        <w:tabs>
-          <w:tab w:val="num" w:pos="6840"/>
-        </w:tabs>
-        <w:ind w:left="6840" w:hanging="360"/>
-      </w:pPr>
-      <w:rPr>
-        <w:rFonts w:ascii="Wingdings" w:hAnsi="Wingdings" w:hint="default"/>
-        <w:sz w:val="20"/>
-      </w:rPr>
-    </w:lvl>
-    <w:lvl w:ilvl="8" w:tentative="1">
-      <w:start w:val="1"/>
-      <w:numFmt w:val="bullet"/>
-      <w:lvlText w:val=""/>
-      <w:lvlJc w:val="left"/>
-      <w:pPr>
-        <w:tabs>
-          <w:tab w:val="num" w:pos="7560"/>
-        </w:tabs>
-        <w:ind w:left="7560" w:hanging="360"/>
-      </w:pPr>
-      <w:rPr>
-        <w:rFonts w:ascii="Wingdings" w:hAnsi="Wingdings" w:hint="default"/>
-        <w:sz w:val="20"/>
-      </w:rPr>
-    </w:lvl>
-  </w:abstractNum>
-  <w:abstractNum w:abstractNumId="35" w15:restartNumberingAfterBreak="0">
-    <w:nsid w:val="54381E7E"/>
-    <w:multiLevelType w:val="multilevel"/>
-    <w:tmpl w:val="E9142DB4"/>
-    <w:lvl w:ilvl="0">
-      <w:start w:val="1"/>
-      <w:numFmt w:val="bullet"/>
-      <w:lvlText w:val=""/>
-      <w:lvlJc w:val="left"/>
-      <w:pPr>
-        <w:tabs>
-          <w:tab w:val="num" w:pos="720"/>
-        </w:tabs>
-        <w:ind w:left="720" w:hanging="360"/>
-      </w:pPr>
-      <w:rPr>
-        <w:rFonts w:ascii="Symbol" w:hAnsi="Symbol" w:hint="default"/>
-        <w:sz w:val="20"/>
-      </w:rPr>
-    </w:lvl>
-    <w:lvl w:ilvl="1" w:tentative="1">
-      <w:start w:val="1"/>
-      <w:numFmt w:val="bullet"/>
-      <w:lvlText w:val="o"/>
-      <w:lvlJc w:val="left"/>
-      <w:pPr>
-        <w:tabs>
-          <w:tab w:val="num" w:pos="1440"/>
-        </w:tabs>
-        <w:ind w:left="1440" w:hanging="360"/>
-      </w:pPr>
-      <w:rPr>
-        <w:rFonts w:ascii="Courier New" w:hAnsi="Courier New" w:hint="default"/>
-        <w:sz w:val="20"/>
-      </w:rPr>
-    </w:lvl>
-    <w:lvl w:ilvl="2" w:tentative="1">
-      <w:start w:val="1"/>
-      <w:numFmt w:val="bullet"/>
-      <w:lvlText w:val=""/>
-      <w:lvlJc w:val="left"/>
-      <w:pPr>
-        <w:tabs>
-          <w:tab w:val="num" w:pos="2160"/>
-        </w:tabs>
-        <w:ind w:left="2160" w:hanging="360"/>
-      </w:pPr>
-      <w:rPr>
-        <w:rFonts w:ascii="Wingdings" w:hAnsi="Wingdings" w:hint="default"/>
-        <w:sz w:val="20"/>
-      </w:rPr>
-    </w:lvl>
-    <w:lvl w:ilvl="3" w:tentative="1">
-      <w:start w:val="1"/>
-      <w:numFmt w:val="bullet"/>
-      <w:lvlText w:val=""/>
-      <w:lvlJc w:val="left"/>
-      <w:pPr>
-        <w:tabs>
-          <w:tab w:val="num" w:pos="2880"/>
-        </w:tabs>
-        <w:ind w:left="2880" w:hanging="360"/>
-      </w:pPr>
-      <w:rPr>
-        <w:rFonts w:ascii="Wingdings" w:hAnsi="Wingdings" w:hint="default"/>
-        <w:sz w:val="20"/>
-      </w:rPr>
-    </w:lvl>
-    <w:lvl w:ilvl="4" w:tentative="1">
-      <w:start w:val="1"/>
-      <w:numFmt w:val="bullet"/>
-      <w:lvlText w:val=""/>
-      <w:lvlJc w:val="left"/>
-      <w:pPr>
-        <w:tabs>
-          <w:tab w:val="num" w:pos="3600"/>
-        </w:tabs>
-        <w:ind w:left="3600" w:hanging="360"/>
-      </w:pPr>
-      <w:rPr>
-        <w:rFonts w:ascii="Wingdings" w:hAnsi="Wingdings" w:hint="default"/>
-        <w:sz w:val="20"/>
-      </w:rPr>
-    </w:lvl>
-    <w:lvl w:ilvl="5" w:tentative="1">
-      <w:start w:val="1"/>
-      <w:numFmt w:val="bullet"/>
-      <w:lvlText w:val=""/>
-      <w:lvlJc w:val="left"/>
-      <w:pPr>
-        <w:tabs>
-          <w:tab w:val="num" w:pos="4320"/>
-        </w:tabs>
-        <w:ind w:left="4320" w:hanging="360"/>
-      </w:pPr>
-      <w:rPr>
-        <w:rFonts w:ascii="Wingdings" w:hAnsi="Wingdings" w:hint="default"/>
-        <w:sz w:val="20"/>
-      </w:rPr>
-    </w:lvl>
-    <w:lvl w:ilvl="6" w:tentative="1">
-      <w:start w:val="1"/>
-      <w:numFmt w:val="bullet"/>
-      <w:lvlText w:val=""/>
-      <w:lvlJc w:val="left"/>
-      <w:pPr>
-        <w:tabs>
-          <w:tab w:val="num" w:pos="5040"/>
-        </w:tabs>
-        <w:ind w:left="5040" w:hanging="360"/>
-      </w:pPr>
-      <w:rPr>
-        <w:rFonts w:ascii="Wingdings" w:hAnsi="Wingdings" w:hint="default"/>
-        <w:sz w:val="20"/>
-      </w:rPr>
-    </w:lvl>
-    <w:lvl w:ilvl="7" w:tentative="1">
-      <w:start w:val="1"/>
-      <w:numFmt w:val="bullet"/>
-      <w:lvlText w:val=""/>
-      <w:lvlJc w:val="left"/>
-      <w:pPr>
-        <w:tabs>
-          <w:tab w:val="num" w:pos="5760"/>
-        </w:tabs>
-        <w:ind w:left="5760" w:hanging="360"/>
-      </w:pPr>
-      <w:rPr>
-        <w:rFonts w:ascii="Wingdings" w:hAnsi="Wingdings" w:hint="default"/>
-        <w:sz w:val="20"/>
-      </w:rPr>
-    </w:lvl>
-    <w:lvl w:ilvl="8" w:tentative="1">
-      <w:start w:val="1"/>
-      <w:numFmt w:val="bullet"/>
-      <w:lvlText w:val=""/>
-      <w:lvlJc w:val="left"/>
-      <w:pPr>
-        <w:tabs>
-          <w:tab w:val="num" w:pos="6480"/>
-        </w:tabs>
-        <w:ind w:left="6480" w:hanging="360"/>
-      </w:pPr>
-      <w:rPr>
-        <w:rFonts w:ascii="Wingdings" w:hAnsi="Wingdings" w:hint="default"/>
-        <w:sz w:val="20"/>
-      </w:rPr>
-    </w:lvl>
-  </w:abstractNum>
-  <w:abstractNum w:abstractNumId="36" w15:restartNumberingAfterBreak="0">
-    <w:nsid w:val="5EB51096"/>
-    <w:multiLevelType w:val="multilevel"/>
-    <w:tmpl w:val="DFDA58FA"/>
-    <w:lvl w:ilvl="0">
-      <w:start w:val="1"/>
-      <w:numFmt w:val="bullet"/>
-      <w:lvlText w:val=""/>
-      <w:lvlJc w:val="left"/>
-      <w:pPr>
-        <w:tabs>
-          <w:tab w:val="num" w:pos="720"/>
-        </w:tabs>
-        <w:ind w:left="720" w:hanging="360"/>
-      </w:pPr>
-      <w:rPr>
-        <w:rFonts w:ascii="Symbol" w:hAnsi="Symbol" w:hint="default"/>
-        <w:sz w:val="20"/>
-      </w:rPr>
-    </w:lvl>
-    <w:lvl w:ilvl="1" w:tentative="1">
-      <w:start w:val="1"/>
-      <w:numFmt w:val="bullet"/>
-      <w:lvlText w:val="o"/>
-      <w:lvlJc w:val="left"/>
-      <w:pPr>
-        <w:tabs>
-          <w:tab w:val="num" w:pos="1440"/>
-        </w:tabs>
-        <w:ind w:left="1440" w:hanging="360"/>
-      </w:pPr>
-      <w:rPr>
-        <w:rFonts w:ascii="Courier New" w:hAnsi="Courier New" w:hint="default"/>
-        <w:sz w:val="20"/>
-      </w:rPr>
-    </w:lvl>
-    <w:lvl w:ilvl="2" w:tentative="1">
-      <w:start w:val="1"/>
-      <w:numFmt w:val="bullet"/>
-      <w:lvlText w:val=""/>
-      <w:lvlJc w:val="left"/>
-      <w:pPr>
-        <w:tabs>
-          <w:tab w:val="num" w:pos="2160"/>
-        </w:tabs>
-        <w:ind w:left="2160" w:hanging="360"/>
-      </w:pPr>
-      <w:rPr>
-        <w:rFonts w:ascii="Wingdings" w:hAnsi="Wingdings" w:hint="default"/>
-        <w:sz w:val="20"/>
-      </w:rPr>
-    </w:lvl>
-    <w:lvl w:ilvl="3" w:tentative="1">
-      <w:start w:val="1"/>
-      <w:numFmt w:val="bullet"/>
-      <w:lvlText w:val=""/>
-      <w:lvlJc w:val="left"/>
-      <w:pPr>
-        <w:tabs>
-          <w:tab w:val="num" w:pos="2880"/>
-        </w:tabs>
-        <w:ind w:left="2880" w:hanging="360"/>
-      </w:pPr>
-      <w:rPr>
-        <w:rFonts w:ascii="Wingdings" w:hAnsi="Wingdings" w:hint="default"/>
-        <w:sz w:val="20"/>
-      </w:rPr>
-    </w:lvl>
-    <w:lvl w:ilvl="4" w:tentative="1">
-      <w:start w:val="1"/>
-      <w:numFmt w:val="bullet"/>
-      <w:lvlText w:val=""/>
-      <w:lvlJc w:val="left"/>
-      <w:pPr>
-        <w:tabs>
-          <w:tab w:val="num" w:pos="3600"/>
-        </w:tabs>
-        <w:ind w:left="3600" w:hanging="360"/>
-      </w:pPr>
-      <w:rPr>
-        <w:rFonts w:ascii="Wingdings" w:hAnsi="Wingdings" w:hint="default"/>
-        <w:sz w:val="20"/>
-      </w:rPr>
-    </w:lvl>
-    <w:lvl w:ilvl="5" w:tentative="1">
-      <w:start w:val="1"/>
-      <w:numFmt w:val="bullet"/>
-      <w:lvlText w:val=""/>
-      <w:lvlJc w:val="left"/>
-      <w:pPr>
-        <w:tabs>
-          <w:tab w:val="num" w:pos="4320"/>
-        </w:tabs>
-        <w:ind w:left="4320" w:hanging="360"/>
-      </w:pPr>
-      <w:rPr>
-        <w:rFonts w:ascii="Wingdings" w:hAnsi="Wingdings" w:hint="default"/>
-        <w:sz w:val="20"/>
-      </w:rPr>
-    </w:lvl>
-    <w:lvl w:ilvl="6" w:tentative="1">
-      <w:start w:val="1"/>
-      <w:numFmt w:val="bullet"/>
-      <w:lvlText w:val=""/>
-      <w:lvlJc w:val="left"/>
-      <w:pPr>
-        <w:tabs>
-          <w:tab w:val="num" w:pos="5040"/>
-        </w:tabs>
-        <w:ind w:left="5040" w:hanging="360"/>
-      </w:pPr>
-      <w:rPr>
-        <w:rFonts w:ascii="Wingdings" w:hAnsi="Wingdings" w:hint="default"/>
-        <w:sz w:val="20"/>
-      </w:rPr>
-    </w:lvl>
-    <w:lvl w:ilvl="7" w:tentative="1">
-      <w:start w:val="1"/>
-      <w:numFmt w:val="bullet"/>
-      <w:lvlText w:val=""/>
-      <w:lvlJc w:val="left"/>
-      <w:pPr>
-        <w:tabs>
-          <w:tab w:val="num" w:pos="5760"/>
-        </w:tabs>
-        <w:ind w:left="5760" w:hanging="360"/>
-      </w:pPr>
-      <w:rPr>
-        <w:rFonts w:ascii="Wingdings" w:hAnsi="Wingdings" w:hint="default"/>
-        <w:sz w:val="20"/>
-      </w:rPr>
-    </w:lvl>
-    <w:lvl w:ilvl="8" w:tentative="1">
-      <w:start w:val="1"/>
-      <w:numFmt w:val="bullet"/>
-      <w:lvlText w:val=""/>
-      <w:lvlJc w:val="left"/>
-      <w:pPr>
-        <w:tabs>
-          <w:tab w:val="num" w:pos="6480"/>
-        </w:tabs>
-        <w:ind w:left="6480" w:hanging="360"/>
-      </w:pPr>
-      <w:rPr>
-        <w:rFonts w:ascii="Wingdings" w:hAnsi="Wingdings" w:hint="default"/>
-        <w:sz w:val="20"/>
-      </w:rPr>
-    </w:lvl>
-  </w:abstractNum>
-  <w:abstractNum w:abstractNumId="37" w15:restartNumberingAfterBreak="0">
-    <w:nsid w:val="5F701260"/>
-    <w:multiLevelType w:val="hybridMultilevel"/>
-    <w:tmpl w:val="25069ED8"/>
-    <w:lvl w:ilvl="0" w:tplc="18090001">
-      <w:start w:val="1"/>
-      <w:numFmt w:val="bullet"/>
-      <w:lvlText w:val=""/>
-      <w:lvlJc w:val="left"/>
-      <w:pPr>
-        <w:ind w:left="1440" w:hanging="360"/>
-      </w:pPr>
-      <w:rPr>
-        <w:rFonts w:ascii="Symbol" w:hAnsi="Symbol" w:hint="default"/>
-      </w:rPr>
-    </w:lvl>
-    <w:lvl w:ilvl="1" w:tplc="18090003" w:tentative="1">
-      <w:start w:val="1"/>
-      <w:numFmt w:val="bullet"/>
-      <w:lvlText w:val="o"/>
-      <w:lvlJc w:val="left"/>
-      <w:pPr>
-        <w:ind w:left="2160" w:hanging="360"/>
-      </w:pPr>
-      <w:rPr>
-        <w:rFonts w:ascii="Courier New" w:hAnsi="Courier New" w:cs="Courier New" w:hint="default"/>
-      </w:rPr>
-    </w:lvl>
-    <w:lvl w:ilvl="2" w:tplc="18090005" w:tentative="1">
-      <w:start w:val="1"/>
-      <w:numFmt w:val="bullet"/>
-      <w:lvlText w:val=""/>
-      <w:lvlJc w:val="left"/>
-      <w:pPr>
-        <w:ind w:left="2880" w:hanging="360"/>
-      </w:pPr>
-      <w:rPr>
-        <w:rFonts w:ascii="Wingdings" w:hAnsi="Wingdings" w:hint="default"/>
-      </w:rPr>
-    </w:lvl>
-    <w:lvl w:ilvl="3" w:tplc="18090001" w:tentative="1">
-      <w:start w:val="1"/>
-      <w:numFmt w:val="bullet"/>
-      <w:lvlText w:val=""/>
-      <w:lvlJc w:val="left"/>
-      <w:pPr>
-        <w:ind w:left="3600" w:hanging="360"/>
-      </w:pPr>
-      <w:rPr>
-        <w:rFonts w:ascii="Symbol" w:hAnsi="Symbol" w:hint="default"/>
-      </w:rPr>
-    </w:lvl>
-    <w:lvl w:ilvl="4" w:tplc="18090003" w:tentative="1">
-      <w:start w:val="1"/>
-      <w:numFmt w:val="bullet"/>
-      <w:lvlText w:val="o"/>
-      <w:lvlJc w:val="left"/>
-      <w:pPr>
-        <w:ind w:left="4320" w:hanging="360"/>
-      </w:pPr>
-      <w:rPr>
-        <w:rFonts w:ascii="Courier New" w:hAnsi="Courier New" w:cs="Courier New" w:hint="default"/>
-      </w:rPr>
-    </w:lvl>
-    <w:lvl w:ilvl="5" w:tplc="18090005" w:tentative="1">
-      <w:start w:val="1"/>
-      <w:numFmt w:val="bullet"/>
-      <w:lvlText w:val=""/>
-      <w:lvlJc w:val="left"/>
-      <w:pPr>
-        <w:ind w:left="5040" w:hanging="360"/>
-      </w:pPr>
-      <w:rPr>
-        <w:rFonts w:ascii="Wingdings" w:hAnsi="Wingdings" w:hint="default"/>
-      </w:rPr>
-    </w:lvl>
-    <w:lvl w:ilvl="6" w:tplc="18090001" w:tentative="1">
-      <w:start w:val="1"/>
-      <w:numFmt w:val="bullet"/>
-      <w:lvlText w:val=""/>
-      <w:lvlJc w:val="left"/>
-      <w:pPr>
-        <w:ind w:left="5760" w:hanging="360"/>
-      </w:pPr>
-      <w:rPr>
-        <w:rFonts w:ascii="Symbol" w:hAnsi="Symbol" w:hint="default"/>
-      </w:rPr>
-    </w:lvl>
-    <w:lvl w:ilvl="7" w:tplc="18090003" w:tentative="1">
-      <w:start w:val="1"/>
-      <w:numFmt w:val="bullet"/>
-      <w:lvlText w:val="o"/>
-      <w:lvlJc w:val="left"/>
-      <w:pPr>
-        <w:ind w:left="6480" w:hanging="360"/>
-      </w:pPr>
-      <w:rPr>
-        <w:rFonts w:ascii="Courier New" w:hAnsi="Courier New" w:cs="Courier New" w:hint="default"/>
-      </w:rPr>
-    </w:lvl>
-    <w:lvl w:ilvl="8" w:tplc="18090005" w:tentative="1">
-      <w:start w:val="1"/>
-      <w:numFmt w:val="bullet"/>
-      <w:lvlText w:val=""/>
-      <w:lvlJc w:val="left"/>
-      <w:pPr>
-        <w:ind w:left="7200" w:hanging="360"/>
-      </w:pPr>
-      <w:rPr>
-        <w:rFonts w:ascii="Wingdings" w:hAnsi="Wingdings" w:hint="default"/>
-      </w:rPr>
-    </w:lvl>
-  </w:abstractNum>
-  <w:abstractNum w:abstractNumId="38" w15:restartNumberingAfterBreak="0">
-    <w:nsid w:val="5FB26F03"/>
-    <w:multiLevelType w:val="hybridMultilevel"/>
-    <w:tmpl w:val="4F4452CA"/>
-    <w:lvl w:ilvl="0" w:tplc="18090001">
-      <w:start w:val="1"/>
-      <w:numFmt w:val="bullet"/>
-      <w:lvlText w:val=""/>
-      <w:lvlJc w:val="left"/>
-      <w:pPr>
-        <w:ind w:left="1440" w:hanging="360"/>
-      </w:pPr>
-      <w:rPr>
-        <w:rFonts w:ascii="Symbol" w:hAnsi="Symbol" w:hint="default"/>
-      </w:rPr>
-    </w:lvl>
-    <w:lvl w:ilvl="1" w:tplc="18090003" w:tentative="1">
-      <w:start w:val="1"/>
-      <w:numFmt w:val="bullet"/>
-      <w:lvlText w:val="o"/>
-      <w:lvlJc w:val="left"/>
-      <w:pPr>
-        <w:ind w:left="2160" w:hanging="360"/>
-      </w:pPr>
-      <w:rPr>
-        <w:rFonts w:ascii="Courier New" w:hAnsi="Courier New" w:cs="Courier New" w:hint="default"/>
-      </w:rPr>
-    </w:lvl>
-    <w:lvl w:ilvl="2" w:tplc="18090005" w:tentative="1">
-      <w:start w:val="1"/>
-      <w:numFmt w:val="bullet"/>
-      <w:lvlText w:val=""/>
-      <w:lvlJc w:val="left"/>
-      <w:pPr>
-        <w:ind w:left="2880" w:hanging="360"/>
-      </w:pPr>
-      <w:rPr>
-        <w:rFonts w:ascii="Wingdings" w:hAnsi="Wingdings" w:hint="default"/>
-      </w:rPr>
-    </w:lvl>
-    <w:lvl w:ilvl="3" w:tplc="18090001" w:tentative="1">
-      <w:start w:val="1"/>
-      <w:numFmt w:val="bullet"/>
-      <w:lvlText w:val=""/>
-      <w:lvlJc w:val="left"/>
-      <w:pPr>
-        <w:ind w:left="3600" w:hanging="360"/>
-      </w:pPr>
-      <w:rPr>
-        <w:rFonts w:ascii="Symbol" w:hAnsi="Symbol" w:hint="default"/>
-      </w:rPr>
-    </w:lvl>
-    <w:lvl w:ilvl="4" w:tplc="18090003" w:tentative="1">
-      <w:start w:val="1"/>
-      <w:numFmt w:val="bullet"/>
-      <w:lvlText w:val="o"/>
-      <w:lvlJc w:val="left"/>
-      <w:pPr>
-        <w:ind w:left="4320" w:hanging="360"/>
-      </w:pPr>
-      <w:rPr>
-        <w:rFonts w:ascii="Courier New" w:hAnsi="Courier New" w:cs="Courier New" w:hint="default"/>
-      </w:rPr>
-    </w:lvl>
-    <w:lvl w:ilvl="5" w:tplc="18090005" w:tentative="1">
-      <w:start w:val="1"/>
-      <w:numFmt w:val="bullet"/>
-      <w:lvlText w:val=""/>
-      <w:lvlJc w:val="left"/>
-      <w:pPr>
-        <w:ind w:left="5040" w:hanging="360"/>
-      </w:pPr>
-      <w:rPr>
-        <w:rFonts w:ascii="Wingdings" w:hAnsi="Wingdings" w:hint="default"/>
-      </w:rPr>
-    </w:lvl>
-    <w:lvl w:ilvl="6" w:tplc="18090001" w:tentative="1">
-      <w:start w:val="1"/>
-      <w:numFmt w:val="bullet"/>
-      <w:lvlText w:val=""/>
-      <w:lvlJc w:val="left"/>
-      <w:pPr>
-        <w:ind w:left="5760" w:hanging="360"/>
-      </w:pPr>
-      <w:rPr>
-        <w:rFonts w:ascii="Symbol" w:hAnsi="Symbol" w:hint="default"/>
-      </w:rPr>
-    </w:lvl>
-    <w:lvl w:ilvl="7" w:tplc="18090003" w:tentative="1">
-      <w:start w:val="1"/>
-      <w:numFmt w:val="bullet"/>
-      <w:lvlText w:val="o"/>
-      <w:lvlJc w:val="left"/>
-      <w:pPr>
-        <w:ind w:left="6480" w:hanging="360"/>
-      </w:pPr>
-      <w:rPr>
-        <w:rFonts w:ascii="Courier New" w:hAnsi="Courier New" w:cs="Courier New" w:hint="default"/>
-      </w:rPr>
-    </w:lvl>
-    <w:lvl w:ilvl="8" w:tplc="18090005" w:tentative="1">
-      <w:start w:val="1"/>
-      <w:numFmt w:val="bullet"/>
-      <w:lvlText w:val=""/>
-      <w:lvlJc w:val="left"/>
-      <w:pPr>
-        <w:ind w:left="7200" w:hanging="360"/>
-      </w:pPr>
-      <w:rPr>
-        <w:rFonts w:ascii="Wingdings" w:hAnsi="Wingdings" w:hint="default"/>
-      </w:rPr>
-    </w:lvl>
-  </w:abstractNum>
-  <w:abstractNum w:abstractNumId="39" w15:restartNumberingAfterBreak="0">
-    <w:nsid w:val="6CAB2586"/>
-    <w:multiLevelType w:val="hybridMultilevel"/>
-    <w:tmpl w:val="7CBEE102"/>
-    <w:lvl w:ilvl="0" w:tplc="18090001">
-      <w:start w:val="1"/>
-      <w:numFmt w:val="bullet"/>
-      <w:lvlText w:val=""/>
-      <w:lvlJc w:val="left"/>
-      <w:pPr>
-        <w:ind w:left="720" w:hanging="360"/>
-      </w:pPr>
-      <w:rPr>
-        <w:rFonts w:ascii="Symbol" w:hAnsi="Symbol" w:hint="default"/>
-      </w:rPr>
-    </w:lvl>
-    <w:lvl w:ilvl="1" w:tplc="18090003" w:tentative="1">
-      <w:start w:val="1"/>
-      <w:numFmt w:val="bullet"/>
-      <w:lvlText w:val="o"/>
-      <w:lvlJc w:val="left"/>
-      <w:pPr>
-        <w:ind w:left="1440" w:hanging="360"/>
-      </w:pPr>
-      <w:rPr>
-        <w:rFonts w:ascii="Courier New" w:hAnsi="Courier New" w:cs="Courier New" w:hint="default"/>
-      </w:rPr>
-    </w:lvl>
-    <w:lvl w:ilvl="2" w:tplc="18090005" w:tentative="1">
-      <w:start w:val="1"/>
-      <w:numFmt w:val="bullet"/>
-      <w:lvlText w:val=""/>
-      <w:lvlJc w:val="left"/>
-      <w:pPr>
-        <w:ind w:left="2160" w:hanging="360"/>
-      </w:pPr>
-      <w:rPr>
-        <w:rFonts w:ascii="Wingdings" w:hAnsi="Wingdings" w:hint="default"/>
-      </w:rPr>
-    </w:lvl>
-    <w:lvl w:ilvl="3" w:tplc="18090001">
-      <w:start w:val="1"/>
-      <w:numFmt w:val="bullet"/>
-      <w:lvlText w:val=""/>
-      <w:lvlJc w:val="left"/>
-      <w:pPr>
-        <w:ind w:left="2880" w:hanging="360"/>
-      </w:pPr>
-      <w:rPr>
-        <w:rFonts w:ascii="Symbol" w:hAnsi="Symbol" w:hint="default"/>
-      </w:rPr>
-    </w:lvl>
-    <w:lvl w:ilvl="4" w:tplc="18090003" w:tentative="1">
-      <w:start w:val="1"/>
-      <w:numFmt w:val="bullet"/>
-      <w:lvlText w:val="o"/>
-      <w:lvlJc w:val="left"/>
-      <w:pPr>
-        <w:ind w:left="3600" w:hanging="360"/>
-      </w:pPr>
-      <w:rPr>
-        <w:rFonts w:ascii="Courier New" w:hAnsi="Courier New" w:cs="Courier New" w:hint="default"/>
-      </w:rPr>
-    </w:lvl>
-    <w:lvl w:ilvl="5" w:tplc="18090005" w:tentative="1">
-      <w:start w:val="1"/>
-      <w:numFmt w:val="bullet"/>
-      <w:lvlText w:val=""/>
-      <w:lvlJc w:val="left"/>
-      <w:pPr>
-        <w:ind w:left="4320" w:hanging="360"/>
-      </w:pPr>
-      <w:rPr>
-        <w:rFonts w:ascii="Wingdings" w:hAnsi="Wingdings" w:hint="default"/>
-      </w:rPr>
-    </w:lvl>
-    <w:lvl w:ilvl="6" w:tplc="18090001" w:tentative="1">
-      <w:start w:val="1"/>
-      <w:numFmt w:val="bullet"/>
-      <w:lvlText w:val=""/>
-      <w:lvlJc w:val="left"/>
-      <w:pPr>
-        <w:ind w:left="5040" w:hanging="360"/>
-      </w:pPr>
-      <w:rPr>
-        <w:rFonts w:ascii="Symbol" w:hAnsi="Symbol" w:hint="default"/>
-      </w:rPr>
-    </w:lvl>
-    <w:lvl w:ilvl="7" w:tplc="18090003" w:tentative="1">
-      <w:start w:val="1"/>
-      <w:numFmt w:val="bullet"/>
-      <w:lvlText w:val="o"/>
-      <w:lvlJc w:val="left"/>
-      <w:pPr>
-        <w:ind w:left="5760" w:hanging="360"/>
-      </w:pPr>
-      <w:rPr>
-        <w:rFonts w:ascii="Courier New" w:hAnsi="Courier New" w:cs="Courier New" w:hint="default"/>
-      </w:rPr>
-    </w:lvl>
-    <w:lvl w:ilvl="8" w:tplc="18090005" w:tentative="1">
-      <w:start w:val="1"/>
-      <w:numFmt w:val="bullet"/>
-      <w:lvlText w:val=""/>
-      <w:lvlJc w:val="left"/>
-      <w:pPr>
-        <w:ind w:left="6480" w:hanging="360"/>
-      </w:pPr>
-      <w:rPr>
-        <w:rFonts w:ascii="Wingdings" w:hAnsi="Wingdings" w:hint="default"/>
-      </w:rPr>
-    </w:lvl>
-  </w:abstractNum>
-  <w:abstractNum w:abstractNumId="40" w15:restartNumberingAfterBreak="0">
-    <w:nsid w:val="6E9E7839"/>
-    <w:multiLevelType w:val="multilevel"/>
-    <w:tmpl w:val="4F7A86EC"/>
-    <w:lvl w:ilvl="0">
-      <w:start w:val="1"/>
-      <w:numFmt w:val="decimal"/>
-      <w:lvlText w:val="%1."/>
-      <w:lvlJc w:val="left"/>
-      <w:pPr>
-        <w:ind w:left="1080" w:hanging="720"/>
-      </w:pPr>
-      <w:rPr>
-        <w:rFonts w:hint="default"/>
-        <w:color w:val="auto"/>
-        <w:sz w:val="32"/>
-        <w:szCs w:val="32"/>
-      </w:rPr>
-    </w:lvl>
-    <w:lvl w:ilvl="1">
-      <w:start w:val="1"/>
-      <w:numFmt w:val="decimal"/>
-      <w:isLgl/>
-      <w:lvlText w:val="%1.%2"/>
-      <w:lvlJc w:val="left"/>
-      <w:pPr>
-        <w:ind w:left="1080" w:hanging="360"/>
-      </w:pPr>
-      <w:rPr>
-        <w:rFonts w:hint="default"/>
-        <w:b/>
-        <w:bCs/>
-        <w:color w:val="auto"/>
-        <w:sz w:val="30"/>
-        <w:szCs w:val="30"/>
-      </w:rPr>
-    </w:lvl>
-    <w:lvl w:ilvl="2">
-      <w:start w:val="1"/>
-      <w:numFmt w:val="decimal"/>
-      <w:isLgl/>
-      <w:lvlText w:val="%1.%2.%3"/>
-      <w:lvlJc w:val="left"/>
-      <w:pPr>
-        <w:ind w:left="2520" w:hanging="720"/>
-      </w:pPr>
-      <w:rPr>
-        <w:rFonts w:hint="default"/>
-        <w:color w:val="B3186D" w:themeColor="accent1" w:themeShade="BF"/>
-        <w:sz w:val="26"/>
-      </w:rPr>
-    </w:lvl>
-    <w:lvl w:ilvl="3">
-      <w:start w:val="1"/>
-      <w:numFmt w:val="decimal"/>
-      <w:isLgl/>
-      <w:lvlText w:val="%1.%2.%3.%4"/>
-      <w:lvlJc w:val="left"/>
-      <w:pPr>
-        <w:ind w:left="3240" w:hanging="720"/>
-      </w:pPr>
-      <w:rPr>
-        <w:rFonts w:hint="default"/>
-        <w:color w:val="B3186D" w:themeColor="accent1" w:themeShade="BF"/>
-        <w:sz w:val="26"/>
-      </w:rPr>
-    </w:lvl>
-    <w:lvl w:ilvl="4">
-      <w:start w:val="1"/>
-      <w:numFmt w:val="decimal"/>
-      <w:isLgl/>
-      <w:lvlText w:val="%1.%2.%3.%4.%5"/>
-      <w:lvlJc w:val="left"/>
-      <w:pPr>
-        <w:ind w:left="4320" w:hanging="1080"/>
-      </w:pPr>
-      <w:rPr>
-        <w:rFonts w:hint="default"/>
-        <w:color w:val="B3186D" w:themeColor="accent1" w:themeShade="BF"/>
-        <w:sz w:val="26"/>
-      </w:rPr>
-    </w:lvl>
-    <w:lvl w:ilvl="5">
-      <w:start w:val="1"/>
-      <w:numFmt w:val="decimal"/>
-      <w:isLgl/>
-      <w:lvlText w:val="%1.%2.%3.%4.%5.%6"/>
-      <w:lvlJc w:val="left"/>
-      <w:pPr>
-        <w:ind w:left="5040" w:hanging="1080"/>
-      </w:pPr>
-      <w:rPr>
-        <w:rFonts w:hint="default"/>
-        <w:color w:val="B3186D" w:themeColor="accent1" w:themeShade="BF"/>
-        <w:sz w:val="26"/>
-      </w:rPr>
-    </w:lvl>
-    <w:lvl w:ilvl="6">
-      <w:start w:val="1"/>
-      <w:numFmt w:val="decimal"/>
-      <w:isLgl/>
-      <w:lvlText w:val="%1.%2.%3.%4.%5.%6.%7"/>
-      <w:lvlJc w:val="left"/>
-      <w:pPr>
-        <w:ind w:left="6120" w:hanging="1440"/>
-      </w:pPr>
-      <w:rPr>
-        <w:rFonts w:hint="default"/>
-        <w:color w:val="B3186D" w:themeColor="accent1" w:themeShade="BF"/>
-        <w:sz w:val="26"/>
-      </w:rPr>
-    </w:lvl>
-    <w:lvl w:ilvl="7">
-      <w:start w:val="1"/>
-      <w:numFmt w:val="decimal"/>
-      <w:isLgl/>
-      <w:lvlText w:val="%1.%2.%3.%4.%5.%6.%7.%8"/>
-      <w:lvlJc w:val="left"/>
-      <w:pPr>
-        <w:ind w:left="6840" w:hanging="1440"/>
-      </w:pPr>
-      <w:rPr>
-        <w:rFonts w:hint="default"/>
-        <w:color w:val="B3186D" w:themeColor="accent1" w:themeShade="BF"/>
-        <w:sz w:val="26"/>
-      </w:rPr>
-    </w:lvl>
-    <w:lvl w:ilvl="8">
-      <w:start w:val="1"/>
-      <w:numFmt w:val="decimal"/>
-      <w:isLgl/>
-      <w:lvlText w:val="%1.%2.%3.%4.%5.%6.%7.%8.%9"/>
-      <w:lvlJc w:val="left"/>
-      <w:pPr>
-        <w:ind w:left="7920" w:hanging="1800"/>
-      </w:pPr>
-      <w:rPr>
-        <w:rFonts w:hint="default"/>
-        <w:color w:val="B3186D" w:themeColor="accent1" w:themeShade="BF"/>
-        <w:sz w:val="26"/>
-      </w:rPr>
-    </w:lvl>
-  </w:abstractNum>
-  <w:abstractNum w:abstractNumId="41" w15:restartNumberingAfterBreak="0">
-    <w:nsid w:val="71D07D1E"/>
-    <w:multiLevelType w:val="hybridMultilevel"/>
-    <w:tmpl w:val="6B9472DA"/>
-    <w:lvl w:ilvl="0" w:tplc="18090001">
-      <w:start w:val="1"/>
-      <w:numFmt w:val="bullet"/>
-      <w:lvlText w:val=""/>
-      <w:lvlJc w:val="left"/>
-      <w:pPr>
-        <w:ind w:left="720" w:hanging="360"/>
-      </w:pPr>
-      <w:rPr>
-        <w:rFonts w:ascii="Symbol" w:hAnsi="Symbol" w:hint="default"/>
-      </w:rPr>
-    </w:lvl>
-    <w:lvl w:ilvl="1" w:tplc="18090003" w:tentative="1">
-      <w:start w:val="1"/>
-      <w:numFmt w:val="bullet"/>
-      <w:lvlText w:val="o"/>
-      <w:lvlJc w:val="left"/>
-      <w:pPr>
-        <w:ind w:left="1440" w:hanging="360"/>
-      </w:pPr>
-      <w:rPr>
-        <w:rFonts w:ascii="Courier New" w:hAnsi="Courier New" w:cs="Courier New" w:hint="default"/>
-      </w:rPr>
-    </w:lvl>
-    <w:lvl w:ilvl="2" w:tplc="18090005" w:tentative="1">
-      <w:start w:val="1"/>
-      <w:numFmt w:val="bullet"/>
-      <w:lvlText w:val=""/>
-      <w:lvlJc w:val="left"/>
-      <w:pPr>
-        <w:ind w:left="2160" w:hanging="360"/>
-      </w:pPr>
-      <w:rPr>
-        <w:rFonts w:ascii="Wingdings" w:hAnsi="Wingdings" w:hint="default"/>
-      </w:rPr>
-    </w:lvl>
-    <w:lvl w:ilvl="3" w:tplc="18090001" w:tentative="1">
-      <w:start w:val="1"/>
-      <w:numFmt w:val="bullet"/>
-      <w:lvlText w:val=""/>
-      <w:lvlJc w:val="left"/>
-      <w:pPr>
-        <w:ind w:left="2880" w:hanging="360"/>
-      </w:pPr>
-      <w:rPr>
-        <w:rFonts w:ascii="Symbol" w:hAnsi="Symbol" w:hint="default"/>
-      </w:rPr>
-    </w:lvl>
-    <w:lvl w:ilvl="4" w:tplc="18090003" w:tentative="1">
-      <w:start w:val="1"/>
-      <w:numFmt w:val="bullet"/>
-      <w:lvlText w:val="o"/>
-      <w:lvlJc w:val="left"/>
-      <w:pPr>
-        <w:ind w:left="3600" w:hanging="360"/>
-      </w:pPr>
-      <w:rPr>
-        <w:rFonts w:ascii="Courier New" w:hAnsi="Courier New" w:cs="Courier New" w:hint="default"/>
-      </w:rPr>
-    </w:lvl>
-    <w:lvl w:ilvl="5" w:tplc="18090005" w:tentative="1">
-      <w:start w:val="1"/>
-      <w:numFmt w:val="bullet"/>
-      <w:lvlText w:val=""/>
-      <w:lvlJc w:val="left"/>
-      <w:pPr>
-        <w:ind w:left="4320" w:hanging="360"/>
-      </w:pPr>
-      <w:rPr>
-        <w:rFonts w:ascii="Wingdings" w:hAnsi="Wingdings" w:hint="default"/>
-      </w:rPr>
-    </w:lvl>
-    <w:lvl w:ilvl="6" w:tplc="18090001" w:tentative="1">
-      <w:start w:val="1"/>
-      <w:numFmt w:val="bullet"/>
-      <w:lvlText w:val=""/>
-      <w:lvlJc w:val="left"/>
-      <w:pPr>
-        <w:ind w:left="5040" w:hanging="360"/>
-      </w:pPr>
-      <w:rPr>
-        <w:rFonts w:ascii="Symbol" w:hAnsi="Symbol" w:hint="default"/>
-      </w:rPr>
-    </w:lvl>
-    <w:lvl w:ilvl="7" w:tplc="18090003" w:tentative="1">
-      <w:start w:val="1"/>
-      <w:numFmt w:val="bullet"/>
-      <w:lvlText w:val="o"/>
-      <w:lvlJc w:val="left"/>
-      <w:pPr>
-        <w:ind w:left="5760" w:hanging="360"/>
-      </w:pPr>
-      <w:rPr>
-        <w:rFonts w:ascii="Courier New" w:hAnsi="Courier New" w:cs="Courier New" w:hint="default"/>
-      </w:rPr>
-    </w:lvl>
-    <w:lvl w:ilvl="8" w:tplc="18090005" w:tentative="1">
-      <w:start w:val="1"/>
-      <w:numFmt w:val="bullet"/>
-      <w:lvlText w:val=""/>
-      <w:lvlJc w:val="left"/>
-      <w:pPr>
-        <w:ind w:left="6480" w:hanging="360"/>
-      </w:pPr>
-      <w:rPr>
-        <w:rFonts w:ascii="Wingdings" w:hAnsi="Wingdings" w:hint="default"/>
-      </w:rPr>
-    </w:lvl>
-  </w:abstractNum>
-  <w:abstractNum w:abstractNumId="42" w15:restartNumberingAfterBreak="0">
-    <w:nsid w:val="71D12832"/>
-    <w:multiLevelType w:val="hybridMultilevel"/>
-    <w:tmpl w:val="4DC605EE"/>
-    <w:lvl w:ilvl="0" w:tplc="D904EA5C">
-      <w:start w:val="1"/>
-      <w:numFmt w:val="decimal"/>
-      <w:lvlText w:val="%1."/>
-      <w:lvlJc w:val="left"/>
-      <w:pPr>
-        <w:ind w:left="720" w:hanging="360"/>
-      </w:pPr>
-      <w:rPr>
-        <w:b/>
-        <w:bCs/>
-      </w:rPr>
-    </w:lvl>
-    <w:lvl w:ilvl="1" w:tplc="18090019" w:tentative="1">
-      <w:start w:val="1"/>
-      <w:numFmt w:val="lowerLetter"/>
-      <w:lvlText w:val="%2."/>
-      <w:lvlJc w:val="left"/>
-      <w:pPr>
-        <w:ind w:left="1440" w:hanging="360"/>
-      </w:pPr>
-    </w:lvl>
-    <w:lvl w:ilvl="2" w:tplc="1809001B" w:tentative="1">
-      <w:start w:val="1"/>
-      <w:numFmt w:val="lowerRoman"/>
-      <w:lvlText w:val="%3."/>
-      <w:lvlJc w:val="right"/>
-      <w:pPr>
-        <w:ind w:left="2160" w:hanging="180"/>
-      </w:pPr>
-    </w:lvl>
-    <w:lvl w:ilvl="3" w:tplc="1809000F" w:tentative="1">
-      <w:start w:val="1"/>
-      <w:numFmt w:val="decimal"/>
-      <w:lvlText w:val="%4."/>
-      <w:lvlJc w:val="left"/>
-      <w:pPr>
-        <w:ind w:left="2880" w:hanging="360"/>
-      </w:pPr>
-    </w:lvl>
-    <w:lvl w:ilvl="4" w:tplc="18090019" w:tentative="1">
-      <w:start w:val="1"/>
-      <w:numFmt w:val="lowerLetter"/>
-      <w:lvlText w:val="%5."/>
-      <w:lvlJc w:val="left"/>
-      <w:pPr>
-        <w:ind w:left="3600" w:hanging="360"/>
-      </w:pPr>
-    </w:lvl>
-    <w:lvl w:ilvl="5" w:tplc="1809001B" w:tentative="1">
-      <w:start w:val="1"/>
-      <w:numFmt w:val="lowerRoman"/>
-      <w:lvlText w:val="%6."/>
-      <w:lvlJc w:val="right"/>
-      <w:pPr>
-        <w:ind w:left="4320" w:hanging="180"/>
-      </w:pPr>
-    </w:lvl>
-    <w:lvl w:ilvl="6" w:tplc="1809000F" w:tentative="1">
-      <w:start w:val="1"/>
-      <w:numFmt w:val="decimal"/>
-      <w:lvlText w:val="%7."/>
-      <w:lvlJc w:val="left"/>
-      <w:pPr>
-        <w:ind w:left="5040" w:hanging="360"/>
-      </w:pPr>
-    </w:lvl>
-    <w:lvl w:ilvl="7" w:tplc="18090019" w:tentative="1">
-      <w:start w:val="1"/>
-      <w:numFmt w:val="lowerLetter"/>
-      <w:lvlText w:val="%8."/>
-      <w:lvlJc w:val="left"/>
-      <w:pPr>
-        <w:ind w:left="5760" w:hanging="360"/>
-      </w:pPr>
-    </w:lvl>
-    <w:lvl w:ilvl="8" w:tplc="1809001B" w:tentative="1">
-      <w:start w:val="1"/>
-      <w:numFmt w:val="lowerRoman"/>
-      <w:lvlText w:val="%9."/>
-      <w:lvlJc w:val="right"/>
-      <w:pPr>
-        <w:ind w:left="6480" w:hanging="180"/>
-      </w:pPr>
-    </w:lvl>
-  </w:abstractNum>
-  <w:abstractNum w:abstractNumId="43" w15:restartNumberingAfterBreak="0">
-    <w:nsid w:val="730E2CE4"/>
-    <w:multiLevelType w:val="hybridMultilevel"/>
-    <w:tmpl w:val="B19C2364"/>
-    <w:lvl w:ilvl="0" w:tplc="18090001">
-      <w:start w:val="1"/>
-      <w:numFmt w:val="bullet"/>
-      <w:lvlText w:val=""/>
-      <w:lvlJc w:val="left"/>
-      <w:pPr>
-        <w:ind w:left="1440" w:hanging="360"/>
-      </w:pPr>
-      <w:rPr>
-        <w:rFonts w:ascii="Symbol" w:hAnsi="Symbol" w:hint="default"/>
-      </w:rPr>
-    </w:lvl>
-    <w:lvl w:ilvl="1" w:tplc="18090003" w:tentative="1">
-      <w:start w:val="1"/>
-      <w:numFmt w:val="bullet"/>
-      <w:lvlText w:val="o"/>
-      <w:lvlJc w:val="left"/>
-      <w:pPr>
-        <w:ind w:left="2160" w:hanging="360"/>
-      </w:pPr>
-      <w:rPr>
-        <w:rFonts w:ascii="Courier New" w:hAnsi="Courier New" w:cs="Courier New" w:hint="default"/>
-      </w:rPr>
-    </w:lvl>
-    <w:lvl w:ilvl="2" w:tplc="18090005" w:tentative="1">
-      <w:start w:val="1"/>
-      <w:numFmt w:val="bullet"/>
-      <w:lvlText w:val=""/>
-      <w:lvlJc w:val="left"/>
-      <w:pPr>
-        <w:ind w:left="2880" w:hanging="360"/>
-      </w:pPr>
-      <w:rPr>
-        <w:rFonts w:ascii="Wingdings" w:hAnsi="Wingdings" w:hint="default"/>
-      </w:rPr>
-    </w:lvl>
-    <w:lvl w:ilvl="3" w:tplc="18090001" w:tentative="1">
-      <w:start w:val="1"/>
-      <w:numFmt w:val="bullet"/>
-      <w:lvlText w:val=""/>
-      <w:lvlJc w:val="left"/>
-      <w:pPr>
-        <w:ind w:left="3600" w:hanging="360"/>
-      </w:pPr>
-      <w:rPr>
-        <w:rFonts w:ascii="Symbol" w:hAnsi="Symbol" w:hint="default"/>
-      </w:rPr>
-    </w:lvl>
-    <w:lvl w:ilvl="4" w:tplc="18090003" w:tentative="1">
-      <w:start w:val="1"/>
-      <w:numFmt w:val="bullet"/>
-      <w:lvlText w:val="o"/>
-      <w:lvlJc w:val="left"/>
-      <w:pPr>
-        <w:ind w:left="4320" w:hanging="360"/>
-      </w:pPr>
-      <w:rPr>
-        <w:rFonts w:ascii="Courier New" w:hAnsi="Courier New" w:cs="Courier New" w:hint="default"/>
-      </w:rPr>
-    </w:lvl>
-    <w:lvl w:ilvl="5" w:tplc="18090005" w:tentative="1">
-      <w:start w:val="1"/>
-      <w:numFmt w:val="bullet"/>
-      <w:lvlText w:val=""/>
-      <w:lvlJc w:val="left"/>
-      <w:pPr>
-        <w:ind w:left="5040" w:hanging="360"/>
-      </w:pPr>
-      <w:rPr>
-        <w:rFonts w:ascii="Wingdings" w:hAnsi="Wingdings" w:hint="default"/>
-      </w:rPr>
-    </w:lvl>
-    <w:lvl w:ilvl="6" w:tplc="18090001" w:tentative="1">
-      <w:start w:val="1"/>
-      <w:numFmt w:val="bullet"/>
-      <w:lvlText w:val=""/>
-      <w:lvlJc w:val="left"/>
-      <w:pPr>
-        <w:ind w:left="5760" w:hanging="360"/>
-      </w:pPr>
-      <w:rPr>
-        <w:rFonts w:ascii="Symbol" w:hAnsi="Symbol" w:hint="default"/>
-      </w:rPr>
-    </w:lvl>
-    <w:lvl w:ilvl="7" w:tplc="18090003" w:tentative="1">
-      <w:start w:val="1"/>
-      <w:numFmt w:val="bullet"/>
-      <w:lvlText w:val="o"/>
-      <w:lvlJc w:val="left"/>
-      <w:pPr>
-        <w:ind w:left="6480" w:hanging="360"/>
-      </w:pPr>
-      <w:rPr>
-        <w:rFonts w:ascii="Courier New" w:hAnsi="Courier New" w:cs="Courier New" w:hint="default"/>
-      </w:rPr>
-    </w:lvl>
-    <w:lvl w:ilvl="8" w:tplc="18090005" w:tentative="1">
-      <w:start w:val="1"/>
-      <w:numFmt w:val="bullet"/>
-      <w:lvlText w:val=""/>
-      <w:lvlJc w:val="left"/>
-      <w:pPr>
-        <w:ind w:left="7200" w:hanging="360"/>
-      </w:pPr>
-      <w:rPr>
-        <w:rFonts w:ascii="Wingdings" w:hAnsi="Wingdings" w:hint="default"/>
-      </w:rPr>
-    </w:lvl>
-  </w:abstractNum>
-  <w:abstractNum w:abstractNumId="44" w15:restartNumberingAfterBreak="0">
-    <w:nsid w:val="735250AE"/>
-    <w:multiLevelType w:val="hybridMultilevel"/>
-    <w:tmpl w:val="0486C16C"/>
-    <w:lvl w:ilvl="0" w:tplc="F0B85852">
-      <w:start w:val="1"/>
-      <w:numFmt w:val="decimal"/>
-      <w:lvlText w:val="%1."/>
-      <w:lvlJc w:val="left"/>
-      <w:pPr>
-        <w:ind w:left="1080" w:hanging="360"/>
-      </w:pPr>
-      <w:rPr>
-        <w:b/>
-        <w:bCs/>
-      </w:rPr>
-    </w:lvl>
-    <w:lvl w:ilvl="1" w:tplc="18090019" w:tentative="1">
-      <w:start w:val="1"/>
-      <w:numFmt w:val="lowerLetter"/>
-      <w:lvlText w:val="%2."/>
-      <w:lvlJc w:val="left"/>
-      <w:pPr>
-        <w:ind w:left="1800" w:hanging="360"/>
-      </w:pPr>
-    </w:lvl>
-    <w:lvl w:ilvl="2" w:tplc="1809001B" w:tentative="1">
-      <w:start w:val="1"/>
-      <w:numFmt w:val="lowerRoman"/>
-      <w:lvlText w:val="%3."/>
-      <w:lvlJc w:val="right"/>
-      <w:pPr>
-        <w:ind w:left="2520" w:hanging="180"/>
-      </w:pPr>
-    </w:lvl>
-    <w:lvl w:ilvl="3" w:tplc="1809000F" w:tentative="1">
-      <w:start w:val="1"/>
-      <w:numFmt w:val="decimal"/>
-      <w:lvlText w:val="%4."/>
-      <w:lvlJc w:val="left"/>
-      <w:pPr>
-        <w:ind w:left="3240" w:hanging="360"/>
-      </w:pPr>
-    </w:lvl>
-    <w:lvl w:ilvl="4" w:tplc="18090019" w:tentative="1">
-      <w:start w:val="1"/>
-      <w:numFmt w:val="lowerLetter"/>
-      <w:lvlText w:val="%5."/>
-      <w:lvlJc w:val="left"/>
-      <w:pPr>
-        <w:ind w:left="3960" w:hanging="360"/>
-      </w:pPr>
-    </w:lvl>
-    <w:lvl w:ilvl="5" w:tplc="1809001B" w:tentative="1">
-      <w:start w:val="1"/>
-      <w:numFmt w:val="lowerRoman"/>
-      <w:lvlText w:val="%6."/>
-      <w:lvlJc w:val="right"/>
-      <w:pPr>
-        <w:ind w:left="4680" w:hanging="180"/>
-      </w:pPr>
-    </w:lvl>
-    <w:lvl w:ilvl="6" w:tplc="1809000F" w:tentative="1">
-      <w:start w:val="1"/>
-      <w:numFmt w:val="decimal"/>
-      <w:lvlText w:val="%7."/>
-      <w:lvlJc w:val="left"/>
-      <w:pPr>
-        <w:ind w:left="5400" w:hanging="360"/>
-      </w:pPr>
-    </w:lvl>
-    <w:lvl w:ilvl="7" w:tplc="18090019" w:tentative="1">
-      <w:start w:val="1"/>
-      <w:numFmt w:val="lowerLetter"/>
-      <w:lvlText w:val="%8."/>
-      <w:lvlJc w:val="left"/>
-      <w:pPr>
-        <w:ind w:left="6120" w:hanging="360"/>
-      </w:pPr>
-    </w:lvl>
-    <w:lvl w:ilvl="8" w:tplc="1809001B" w:tentative="1">
-      <w:start w:val="1"/>
-      <w:numFmt w:val="lowerRoman"/>
-      <w:lvlText w:val="%9."/>
-      <w:lvlJc w:val="right"/>
-      <w:pPr>
-        <w:ind w:left="6840" w:hanging="180"/>
-      </w:pPr>
-    </w:lvl>
-  </w:abstractNum>
-  <w:abstractNum w:abstractNumId="45" w15:restartNumberingAfterBreak="0">
-    <w:nsid w:val="768807E1"/>
-    <w:multiLevelType w:val="multilevel"/>
-    <w:tmpl w:val="DF78BF4E"/>
-    <w:lvl w:ilvl="0">
-      <w:start w:val="1"/>
-      <w:numFmt w:val="bullet"/>
-      <w:lvlText w:val=""/>
-      <w:lvlJc w:val="left"/>
-      <w:pPr>
-        <w:tabs>
-          <w:tab w:val="num" w:pos="720"/>
-        </w:tabs>
-        <w:ind w:left="720" w:hanging="360"/>
-      </w:pPr>
-      <w:rPr>
-        <w:rFonts w:ascii="Symbol" w:hAnsi="Symbol" w:hint="default"/>
-        <w:sz w:val="20"/>
-      </w:rPr>
-    </w:lvl>
-    <w:lvl w:ilvl="1" w:tentative="1">
-      <w:start w:val="1"/>
-      <w:numFmt w:val="bullet"/>
-      <w:lvlText w:val="o"/>
-      <w:lvlJc w:val="left"/>
-      <w:pPr>
-        <w:tabs>
-          <w:tab w:val="num" w:pos="1440"/>
-        </w:tabs>
-        <w:ind w:left="1440" w:hanging="360"/>
-      </w:pPr>
-      <w:rPr>
-        <w:rFonts w:ascii="Courier New" w:hAnsi="Courier New" w:hint="default"/>
-        <w:sz w:val="20"/>
-      </w:rPr>
-    </w:lvl>
-    <w:lvl w:ilvl="2" w:tentative="1">
-      <w:start w:val="1"/>
-      <w:numFmt w:val="bullet"/>
-      <w:lvlText w:val=""/>
-      <w:lvlJc w:val="left"/>
-      <w:pPr>
-        <w:tabs>
-          <w:tab w:val="num" w:pos="2160"/>
-        </w:tabs>
-        <w:ind w:left="2160" w:hanging="360"/>
-      </w:pPr>
-      <w:rPr>
-        <w:rFonts w:ascii="Wingdings" w:hAnsi="Wingdings" w:hint="default"/>
-        <w:sz w:val="20"/>
-      </w:rPr>
-    </w:lvl>
-    <w:lvl w:ilvl="3" w:tentative="1">
-      <w:start w:val="1"/>
-      <w:numFmt w:val="bullet"/>
-      <w:lvlText w:val=""/>
-      <w:lvlJc w:val="left"/>
-      <w:pPr>
-        <w:tabs>
-          <w:tab w:val="num" w:pos="2880"/>
-        </w:tabs>
-        <w:ind w:left="2880" w:hanging="360"/>
-      </w:pPr>
-      <w:rPr>
-        <w:rFonts w:ascii="Wingdings" w:hAnsi="Wingdings" w:hint="default"/>
-        <w:sz w:val="20"/>
-      </w:rPr>
-    </w:lvl>
-    <w:lvl w:ilvl="4" w:tentative="1">
-      <w:start w:val="1"/>
-      <w:numFmt w:val="bullet"/>
-      <w:lvlText w:val=""/>
-      <w:lvlJc w:val="left"/>
-      <w:pPr>
-        <w:tabs>
-          <w:tab w:val="num" w:pos="3600"/>
-        </w:tabs>
-        <w:ind w:left="3600" w:hanging="360"/>
-      </w:pPr>
-      <w:rPr>
-        <w:rFonts w:ascii="Wingdings" w:hAnsi="Wingdings" w:hint="default"/>
-        <w:sz w:val="20"/>
-      </w:rPr>
-    </w:lvl>
-    <w:lvl w:ilvl="5" w:tentative="1">
-      <w:start w:val="1"/>
-      <w:numFmt w:val="bullet"/>
-      <w:lvlText w:val=""/>
-      <w:lvlJc w:val="left"/>
-      <w:pPr>
-        <w:tabs>
-          <w:tab w:val="num" w:pos="4320"/>
-        </w:tabs>
-        <w:ind w:left="4320" w:hanging="360"/>
-      </w:pPr>
-      <w:rPr>
-        <w:rFonts w:ascii="Wingdings" w:hAnsi="Wingdings" w:hint="default"/>
-        <w:sz w:val="20"/>
-      </w:rPr>
-    </w:lvl>
-    <w:lvl w:ilvl="6" w:tentative="1">
-      <w:start w:val="1"/>
-      <w:numFmt w:val="bullet"/>
-      <w:lvlText w:val=""/>
-      <w:lvlJc w:val="left"/>
-      <w:pPr>
-        <w:tabs>
-          <w:tab w:val="num" w:pos="5040"/>
-        </w:tabs>
-        <w:ind w:left="5040" w:hanging="360"/>
-      </w:pPr>
-      <w:rPr>
-        <w:rFonts w:ascii="Wingdings" w:hAnsi="Wingdings" w:hint="default"/>
-        <w:sz w:val="20"/>
-      </w:rPr>
-    </w:lvl>
-    <w:lvl w:ilvl="7" w:tentative="1">
-      <w:start w:val="1"/>
-      <w:numFmt w:val="bullet"/>
-      <w:lvlText w:val=""/>
-      <w:lvlJc w:val="left"/>
-      <w:pPr>
-        <w:tabs>
-          <w:tab w:val="num" w:pos="5760"/>
-        </w:tabs>
-        <w:ind w:left="5760" w:hanging="360"/>
-      </w:pPr>
-      <w:rPr>
-        <w:rFonts w:ascii="Wingdings" w:hAnsi="Wingdings" w:hint="default"/>
-        <w:sz w:val="20"/>
-      </w:rPr>
-    </w:lvl>
-    <w:lvl w:ilvl="8" w:tentative="1">
-      <w:start w:val="1"/>
-      <w:numFmt w:val="bullet"/>
-      <w:lvlText w:val=""/>
-      <w:lvlJc w:val="left"/>
-      <w:pPr>
-        <w:tabs>
-          <w:tab w:val="num" w:pos="6480"/>
-        </w:tabs>
-        <w:ind w:left="6480" w:hanging="360"/>
-      </w:pPr>
-      <w:rPr>
-        <w:rFonts w:ascii="Wingdings" w:hAnsi="Wingdings" w:hint="default"/>
-        <w:sz w:val="20"/>
-      </w:rPr>
-    </w:lvl>
-  </w:abstractNum>
-  <w:abstractNum w:abstractNumId="46" w15:restartNumberingAfterBreak="0">
-    <w:nsid w:val="77567B85"/>
-    <w:multiLevelType w:val="multilevel"/>
-    <w:tmpl w:val="0270F6FC"/>
-    <w:lvl w:ilvl="0">
-      <w:start w:val="1"/>
-      <w:numFmt w:val="bullet"/>
-      <w:lvlText w:val=""/>
-      <w:lvlJc w:val="left"/>
-      <w:pPr>
-        <w:tabs>
-          <w:tab w:val="num" w:pos="720"/>
-        </w:tabs>
-        <w:ind w:left="720" w:hanging="360"/>
-      </w:pPr>
-      <w:rPr>
-        <w:rFonts w:ascii="Symbol" w:hAnsi="Symbol" w:hint="default"/>
-        <w:sz w:val="20"/>
-      </w:rPr>
-    </w:lvl>
-    <w:lvl w:ilvl="1" w:tentative="1">
-      <w:start w:val="1"/>
-      <w:numFmt w:val="bullet"/>
-      <w:lvlText w:val="o"/>
-      <w:lvlJc w:val="left"/>
-      <w:pPr>
-        <w:tabs>
-          <w:tab w:val="num" w:pos="1440"/>
-        </w:tabs>
-        <w:ind w:left="1440" w:hanging="360"/>
-      </w:pPr>
-      <w:rPr>
-        <w:rFonts w:ascii="Courier New" w:hAnsi="Courier New" w:hint="default"/>
-        <w:sz w:val="20"/>
-      </w:rPr>
-    </w:lvl>
-    <w:lvl w:ilvl="2" w:tentative="1">
-      <w:start w:val="1"/>
-      <w:numFmt w:val="bullet"/>
-      <w:lvlText w:val=""/>
-      <w:lvlJc w:val="left"/>
-      <w:pPr>
-        <w:tabs>
-          <w:tab w:val="num" w:pos="2160"/>
-        </w:tabs>
-        <w:ind w:left="2160" w:hanging="360"/>
-      </w:pPr>
-      <w:rPr>
-        <w:rFonts w:ascii="Wingdings" w:hAnsi="Wingdings" w:hint="default"/>
-        <w:sz w:val="20"/>
-      </w:rPr>
-    </w:lvl>
-    <w:lvl w:ilvl="3" w:tentative="1">
-      <w:start w:val="1"/>
-      <w:numFmt w:val="bullet"/>
-      <w:lvlText w:val=""/>
-      <w:lvlJc w:val="left"/>
-      <w:pPr>
-        <w:tabs>
-          <w:tab w:val="num" w:pos="2880"/>
-        </w:tabs>
-        <w:ind w:left="2880" w:hanging="360"/>
-      </w:pPr>
-      <w:rPr>
-        <w:rFonts w:ascii="Wingdings" w:hAnsi="Wingdings" w:hint="default"/>
-        <w:sz w:val="20"/>
-      </w:rPr>
-    </w:lvl>
-    <w:lvl w:ilvl="4" w:tentative="1">
-      <w:start w:val="1"/>
-      <w:numFmt w:val="bullet"/>
-      <w:lvlText w:val=""/>
-      <w:lvlJc w:val="left"/>
-      <w:pPr>
-        <w:tabs>
-          <w:tab w:val="num" w:pos="3600"/>
-        </w:tabs>
-        <w:ind w:left="3600" w:hanging="360"/>
-      </w:pPr>
-      <w:rPr>
-        <w:rFonts w:ascii="Wingdings" w:hAnsi="Wingdings" w:hint="default"/>
-        <w:sz w:val="20"/>
-      </w:rPr>
-    </w:lvl>
-    <w:lvl w:ilvl="5" w:tentative="1">
-      <w:start w:val="1"/>
-      <w:numFmt w:val="bullet"/>
-      <w:lvlText w:val=""/>
-      <w:lvlJc w:val="left"/>
-      <w:pPr>
-        <w:tabs>
-          <w:tab w:val="num" w:pos="4320"/>
-        </w:tabs>
-        <w:ind w:left="4320" w:hanging="360"/>
-      </w:pPr>
-      <w:rPr>
-        <w:rFonts w:ascii="Wingdings" w:hAnsi="Wingdings" w:hint="default"/>
-        <w:sz w:val="20"/>
-      </w:rPr>
-    </w:lvl>
-    <w:lvl w:ilvl="6" w:tentative="1">
-      <w:start w:val="1"/>
-      <w:numFmt w:val="bullet"/>
-      <w:lvlText w:val=""/>
-      <w:lvlJc w:val="left"/>
-      <w:pPr>
-        <w:tabs>
-          <w:tab w:val="num" w:pos="5040"/>
-        </w:tabs>
-        <w:ind w:left="5040" w:hanging="360"/>
-      </w:pPr>
-      <w:rPr>
-        <w:rFonts w:ascii="Wingdings" w:hAnsi="Wingdings" w:hint="default"/>
-        <w:sz w:val="20"/>
-      </w:rPr>
-    </w:lvl>
-    <w:lvl w:ilvl="7" w:tentative="1">
-      <w:start w:val="1"/>
-      <w:numFmt w:val="bullet"/>
-      <w:lvlText w:val=""/>
-      <w:lvlJc w:val="left"/>
-      <w:pPr>
-        <w:tabs>
-          <w:tab w:val="num" w:pos="5760"/>
-        </w:tabs>
-        <w:ind w:left="5760" w:hanging="360"/>
-      </w:pPr>
-      <w:rPr>
-        <w:rFonts w:ascii="Wingdings" w:hAnsi="Wingdings" w:hint="default"/>
-        <w:sz w:val="20"/>
-      </w:rPr>
-    </w:lvl>
-    <w:lvl w:ilvl="8" w:tentative="1">
-      <w:start w:val="1"/>
-      <w:numFmt w:val="bullet"/>
-      <w:lvlText w:val=""/>
-      <w:lvlJc w:val="left"/>
-      <w:pPr>
-        <w:tabs>
-          <w:tab w:val="num" w:pos="6480"/>
-        </w:tabs>
-        <w:ind w:left="6480" w:hanging="360"/>
-      </w:pPr>
-      <w:rPr>
-        <w:rFonts w:ascii="Wingdings" w:hAnsi="Wingdings" w:hint="default"/>
-        <w:sz w:val="20"/>
-      </w:rPr>
-    </w:lvl>
-  </w:abstractNum>
-  <w:abstractNum w:abstractNumId="47" w15:restartNumberingAfterBreak="0">
-    <w:nsid w:val="7A014B14"/>
-    <w:multiLevelType w:val="multilevel"/>
-    <w:tmpl w:val="F71697B6"/>
-    <w:lvl w:ilvl="0">
-      <w:start w:val="1"/>
-      <w:numFmt w:val="decimal"/>
-      <w:lvlText w:val="%1."/>
-      <w:lvlJc w:val="left"/>
-      <w:pPr>
-        <w:ind w:left="864" w:hanging="504"/>
-      </w:pPr>
-      <w:rPr>
-        <w:rFonts w:hint="default"/>
-        <w:color w:val="auto"/>
-        <w:sz w:val="32"/>
-        <w:szCs w:val="32"/>
-      </w:rPr>
-    </w:lvl>
-    <w:lvl w:ilvl="1">
-      <w:start w:val="1"/>
-      <w:numFmt w:val="decimal"/>
-      <w:isLgl/>
-      <w:lvlText w:val="%1.%2"/>
-      <w:lvlJc w:val="left"/>
-      <w:pPr>
-        <w:ind w:left="1296" w:hanging="576"/>
-      </w:pPr>
-      <w:rPr>
-        <w:rFonts w:hint="default"/>
-        <w:b/>
-        <w:bCs/>
-        <w:color w:val="auto"/>
-        <w:sz w:val="30"/>
-        <w:szCs w:val="30"/>
-      </w:rPr>
-    </w:lvl>
-    <w:lvl w:ilvl="2">
-      <w:start w:val="1"/>
-      <w:numFmt w:val="decimal"/>
-      <w:isLgl/>
-      <w:lvlText w:val="%1.%2.%3"/>
-      <w:lvlJc w:val="left"/>
-      <w:pPr>
-        <w:ind w:left="2520" w:hanging="720"/>
-      </w:pPr>
-      <w:rPr>
         <w:rFonts w:ascii="Times New Roman" w:hAnsi="Times New Roman" w:cs="Times New Roman" w:hint="default"/>
         <w:b/>
         <w:bCs/>
@@ -19280,244 +14419,28 @@
       </w:rPr>
     </w:lvl>
   </w:abstractNum>
-  <w:abstractNum w:abstractNumId="48" w15:restartNumberingAfterBreak="0">
-    <w:nsid w:val="7F7E6B26"/>
-    <w:multiLevelType w:val="hybridMultilevel"/>
-    <w:tmpl w:val="BC86FF24"/>
-    <w:lvl w:ilvl="0" w:tplc="C5D64948">
-      <w:start w:val="1"/>
-      <w:numFmt w:val="decimal"/>
-      <w:lvlText w:val="%1."/>
-      <w:lvlJc w:val="left"/>
-      <w:pPr>
-        <w:ind w:left="720" w:hanging="360"/>
-      </w:pPr>
-      <w:rPr>
-        <w:b/>
-        <w:bCs/>
-      </w:rPr>
-    </w:lvl>
-    <w:lvl w:ilvl="1" w:tplc="18090019" w:tentative="1">
-      <w:start w:val="1"/>
-      <w:numFmt w:val="lowerLetter"/>
-      <w:lvlText w:val="%2."/>
-      <w:lvlJc w:val="left"/>
-      <w:pPr>
-        <w:ind w:left="1440" w:hanging="360"/>
-      </w:pPr>
-    </w:lvl>
-    <w:lvl w:ilvl="2" w:tplc="1809001B" w:tentative="1">
-      <w:start w:val="1"/>
-      <w:numFmt w:val="lowerRoman"/>
-      <w:lvlText w:val="%3."/>
-      <w:lvlJc w:val="right"/>
-      <w:pPr>
-        <w:ind w:left="2160" w:hanging="180"/>
-      </w:pPr>
-    </w:lvl>
-    <w:lvl w:ilvl="3" w:tplc="1809000F" w:tentative="1">
-      <w:start w:val="1"/>
-      <w:numFmt w:val="decimal"/>
-      <w:lvlText w:val="%4."/>
-      <w:lvlJc w:val="left"/>
-      <w:pPr>
-        <w:ind w:left="2880" w:hanging="360"/>
-      </w:pPr>
-    </w:lvl>
-    <w:lvl w:ilvl="4" w:tplc="18090019" w:tentative="1">
-      <w:start w:val="1"/>
-      <w:numFmt w:val="lowerLetter"/>
-      <w:lvlText w:val="%5."/>
-      <w:lvlJc w:val="left"/>
-      <w:pPr>
-        <w:ind w:left="3600" w:hanging="360"/>
-      </w:pPr>
-    </w:lvl>
-    <w:lvl w:ilvl="5" w:tplc="1809001B" w:tentative="1">
-      <w:start w:val="1"/>
-      <w:numFmt w:val="lowerRoman"/>
-      <w:lvlText w:val="%6."/>
-      <w:lvlJc w:val="right"/>
-      <w:pPr>
-        <w:ind w:left="4320" w:hanging="180"/>
-      </w:pPr>
-    </w:lvl>
-    <w:lvl w:ilvl="6" w:tplc="1809000F" w:tentative="1">
-      <w:start w:val="1"/>
-      <w:numFmt w:val="decimal"/>
-      <w:lvlText w:val="%7."/>
-      <w:lvlJc w:val="left"/>
-      <w:pPr>
-        <w:ind w:left="5040" w:hanging="360"/>
-      </w:pPr>
-    </w:lvl>
-    <w:lvl w:ilvl="7" w:tplc="18090019" w:tentative="1">
-      <w:start w:val="1"/>
-      <w:numFmt w:val="lowerLetter"/>
-      <w:lvlText w:val="%8."/>
-      <w:lvlJc w:val="left"/>
-      <w:pPr>
-        <w:ind w:left="5760" w:hanging="360"/>
-      </w:pPr>
-    </w:lvl>
-    <w:lvl w:ilvl="8" w:tplc="1809001B" w:tentative="1">
-      <w:start w:val="1"/>
-      <w:numFmt w:val="lowerRoman"/>
-      <w:lvlText w:val="%9."/>
-      <w:lvlJc w:val="right"/>
-      <w:pPr>
-        <w:ind w:left="6480" w:hanging="180"/>
-      </w:pPr>
-    </w:lvl>
-  </w:abstractNum>
   <w:num w:numId="1" w16cid:durableId="181826579">
-    <w:abstractNumId w:val="9"/>
+    <w:abstractNumId w:val="1"/>
   </w:num>
   <w:num w:numId="2" w16cid:durableId="1435512104">
-    <w:abstractNumId w:val="47"/>
+    <w:abstractNumId w:val="6"/>
   </w:num>
-  <w:num w:numId="3" w16cid:durableId="1848860497">
-    <w:abstractNumId w:val="40"/>
+  <w:num w:numId="3" w16cid:durableId="1237668691">
+    <w:abstractNumId w:val="5"/>
   </w:num>
-  <w:num w:numId="4" w16cid:durableId="203060006">
-    <w:abstractNumId w:val="29"/>
+  <w:num w:numId="4" w16cid:durableId="1327055717">
+    <w:abstractNumId w:val="3"/>
   </w:num>
-  <w:num w:numId="5" w16cid:durableId="449935456">
-    <w:abstractNumId w:val="33"/>
+  <w:num w:numId="5" w16cid:durableId="1788893213">
+    <w:abstractNumId w:val="0"/>
   </w:num>
-  <w:num w:numId="6" w16cid:durableId="1493909927">
-    <w:abstractNumId w:val="44"/>
-  </w:num>
-  <w:num w:numId="7" w16cid:durableId="139079592">
-    <w:abstractNumId w:val="42"/>
-  </w:num>
-  <w:num w:numId="8" w16cid:durableId="1467775644">
-    <w:abstractNumId w:val="21"/>
-  </w:num>
-  <w:num w:numId="9" w16cid:durableId="1789425418">
+  <w:num w:numId="6" w16cid:durableId="1488060446">
     <w:abstractNumId w:val="2"/>
   </w:num>
-  <w:num w:numId="10" w16cid:durableId="1948392299">
-    <w:abstractNumId w:val="12"/>
-  </w:num>
-  <w:num w:numId="11" w16cid:durableId="154885650">
-    <w:abstractNumId w:val="10"/>
-  </w:num>
-  <w:num w:numId="12" w16cid:durableId="1034499952">
-    <w:abstractNumId w:val="43"/>
-  </w:num>
-  <w:num w:numId="13" w16cid:durableId="800073175">
-    <w:abstractNumId w:val="38"/>
-  </w:num>
-  <w:num w:numId="14" w16cid:durableId="87697557">
-    <w:abstractNumId w:val="1"/>
-  </w:num>
-  <w:num w:numId="15" w16cid:durableId="72047217">
-    <w:abstractNumId w:val="41"/>
-  </w:num>
-  <w:num w:numId="16" w16cid:durableId="636422382">
-    <w:abstractNumId w:val="7"/>
-  </w:num>
-  <w:num w:numId="17" w16cid:durableId="91559878">
-    <w:abstractNumId w:val="32"/>
-  </w:num>
-  <w:num w:numId="18" w16cid:durableId="574360654">
-    <w:abstractNumId w:val="27"/>
-  </w:num>
-  <w:num w:numId="19" w16cid:durableId="271017689">
-    <w:abstractNumId w:val="34"/>
-  </w:num>
-  <w:num w:numId="20" w16cid:durableId="1958757724">
-    <w:abstractNumId w:val="46"/>
-  </w:num>
-  <w:num w:numId="21" w16cid:durableId="1713310693">
-    <w:abstractNumId w:val="11"/>
-  </w:num>
-  <w:num w:numId="22" w16cid:durableId="1325158038">
-    <w:abstractNumId w:val="14"/>
-  </w:num>
-  <w:num w:numId="23" w16cid:durableId="1434745602">
-    <w:abstractNumId w:val="45"/>
-  </w:num>
-  <w:num w:numId="24" w16cid:durableId="1450272972">
-    <w:abstractNumId w:val="35"/>
-  </w:num>
-  <w:num w:numId="25" w16cid:durableId="1026252662">
-    <w:abstractNumId w:val="5"/>
-  </w:num>
-  <w:num w:numId="26" w16cid:durableId="1658991784">
-    <w:abstractNumId w:val="26"/>
-  </w:num>
-  <w:num w:numId="27" w16cid:durableId="731972392">
-    <w:abstractNumId w:val="22"/>
-  </w:num>
-  <w:num w:numId="28" w16cid:durableId="1581132572">
-    <w:abstractNumId w:val="6"/>
-  </w:num>
-  <w:num w:numId="29" w16cid:durableId="1646927338">
-    <w:abstractNumId w:val="37"/>
-  </w:num>
-  <w:num w:numId="30" w16cid:durableId="1858812919">
-    <w:abstractNumId w:val="23"/>
-  </w:num>
-  <w:num w:numId="31" w16cid:durableId="1054815535">
-    <w:abstractNumId w:val="48"/>
-  </w:num>
-  <w:num w:numId="32" w16cid:durableId="1065881106">
-    <w:abstractNumId w:val="30"/>
-  </w:num>
-  <w:num w:numId="33" w16cid:durableId="1237668691">
-    <w:abstractNumId w:val="31"/>
-  </w:num>
-  <w:num w:numId="34" w16cid:durableId="1327055717">
-    <w:abstractNumId w:val="15"/>
-  </w:num>
-  <w:num w:numId="35" w16cid:durableId="1788893213">
+  <w:num w:numId="7" w16cid:durableId="1064764890">
     <w:abstractNumId w:val="4"/>
   </w:num>
-  <w:num w:numId="36" w16cid:durableId="924537586">
-    <w:abstractNumId w:val="20"/>
-  </w:num>
-  <w:num w:numId="37" w16cid:durableId="624165551">
-    <w:abstractNumId w:val="16"/>
-  </w:num>
-  <w:num w:numId="38" w16cid:durableId="1762140315">
-    <w:abstractNumId w:val="3"/>
-  </w:num>
-  <w:num w:numId="39" w16cid:durableId="1488060446">
-    <w:abstractNumId w:val="13"/>
-  </w:num>
-  <w:num w:numId="40" w16cid:durableId="397017899">
-    <w:abstractNumId w:val="0"/>
-  </w:num>
-  <w:num w:numId="41" w16cid:durableId="251008069">
-    <w:abstractNumId w:val="25"/>
-  </w:num>
-  <w:num w:numId="42" w16cid:durableId="1813015476">
-    <w:abstractNumId w:val="36"/>
-  </w:num>
-  <w:num w:numId="43" w16cid:durableId="1934820186">
-    <w:abstractNumId w:val="28"/>
-  </w:num>
-  <w:num w:numId="44" w16cid:durableId="1838572191">
-    <w:abstractNumId w:val="24"/>
-  </w:num>
-  <w:num w:numId="45" w16cid:durableId="1064764890">
-    <w:abstractNumId w:val="17"/>
-  </w:num>
-  <w:num w:numId="46" w16cid:durableId="938021358">
-    <w:abstractNumId w:val="8"/>
-  </w:num>
-  <w:num w:numId="47" w16cid:durableId="695277551">
-    <w:abstractNumId w:val="39"/>
-  </w:num>
-  <w:num w:numId="48" w16cid:durableId="1508670089">
-    <w:abstractNumId w:val="19"/>
-  </w:num>
-  <w:num w:numId="49" w16cid:durableId="1902670566">
-    <w:abstractNumId w:val="18"/>
-  </w:num>
-  <w:numIdMacAtCleanup w:val="12"/>
+  <w:numIdMacAtCleanup w:val="7"/>
 </w:numbering>
 </file>
 
@@ -19987,7 +14910,6 @@
   <w:style w:type="character" w:default="1" w:styleId="DefaultParagraphFont">
     <w:name w:val="Default Paragraph Font"/>
     <w:uiPriority w:val="1"/>
-    <w:semiHidden/>
     <w:unhideWhenUsed/>
   </w:style>
   <w:style w:type="table" w:default="1" w:styleId="TableNormal">
